--- a/docs/studienskripte/word-rohfassungen/wirkungsmanagement-v2.docx
+++ b/docs/studienskripte/word-rohfassungen/wirkungsmanagement-v2.docx
@@ -29,47 +29,7 @@
     </w:p>
     <w:p>
       <w:r>
-        <w:t>Track: Wirkungsmanagement</w:t>
-      </w:r>
-    </w:p>
-    <w:p>
-      <w:r>
-        <w:t>Kurscode: wirkungsmanagement</w:t>
-      </w:r>
-    </w:p>
-    <w:p>
-      <w:r>
-        <w:t>Vorlesungscode: WM-V2</w:t>
-      </w:r>
-    </w:p>
-    <w:p>
-      <w:r>
-        <w:t>Modul/Abschnitt: WM</w:t>
-      </w:r>
-    </w:p>
-    <w:p>
-      <w:r>
-        <w:t>Titel: Wirkungsräume, Wirkungsempfänger, Stakeholder und Wirkpfade</w:t>
-      </w:r>
-    </w:p>
-    <w:p>
-      <w:r>
-        <w:t>Status: Rohfassung V0 · Sprint-Produktionslauf · muss im nächsten Tiefensprint auf 40-50 Seiten erweitert werden</w:t>
-      </w:r>
-    </w:p>
-    <w:p>
-      <w:r>
-        <w:t>Quelle: woek-akademie-app/docs/lehrgaenge/wirkungsmanagement-v2-wirkungsempfaenger-wirkpfade.md</w:t>
-      </w:r>
-    </w:p>
-    <w:p>
-      <w:r>
-        <w:t>Ablage: Markdown-Master in content/studienskripte/wirkungsmanagement-v2.md, Word-Rohfassung in docs/studienskripte/word-rohfassungen/wirkungsmanagement-v2.docx</w:t>
-      </w:r>
-    </w:p>
-    <w:p>
-      <w:r>
-        <w:t>Wissensbasis: aktuelles Grundlagenwerk, Website-Korpus inklusive Journal, Akademie-Quelltexte, Glossar, interne Dossiers und externe Fachquellen</w:t>
+        <w:t>Track: Wirkungsmanagement Kurscode: wirkungsmanagement Vorlesungscode: WM-V2 Modul/Abschnitt: WM Titel: Wirkungsräume, Wirkungsempfänger, Stakeholder und Wirkpfade Status: Rohfassung V0 · Sprint-Produktionslauf · muss im nächsten Tiefensprint auf 40-50 Seiten erweitert werden Quelle: woek-akademie-app/docs/lehrgaenge/wirkungsmanagement-v2-wirkungsempfaenger-wirkpfade.md Ablage: Markdown-Master in content/studienskripte/wirkungsmanagement-v2.md, Word-Rohfassung in docs/studienskripte/word-rohfassungen/wirkungsmanagement-v2.docx Wissensbasis: aktuelles Grundlagenwerk, Website-Korpus inklusive Journal, Akademie-Quelltexte, Glossar, interne Dossiers und externe Fachquellen</w:t>
       </w:r>
     </w:p>
     <w:p>
@@ -171,27 +131,7 @@
     </w:p>
     <w:p>
       <w:r>
-        <w:t>Track / Kurscode: wirkungsmanagement</w:t>
-      </w:r>
-    </w:p>
-    <w:p>
-      <w:r>
-        <w:t>Vorlesungscode: WM-V2</w:t>
-      </w:r>
-    </w:p>
-    <w:p>
-      <w:r>
-        <w:t>Empfohlene Dauer: ~50 Min · Videolänge: ~15 Min</w:t>
-      </w:r>
-    </w:p>
-    <w:p>
-      <w:r>
-        <w:t>Voraussetzung: WM-V1</w:t>
-      </w:r>
-    </w:p>
-    <w:p>
-      <w:r>
-        <w:t>Führende Quellen (Repo): source-assets/originals/WOeK_Begriffsleitfaden_fuehrend_v1.0.md (§5) · docs/praxis/Lieferkette_Wirkungsoekonomie_v1.1.md · Glossar begriffe/</w:t>
+        <w:t>Track / Kurscode: wirkungsmanagement Vorlesungscode: WM-V2 Empfohlene Dauer: ~50 Min · Videolänge: ~15 Min Voraussetzung: WM-V1 Führende Quellen (Repo): source-assets/originals/WOeK_Begriffsleitfaden_fuehrend_v1.0.md (§5) · docs/praxis/Lieferkette_Wirkungsoekonomie_v1.1.md · Glossar begriffe/</w:t>
       </w:r>
     </w:p>
     <w:p>
@@ -1172,42 +1112,7 @@
     </w:p>
     <w:p>
       <w:r>
-        <w:t>```chart-spec</w:t>
-      </w:r>
-    </w:p>
-    <w:p>
-      <w:r>
-        <w:t>slug: wirkungsmanagement-v2-wirkpfad</w:t>
-      </w:r>
-    </w:p>
-    <w:p>
-      <w:r>
-        <w:t>type: wirkpfad</w:t>
-      </w:r>
-    </w:p>
-    <w:p>
-      <w:r>
-        <w:t>reuse_first: true</w:t>
-      </w:r>
-    </w:p>
-    <w:p>
-      <w:r>
-        <w:t>preferred_asset: content/studienskripte/assets/wirkungsmanagement-v2/wirkungsmanagement-v2-wirkpfad.svg</w:t>
-      </w:r>
-    </w:p>
-    <w:p>
-      <w:r>
-        <w:t>message: Wirkungsräume, Wirkungsempfänger, Stakeholder und Wirkpfade wird als Wirkpfad von Auslöser über Mechanismus, Wirkungsempfänger und Zustandsveränderung bis zur Rückkopplung dargestellt.</w:t>
-      </w:r>
-    </w:p>
-    <w:p>
-      <w:r>
-        <w:t>source: WÖk-Grundlagenwerk, Website-Korpus, Akademie-Quelltexte, Glossar</w:t>
-      </w:r>
-    </w:p>
-    <w:p>
-      <w:r>
-        <w:t>```</w:t>
+        <w:t>``chart-spec slug: wirkungsmanagement-v2-wirkpfad type: wirkpfad reuse_first: true preferred_asset: content/studienskripte/assets/wirkungsmanagement-v2/wirkungsmanagement-v2-wirkpfad.svg message: Wirkungsräume, Wirkungsempfänger, Stakeholder und Wirkpfade wird als Wirkpfad von Auslöser über Mechanismus, Wirkungsempfänger und Zustandsveränderung bis zur Rückkopplung dargestellt. source: WÖk-Grundlagenwerk, Website-Korpus, Akademie-Quelltexte, Glossar ``</w:t>
       </w:r>
     </w:p>
     <w:p>

--- a/docs/studienskripte/word-rohfassungen/wirkungsmanagement-v2.docx
+++ b/docs/studienskripte/word-rohfassungen/wirkungsmanagement-v2.docx
@@ -29,7 +29,7 @@
     </w:p>
     <w:p>
       <w:r>
-        <w:t>Track: Wirkungsmanagement Kurscode: wirkungsmanagement Vorlesungscode: WM-V2 Modul/Abschnitt: WM Titel: Wirkungsräume, Wirkungsempfänger, Stakeholder und Wirkpfade Status: Rohfassung V0 · Sprint-Produktionslauf · muss im nächsten Tiefensprint auf 40-50 Seiten erweitert werden Quelle: woek-akademie-app/docs/lehrgaenge/wirkungsmanagement-v2-wirkungsempfaenger-wirkpfade.md Ablage: Markdown-Master in content/studienskripte/wirkungsmanagement-v2.md, Word-Rohfassung in docs/studienskripte/word-rohfassungen/wirkungsmanagement-v2.docx Wissensbasis: aktuelles Grundlagenwerk, Website-Korpus inklusive Journal, Akademie-Quelltexte, Glossar, interne Dossiers und externe Fachquellen</w:t>
+        <w:t>Track: Wirkungsmanagement Kurscode: wirkungsmanagement Vorlesungscode: WM-V2 Modul/Abschnitt: WM Titel: Wirkungsräume, Wirkungsempfänger, Stakeholder und Wirkpfade Status: Tiefenskript-Sprint 8 · substanzielle Arbeitsfassung, Claude-CI/CD-Finalisierung offen Quelle: woek-akademie-app/docs/lehrgaenge/wirkungsmanagement-v2-wirkungsempfaenger-wirkpfade.md Ablage: Markdown-Master in content/studienskripte/wirkungsmanagement-v2.md, Word-Rohfassung in docs/studienskripte/word-rohfassungen/wirkungsmanagement-v2.docx Wissensbasis: aktuelles Grundlagenwerk, Website-Korpus inklusive Journal, Akademie-Quelltexte, Glossar, interne Dossiers und externe Fachquellen</w:t>
       </w:r>
     </w:p>
     <w:p>
@@ -1500,17 +1500,1343 @@
         <w:pStyle w:val="Heading2"/>
       </w:pPr>
       <w:r>
-        <w:t>7. Prüfungsrelevanz</w:t>
-      </w:r>
-    </w:p>
-    <w:p>
-      <w:r>
-        <w:t>Diese Vorlesung ist prüfungsrelevant, aber die eigentliche Antwortlogik gehört nicht in das öffentliche Studienskript. Zertifikatsfragen, CorrectAnswer, Scoring-Regeln und Fallrubrics werden separat in der geschützten App-Lane unter woek-akademie-app/content/pruefungen/ gepflegt.</w:t>
-      </w:r>
-    </w:p>
-    <w:p>
-      <w:r>
-        <w:t>Für den Fragenpool sind besonders geeignet:</w:t>
+        <w:t>7. Tiefenskript-Erweiterung Sprint 8</w:t>
+      </w:r>
+    </w:p>
+    <w:p>
+      <w:r>
+        <w:t>Status dieser Erweiterung: ausgebaute Arbeitsfassung für Claude-CI/CD, Word-Rohfassung und Reader-Spiegel. Sie ersetzt noch nicht die spätere Satz-, Quellen- und PDF-Finalisierung, bringt die Vorlesung aber aus der Kurzfassung in eine substanzielle Studienskriptfassung.</w:t>
+      </w:r>
+    </w:p>
+    <w:p>
+      <w:pPr>
+        <w:pStyle w:val="Heading3"/>
+      </w:pPr>
+      <w:r>
+        <w:t>7.1 Leitthese</w:t>
+      </w:r>
+    </w:p>
+    <w:p>
+      <w:r>
+        <w:t>Wirkungsräume, Wirkungsempfänger, Stakeholder und Wirkpfade übersetzt die Wirkungsökonomie in Führungs-, Strategie- und Organisationspraxis. Wirkungsmanagement heißt: Wirkung nicht nur berichten, sondern Ziele, Rollen, Entscheidungen, Kultur und Rückkopplung danach ausrichten.</w:t>
+      </w:r>
+    </w:p>
+    <w:p>
+      <w:r>
+        <w:t>Die Vorlesung bleibt dabei an die Grundregel gebunden: Wirkung ist neutral und relational. Erst die Bewertung im Referenzrahmen Mensch, Planet, Demokratie, SDGs, Agenda 2030 und SDG+ entscheidet, ob eine Veränderung positiv, negativ oder ambivalent einzuordnen ist. Wenn eine Zielgröße gemeint ist, sprechen wir von positiver Netto-Wirkung.</w:t>
+      </w:r>
+    </w:p>
+    <w:p>
+      <w:pPr>
+        <w:pStyle w:val="Heading3"/>
+      </w:pPr>
+      <w:r>
+        <w:t>7.2 Didaktische Einordnung im Studiengang</w:t>
+      </w:r>
+    </w:p>
+    <w:p>
+      <w:r>
+        <w:t>WM-V2 liegt an der Schwelle zwischen begrifflicher Grundlegung und Bewertungsarchitektur. Die Studierenden sollen nicht nur Begriffe wiedergeben, sondern an Fällen erkennen, welche Aussage schon Wirkung behauptet, welche nur Wirkungspotenzial beschreibt und wo ein Wirkungsrisiko offenliegt. Der Tiefensinn dieser Vorlesung liegt deshalb nicht in zusätzlicher Komplexität, sondern in besserer Unterscheidungsfähigkeit.</w:t>
+      </w:r>
+    </w:p>
+    <w:p>
+      <w:r>
+        <w:t>Für die spätere Praxis ist entscheidend, dass jede Analyse vier Ebenen getrennt hält:</w:t>
+      </w:r>
+    </w:p>
+    <w:p>
+      <w:r>
+        <w:t>1. Beschreibung: Was geschieht tatsächlich oder soll geschehen?</w:t>
+      </w:r>
+    </w:p>
+    <w:p>
+      <w:r>
+        <w:t>2. Kausalannahme: Über welchen Mechanismus könnte daraus eine Zustandsveränderung entstehen?</w:t>
+      </w:r>
+    </w:p>
+    <w:p>
+      <w:r>
+        <w:t>3. Bewertung: Welche Richtung hat diese Veränderung im Referenzrahmen?</w:t>
+      </w:r>
+    </w:p>
+    <w:p>
+      <w:r>
+        <w:t>4. Rückkopplung: Welche Entscheidung, Regel, Ressource oder Kommunikation wird dadurch verändert?</w:t>
+      </w:r>
+    </w:p>
+    <w:p>
+      <w:r>
+        <w:t>Wo diese Ebenen vermischt werden, entstehen typische WÖk-Fehler: Aktivität wird als Wirkung ausgegeben, Reichweite ersetzt Zustandsveränderung, gute Absicht verdeckt Nebenwirkungen oder Reporting wird mit Lernen verwechselt.</w:t>
+      </w:r>
+    </w:p>
+    <w:p>
+      <w:pPr>
+        <w:pStyle w:val="Heading3"/>
+      </w:pPr>
+      <w:r>
+        <w:t>7.3 Analysemodell</w:t>
+      </w:r>
+    </w:p>
+    <w:tbl>
+      <w:tblPr>
+        <w:tblStyle w:val="TableGrid"/>
+        <w:tblW w:type="auto" w:w="0"/>
+        <w:jc w:val="left"/>
+        <w:tblLook w:firstColumn="1" w:firstRow="1" w:lastColumn="0" w:lastRow="0" w:noHBand="0" w:noVBand="1" w:val="04A0"/>
+      </w:tblPr>
+      <w:tblGrid>
+        <w:gridCol w:w="2340"/>
+        <w:gridCol w:w="2340"/>
+        <w:gridCol w:w="2340"/>
+        <w:gridCol w:w="2340"/>
+      </w:tblGrid>
+      <w:tr>
+        <w:tc>
+          <w:tcPr>
+            <w:tcW w:type="dxa" w:w="2340"/>
+            <w:vAlign w:val="center"/>
+          </w:tcPr>
+          <w:p>
+            <w:r>
+              <w:rPr>
+                <w:b/>
+              </w:rPr>
+              <w:t>Analyseobjekt</w:t>
+            </w:r>
+          </w:p>
+        </w:tc>
+        <w:tc>
+          <w:tcPr>
+            <w:tcW w:type="dxa" w:w="2340"/>
+            <w:vAlign w:val="center"/>
+          </w:tcPr>
+          <w:p>
+            <w:r>
+              <w:rPr>
+                <w:b/>
+              </w:rPr>
+              <w:t>Woran es wirkt</w:t>
+            </w:r>
+          </w:p>
+        </w:tc>
+        <w:tc>
+          <w:tcPr>
+            <w:tcW w:type="dxa" w:w="2340"/>
+            <w:vAlign w:val="center"/>
+          </w:tcPr>
+          <w:p>
+            <w:r>
+              <w:rPr>
+                <w:b/>
+              </w:rPr>
+              <w:t>Typischer Fehler</w:t>
+            </w:r>
+          </w:p>
+        </w:tc>
+        <w:tc>
+          <w:tcPr>
+            <w:tcW w:type="dxa" w:w="2340"/>
+            <w:vAlign w:val="center"/>
+          </w:tcPr>
+          <w:p>
+            <w:r>
+              <w:rPr>
+                <w:b/>
+              </w:rPr>
+              <w:t>Saubere WÖk-Lesart</w:t>
+            </w:r>
+          </w:p>
+        </w:tc>
+      </w:tr>
+      <w:tr>
+        <w:tc>
+          <w:tcPr>
+            <w:tcW w:type="dxa" w:w="2340"/>
+            <w:vAlign w:val="center"/>
+          </w:tcPr>
+          <w:p>
+            <w:r>
+              <w:t>Managementebene</w:t>
+            </w:r>
+          </w:p>
+        </w:tc>
+        <w:tc>
+          <w:tcPr>
+            <w:tcW w:type="dxa" w:w="2340"/>
+            <w:vAlign w:val="center"/>
+          </w:tcPr>
+          <w:p>
+            <w:r>
+              <w:t>WÖk-Frage</w:t>
+            </w:r>
+          </w:p>
+        </w:tc>
+        <w:tc>
+          <w:tcPr>
+            <w:tcW w:type="dxa" w:w="2340"/>
+            <w:vAlign w:val="center"/>
+          </w:tcPr>
+          <w:p>
+            <w:r>
+              <w:t>Typischer Fehler</w:t>
+            </w:r>
+          </w:p>
+        </w:tc>
+        <w:tc>
+          <w:tcPr>
+            <w:tcW w:type="dxa" w:w="2340"/>
+            <w:vAlign w:val="center"/>
+          </w:tcPr>
+          <w:p>
+            <w:r>
+              <w:t>Praxisanforderung</w:t>
+            </w:r>
+          </w:p>
+        </w:tc>
+      </w:tr>
+      <w:tr>
+        <w:tc>
+          <w:tcPr>
+            <w:tcW w:type="dxa" w:w="2340"/>
+            <w:vAlign w:val="center"/>
+          </w:tcPr>
+          <w:p>
+            <w:r>
+              <w:t>Strategie</w:t>
+            </w:r>
+          </w:p>
+        </w:tc>
+        <w:tc>
+          <w:tcPr>
+            <w:tcW w:type="dxa" w:w="2340"/>
+            <w:vAlign w:val="center"/>
+          </w:tcPr>
+          <w:p>
+            <w:r>
+              <w:t>Welche positive Netto-Wirkung wird angestrebt?</w:t>
+            </w:r>
+          </w:p>
+        </w:tc>
+        <w:tc>
+          <w:tcPr>
+            <w:tcW w:type="dxa" w:w="2340"/>
+            <w:vAlign w:val="center"/>
+          </w:tcPr>
+          <w:p>
+            <w:r>
+              <w:t>Purpose-Satz ohne Steuerung</w:t>
+            </w:r>
+          </w:p>
+        </w:tc>
+        <w:tc>
+          <w:tcPr>
+            <w:tcW w:type="dxa" w:w="2340"/>
+            <w:vAlign w:val="center"/>
+          </w:tcPr>
+          <w:p>
+            <w:r>
+              <w:t>Ziel, Wirkpfad und Entscheidung koppeln</w:t>
+            </w:r>
+          </w:p>
+        </w:tc>
+      </w:tr>
+      <w:tr>
+        <w:tc>
+          <w:tcPr>
+            <w:tcW w:type="dxa" w:w="2340"/>
+            <w:vAlign w:val="center"/>
+          </w:tcPr>
+          <w:p>
+            <w:r>
+              <w:t>Organisation</w:t>
+            </w:r>
+          </w:p>
+        </w:tc>
+        <w:tc>
+          <w:tcPr>
+            <w:tcW w:type="dxa" w:w="2340"/>
+            <w:vAlign w:val="center"/>
+          </w:tcPr>
+          <w:p>
+            <w:r>
+              <w:t>Wer trägt welche Wirkung?</w:t>
+            </w:r>
+          </w:p>
+        </w:tc>
+        <w:tc>
+          <w:tcPr>
+            <w:tcW w:type="dxa" w:w="2340"/>
+            <w:vAlign w:val="center"/>
+          </w:tcPr>
+          <w:p>
+            <w:r>
+              <w:t>Verantwortung diffus lassen</w:t>
+            </w:r>
+          </w:p>
+        </w:tc>
+        <w:tc>
+          <w:tcPr>
+            <w:tcW w:type="dxa" w:w="2340"/>
+            <w:vAlign w:val="center"/>
+          </w:tcPr>
+          <w:p>
+            <w:r>
+              <w:t>Rollen, Routinen und Eskalationswege definieren</w:t>
+            </w:r>
+          </w:p>
+        </w:tc>
+      </w:tr>
+      <w:tr>
+        <w:tc>
+          <w:tcPr>
+            <w:tcW w:type="dxa" w:w="2340"/>
+            <w:vAlign w:val="center"/>
+          </w:tcPr>
+          <w:p>
+            <w:r>
+              <w:t>Risiko</w:t>
+            </w:r>
+          </w:p>
+        </w:tc>
+        <w:tc>
+          <w:tcPr>
+            <w:tcW w:type="dxa" w:w="2340"/>
+            <w:vAlign w:val="center"/>
+          </w:tcPr>
+          <w:p>
+            <w:r>
+              <w:t>Welche Nebenwirkungen und Zielkonflikte entstehen?</w:t>
+            </w:r>
+          </w:p>
+        </w:tc>
+        <w:tc>
+          <w:tcPr>
+            <w:tcW w:type="dxa" w:w="2340"/>
+            <w:vAlign w:val="center"/>
+          </w:tcPr>
+          <w:p>
+            <w:r>
+              <w:t>nur positive Wirkung erzählen</w:t>
+            </w:r>
+          </w:p>
+        </w:tc>
+        <w:tc>
+          <w:tcPr>
+            <w:tcW w:type="dxa" w:w="2340"/>
+            <w:vAlign w:val="center"/>
+          </w:tcPr>
+          <w:p>
+            <w:r>
+              <w:t>Wirkungsrisiken eigenständig analysieren</w:t>
+            </w:r>
+          </w:p>
+        </w:tc>
+      </w:tr>
+      <w:tr>
+        <w:tc>
+          <w:tcPr>
+            <w:tcW w:type="dxa" w:w="2340"/>
+            <w:vAlign w:val="center"/>
+          </w:tcPr>
+          <w:p>
+            <w:r>
+              <w:t>Lernen</w:t>
+            </w:r>
+          </w:p>
+        </w:tc>
+        <w:tc>
+          <w:tcPr>
+            <w:tcW w:type="dxa" w:w="2340"/>
+            <w:vAlign w:val="center"/>
+          </w:tcPr>
+          <w:p>
+            <w:r>
+              <w:t>Wie verändert Bewertung die Praxis?</w:t>
+            </w:r>
+          </w:p>
+        </w:tc>
+        <w:tc>
+          <w:tcPr>
+            <w:tcW w:type="dxa" w:w="2340"/>
+            <w:vAlign w:val="center"/>
+          </w:tcPr>
+          <w:p>
+            <w:r>
+              <w:t>Reporting als Abschluss</w:t>
+            </w:r>
+          </w:p>
+        </w:tc>
+        <w:tc>
+          <w:tcPr>
+            <w:tcW w:type="dxa" w:w="2340"/>
+            <w:vAlign w:val="center"/>
+          </w:tcPr>
+          <w:p>
+            <w:r>
+              <w:t>Rückkopplung in Budget, Prozesse und Führung</w:t>
+            </w:r>
+          </w:p>
+        </w:tc>
+      </w:tr>
+    </w:tbl>
+    <w:p/>
+    <w:p>
+      <w:pPr>
+        <w:pStyle w:val="Heading3"/>
+      </w:pPr>
+      <w:r>
+        <w:t>7.4 Modellformel</w:t>
+      </w:r>
+    </w:p>
+    <w:p>
+      <w:r>
+        <w:t>Die folgende Formel ist ein didaktisches Denkmodell, kein amtlicher Bewertungsstandard:</w:t>
+      </w:r>
+    </w:p>
+    <w:p>
+      <w:r>
+        <w:t>Managementwirkung = Zielklarheit + Verantwortlichkeit + Daten + Entscheidung + Rueckkopplung</w:t>
+      </w:r>
+    </w:p>
+    <w:p>
+      <w:r>
+        <w:t>Die Formel ist ein Arbeitsmodell: Management wirkt, wenn Ziel, Verantwortung, Daten, Entscheidung und Rückkopplung zusammenkommen.</w:t>
+      </w:r>
+    </w:p>
+    <w:p>
+      <w:r>
+        <w:t>Die Formel soll gerade keine Scheingenauigkeit erzeugen. Sie zwingt dazu, die Faktoren offen zu legen, die eine Aussage tragen. In einem echten Bewertungsprozess müssten Datenquelle, Aktualität, Datenqualitätsklasse, Unsicherheitsgrad und Rückkopplungsregel ergänzt werden.</w:t>
+      </w:r>
+    </w:p>
+    <w:p>
+      <w:pPr>
+        <w:pStyle w:val="Heading3"/>
+      </w:pPr>
+      <w:r>
+        <w:t>7.5 Fallfenster</w:t>
+      </w:r>
+    </w:p>
+    <w:p>
+      <w:r>
+        <w:t>Fall 1. Ein Unternehmen kann Wirkungsräume, Wirkungsempfänger, Stakeholder und Wirkpfade als Workshop-Thema behandeln und danach unverändert weiterarbeiten. Wirkungsmanagement beginnt erst, wenn Entscheidungen, Verantwortlichkeiten und Budgets tatsächlich angepasst werden.</w:t>
+      </w:r>
+    </w:p>
+    <w:p>
+      <w:r>
+        <w:t>Fall 2. Ein Team erkennt eine negative Nebenwirkung seines Produkts. Die WÖk-Frage lautet nicht, wer schuld ist, sondern welcher Wirkpfad korrigiert werden muss und welche Trägerstruktur Lernen ermöglicht.</w:t>
+      </w:r>
+    </w:p>
+    <w:p>
+      <w:pPr>
+        <w:pStyle w:val="Heading3"/>
+      </w:pPr>
+      <w:r>
+        <w:t>7.6 Prüfungsnahe Fallfragen ohne geschützte Antwortlogik</w:t>
+      </w:r>
+    </w:p>
+    <w:p>
+      <w:r>
+        <w:t>Diese Fragen sind öffentlich und dienen dem Lernen. Die geschützte Antwortlogik, Scoring-Regeln und CorrectAnswer-Felder bleiben in der Prüfungs-Lane der App.</w:t>
+      </w:r>
+    </w:p>
+    <w:p>
+      <w:r>
+        <w:t>1. Beschreibe den Auslöser im Fall und trenne ihn von Absicht, Image oder Reichweite.</w:t>
+      </w:r>
+    </w:p>
+    <w:p>
+      <w:r>
+        <w:t>2. Formuliere einen plausiblen Wirkpfad mit Wirkungsempfängern, Zustandsveränderung und Rückkopplung.</w:t>
+      </w:r>
+    </w:p>
+    <w:p>
+      <w:r>
+        <w:t>3. Benenne mindestens ein Wirkungspotenzial und ein Wirkungsrisiko.</w:t>
+      </w:r>
+    </w:p>
+    <w:p>
+      <w:r>
+        <w:t>4. Zeige, welche Quelle oder Datenart nötig wäre, um von Potenzial zu belastbarer Wirkungsaussage zu kommen.</w:t>
+      </w:r>
+    </w:p>
+    <w:p>
+      <w:r>
+        <w:t>5. Prüfe, ob Nichtkompensation oder Reverse Merit Order einschlägig sein könnten.</w:t>
+      </w:r>
+    </w:p>
+    <w:p>
+      <w:r>
+        <w:t>6. Formuliere eine saubere Wirkungsaussage in einem Satz: Was wissen wir, was nehmen wir an, was bleibt offen?</w:t>
+      </w:r>
+    </w:p>
+    <w:p>
+      <w:pPr>
+        <w:pStyle w:val="Heading3"/>
+      </w:pPr>
+      <w:r>
+        <w:t>7.7 Auswertung aus der lebenden Website-Referenz</w:t>
+      </w:r>
+    </w:p>
+    <w:p>
+      <w:pPr>
+        <w:pStyle w:val="Heading3"/>
+      </w:pPr>
+      <w:r>
+        <w:t>Quellenanker: Kapitel 13 - Wirkungsträger, Wirkungsempfänger, Wirkungsräume</w:t>
+      </w:r>
+    </w:p>
+    <w:p>
+      <w:r>
+        <w:t>Interne Quelle: referenz/kapitel-013-wirkungstraeger-wirkungsempfaenger-wirkungsraeume/index.html</w:t>
+      </w:r>
+    </w:p>
+    <w:p>
+      <w:pPr>
+        <w:pStyle w:val="Heading3"/>
+      </w:pPr>
+      <w:r>
+        <w:t>13.1 Warum Wirkung Zuordnung braucht</w:t>
+      </w:r>
+    </w:p>
+    <w:p>
+      <w:r>
+        <w:t>Wirkung ist Zustandsveränderung. Damit diese Zustandsveränderung analysiert, bewertet und gesteuert werden kann, braucht sie Zuordnung. Es muss klar sein, von wem oder was die Wirkung ausgeht, wen oder was sie betrifft und in welchem Raum sie entsteht [I-13-1].</w:t>
+      </w:r>
+    </w:p>
+    <w:p>
+      <w:r>
+        <w:t>Ohne Zuordnung bleibt Wirkung Behauptung. Ein Unternehmen kann sagen, ein Produkt sei nachhaltig. Ein Staat kann sagen, ein Gesetz sei gerecht. Eine Plattform kann sagen, ihre Technik sei neutral. Eine Bank kann sagen, sie finanziere Zukunft. Solche Aussagen reichen nicht. Die Wirkungsökonomie fragt genauer: Wer oder was ist Wirkungsträger? Wer oder was ist Wirkungsempfänger? In welchem Wirkungsraum entsteht die Veränderung? Welche Reichweite hat sie? Welche Rückwirkung entsteht?</w:t>
+      </w:r>
+    </w:p>
+    <w:p>
+      <w:r>
+        <w:t>Diese Fragen sind die Grundlage fairer Bewertung. Sie verhindern, dass sichtbare Akteure überzeichnet und unsichtbare Betroffene ausgeblendet werden. Sie verhindern auch, dass Verantwortung dort verschwindet, wo Wirkung über Lieferketten, Datenräume, Kapitalflüsse, Preise, Regeln oder öffentliche Kommunikation vermittelt wird.</w:t>
+      </w:r>
+    </w:p>
+    <w:p>
+      <w:pPr>
+        <w:pStyle w:val="Heading3"/>
+      </w:pPr>
+      <w:r>
+        <w:t>13.2 Wirkungsträger</w:t>
+      </w:r>
+    </w:p>
+    <w:p>
+      <w:r>
+        <w:t>Wirkungsträger sind Akteure, Objekte, Regeln, Technologien, Strukturen oder Muster, von denen Wirkung ausgeht. Ein Wirkungsträger kann ein Mensch sein, ein Unternehmen, ein Staat, eine Kommune, eine Schule, ein Krankenhaus, eine Pflegeeinrichtung, ein Medium, eine Plattform, ein Algorithmus, ein Produkt, ein Gebäude, ein Kapitalfluss, ein Gesetz, ein Preis, ein Förderprogramm, ein Narrativ oder eine kulturelle Praxis [I-13-1].</w:t>
+      </w:r>
+    </w:p>
+    <w:p>
+      <w:r>
+        <w:t>Diese breite Definition ist notwendig, weil Wirkung nicht nur aus bewussten Entscheidungen entsteht. Auch Dinge und Strukturen verändern Möglichkeitsräume. Ein Produkt wirkt durch Material, Herstellung, Nutzung, Reparierbarkeit, Entsorgung, Preis und Lieferkette. Ein Gebäude wirkt durch Energiebedarf, Gesundheit, Sicherheit, Lage, Barrierefreiheit und soziale Nutzung. Ein Algorithmus wirkt durch Sortierung, Reichweite, Sichtbarkeit und Verstärkung. Ein Preis wirkt durch Anreiz. Ein Gesetz wirkt durch Rechte, Pflichten, Sanktionen, Verfahren und Erwartungen.</w:t>
+      </w:r>
+    </w:p>
+    <w:p>
+      <w:r>
+        <w:t>Ein Wirkungsträger muss daher nicht menschlich sein. Aber menschliche und institutionelle Verantwortung bleibt relevant. Ein Algorithmus ist Wirkungsträger, aber er wurde entworfen, trainiert, eingesetzt, finanziert, überwacht oder nicht überwacht. Ein Preis ist Wirkungsträger, aber er entsteht aus Marktstruktur, Steuerrecht, Subvention, Lieferkette und Wettbewerb. Ein Produkt ist Wirkungsträger, aber es wurde designt, hergestellt, beschafft, beworben und reguliert.</w:t>
+      </w:r>
+    </w:p>
+    <w:p>
+      <w:pPr>
+        <w:pStyle w:val="Heading3"/>
+      </w:pPr>
+      <w:r>
+        <w:t>13.3 Direkte und indirekte Wirkungsträger</w:t>
+      </w:r>
+    </w:p>
+    <w:p>
+      <w:r>
+        <w:t>Wirkungsträger können direkt oder indirekt wirken. Ein direkter Wirkungsträger löst eine Zustandsveränderung unmittelbar aus. Eine Pflegekraft versorgt eine Person. Ein Medikament verändert einen körperlichen Zustand. Ein Unternehmen produziert ein Produkt. Eine Behörde erlässt einen Bescheid. Eine Redaktion veröffentlicht einen Beitrag.</w:t>
+      </w:r>
+    </w:p>
+    <w:p>
+      <w:r>
+        <w:t>Ein indirekter Wirkungsträger verändert Bedingungen, unter denen spätere Wirkungen wahrscheinlicher werden. Ein Kapitalgeber finanziert eine Anlage. Eine Plattform gestaltet Reichweitenlogik. Ein Gesetz setzt Preis- oder Haftungssignale. Eine Norm definiert einen technischen Standard. Eine Schule bildet Fähigkeiten aus, die später in Gesundheit, Einkommen, Teilhabe und Demokratie wirksam werden. Eine Steuerklasse verändert Produktentscheidungen, ohne selbst das Produkt herzustellen [I-13-2].</w:t>
+      </w:r>
+    </w:p>
+    <w:p>
+      <w:r>
+        <w:t>Diese Unterscheidung ist für die Wirkungsökonomie zentral. Wer nur direkte Wirkungsträger betrachtet, übersieht Macht in Strukturen. Kapital, Recht, Daten, Beschaffung, Standards und Plattformlogiken wirken häufig indirekt. Ihre Wirkung ist nicht weniger real, nur weil sie vermittelt ist.</w:t>
+      </w:r>
+    </w:p>
+    <w:p>
+      <w:pPr>
+        <w:pStyle w:val="Heading3"/>
+      </w:pPr>
+      <w:r>
+        <w:t>13.4 Wirkungsempfänger</w:t>
+      </w:r>
+    </w:p>
+    <w:p>
+      <w:r>
+        <w:t>Wirkungsempfänger sind jene, deren Zustand verändert wird. Das können einzelne Menschen sein, Gruppen, Haushalte, Beschäftigte, Kund:innen, Patient:innen, Schüler:innen, Pflegebedürftige, Mieter:innen, Regionen, Ökosysteme, Böden, Wasser, Klima, Biodiversität, Institutionen, Demokratien, Märkte, Infrastrukturen oder künftige Generationen [I-13-1][I-13-3].</w:t>
+      </w:r>
+    </w:p>
+    <w:p>
+      <w:r>
+        <w:t>Wirkungsempfänger sind nicht immer diejenigen, die am Markt sichtbar auftreten. Ein Produkt kann Käufer:innen nützen und Arbeiter:innen in der Lieferkette belasten. Ein Gebäude kann Eigentümer:innen Rendite bringen und Mieter:innen durch schlechte Dämmung, Schimmel oder hohe Nebenkosten schädigen. Ein Kapitalfluss kann ein Unternehmen stärken und gleichzeitig ökologische oder soziale Risiken erhöhen. Eine Plattform kann Nutzer:innen verbinden und zugleich öffentliche Diskursräume beschädigen.</w:t>
+      </w:r>
+    </w:p>
+    <w:p>
+      <w:r>
+        <w:t>Die Wirkungsökonomie erweitert deshalb die Empfängerseite. Sie fragt nicht nur, wer bezahlt, wer besitzt oder wer entscheidet. Sie fragt, wer betroffen ist. Diese Betroffenheit kann direkt, indirekt, zeitverzögert oder strukturell sein.</w:t>
+      </w:r>
+    </w:p>
+    <w:p>
+      <w:pPr>
+        <w:pStyle w:val="Heading3"/>
+      </w:pPr>
+      <w:r>
+        <w:t>13.5 Unsichtbare Empfänger</w:t>
+      </w:r>
+    </w:p>
+    <w:p>
+      <w:r>
+        <w:t>Viele Wirkungsempfänger sind im alten System unsichtbar. Die Lieferkette macht Arbeiter:innen, Wasser, Böden, Chemikalien, Energie und Abfall unsichtbar. Der Finanzmarkt macht künftige Risiken unsichtbar, solange sie nicht eingepreist sind. Der Wohnungsmarkt macht Gesundheit, Nachbarschaft, Teilhabe und soziale Stabilität unsichtbar, solange nur Rendite und Marktwert zählen. Die digitale Öffentlichkeit macht psychische Belastung, Vertrauen, Wahrheitsfähigkeit und demokratische Stabilität unsichtbar, solange Reichweite als Erfolg gilt [I-13-4][I-13-5].</w:t>
+      </w:r>
+    </w:p>
+    <w:p>
+      <w:r>
+        <w:t>Auch künftige Generationen sind Wirkungsempfänger. Sie sind nicht am Vertrag beteiligt, nicht im Supermarkt anwesend, nicht in der Bilanz sichtbar und nicht im heutigen Wahlkampf stimmberechtigt. Trotzdem verändern heutige Entscheidungen ihre Zustände: Klima, Schulden, Infrastruktur, Biodiversität, Bildungsqualität, demokratische Stabilität und technologische Abhängigkeit. Die Wirkungsökonomie muss diese Empfänger sichtbar machen, ohne ihre Interessen beliebig zu behaupten. Sie braucht Daten, Szenarien, Vorsorgeprinzip, nicht-kompensatorische Grenzen und institutionelle Prüfung [I-13-6].</w:t>
+      </w:r>
+    </w:p>
+    <w:p>
+      <w:pPr>
+        <w:pStyle w:val="Heading3"/>
+      </w:pPr>
+      <w:r>
+        <w:t>13.6 Wirkungsräume</w:t>
+      </w:r>
+    </w:p>
+    <w:p>
+      <w:r>
+        <w:t>Der Wirkungsraum ist der Zusammenhang, in dem Wirkung entsteht. Er ist nicht bloßer Hintergrund. Er bestimmt, wie ein Impuls aufgenommen, blockiert, verstärkt, umgedeutet oder in Handlung übersetzt wird [I-13-1][I-13-7].</w:t>
+      </w:r>
+    </w:p>
+    <w:p>
+      <w:r>
+        <w:t>Ein Wirkungsraum kann physisch sein: ein Gebäude, eine Straße, ein Quartier, ein Krankenhaus, ein Wald, ein Fluss, ein Produktionsstandort. Er kann sozial sein: eine Familie, eine Klasse, ein Betrieb, eine Nachbarschaft, ein Verein, ein Pflegeteam. Er kann digital sein: eine Plattform, ein Datenraum, ein Suchsystem, ein soziales Netzwerk, ein algorithmischer Entscheidungsraum. Er kann ökologisch sein: ein Boden, ein Wassereinzugsgebiet, ein Klima, ein Ökosystem. Er kann institutionell sein: eine Verwaltung, ein Gericht, ein Markt, eine Schule, ein Steuerrecht. Er kann kulturell sein: ein Diskurs, ein Narrativ, ein Symbolraum, eine Erinnerungskultur. Er kann zeitlich sein: eine Entscheidung wirkt heute anders als in zehn Jahren.</w:t>
+      </w:r>
+    </w:p>
+    <w:p>
+      <w:r>
+        <w:t>Wirkungsräume sind nicht passiv. Ein stabiler Raum verarbeitet einen Impuls anders als ein verletzter Raum. Ein vertrauensvoller Raum kann Kritik aufnehmen. Ein polarisierter Raum kann denselben Satz als Angriff lesen. Ein Markt mit Alternativen kann einen CO2-Preis in Innovation übersetzen. Ein Markt ohne Alternativen kann denselben Preis als Belastung weitergeben. Eine gute Schule kann ein Bildungsprogramm aufnehmen. Eine überlastete Schule kann es nur formal verwalten.</w:t>
+      </w:r>
+    </w:p>
+    <w:p>
+      <w:pPr>
+        <w:pStyle w:val="Heading3"/>
+      </w:pPr>
+      <w:r>
+        <w:t>13.7 Resonanzräume und Anschlussfähigkeit</w:t>
+      </w:r>
+    </w:p>
+    <w:p>
+      <w:r>
+        <w:t>Ein besonderer Wirkungsraum ist der Resonanzraum. Er beschreibt, ob ein Impuls aufgenommen, verstanden, geteilt, abgelehnt, verstärkt oder in Handlung übersetzt wird. Resonanzräume entstehen in Kommunikation, Bildung, Medien, Politik, Kultur, Religion, Nachbarschaft, Organisationen, Märkten und digitalen Plattformen [I-13-7].</w:t>
+      </w:r>
+    </w:p>
+    <w:p>
+      <w:r>
+        <w:t>Anschlussfähigkeit ist die Bedingung dafür, dass Wirkungspotenzial in tatsächliche Wirkung übergehen kann. Eine Information kann sachlich richtig sein und trotzdem wirkungslos bleiben, wenn Vertrauen fehlt. Ein Produktpass kann gute Daten liefern und trotzdem wenig verändern, wenn Preis, Zugang oder Gewohnheit stärker sind. Eine Fördermaßnahme kann sinnvoll sein und trotzdem nicht wirken, wenn Antragsverfahren, Sprache oder Zeitdruck den Zugang blockieren. Eine demokratische Botschaft kann formal richtig sein und trotzdem keinen Raum finden, wenn Desinformation, Angst oder Zugehörigkeitskonflikte den Resonanzraum prägen [I-13-8].</w:t>
+      </w:r>
+    </w:p>
+    <w:p>
+      <w:r>
+        <w:t>Wirkungsräume erklären daher, warum dieselbe Maßnahme in verschiedenen Kontexten unterschiedliche Wirkung erzeugt. Diese Einsicht macht Wirkung nicht beliebig. Sie macht sie genauer.</w:t>
+      </w:r>
+    </w:p>
+    <w:p>
+      <w:pPr>
+        <w:pStyle w:val="Heading3"/>
+      </w:pPr>
+      <w:r>
+        <w:t>13.8 Mehrfachrollen: Wer wirkt, kann zugleich betroffen sein</w:t>
+      </w:r>
+    </w:p>
+    <w:p>
+      <w:r>
+        <w:t>Akteure können zugleich Wirkungsträger und Wirkungsempfänger sein. Ein Unternehmen wirkt durch Produkte, Lieferketten, Arbeitsbedingungen und Kapitalentscheidungen. Zugleich ist es Empfänger von Regulierung, Preisen, Kundenentscheidungen, Fachkräftemangel, Klimarisiken, Energiepreisen und Kapitalanforderungen. Eine Kommune wirkt durch Planung, Infrastruktur, Beschaffung und Verwaltung. Zugleich ist sie Empfänger von Bundesrecht, Landespolitik, Haushaltslage, Klimafolgen und sozialer Belastung. Bürger:innen wirken durch Kauf, Arbeit, Sprache, Wahl, Engagement, Pflege und Teilhabe. Zugleich sind sie Empfänger von Preisen, Wohnungsmarkt, Medienlogik, Arbeitsbedingungen, Gesundheitssystem und Klima [I-13-3].</w:t>
+      </w:r>
+    </w:p>
+    <w:p>
+      <w:r>
+        <w:t>Diese Mehrfachrolle verhindert einfache Schuldzuweisungen. Die Wirkungsökonomie bewertet nicht Personen als gut oder schlecht. Sie betrachtet Rollen, Räume, Möglichkeiten, Einfluss und Rückwirkungen. Ein Mensch kann in einem Wirkungsraum nur begrenzt handeln und in einem anderen hohe Wirkungsmacht haben. Ein kleines Unternehmen kann unter Lieferkettenvorgaben leiden und zugleich eigene Beschaffung steuern. Ein Staat kann Regeln setzen und zugleich von globalen Kapital-, Klima- oder Migrationsdynamiken betroffen sein.</w:t>
+      </w:r>
+    </w:p>
+    <w:p>
+      <w:r>
+        <w:t>Wirkungsanalyse muss diese Mehrfachrollen abbilden. Sonst verschiebt sie Verantwortung an die falsche Stelle.</w:t>
+      </w:r>
+    </w:p>
+    <w:p>
+      <w:pPr>
+        <w:pStyle w:val="Heading3"/>
+      </w:pPr>
+      <w:r>
+        <w:t>13.9 Reichweite, Intensität und Dauer</w:t>
+      </w:r>
+    </w:p>
+    <w:p>
+      <w:r>
+        <w:t>Wirkung lässt sich nicht nur nach Ursprung, Empfänger und Raum beschreiben. Sie braucht auch Reichweite, Intensität und Dauer. Reichweite fragt, wie viele Menschen, Systeme, Räume oder Zeiträume betroffen sind. Intensität fragt, wie stark ein Zustand verändert wird. Dauer fragt, ob die Veränderung kurzfristig, mittelfristig, langfristig oder strukturell bleibt [I-13-9].</w:t>
+      </w:r>
+    </w:p>
+    <w:p>
+      <w:r>
+        <w:t>Ein Produkt mit geringer Stückzahl kann hohe Intensität haben, wenn es giftig, gefährlich oder besonders entlastend ist. Ein digitales System kann hohe Reichweite haben, obwohl jede einzelne Interaktion klein erscheint. Eine Sanierung kann langfristige Wirkung haben, obwohl die erste Veränderung schlicht als Energieeinsparung sichtbar wird. Ein politisches Narrativ kann zunächst schwer messbar sein, aber durch Wiederholung, Reichweite und Anschlussfähigkeit systemische Wirkung entfalten.</w:t>
+      </w:r>
+    </w:p>
+    <w:p>
+      <w:r>
+        <w:t>Die Wirkungsökonomie verbindet daher qualitative Zuordnung mit quantitativer Bewertung. WÖk-IDs, Scorecards, Datenqualitätsklassen, Benchmarks und Produktpässe helfen, Reichweite, Intensität, Dauer und Datenlage zu ordnen [I-13-10]. Sie ersetzen die Wirkungsanalyse nicht. Sie machen sie prüfbar.</w:t>
+      </w:r>
+    </w:p>
+    <w:p>
+      <w:pPr>
+        <w:pStyle w:val="Heading3"/>
+      </w:pPr>
+      <w:r>
+        <w:t>13.10 Zurechnung ohne Scheingenauigkeit</w:t>
+      </w:r>
+    </w:p>
+    <w:p>
+      <w:r>
+        <w:t>Wirkung lässt sich nicht immer vollständig zurechnen. In komplexen Systemen wirken mehrere Auslöser zusammen. Ein Gesundheitsergebnis kann durch Medizin, Wohnraum, Einkommen, Bildung, Ernährung, Arbeit, Umwelt und Beziehung beeinflusst werden. Eine politische Entwicklung kann durch Medien, Plattformen, ökonomische Unsicherheit, Parteien, Kultur, internationale Ereignisse und persönliche Erfahrung geprägt sein. Ein Produktpreis kann durch Energie, Löhne, Steuern, Lieferketten, Margen, Subventionen und Nachfrage entstehen [I-13-6][E-13-1].</w:t>
+      </w:r>
+    </w:p>
+    <w:p>
+      <w:pPr>
+        <w:pStyle w:val="Heading3"/>
+      </w:pPr>
+      <w:r>
+        <w:t>Quellenanker: Kapitel 42 - Unternehmen als Wirkungssysteme</w:t>
+      </w:r>
+    </w:p>
+    <w:p>
+      <w:r>
+        <w:t>Interne Quelle: referenz/kapitel-042-unternehmen-als-wirkungssysteme/index.html</w:t>
+      </w:r>
+    </w:p>
+    <w:p>
+      <w:r>
+        <w:t>Ein Unternehmen ist dann nicht mehr nur eine Einheit zur Gewinnerzielung. Es ist ein organisierter Wirkungsraum, der Zustände verändert.</w:t>
+      </w:r>
+    </w:p>
+    <w:p>
+      <w:r>
+        <w:t>Unternehmen erzeugen Produkte, Dienstleistungen, Arbeitsbedingungen, Lieferketten, Daten, Kapitalflüsse, Innovationen, Routinen, Deutungen, Kultur und gesellschaftliche Rückwirkungen. Sie beeinflussen Klima, Wasser, Ressourcen, Gesundheit, Sicherheit, Einkommen, Kompetenzen, Regionen, Familien, demokratische Öffentlichkeit und künftige Entwicklungspfade. Sie stehen nicht außerhalb der Gesellschaft. Sie sind Teil ihrer Wirkungsarchitektur.</w:t>
+      </w:r>
+    </w:p>
+    <w:p>
+      <w:r>
+        <w:t>Das bedeutet nicht, Gewinn, Markt oder Wettbewerb abzuschaffen. Es bedeutet, sie an den richtigen Ort zu stellen. Gewinn bleibt notwendig, aber er ist nicht der letzte Maßstab. Er zeigt, dass ein Unternehmen wirtschaftlich tragfähig sein kann. Er beweist nicht, dass seine Wirkung positiv ist. Ein Unternehmen kann profitabel sein und zugleich Mensch, Planet oder Demokratie schwächen. Es kann auch wirtschaftlich erfolgreich sein, weil es reale Probleme löst, Resilienz stärkt und Zukunft ermöglicht.</w:t>
+      </w:r>
+    </w:p>
+    <w:p>
+      <w:r>
+        <w:t>Der Leitgedanke dieses Kapitels lautet: Ein Unternehmen ist nicht nur eine Einheit zur Gewinnerzielung. Es ist ein organisierter Wirkungsraum, der Zustände verändert.</w:t>
+      </w:r>
+    </w:p>
+    <w:p>
+      <w:pPr>
+        <w:pStyle w:val="Heading3"/>
+      </w:pPr>
+      <w:r>
+        <w:t>42.1 Unternehmenszweck</w:t>
+      </w:r>
+    </w:p>
+    <w:p>
+      <w:r>
+        <w:t>Der Zweck eines Unternehmens kann nicht länger nur aus Kapitalvermehrung abgeleitet werden. Ein Unternehmen organisiert Menschen, Ressourcen, Wissen, Kapital, Technologie und Beziehungen, um etwas in der Welt hervorzubringen. Dieses Hervorbringen verändert Zustände. Genau dort beginnt der wirkungsökonomische Unternehmenszweck.</w:t>
+      </w:r>
+    </w:p>
+    <w:p>
+      <w:r>
+        <w:t>Der klassische Unternehmenszweck wurde lange eng gelesen: Kapital einsetzen, Produkte oder Dienstleistungen verkaufen, Gewinne erzielen, Eigentümerinteressen erfüllen. Diese Sicht hat betriebswirtschaftliche Klarheit. Sie erklärt, warum Unternehmen investieren, kalkulieren, Risiken eingehen und Effizienz suchen. Sie greift aber zu kurz, wenn sie die tatsächliche Wirkung des Unternehmens ausblendet.</w:t>
+      </w:r>
+    </w:p>
+    <w:p>
+      <w:r>
+        <w:t>Ein Unternehmen existiert nicht nur in seiner Bilanz. Es existiert in Wirkungsräumen: in seinen Lieferketten, Produktionsstandorten, Arbeitsbeziehungen, Produkten, Datenstrukturen, Kundenerfahrungen, Innovationspfaden und öffentlichen Signalen. Deshalb muss Unternehmenszweck mehr bedeuten als wirtschaftliche Selbsterhaltung. Er muss beantworten, welche positive Netto-Wirkung das Unternehmen ermöglicht und welche negativen Wirkungen es begrenzt.</w:t>
+      </w:r>
+    </w:p>
+    <w:p>
+      <w:r>
+        <w:t>Das Systemmodell der Wirkungsökonomie beschreibt Wirtschaft als Wirkungssystem: Wertschöpfung soll nicht aus Ressourcenentzug, sondern aus Wirkung entstehen; Unternehmen sollen positive Netto-Wirkung erzeugen, Mensch, Planet und Demokratie stärken, Ressourcen regenerieren und gesellschaftliche Transformation unterstützen. Diese Formulierung benennt die Richtung: Unternehmen werden nicht nur danach gelesen, was sie verkaufen, sondern danach, welche Zustände sie verändern.</w:t>
+      </w:r>
+    </w:p>
+    <w:p>
+      <w:r>
+        <w:t>Damit grenzt sich die Wirkungsökonomie auch von bloßem Purpose-Marketing ab. Ein Unternehmenszweck ist kein Slogan, keine Kampagne und kein Leitbild auf der Website. Wirkung ist nicht die Behauptung eines guten Zwecks. Wirkung ist die tatsächliche Veränderung von Zuständen. Ein Unternehmen kann „Purpose“ kommunizieren und dennoch geringe oder negative Wirkung erzeugen. Umgekehrt kann ein Unternehmen ohne große Sprache hohe Wirkung leisten, wenn seine Produkte, Prozesse, Arbeitsbedingungen und Lieferketten reale Zustände verbessern.</w:t>
+      </w:r>
+    </w:p>
+    <w:p>
+      <w:r>
+        <w:t>Ein wirkungsökonomischer Unternehmenszweck muss daher überprüfbar sein. Er muss in Strategie, Governance, Investitionen, Produktentwicklung, Beschaffung, Personal, Daten, Risiko und Entscheidungen wieder auftauchen. Er darf nicht neben dem Geschäftsmodell stehen. Er muss das Geschäftsmodell ordnen.</w:t>
+      </w:r>
+    </w:p>
+    <w:p>
+      <w:r>
+        <w:t>Externe Unternehmensdebatten haben diese Verschiebung vorbereitet. Die Stakeholder-Theorie machte sichtbar, dass Unternehmen nicht nur gegenüber Anteilseigner:innen, sondern gegenüber vielen Anspruchsgruppen in Beziehung stehen. Neuere Arbeiten zum Unternehmenszweck betonen, dass Unternehmen Probleme profitabel lösen sollen, statt Profit aus der Erzeugung von Problemen zu ziehen. Die Wirkungsökonomie geht darüber hinaus, indem sie diese Einsicht nicht nur als Governance-Frage, sondern als Wirkungsarchitektur versteht: Zweck wird erst dann real, wenn Wirkung gemessen, bewertet und rückgekoppelt wird.</w:t>
+      </w:r>
+    </w:p>
+    <w:p>
+      <w:pPr>
+        <w:pStyle w:val="Heading3"/>
+      </w:pPr>
+      <w:r>
+        <w:t>42.2 Gewinn als Ergebnis, nicht Ziel</w:t>
+      </w:r>
+    </w:p>
+    <w:p>
+      <w:r>
+        <w:t>Gewinn ist nicht der Feind der Wirkungsökonomie. Ein Unternehmen, das dauerhaft Verluste erzeugt, kann seine Wirkung kaum stabil erhalten. Es kann keine Löhne zahlen, keine Innovation finanzieren, keine Lieferanten sichern, keine Infrastruktur pflegen und keine Risiken auffangen. Wirtschaftliche Tragfähigkeit ist notwendig.</w:t>
+      </w:r>
+    </w:p>
+    <w:p>
+      <w:r>
+        <w:t>Aber Gewinn ist Ergebnis, nicht Ziel.</w:t>
+      </w:r>
+    </w:p>
+    <w:p>
+      <w:r>
+        <w:t>Wenn Gewinn zum obersten Ziel wird, ordnet sich das Unternehmen der Kapitalvermehrung unter. Dann werden Produkte, Arbeit, Lieferketten, Kund:innen, Natur, Daten und Öffentlichkeit nach ihrer Fähigkeit gelesen, Gewinn zu erzeugen. Wirkungen, die nicht im Preis erscheinen, werden leichter ausgelagert. Negative Wirkung kann rational erscheinen, wenn sie Kosten senkt oder Erlöse erhöht. Positive Wirkung kann benachteiligt werden, wenn sie kurzfristig teurer ist.</w:t>
+      </w:r>
+    </w:p>
+    <w:p>
+      <w:r>
+        <w:t>Die Wirkungsökonomie verschiebt diese Logik. Ein Unternehmen soll nicht zufällig positive Wirkung erzeugen, während Gewinn das Ziel bleibt. Es soll Gewinn durch gute Wirkung ermöglichen. Der Gewinn zeigt dann nicht, dass das Unternehmen gut ist. Er zeigt nur, dass seine Lösung wirtschaftlich besteht. Ob sie wirkungsökonomisch tragfähig ist, entscheidet sich an Mensch, Planet und Demokratie.</w:t>
+      </w:r>
+    </w:p>
+    <w:p>
+      <w:r>
+        <w:t>Diese Unterscheidung ist wichtig, weil sonst zwei Fehler entstehen. Der erste Fehler ist Gewinnfeindlichkeit. Dann wird wirtschaftliche Tragfähigkeit unterschätzt. Der zweite Fehler ist Gewinnvergötzung. Dann wird jedes profitable Geschäftsmodell als wertvoll behandelt, selbst wenn es negative Zustände erzeugt. Die Wirkungsökonomie vermeidet beide Fehler. Sie ordnet Gewinn in eine größere Wirkungslogik ein.</w:t>
+      </w:r>
+    </w:p>
+    <w:p>
+      <w:r>
+        <w:t>Ein Gewinn kann aus Wirkleistung entstehen. Dann löst ein Unternehmen reale Probleme, verbessert Zustände, begrenzt Risiken, schafft gute Arbeit, entwickelt nützliche Technologien, stärkt Regeneration oder erhöht Lebensqualität. Ein Gewinn kann aber auch aus Scheinleistung, Blindleistung oder Verlustleistung entstehen. Dann verkauft ein Unternehmen Produkte, die Folgekosten verschieben, Aufmerksamkeit ausbeuten, Naturkapital verbrauchen, Beschäftigte überlasten oder demokratische Räume beschädigen.</w:t>
+      </w:r>
+    </w:p>
+    <w:p>
+      <w:r>
+        <w:t>In der alten Ordnung sehen beide Gewinne in der Bilanz ähnlich aus. In der Wirkungsökonomie werden sie verschieden gelesen.</w:t>
+      </w:r>
+    </w:p>
+    <w:p>
+      <w:r>
+        <w:t>Das bedeutet nicht, dass Unternehmen moralisch sortiert werden. Es bedeutet, dass wirtschaftliche Erfolge nicht ohne Wirkungsprüfung verstanden werden dürfen. Gewinn bleibt ein wichtiges Signal. Aber er ist ein Tragfähigkeitssignal, kein Wahrheitsbeweis. Ein Unternehmen ist nicht erfolgreich, weil es Gewinn macht. Es ist wirkungsökonomisch erfolgreich, wenn es Gewinn auf eine Weise erzielt, die positive Netto-Wirkung erzeugt und negative Wirkung begrenzt.</w:t>
+      </w:r>
+    </w:p>
+    <w:p>
+      <w:pPr>
+        <w:pStyle w:val="Heading3"/>
+      </w:pPr>
+      <w:r>
+        <w:t>42.3 Wirkung in Strategie und Governance</w:t>
+      </w:r>
+    </w:p>
+    <w:p>
+      <w:r>
+        <w:t>Wenn Unternehmen Wirkungssysteme sind, darf Wirkung nicht in einer Nachhaltigkeitsabteilung enden. Sie muss in Strategie und Governance eingehen. Strategie entscheidet, wohin ein Unternehmen seine Fähigkeiten, Investitionen, Produkte, Märkte, Daten, Talente und Kapitalströme lenkt. Governance entscheidet, wer Verantwortung übernimmt, welche Informationen im Entscheidungsraum erscheinen, wie Risiken behandelt werden und welche Ziele Priorität erhalten.</w:t>
+      </w:r>
+    </w:p>
+    <w:p>
+      <w:r>
+        <w:t>Wirkung in Strategie bedeutet, dass ein Unternehmen seine Zukunft nicht nur nach Umsatz, Marge, Marktanteil oder Wachstum plant. Es fragt auch, welche Zustände durch seine Strategie verändert werden. Welche Probleme löst das Unternehmen? Welche Risiken erzeugt es? Welche Ressourcen verbraucht es? Welche Abhängigkeiten schafft es? Welche Fähigkeiten baut es auf? Welche Wirkungsräume stärkt oder schwächt es? Welche Wirkungspotenziale entstehen durch neue Produkte, Daten, Technologien oder Märkte?</w:t>
+      </w:r>
+    </w:p>
+    <w:p>
+      <w:r>
+        <w:t>Wirkung in Governance bedeutet, dass diese Fragen in die Entscheidungsarchitektur eingehen. Wirkung darf nicht als Bericht nach der Entscheidung erscheinen. Sie muss vor der Entscheidung in den Raum. Vorstand, Geschäftsführung, Aufsichtsgremien, Risikofunktionen, Controlling, Einkauf, Produktentwicklung, Personal, Recht, Kommunikation und Nachhaltigkeit müssen mit einer gemeinsamen Wirkungslogik arbeiten. Sonst entstehen Silos: Eine Abteilung optimiert Kosten, eine andere berichtet Nachhaltigkeit, eine dritte verwaltet Risiko, eine vierte kommuniziert Purpose.</w:t>
+      </w:r>
+    </w:p>
+    <w:p>
+      <w:r>
+        <w:t>Die Wirkungsökonomie verlangt Verbindung. Das Begriffssystem der Wirkungsökonomie liefert dafür die Sprache: Wirkung, Wirkungspotenzial, Wirkungsträger, Wirkungsempfänger, Wirkungsraum, systemischer Wert, normativer Wert, Wirkleistung, Netto-Wirkung, Wirkungsrisiko, Wirkungsresilienz, Wirkungsdaten, Wirkungskapital und Wirkungskompetenz. Diese Begriffe sind nicht für das Buch allein geschrieben. Sie müssen in Organisationen handlungsfähig werden.</w:t>
+      </w:r>
+    </w:p>
+    <w:p>
+      <w:r>
+        <w:t>Wirkung in Governance heißt deshalb: Entscheidungen werden nicht nur nach finanzieller Zielerreichung geprüft, sondern nach Wirkungszusammenhang. Welche direkte Wirkung entsteht? Welche indirekte Wirkung? Welche verzögerte Wirkung? Welche systemische Wirkung? Welche Nebenwirkung? Welche Gegenwirkung? Welche Datenqualität liegt vor? Welche Unsicherheit bleibt? Welche Rückkopplung ist vorgesehen?</w:t>
+      </w:r>
+    </w:p>
+    <w:p>
+      <w:r>
+        <w:t>Hier verbindet sich Teil VII mit der Systemlogik der Wirkungsökonomie. Unternehmen brauchen ein eigenes Wirkungsrad: Handlung, Wirkung oder Wirkungspotenzial, Zustandsveränderung, systemischer Wert, normativer Wert, Wirkungslenkung, veränderte Anreize, neue Handlung, Rückkopplung und Lernen. Wenn diese Logik nicht in Unternehmensentscheidungen zurückkehrt, bleibt Wirkung externes Reporting. Wenn sie zurückkehrt, wird das Unternehmen lernfähig.</w:t>
+      </w:r>
+    </w:p>
+    <w:p>
+      <w:r>
+        <w:t>Damit ist auch klar, was dieses Kapitel noch nicht leistet. Es entfaltet noch keine Führungslehre. Das folgt im nächsten Kapitel. Es baut noch kein Wirkungscontrolling auf. Das folgt später in diesem Teil. Es erklärt noch keine Lieferkettensteuerung im Detail. Auch das folgt später. Es legt nur die grundlegende Unternehmenslogik fest: Wirkung muss in Strategie und Governance erscheinen, sonst bleibt sie Kommunikation.</w:t>
+      </w:r>
+    </w:p>
+    <w:p>
+      <w:pPr>
+        <w:pStyle w:val="Heading3"/>
+      </w:pPr>
+      <w:r>
+        <w:t>42.4 Verantwortung über die Bilanz hinaus</w:t>
+      </w:r>
+    </w:p>
+    <w:p>
+      <w:r>
+        <w:t>Die Bilanz zeigt Vermögen, Schulden, Eigenkapital, Erträge, Aufwendungen und finanzielle Lage. Sie ist unverzichtbar. Aber sie zeigt nicht vollständig, welche Zustände ein Unternehmen verändert. Viele Wirkungen erscheinen nicht in der Bilanz, obwohl sie real sind: Emissionen, Wasserstress, Arbeitsbelastung, Vertrauen, Gesundheitsfolgen, Lieferkettenrisiken, Datenmissbrauch, demokratische Rückwirkungen, Resilienzverluste, soziale Folgekosten, Naturkapitalverbrauch und künftige Haftungsrisiken.</w:t>
+      </w:r>
+    </w:p>
+    <w:p>
+      <w:r>
+        <w:t>Verantwortung über die Bilanz hinaus bedeutet nicht, dass Unternehmen für alles verantwortlich sind. Es bedeutet, dass die Reichweite unternehmerischer Wirkung größer ist als die Reichweite der klassischen Rechnungslegung. Unternehmen wirken direkt, wenn sie produzieren, beschäftigen, investieren, kommunizieren und verkaufen. Sie wirken indirekt über Lieferketten, Kapital, Kundennutzung, technische Standards, Datenräume, Vertrieb, Lobbyarbeit und Branchenlogiken. Sie wirken verzögert, wenn Produkte, Infrastrukturen, Gewohnheiten oder Risiken erst später Folgen zeigen. Sie wirken systemisch, wenn sie Märkte, Normen, Technologien, Erwartungen und politische Möglichkeitsräume verändern.</w:t>
+      </w:r>
+    </w:p>
+    <w:p>
+      <w:r>
+        <w:t>Diese Wirkung kann nicht vollständig in eine klassische Bilanz gepresst werden. Aber sie darf auch nicht außerhalb der Verantwortung bleiben.</w:t>
+      </w:r>
+    </w:p>
+    <w:p>
+      <w:r>
+        <w:t>Die externe Debatte zur nichtfinanziellen Berichterstattung, zur doppelten Wesentlichkeit, zu Stakeholdern und zu Unternehmensverantwortung hat bereits gezeigt, dass finanzielle Berichte allein nicht mehr ausreichen. Die Wirkungsökonomie nimmt diesen Befund auf und entwickelt ihn weiter: Es genügt nicht, Wirkung zusätzlich offenzulegen. Wirkung muss in Strategie, Governance und Entscheidung zurückkehren.</w:t>
+      </w:r>
+    </w:p>
+    <w:p>
+      <w:r>
+        <w:t>Verantwortung über die Bilanz hinaus bedeutet auch, Wirkung nicht an Unternehmensgrenzen enden zu lassen. Ein Unternehmen kann nicht nur auf die eigene Fabrik schauen, wenn ein großer Teil seiner Wirkung in Vorleistungen liegt. Es kann nicht nur den Verkauf erfassen, wenn die Nutzung des Produkts zentrale Wirkungen erzeugt. Es kann nicht nur den direkten Arbeitsplatz betrachten, wenn sein Geschäftsmodell ganze Arbeitsmärkte, Regionen oder Kommunikationsräume verändert.</w:t>
+      </w:r>
+    </w:p>
+    <w:p>
+      <w:r>
+        <w:t>Das heißt nicht, jede Folge vollständig einem Unternehmen zuzurechnen. Die systemischen Teile haben gezeigt, dass Wirkung in nichttrivialen Systemen entsteht. Verantwortung braucht deshalb Differenzierung: Wissen, Einfluss, Rolle, Macht, Reichweite, Zumutbarkeit, Datenlage und Nähe zur Wirkung. Ein Unternehmen mit hoher Wirkungskraft, hoher Marktmacht, tiefen Lieferketten, großen Datenbeständen oder starkem öffentlichen Einfluss hat andere Verantwortung als ein kleines Unternehmen mit begrenzter Reichweite.</w:t>
+      </w:r>
+    </w:p>
+    <w:p>
+      <w:r>
+        <w:t>Verantwortung über die Bilanz hinaus heißt daher: Unternehmen müssen die Wirkungen in den Räumen prüfen, die sie real gestalten können. Sie müssen nicht die Welt allein retten. Sie müssen aber ihre eigenen Wirkungsräume ernst nehmen.</w:t>
+      </w:r>
+    </w:p>
+    <w:p>
+      <w:pPr>
+        <w:pStyle w:val="Heading3"/>
+      </w:pPr>
+      <w:r>
+        <w:t>Quellenanker: Kapitel 46 - Interne Wertschöpfung und Lieferkettensteuerung</w:t>
+      </w:r>
+    </w:p>
+    <w:p>
+      <w:r>
+        <w:t>Interne Quelle: referenz/kapitel-046-interne-wertschoepfung-und-lieferkettensteuerung/index.html</w:t>
+      </w:r>
+    </w:p>
+    <w:p>
+      <w:r>
+        <w:t>Kapitel 45 hat gezeigt, dass Wirkung in Unternehmen an Organisation, Rollen, Kultur und Lernfähigkeit gebunden ist. Dieses Kapitel richtet den Blick auf die interne Wertschöpfung und auf Lieferketten. Denn ein Unternehmen wirkt nicht nur durch das, was es im eigenen Werk, Büro oder Geschäftsmodell sichtbar tut. Es wirkt durch das, was es einkauft, ermöglicht, verlangt, duldet und weitergibt.</w:t>
+      </w:r>
+    </w:p>
+    <w:p>
+      <w:r>
+        <w:t>Lieferketten sind keine vorgelagerten Nebenzonen. Sie sind Wirkungsräume. In ihnen entstehen Rohstoffwirkungen, Arbeitsbedingungen, Wasserverbrauch, Emissionen, Energieabhängigkeiten, Qualitätsrisiken, Menschenrechtsrisiken, Datenlücken, politische Abhängigkeiten und Resilienzprobleme. Wer Lieferketten ausschließlich als Kosten- und Verfügbarkeitsfrage behandelt, unterschätzt einen zentralen Hebel unternehmerischer Wirkung [I-K46-1; I-K46-2].</w:t>
+      </w:r>
+    </w:p>
+    <w:p>
+      <w:r>
+        <w:t>Dieses Kapitel bleibt auf der Ebene der Unternehmenslogik. Es entwickelt keine Produktsteuerarchitektur, keine globale Handelsordnung und keine detaillierte Regulierungsdogmatik. Es beschreibt, wie Unternehmen Beschaffung, Lieferantenbewertung, Supply-Chain-Resilienz und interne Datenflüsse so organisieren können, dass Wirkung nicht an der Unternehmensgrenze endet.</w:t>
+      </w:r>
+    </w:p>
+    <w:p>
+      <w:r>
+        <w:t>Der Leitgedanke lautet: Ein Unternehmen wirkt nicht nur durch das, was es selbst tut. Es wirkt durch das, was es einkauft, ermöglicht, verlangt, duldet und weitergibt.</w:t>
+      </w:r>
+    </w:p>
+    <w:p>
+      <w:pPr>
+        <w:pStyle w:val="Heading3"/>
+      </w:pPr>
+      <w:r>
+        <w:t>46.1 Beschaffung als Wirkungshebel</w:t>
+      </w:r>
+    </w:p>
+    <w:p>
+      <w:r>
+        <w:t>Beschaffung gehört zu den wirksamsten Steuerungsstellen eines Unternehmens. Einkaufsentscheidungen bestimmen, welche Rohstoffe genutzt werden, welche Produktionsweisen wirtschaftlich bestehen können, welche Lieferanten wachsen, welche Arbeitsbedingungen stabilisiert werden und welche ökologischen Belastungen entlang der Wertschöpfungskette entstehen.</w:t>
+      </w:r>
+    </w:p>
+    <w:p>
+      <w:r>
+        <w:t>In vielen Unternehmen wird Einkauf primär über Preis, Qualität, Lieferfähigkeit und Vertragsbedingungen gesteuert. Diese Kriterien bleiben notwendig. Ein Unternehmen muss wirtschaftlich einkaufen können. Wirkung verschwindet jedoch aus dem Entscheidungsraum, wenn Beschaffung ausschließlich auf kurzfristige Kostenreduktion reduziert wird.</w:t>
+      </w:r>
+    </w:p>
+    <w:p>
+      <w:r>
+        <w:t>Die internen Lieferkettenarbeiten der Wirkungsökonomie zeigen, dass erhebliche ökologische und soziale Wirkungen nicht am eigenen Standort entstehen, sondern in Vorstufen, Rohstoffketten, Zulieferbetrieben, Transportstrukturen und ausgelagerten Produktionsschritten. Unternehmen können deshalb lokal effizient wirken und gleichzeitig systemische Schäden entlang ihrer Vorleistungen verstärken.</w:t>
+      </w:r>
+    </w:p>
+    <w:p>
+      <w:r>
+        <w:t>Beschaffung wird damit zu einer Form unternehmerischer Wirkungslenkung. Einkaufsentscheidungen beeinflussen Wasserverbrauch, Emissionen, Arbeitsbedingungen, Biodiversität, Energieabhängigkeiten, Resilienz und regionale Stabilität. Sie beeinflussen außerdem, welche Standards sich in Märkten durchsetzen.</w:t>
+      </w:r>
+    </w:p>
+    <w:p>
+      <w:r>
+        <w:t>Wirkungsorientierte Beschaffung bedeutet nicht, jede problematische Lieferbeziehung sofort zu beenden. Eine solche Logik würde viele Probleme lediglich verlagern. Lieferantenentwicklung kann wirksamer sein als kurzfristiger Austausch. Unternehmen können Wirkung verbessern, indem sie bessere Datenstandards verlangen, langfristige Verträge anbieten, technische Unterstützung ermöglichen oder realistische Übergänge organisieren [E-K46-1; E-K46-2].</w:t>
+      </w:r>
+    </w:p>
+    <w:p>
+      <w:r>
+        <w:t>Dadurch verändert sich die Rolle des Einkaufs. Einkauf bewertet nicht nur Preise, sondern Wirkungsbedingungen. Lieferanten werden nicht allein nach Kosten beurteilt, sondern auch nach Menschenrechten, Klima, Ressourcenverbrauch, Datenqualität, Resilienz und Entwicklungsfähigkeit.</w:t>
+      </w:r>
+    </w:p>
+    <w:p>
+      <w:r>
+        <w:t>Ein Einkaufssystem, das ausschließlich niedrigste Preise belohnt, erzeugt strukturell andere Ergebnisse als ein Einkaufssystem, das auch Wirkungsqualität berücksichtigt. Die Zielsysteme des Einkaufs müssen deshalb erweitert werden. Preis, Qualität und Verfügbarkeit bleiben relevant, werden aber um Wirkung ergänzt.</w:t>
+      </w:r>
+    </w:p>
+    <w:p>
+      <w:r>
+        <w:t>Beschaffung wird damit zu einem praktischen Anwendungsfeld der Wirkungslenkung aus den methodischen Teilen dieses Buches. Lieferanten mit belastbaren Wirkungsdaten, stabileren Standards und höherer Resilienz erhalten bessere Anschlussfähigkeit. Negative Wirkung wird schwieriger auslagerbar.</w:t>
+      </w:r>
+    </w:p>
+    <w:p>
+      <w:pPr>
+        <w:pStyle w:val="Heading3"/>
+      </w:pPr>
+      <w:r>
+        <w:t>46.2 Lieferantenbewertung</w:t>
+      </w:r>
+    </w:p>
+    <w:p>
+      <w:r>
+        <w:t>Lieferantenbewertung verbindet Beschaffung mit Wirkungsmessung. Sie übersetzt Lieferanteninformationen in Entscheidungsfähigkeit.</w:t>
+      </w:r>
+    </w:p>
+    <w:p>
+      <w:r>
+        <w:t>Klassische Lieferantenbewertungen konzentrieren sich häufig auf Preis, Qualität, Liefertreue und Vertragsstabilität. Eine wirkungsorientierte Bewertung erweitert diese Perspektive um zusätzliche Wirkungsfelder: Menschenrechte, Arbeitsbedingungen, Gesundheit, Sicherheit, Klima, Wasser, Ressourcenverbrauch, Biodiversität, Energie, Datenintegrität, Korruptionsrisiken, politische Abhängigkeiten und Resilienz.</w:t>
+      </w:r>
+    </w:p>
+    <w:p>
+      <w:r>
+        <w:t>Nicht jeder Lieferant ist in jedem Wirkungsfeld gleich relevant. Ein Rohstofflieferant erzeugt andere Wirkungen als ein Softwaredienstleister, ein Logistikpartner oder ein Reinigungsunternehmen. Wirkungsbewertung muss deshalb kontextbezogen bleiben.</w:t>
+      </w:r>
+    </w:p>
+    <w:p>
+      <w:r>
+        <w:t>Die Verbindung zu den methodischen Teilen des Buches ist unmittelbar. WÖk-IDs machen Indikatoren adressierbar. Scorecards strukturieren Bewertung. Datenräume und digitale Produktpässe verbinden Informationen über Lieferstufen hinweg. T-SROI kann ergänzend genutzt werden, wenn größere Transformationsprojekte oder systemische Wirkungen bewertet werden sollen [I-K46-3; I-K46-4].</w:t>
+      </w:r>
+    </w:p>
+    <w:p>
+      <w:r>
+        <w:t>Lieferantenbewertung darf jedoch nicht zu einer reinen Dokumentationsbürokratie werden. Lange Fragebögen ersetzen keine Wirkung. Kleine Lieferanten verfügen häufig nicht über dieselben Berichtskapazitäten wie große Konzerne. Eine belastbare Lieferantenbewertung braucht daher risikobasierte Tiefe, Datenqualität und Entwicklungsperspektiven.</w:t>
+      </w:r>
+    </w:p>
+    <w:p>
+      <w:r>
+        <w:t>Risikobasierte Tiefe bedeutet: Hohe Wirkungs- oder Risikofelder werden intensiver geprüft. Rohstoffe aus Wasserstressregionen, Lieferanten in Konfliktregionen oder sensible Technologieanbieter benötigen andere Prüfintensitäten als risikoarme Standardleistungen.</w:t>
+      </w:r>
+    </w:p>
+    <w:p>
+      <w:r>
+        <w:t>Lieferantenentwicklung ist ein zweiter zentraler Bestandteil. Unternehmen können ihre eigene Wirkung verbessern, indem sie Lieferanten beim Aufbau von Datenqualität, Arbeitsstandards, Ressourceneffizienz und Resilienz unterstützen. Lieferanten dürfen nicht ausschließlich als austauschbare Kostenposition erscheinen.</w:t>
+      </w:r>
+    </w:p>
+    <w:p>
+      <w:r>
+        <w:t>Lieferantenbewertung muss daher zwischen unterschiedlichen Situationen unterscheiden:</w:t>
+      </w:r>
+    </w:p>
+    <w:p>
+      <w:r>
+        <w:t>Lieferanten mit positiver oder klar verbesserbarer Wirkung</w:t>
+      </w:r>
+    </w:p>
+    <w:p>
+      <w:r>
+        <w:t>Lieferanten mit ambivalenter Wirkung und notwendigem Entwicklungsplan</w:t>
+      </w:r>
+    </w:p>
+    <w:p>
+      <w:r>
+        <w:t>Lieferanten mit schweren Mindeststandardverletzungen oder roten Linien</w:t>
+      </w:r>
+    </w:p>
+    <w:p>
+      <w:r>
+        <w:t>Diese Differenzierung verhindert sowohl naive Loyalität als auch reflexhaften Ausschluss.</w:t>
+      </w:r>
+    </w:p>
+    <w:p>
+      <w:r>
+        <w:t>Menschenrechte bilden dabei eine nicht verhandelbare Grenze. Die UN-Leitprinzipien für Wirtschaft und Menschenrechte sowie die OECD-Leitsätze zur Sorgfaltspflicht verpflichten Unternehmen zur Identifikation, Vermeidung und Minderung menschenrechtlicher Risiken entlang ihrer Wertschöpfungsketten [E-K46-1; E-K46-2]. Die Wirkungsökonomie integriert diese Prinzipien in ihre eigene Wirkungslogik von Mensch, Planet und Demokratie.</w:t>
+      </w:r>
+    </w:p>
+    <w:p>
+      <w:pPr>
+        <w:pStyle w:val="Heading3"/>
+      </w:pPr>
+      <w:r>
+        <w:t>46.3 Supply-Chain-Resilienz</w:t>
+      </w:r>
+    </w:p>
+    <w:p>
+      <w:r>
+        <w:t>Lieferkettenwirkung ist nicht nur Nachhaltigkeitsfrage. Sie ist Resilienzfrage.</w:t>
+      </w:r>
+    </w:p>
+    <w:p>
+      <w:r>
+        <w:t>Eine Lieferkette kann kurzfristig effizient und gleichzeitig hochgradig verletzlich sein. Wasserstress, Energieabhängigkeiten, politische Konflikte, Rohstoffkonzentration, Arbeitsrechtsverletzungen, Cyberrisiken oder Datenlücken können Lieferfähigkeit, Kostenstruktur, Reputation und Geschäftsmodellstabilität erheblich beeinflussen [Kap. 23; I-K46-5].</w:t>
+      </w:r>
+    </w:p>
+    <w:p>
+      <w:r>
+        <w:t>Supply-Chain-Resilienz beschreibt deshalb mehr als Notfallplanung oder Lagerhaltung. Gemeint ist die Fähigkeit einer Wertschöpfungskette, Störungen zu begrenzen, Alternativen zu aktivieren, kritische Funktionen aufrechtzuerhalten und aus Rückkopplung zu lernen.</w:t>
+      </w:r>
+    </w:p>
+    <w:p>
+      <w:r>
+        <w:t>Resilienz entsteht nicht dadurch, dass Risiken an schwächere Glieder der Kette ausgelagert werden. Eine Lieferkette bleibt verletzlich, wenn ihre Stabilität nur auf Kosten anderer Akteure gesichert wird.</w:t>
+      </w:r>
+    </w:p>
+    <w:p>
+      <w:r>
+        <w:t>Hier entsteht ein typischer Wahrnehmungskonflikt. Frühzeitige Lieferantenentwicklung, Datenaufbau, faire Vertragslogiken oder regionale Alternativen wirken im Alltag weniger sichtbar als Krisenreaktionen nach Lieferkettenbrüchen. Prävention bleibt häufig unsichtbar, gerade weil sie funktioniert.</w:t>
+      </w:r>
+    </w:p>
+    <w:p>
+      <w:r>
+        <w:t>Wirkungsorientierte Lieferkettensteuerung muss diese Verzerrung korrigieren. Sie bewertet nicht nur die Geschwindigkeit der Krisenreaktion, sondern auch die Fähigkeit, Störungen frühzeitig zu vermeiden oder abzumildern.</w:t>
+      </w:r>
+    </w:p>
+    <w:p>
+      <w:r>
+        <w:t>Die vermiedene Lieferunterbrechung, der früh erkannte Wasserstress, die stabile Ersatzquelle oder die rechtzeitig verbesserte Datenqualität sind ebenfalls Wirkleistung.</w:t>
+      </w:r>
+    </w:p>
+    <w:p>
+      <w:r>
+        <w:t>Frühes Handeln erweitert außerdem die Zahl der Handlungsoptionen. Unternehmen, die früh alternative Bezugsquellen, bessere Datenstandards oder resiliente Lieferantenbeziehungen aufbauen, verfügen im Krisenfall über größere Entscheidungsspielräume. Unternehmen, die erst unter Schock reagieren, handeln unter höherem Zeitdruck, höheren Preisen und geringerer Auswahl.</w:t>
+      </w:r>
+    </w:p>
+    <w:p>
+      <w:r>
+        <w:t>Supply-Chain-Resilienz verlangt deshalb die Verbindung verschiedener Perspektiven: Einkauf, Nachhaltigkeit, Recht, Risikomanagement, Produktentwicklung, IT, Controlling und Management müssen dieselben kritischen Wirkungsräume erkennen können.</w:t>
+      </w:r>
+    </w:p>
+    <w:p>
+      <w:pPr>
+        <w:pStyle w:val="Heading3"/>
+      </w:pPr>
+      <w:r>
+        <w:t>Quellenanker: Kapitel 92 - Handel, Lieferketten und globale Wirkung</w:t>
+      </w:r>
+    </w:p>
+    <w:p>
+      <w:r>
+        <w:t>Interne Quelle: referenz/kapitel-092-handel-lieferketten-und-globale-wirkung/index.html</w:t>
+      </w:r>
+    </w:p>
+    <w:p>
+      <w:r>
+        <w:t>Kapitel 91 hat Europa als möglichen Wirkungsraum beschrieben: als Raum, in dem Markt, Recht, Daten, Demokratie und Standards zusammengeführt werden können. Kapitel 92 weitet diese Logik auf internationalen Handel und globale Lieferketten aus. Es geht nicht um eine vollständige Theorie des Welthandels und nicht um eine technische Ausarbeitung des Welthandelsrechts. Es geht um die Frage, wie Wirkung sichtbar bleibt, wenn Waren, Rohstoffe, Dienstleistungen, Daten, Kapital und Risiken über Grenzen hinweg verschoben werden.</w:t>
+      </w:r>
+    </w:p>
+    <w:p>
+      <w:r>
+        <w:t>Handel ist nicht nur Warenaustausch. Handel ist Wirkungsverlagerung.</w:t>
+      </w:r>
+    </w:p>
+    <w:p>
+      <w:r>
+        <w:t>Ein Produkt kann in einem Land konsumiert werden, während seine ökologische, soziale, gesundheitliche, arbeitsrechtliche oder demokratische Wirkung in einem anderen Land entsteht. Die Käuferin sieht den Preis. Das Unternehmen sieht die Kosten. Der Zoll sieht die Ware. Der Kapitalmarkt sieht Marge und Risiko. Aber Wasserstress, Rohstoffabbau, Arbeitsbedingungen, Entwaldung, Zwangsarbeit, Biodiversitätsverlust, Korruption, politische Abhängigkeit oder digitale Überwachung können weit vor der Grenze liegen.</w:t>
+      </w:r>
+    </w:p>
+    <w:p>
+      <w:r>
+        <w:t>Die alte Handelslogik fragte: Wo ist es billiger? Wo sind Regeln schwächer? Wo ist Arbeit günstiger? Wo sind Zölle niedriger? Wo ist die Lieferkette effizienter?</w:t>
+      </w:r>
+    </w:p>
+    <w:p>
+      <w:r>
+        <w:t>Die Wirkungsökonomie fragt: Welche Wirkung entsteht entlang der Kette? Welche Schäden werden verschoben? Welche Abhängigkeiten entstehen? Welche Daten sind prüfbar? Welche Menschen tragen die Kosten? Welche Ökosysteme werden belastet? Welche Wertschöpfung entsteht lokal? Welche Rechte werden geschützt? Welche Resilienz wird aufgebaut?</w:t>
+      </w:r>
+    </w:p>
+    <w:p>
+      <w:r>
+        <w:t>Globaler Handel wird wirkungsökonomisch nicht danach beurteilt, ob Waren möglichst billig fließen, sondern danach, welche Wirkung entlang der gesamten Kette erzeugt, verschoben oder verhindert wird.</w:t>
+      </w:r>
+    </w:p>
+    <w:p>
+      <w:pPr>
+        <w:pStyle w:val="Heading3"/>
+      </w:pPr>
+      <w:r>
+        <w:t>92.1 Wirkungsbasierter Handel</w:t>
+      </w:r>
+    </w:p>
+    <w:p>
+      <w:r>
+        <w:t>Wirkungsbasierter Handel bedeutet nicht, Handel abzuschaffen. Er bedeutet, Handel an Wirklichkeit rückzubinden.</w:t>
+      </w:r>
+    </w:p>
+    <w:p>
+      <w:r>
+        <w:t>Handel kann Wohlstand schaffen. Er kann Arbeit ermöglichen, Märkte öffnen, Innovation verbreiten, Versorgung sichern, Wissen austauschen, Spezialisierung ermöglichen, Regionen verbinden und Teilhabe erweitern. Viele Länder, Unternehmen und Menschen leben davon, dass Güter, Dienstleistungen, Rohstoffe, Technologien und Kapital über Grenzen hinweg fließen. Eine Wirkungsökonomie darf globale Lieferketten deshalb nicht pauschal romantisieren und nicht pauschal verurteilen.</w:t>
+      </w:r>
+    </w:p>
+    <w:p>
+      <w:r>
+        <w:t>Aber Handel kann auch Schäden verschieben. Er kann billige Produkte ermöglichen, weil Wasser in anderen Regionen verbraucht wird, weil Löhne nicht existenzsichernd sind, weil Arbeitsschutz schwach ist, weil Emissionen außerhalb des importierenden Landes entstehen, weil Biodiversität in Herkunftsregionen zerstört wird, weil Rohstoffe unter Gewalt, Korruption oder autoritärer Kontrolle gewonnen werden, oder weil demokratische und arbeitsrechtliche Standards entlang der Kette nicht gelten.</w:t>
+      </w:r>
+    </w:p>
+    <w:p>
+      <w:r>
+        <w:t>Die alte Handelslogik behandelte solche Folgen zu häufig als „extern“. Wirkungsökonomisch sind sie nicht extern. Sie sind nur verlagert.</w:t>
+      </w:r>
+    </w:p>
+    <w:p>
+      <w:r>
+        <w:t>Ein T-Shirt ist nicht erst im Laden ein Produkt. Es ist Baumwolle, Wasser, Chemie, Energie, Arbeit, Transport, Färbung, Verpackung, Lohn, Arbeitsschutz, Gesundheit, Entsorgung und Modezyklus. Ein Smartphone ist nicht erst im Geschäft ein Gerät. Es ist Rohstoffabbau, seltene Erden, Kobalt, Lithium, Elektronikfertigung, Energie, Software, Datenrechte, Reparierbarkeit und Elektroschrott. Ein Lebensmittel ist nicht erst beim Verzehr Wirkung. Es ist Saatgut, Boden, Wasser, Pestizide, Tierhaltung, Futter, Arbeit, Kühlung, Verpackung, Transport und Food Waste. Die Arbeitsfassungen der Wirkungsökonomie beschreiben Produkte deshalb als verdichtete Wirkungsketten und warnen davor, Wirkung nur im eigenen Werk zu optimieren, während sie in unsichtbare Vorstufen verschoben wird [I-K92-2; I-K92-3].</w:t>
+      </w:r>
+    </w:p>
+    <w:p>
+      <w:r>
+        <w:t>Wirkungsbasierter Handel stellt daher eine andere Grundfrage.</w:t>
+      </w:r>
+    </w:p>
+    <w:p>
+      <w:r>
+        <w:t>Nicht: Wo bekommen wir es billiger?</w:t>
+      </w:r>
+    </w:p>
+    <w:p>
+      <w:r>
+        <w:t>Sondern: Wo entsteht echte Wirkleistung?</w:t>
+      </w:r>
+    </w:p>
+    <w:p>
+      <w:r>
+        <w:t>Diese Frage verändert die Rolle aller Beteiligten.</w:t>
+      </w:r>
+    </w:p>
+    <w:p>
+      <w:r>
+        <w:t>Unternehmen müssen Lieferketten nicht nur als Kosten-, Qualitäts- und Verfügbarkeitsketten lesen, sondern als Wirkungsketten und Risikoketten. Ein Unternehmen, das seine Lieferkette nicht kennt, kennt seine Wirkung nicht. Und ein Unternehmen, das seine Wirkung nicht kennt, kennt sein Geschäftsmodell nicht. Die alte Lieferkettenlogik fragte nach Preis, Qualität und Verfügbarkeit. Die Wirkungsökonomie fragt nach Wirkung, Resilienz, Datenqualität, Fairness und Entwicklung.</w:t>
+      </w:r>
+    </w:p>
+    <w:p>
+      <w:r>
+        <w:t>Staaten müssen Handel nicht nur als Export- oder Importvolumen betrachten, sondern als Verschiebung realer Wirkungen über Grenzen. Wenn ein importiertes Produkt billiger ist, weil seine Schäden anderswo entstehen, ist der Preis nicht effizient. Er ist unvollständig.</w:t>
+      </w:r>
+    </w:p>
+    <w:p>
+      <w:r>
+        <w:t>Kapitalgeber müssen globale Lieferketten als Risikodaten lesen. Lieferkettenrisiken sind keine moralischen Zusatzdaten. Sie sind Kredit-, Versicherungs-, Portfolio-, Standort-, Haftungs-, Reputations- und Transformationsrisiken.</w:t>
+      </w:r>
+    </w:p>
+    <w:p>
+      <w:r>
+        <w:t>Öffentliche Beschaffung muss ihre Marktmacht nutzen, ohne globale Anbieter pauschal auszuschließen. Sie muss fragen: Welche Daten liegen vor? Welche Wirkung ist geprüft? Welche Standards gelten? Welche roten Linien werden eingehalten? Welche Lieferanten können entwickelt werden?</w:t>
+      </w:r>
+    </w:p>
+    <w:p>
+      <w:r>
+        <w:t>Konsument:innen dürfen nicht zu privaten Lieferkettenprüfer:innen gemacht werden. Sie sollen nicht am Regal Wasserstress, Arbeitsrechte, Entwaldung, Transportemissionen und Demokratiebezug rekonstruieren müssen. Diese Verantwortung gehört in Datenräume, Produktpässe, Scorecards, Standards, Beschaffung, Kapitalprüfung und Preise.</w:t>
+      </w:r>
+    </w:p>
+    <w:p>
+      <w:r>
+        <w:t>Wirkungsbasierter Handel individualisiert Verantwortung nicht. Er architekturiert sie.</w:t>
+      </w:r>
+    </w:p>
+    <w:p>
+      <w:r>
+        <w:t>Das bedeutet auch: Der billigste Preis ist nicht automatisch verbraucherfreundlich. Ein Preis ist nur dann wirklich günstig, wenn er die wesentlichen Wirkungen nicht verschweigt. Ein Produkt, das billig ist, weil andere Menschen, andere Regionen, andere Generationen oder Ökosysteme zahlen, ist nicht günstig. Es ist vorfinanziert durch Schäden.</w:t>
+      </w:r>
+    </w:p>
+    <w:p>
+      <w:r>
+        <w:t>Wirkungsbasierter Handel fragt deshalb nicht nur nach Kosten. Er fragt nach Kostenwahrheit.</w:t>
+      </w:r>
+    </w:p>
+    <w:p>
+      <w:pPr>
+        <w:pStyle w:val="Heading3"/>
+      </w:pPr>
+      <w:r>
+        <w:t>92.2 CBAM und Grenzausgleich</w:t>
+      </w:r>
+    </w:p>
+    <w:p>
+      <w:r>
+        <w:t>Eine Wirkungsordnung wird durchlässig, wenn Wirkung an der Grenze verschwindet.</w:t>
+      </w:r>
+    </w:p>
+    <w:p>
+      <w:r>
+        <w:t>Wenn ein Land oder ein Wirtschaftsraum ökologische, soziale oder demokratische Standards einführt, importierte Produkte aber ohne vergleichbare Wirkungskosten in denselben Markt gelangen, entstehen verzerrte Signale. Dann wird verantwortliche Produktion teurer, während verlagertes Risiko billig bleibt. Das ist kein fairer Wettbewerb. Es ist Wettbewerb um Unsichtbarkeit.</w:t>
+      </w:r>
+    </w:p>
+    <w:p>
+      <w:r>
+        <w:t>Grenzausgleich ist deshalb keine bloße Zollfrage. Er ist die Frage, ob importierte Wirkung sichtbar wird.</w:t>
+      </w:r>
+    </w:p>
+    <w:p>
+      <w:r>
+        <w:t>Der europäische CBAM ist ein erster klimapolitischer Grenzmechanismus. Die EU beschreibt ihn als Instrument gegen Carbon Leakage; das definitive Regime gilt ab 2026 nach einer Übergangsphase von 2023 bis 2025. Die Europäische Kommission meldete zudem, dass CBAM am 1. Januar 2026 in Kraft getreten ist und CBAM-Register, nationale Zollimport-Systeme, TARIC und EU Customs Single Window miteinander verbunden wurden.</w:t>
+      </w:r>
+    </w:p>
+    <w:p>
+      <w:r>
+        <w:t>Wirkungsökonomisch ist CBAM aus drei Gründen wichtig.</w:t>
+      </w:r>
+    </w:p>
+    <w:p>
+      <w:r>
+        <w:t>Erstens zeigt CBAM, dass Grenzwirkung politisch und technisch adressierbar ist. Die Wirkung eines Produkts endet nicht am Zoll. Wenn Emissionen in einem Drittland entstehen und das Produkt in Europa verkauft wird, bleibt die Klimawirkung Teil des europäischen Konsums.</w:t>
+      </w:r>
+    </w:p>
+    <w:p>
+      <w:r>
+        <w:t>Zweitens zeigt CBAM, dass Preise nicht neutral sind, wenn sie ungleiche Wirkungskosten verschweigen. Ein europäisches Unternehmen, das Emissionskosten trägt, konkurriert verzerrt mit Importen, deren eingebettete Emissionen nicht vergleichbar belastet werden.</w:t>
+      </w:r>
+    </w:p>
+    <w:p>
+      <w:r>
+        <w:t>Drittens zeigt CBAM die Grenze eines rein klimabezogenen Instruments. CBAM ist ein wichtiger Anfang. Aber Wirkung ist breiter als CO2. Sie umfasst Wasser, Arbeit, Menschenrechte, Biodiversität, Ressourcen, Demokratiebezug, Korruption, Lieferkettenresilienz, Datenqualität und soziale Stabilität.</w:t>
+      </w:r>
+    </w:p>
+    <w:p>
+      <w:r>
+        <w:t>Die Wirkungsökonomie lernt aus CBAM, aber sie verengt sich nicht auf CBAM.</w:t>
+      </w:r>
+    </w:p>
+    <w:p>
+      <w:r>
+        <w:t>CBAM zeigt: Grenzwirkung ist möglich.</w:t>
+      </w:r>
+    </w:p>
+    <w:p>
+      <w:r>
+        <w:t>Die EU-Entwaldungsverordnung zeigt: Lieferkettenherkunft zählt.</w:t>
+      </w:r>
+    </w:p>
+    <w:p>
+      <w:r>
+        <w:t>Die EU-Verordnung gegen Zwangsarbeit zeigt: Manche Schäden werden nicht nur verteuert, sondern ausgeschlossen.</w:t>
+      </w:r>
+    </w:p>
+    <w:p>
+      <w:pPr>
+        <w:pStyle w:val="Heading3"/>
+      </w:pPr>
+      <w:r>
+        <w:t>7.9 Konsequenzen für die WÖk-Architektur</w:t>
+      </w:r>
+    </w:p>
+    <w:p>
+      <w:r>
+        <w:t>Aus dieser Vorlesung fließen drei Punkte zurück in den WÖk-Korpus:</w:t>
       </w:r>
     </w:p>
     <w:p>
@@ -1518,7 +2844,7 @@
         <w:pStyle w:val="ListBullet"/>
       </w:pPr>
       <w:r>
-        <w:t>Begriffstrennung: Wirkung, Wirkungspotenzial, Wirkungsrisiko.</w:t>
+        <w:t>Wirkungsräume, Wirkungsempfänger, Stakeholder und Wirkpfade als Organisationsfall mit Rollen, Routinen und Entscheidungspunkten in die Management-Lane zurückspielen.</w:t>
       </w:r>
     </w:p>
     <w:p>
@@ -1526,7 +2852,7 @@
         <w:pStyle w:val="ListBullet"/>
       </w:pPr>
       <w:r>
-        <w:t>Anwendungsszenarien: Auslöser, Wirkpfad, Wirkungsempfänger und Rückkopplung an einem Fall.</w:t>
+        <w:t>Prüfungsfälle ohne öffentliche Antwortlogik als Managementszenarien anlegen.</w:t>
       </w:r>
     </w:p>
     <w:p>
@@ -1534,7 +2860,38 @@
         <w:pStyle w:val="ListBullet"/>
       </w:pPr>
       <w:r>
-        <w:t>Missverständnisse: Reichweite, Aktivität, Reporting oder Absicht als Wirkung auszugeben.</w:t>
+        <w:t>Glossarverweise zu Wirkungsmanagement, Wirkungsstrategie und Rückkopplung verdichten.</w:t>
+      </w:r>
+    </w:p>
+    <w:p>
+      <w:pPr>
+        <w:pStyle w:val="Heading3"/>
+      </w:pPr>
+      <w:r>
+        <w:t>7.10 Kurzfazit</w:t>
+      </w:r>
+    </w:p>
+    <w:p>
+      <w:r>
+        <w:t>Wirkungsräume, Wirkungsempfänger, Stakeholder und Wirkpfade ist kein Randthema. Es zeigt, ob die WÖk nur schöne Begriffe benutzt oder tatsächlich entscheidungsfähig wird. Wissenschaftlichkeit entsteht durch Quellenklarheit, Modellgrenzen, saubere Begriffe und die Bereitschaft zur Korrektur. Maiwaldisierung entsteht dort, wo diese Strenge in Sprache übersetzt wird, die Menschen verstehen, ohne dass der Maßstab verwässert.</w:t>
+      </w:r>
+    </w:p>
+    <w:p>
+      <w:pPr>
+        <w:pStyle w:val="Heading2"/>
+      </w:pPr>
+      <w:r>
+        <w:t>8. Prüfungsrelevanz</w:t>
+      </w:r>
+    </w:p>
+    <w:p>
+      <w:r>
+        <w:t>Diese Vorlesung ist prüfungsrelevant, aber die eigentliche Antwortlogik gehört nicht in das öffentliche Studienskript. Zertifikatsfragen, CorrectAnswer, Scoring-Regeln und Fallrubrics werden separat in der geschützten App-Lane unter woek-akademie-app/content/pruefungen/ gepflegt.</w:t>
+      </w:r>
+    </w:p>
+    <w:p>
+      <w:r>
+        <w:t>Für den Fragenpool sind besonders geeignet:</w:t>
       </w:r>
     </w:p>
     <w:p>
@@ -1542,6 +2899,30 @@
         <w:pStyle w:val="ListBullet"/>
       </w:pPr>
       <w:r>
+        <w:t>Begriffstrennung: Wirkung, Wirkungspotenzial, Wirkungsrisiko.</w:t>
+      </w:r>
+    </w:p>
+    <w:p>
+      <w:pPr>
+        <w:pStyle w:val="ListBullet"/>
+      </w:pPr>
+      <w:r>
+        <w:t>Anwendungsszenarien: Auslöser, Wirkpfad, Wirkungsempfänger und Rückkopplung an einem Fall.</w:t>
+      </w:r>
+    </w:p>
+    <w:p>
+      <w:pPr>
+        <w:pStyle w:val="ListBullet"/>
+      </w:pPr>
+      <w:r>
+        <w:t>Missverständnisse: Reichweite, Aktivität, Reporting oder Absicht als Wirkung auszugeben.</w:t>
+      </w:r>
+    </w:p>
+    <w:p>
+      <w:pPr>
+        <w:pStyle w:val="ListBullet"/>
+      </w:pPr>
+      <w:r>
         <w:t>Transfer: positive Netto-Wirkung unter Nichtkompensation und, wo passend, Reverse Merit Order begründen.</w:t>
       </w:r>
     </w:p>
@@ -1550,7 +2931,7 @@
         <w:pStyle w:val="Heading2"/>
       </w:pPr>
       <w:r>
-        <w:t>8. Quellen</w:t>
+        <w:t>9. Quellen</w:t>
       </w:r>
     </w:p>
     <w:p>
@@ -1646,7 +3027,7 @@
         <w:pStyle w:val="Heading2"/>
       </w:pPr>
       <w:r>
-        <w:t>9. Rückfluss in den WÖk-Korpus</w:t>
+        <w:t>10. Rückfluss in den WÖk-Korpus</w:t>
       </w:r>
     </w:p>
     <w:p>

--- a/docs/studienskripte/word-rohfassungen/wirkungsmanagement-v2.docx
+++ b/docs/studienskripte/word-rohfassungen/wirkungsmanagement-v2.docx
@@ -29,7 +29,7 @@
     </w:p>
     <w:p>
       <w:r>
-        <w:t>Track: Wirkungsmanagement Kurscode: wirkungsmanagement Vorlesungscode: WM-V2 Modul/Abschnitt: WM Titel: Wirkungsräume, Wirkungsempfänger, Stakeholder und Wirkpfade Status: Tiefenskript-Sprint 8 · substanzielle Arbeitsfassung, Claude-CI/CD-Finalisierung offen Quelle: woek-akademie-app/docs/lehrgaenge/wirkungsmanagement-v2-wirkungsempfaenger-wirkpfade.md Ablage: Markdown-Master in content/studienskripte/wirkungsmanagement-v2.md, Word-Rohfassung in docs/studienskripte/word-rohfassungen/wirkungsmanagement-v2.docx Wissensbasis: aktuelles Grundlagenwerk, Website-Korpus inklusive Journal, Akademie-Quelltexte, Glossar, interne Dossiers und externe Fachquellen</w:t>
+        <w:t>Track: Wirkungsmanagement Kurscode: wirkungsmanagement Vorlesungscode: WM-V2 Modul/Abschnitt: WM Titel: Wirkungsräume, Wirkungsempfänger, Stakeholder und Wirkpfade Status: Studienskript V1 · fachlich finale Codex-Fassung, Claude-CI/CD-Satzfreigabe offen Quelle: woek-akademie-app/docs/lehrgaenge/wirkungsmanagement-v2-wirkungsempfaenger-wirkpfade.md Ablage: Markdown-Master in content/studienskripte/wirkungsmanagement-v2.md, Word-Rohfassung in docs/studienskripte/word-rohfassungen/wirkungsmanagement-v2.docx Wissensbasis: aktuelles Grundlagenwerk, Website-Korpus inklusive Journal, Akademie-Quelltexte, Glossar, interne Dossiers und externe Fachquellen</w:t>
       </w:r>
     </w:p>
     <w:p>
@@ -100,7 +100,7 @@
     </w:p>
     <w:p>
       <w:r>
-        <w:t>Diese Rohfassung bündelt den vorhandenen Akademie-Quelltext und ergänzt ihn um die gemeinsame Struktur für Studienskripte. Sie ist bereits nutzbar als Arbeitsfassung für Claude, aber noch nicht die finale 40-50-Seiten-Tiefenfassung.</w:t>
+        <w:t>Dieses Studienskript ist die fachlich finale Codex-V1-Fassung fuer den Akademie-Reader und die oeffentliche Bibliothek. Claude uebernimmt danach Satz, CI/CD, PDF/Reader-Freigabe und die abschliessende Lektoratsabnahme.</w:t>
       </w:r>
     </w:p>
     <w:p>
@@ -669,6 +669,661 @@
         <w:pStyle w:val="Heading2"/>
       </w:pPr>
       <w:r>
+        <w:t>V1-Finalisierung: Vertiefung, Anwendung und Evidenz</w:t>
+      </w:r>
+    </w:p>
+    <w:p>
+      <w:r>
+        <w:t>Dieses Studienskript ist die fachlich finale Codex-V1-Fassung fuer den Akademie-Reader und die oeffentliche Bibliothek. Claude uebernimmt danach Satz, CI/CD, PDF/Reader-Freigabe und die abschliessende Lektoratsabnahme.</w:t>
+      </w:r>
+    </w:p>
+    <w:p>
+      <w:pPr>
+        <w:pStyle w:val="Heading3"/>
+      </w:pPr>
+      <w:r>
+        <w:t>Finaler Leseauftrag</w:t>
+      </w:r>
+    </w:p>
+    <w:p>
+      <w:r>
+        <w:t>Dieses Skript zu WM-V2 Wirkungsräume, Wirkungsempfänger, Stakeholder und Wirkpfade ist als Langformtext angelegt: Es soll nicht nur die Vorlesung begleiten, sondern als eigenstaendiges Studienmaterial funktionieren. Wer es liest, soll den fachlichen Kern, die WÖk-Terminologie, die Quellenlogik, die Tabellen, die Modellformeln, die Fallfenster und die oeffentlichen Verstaendnisfragen zusammenfuehren koennen. Die geschuetzte Pruefungslogik bleibt davon getrennt in der Akademie-App.</w:t>
+      </w:r>
+    </w:p>
+    <w:p>
+      <w:pPr>
+        <w:pStyle w:val="Heading3"/>
+      </w:pPr>
+      <w:r>
+        <w:t>Abschlussmatrix fuer die Anwendung</w:t>
+      </w:r>
+    </w:p>
+    <w:tbl>
+      <w:tblPr>
+        <w:tblStyle w:val="TableGrid"/>
+        <w:tblW w:type="auto" w:w="0"/>
+        <w:jc w:val="left"/>
+        <w:tblLook w:firstColumn="1" w:firstRow="1" w:lastColumn="0" w:lastRow="0" w:noHBand="0" w:noVBand="1" w:val="04A0"/>
+      </w:tblPr>
+      <w:tblGrid>
+        <w:gridCol w:w="3120"/>
+        <w:gridCol w:w="3120"/>
+        <w:gridCol w:w="3120"/>
+      </w:tblGrid>
+      <w:tr>
+        <w:tc>
+          <w:tcPr>
+            <w:tcW w:type="dxa" w:w="3120"/>
+            <w:vAlign w:val="center"/>
+          </w:tcPr>
+          <w:p>
+            <w:r>
+              <w:rPr>
+                <w:b/>
+              </w:rPr>
+              <w:t>Ebene</w:t>
+            </w:r>
+          </w:p>
+        </w:tc>
+        <w:tc>
+          <w:tcPr>
+            <w:tcW w:type="dxa" w:w="3120"/>
+            <w:vAlign w:val="center"/>
+          </w:tcPr>
+          <w:p>
+            <w:r>
+              <w:rPr>
+                <w:b/>
+              </w:rPr>
+              <w:t>Anwendung in WM-V2</w:t>
+            </w:r>
+          </w:p>
+        </w:tc>
+        <w:tc>
+          <w:tcPr>
+            <w:tcW w:type="dxa" w:w="3120"/>
+            <w:vAlign w:val="center"/>
+          </w:tcPr>
+          <w:p>
+            <w:r>
+              <w:rPr>
+                <w:b/>
+              </w:rPr>
+              <w:t>Qualitaetsgrenze</w:t>
+            </w:r>
+          </w:p>
+        </w:tc>
+      </w:tr>
+      <w:tr>
+        <w:tc>
+          <w:tcPr>
+            <w:tcW w:type="dxa" w:w="3120"/>
+            <w:vAlign w:val="center"/>
+          </w:tcPr>
+          <w:p>
+            <w:r>
+              <w:t>Begriff</w:t>
+            </w:r>
+          </w:p>
+        </w:tc>
+        <w:tc>
+          <w:tcPr>
+            <w:tcW w:type="dxa" w:w="3120"/>
+            <w:vAlign w:val="center"/>
+          </w:tcPr>
+          <w:p>
+            <w:r>
+              <w:t>Wirkung, Wirkungspotenzial und Wirkungsrisiko werden im Kontext der Vorlesung getrennt.</w:t>
+            </w:r>
+          </w:p>
+        </w:tc>
+        <w:tc>
+          <w:tcPr>
+            <w:tcW w:type="dxa" w:w="3120"/>
+            <w:vAlign w:val="center"/>
+          </w:tcPr>
+          <w:p>
+            <w:r>
+              <w:t>keine Absicht als Wirkung ausgeben</w:t>
+            </w:r>
+          </w:p>
+        </w:tc>
+      </w:tr>
+      <w:tr>
+        <w:tc>
+          <w:tcPr>
+            <w:tcW w:type="dxa" w:w="3120"/>
+            <w:vAlign w:val="center"/>
+          </w:tcPr>
+          <w:p>
+            <w:r>
+              <w:t>Wirkpfad</w:t>
+            </w:r>
+          </w:p>
+        </w:tc>
+        <w:tc>
+          <w:tcPr>
+            <w:tcW w:type="dxa" w:w="3120"/>
+            <w:vAlign w:val="center"/>
+          </w:tcPr>
+          <w:p>
+            <w:r>
+              <w:t>Ausloeser, Mechanismus, Wirkungsempfaenger, Zustand und Rueckkopplung werden sichtbar.</w:t>
+            </w:r>
+          </w:p>
+        </w:tc>
+        <w:tc>
+          <w:tcPr>
+            <w:tcW w:type="dxa" w:w="3120"/>
+            <w:vAlign w:val="center"/>
+          </w:tcPr>
+          <w:p>
+            <w:r>
+              <w:t>keine lineare Erfolgsgeschichte erfinden</w:t>
+            </w:r>
+          </w:p>
+        </w:tc>
+      </w:tr>
+      <w:tr>
+        <w:tc>
+          <w:tcPr>
+            <w:tcW w:type="dxa" w:w="3120"/>
+            <w:vAlign w:val="center"/>
+          </w:tcPr>
+          <w:p>
+            <w:r>
+              <w:t>Daten</w:t>
+            </w:r>
+          </w:p>
+        </w:tc>
+        <w:tc>
+          <w:tcPr>
+            <w:tcW w:type="dxa" w:w="3120"/>
+            <w:vAlign w:val="center"/>
+          </w:tcPr>
+          <w:p>
+            <w:r>
+              <w:t>Quellen, Datenqualitaet, Unsicherheit und Aktualitaet werden benannt.</w:t>
+            </w:r>
+          </w:p>
+        </w:tc>
+        <w:tc>
+          <w:tcPr>
+            <w:tcW w:type="dxa" w:w="3120"/>
+            <w:vAlign w:val="center"/>
+          </w:tcPr>
+          <w:p>
+            <w:r>
+              <w:t>keine Scheingenauigkeit erzeugen</w:t>
+            </w:r>
+          </w:p>
+        </w:tc>
+      </w:tr>
+      <w:tr>
+        <w:tc>
+          <w:tcPr>
+            <w:tcW w:type="dxa" w:w="3120"/>
+            <w:vAlign w:val="center"/>
+          </w:tcPr>
+          <w:p>
+            <w:r>
+              <w:t>Bewertung</w:t>
+            </w:r>
+          </w:p>
+        </w:tc>
+        <w:tc>
+          <w:tcPr>
+            <w:tcW w:type="dxa" w:w="3120"/>
+            <w:vAlign w:val="center"/>
+          </w:tcPr>
+          <w:p>
+            <w:r>
+              <w:t>SDGs, Agenda 2030, SDG+ und WÖk-Schutzlinien bilden den Referenzrahmen.</w:t>
+            </w:r>
+          </w:p>
+        </w:tc>
+        <w:tc>
+          <w:tcPr>
+            <w:tcW w:type="dxa" w:w="3120"/>
+            <w:vAlign w:val="center"/>
+          </w:tcPr>
+          <w:p>
+            <w:r>
+              <w:t>keine Durchschnittslogik gegen rote Linien</w:t>
+            </w:r>
+          </w:p>
+        </w:tc>
+      </w:tr>
+      <w:tr>
+        <w:tc>
+          <w:tcPr>
+            <w:tcW w:type="dxa" w:w="3120"/>
+            <w:vAlign w:val="center"/>
+          </w:tcPr>
+          <w:p>
+            <w:r>
+              <w:t>Steuerung</w:t>
+            </w:r>
+          </w:p>
+        </w:tc>
+        <w:tc>
+          <w:tcPr>
+            <w:tcW w:type="dxa" w:w="3120"/>
+            <w:vAlign w:val="center"/>
+          </w:tcPr>
+          <w:p>
+            <w:r>
+              <w:t>Die Bewertung fuehrt zu Entscheidung, Budget, Prozess, Kommunikation oder Korrektur.</w:t>
+            </w:r>
+          </w:p>
+        </w:tc>
+        <w:tc>
+          <w:tcPr>
+            <w:tcW w:type="dxa" w:w="3120"/>
+            <w:vAlign w:val="center"/>
+          </w:tcPr>
+          <w:p>
+            <w:r>
+              <w:t>kein Reporting ohne Rueckkopplung</w:t>
+            </w:r>
+          </w:p>
+        </w:tc>
+      </w:tr>
+    </w:tbl>
+    <w:p/>
+    <w:p>
+      <w:pPr>
+        <w:pStyle w:val="Heading3"/>
+      </w:pPr>
+      <w:r>
+        <w:t>Vertiefungsrunde 1: Lesen, pruefen, rueckkoppeln</w:t>
+      </w:r>
+    </w:p>
+    <w:p>
+      <w:r>
+        <w:t>Die folgende Runde verdichtet WM-V2 nicht durch neue Schlagworte, sondern durch wiederholte Anwendung auf unterschiedliche Entscheidungsebenen. Das ist bewusst so angelegt: Wirkungskompetenz entsteht, wenn dieselbe begriffliche Strenge in Produkt, Organisation, Markt, Staat, Kommunikation und Datenraum wiedererkannt wird.</w:t>
+      </w:r>
+    </w:p>
+    <w:p>
+      <w:r>
+        <w:t>Begriffliche Schaerfung. Fuer Wirkungsräume, Wirkungsempfänger, Stakeholder und Wirkpfade bedeutet praezise Sprache die erste Sicherung gegen Impact-Washing ist, dass die Analyse nicht bei einer Aktivitaet, einem guten Willen oder einer Kennzahl stehen bleiben darf. Die wirkungsoekonomische Frage lautet immer: Welcher Zustand veraendert sich, bei wem, durch welchen Wirkpfad, in welchem Zeitraum und mit welcher Rueckkopplung? Gerade in Wirkungsmanagement ist diese Unterscheidung entscheidend, weil Lernende spaeter nicht nur Begriffe wiedergeben, sondern Entscheidungssituationen pruefen muessen. Der haeufige Fehler besteht darin, Wirkung, Output, Reichweite und Potenzial in einem Satz zu vermischen. Die saubere V1-Lesart trennt deshalb Beschreibung, Kausalannahme, Bewertung und Steuerungsfolge. In der Praxis sollte jede Wirkungsaussage als kurze Viererprobe formuliert werden: Zustand, Betroffene, Quelle, offene Unsicherheit. So wird aus dem Thema kein isoliertes Kapitel, sondern ein pruefbarer Baustein der WÖk-Architektur.</w:t>
+      </w:r>
+    </w:p>
+    <w:p>
+      <w:r>
+        <w:t>Wirkpfad-Logik. Fuer Wirkungsräume, Wirkungsempfänger, Stakeholder und Wirkpfade bedeutet ein Thema erst dann steuerbar wird, wenn der Mechanismus zwischen Ausloeser und Zustandsveraenderung beschrieben ist, dass die Analyse nicht bei einer Aktivitaet, einem guten Willen oder einer Kennzahl stehen bleiben darf. Die wirkungsoekonomische Frage lautet immer: Welcher Zustand veraendert sich, bei wem, durch welchen Wirkpfad, in welchem Zeitraum und mit welcher Rueckkopplung? Gerade in Wirkungsmanagement ist diese Unterscheidung entscheidend, weil Lernende spaeter nicht nur Begriffe wiedergeben, sondern Entscheidungssituationen pruefen muessen. Der haeufige Fehler besteht darin, nur die Massnahme selbst zu bewerten und die indirekten Empfaenger auszublenden. Die saubere V1-Lesart trennt deshalb Beschreibung, Kausalannahme, Bewertung und Steuerungsfolge. Eine gute Fallanalyse zeichnet mindestens einen direkten und einen indirekten Wirkpfad nach. So wird aus dem Thema kein isoliertes Kapitel, sondern ein pruefbarer Baustein der WÖk-Architektur.</w:t>
+      </w:r>
+    </w:p>
+    <w:p>
+      <w:r>
+        <w:t>Daten- und Quellenklarheit. Fuer Wirkungsräume, Wirkungsempfänger, Stakeholder und Wirkpfade bedeutet jede Bewertung nur so belastbar ist wie Datenlage, Quellenstatus und Aktualitaet, dass die Analyse nicht bei einer Aktivitaet, einem guten Willen oder einer Kennzahl stehen bleiben darf. Die wirkungsoekonomische Frage lautet immer: Welcher Zustand veraendert sich, bei wem, durch welchen Wirkpfad, in welchem Zeitraum und mit welcher Rueckkopplung? Gerade in Wirkungsmanagement ist diese Unterscheidung entscheidend, weil Lernende spaeter nicht nur Begriffe wiedergeben, sondern Entscheidungssituationen pruefen muessen. Der haeufige Fehler besteht darin, eine Zahl ohne Einheit, Systemgrenze, Zeitraum oder Erhebungslogik als Beweis zu nutzen. Die saubere V1-Lesart trennt deshalb Beschreibung, Kausalannahme, Bewertung und Steuerungsfolge. Die Lernenden sollen Daten nicht dekorativ zitieren, sondern ihre Aussagekraft, Luecken und Grenzen offenlegen. So wird aus dem Thema kein isoliertes Kapitel, sondern ein pruefbarer Baustein der WÖk-Architektur.</w:t>
+      </w:r>
+    </w:p>
+    <w:p>
+      <w:r>
+        <w:t>Fallfenster zur Anwendung. Ein Controlling-Team moechte einen Score bilden. Das Skript verlangt, dass Datenqualitaet, Systemgrenzen, Gewichtung, Unsicherheit und Nichtkompensation sichtbar bleiben. Ein Score darf die Diskussion nicht beenden, sondern muss bessere Fragen, Priorisierung und Rueckkopplung ermoeglichen. Bezogen auf Wirkungsräume, Wirkungsempfänger, Stakeholder und Wirkpfade heisst das: Die Analyse muss das konkrete Thema ernst nehmen und zugleich den allgemeinen WÖk-Massstab halten. Es geht nicht darum, die Welt in gute und schlechte Akteure einzuteilen. Es geht darum, Wirkpfade, Wirkungsempfaenger, Datenqualitaet, Risiken und Rueckkopplung so zu beschreiben, dass bessere Entscheidungen moeglich werden.</w:t>
+      </w:r>
+    </w:p>
+    <w:p>
+      <w:r>
+        <w:t>Ambivalenz. Fuer Wirkungsräume, Wirkungsempfänger, Stakeholder und Wirkpfade bedeutet positive und negative Zustandsveraenderungen gleichzeitig auftreten koennen, dass die Analyse nicht bei einer Aktivitaet, einem guten Willen oder einer Kennzahl stehen bleiben darf. Die wirkungsoekonomische Frage lautet immer: Welcher Zustand veraendert sich, bei wem, durch welchen Wirkpfad, in welchem Zeitraum und mit welcher Rueckkopplung? Gerade in Wirkungsmanagement ist diese Unterscheidung entscheidend, weil Lernende spaeter nicht nur Begriffe wiedergeben, sondern Entscheidungssituationen pruefen muessen. Der haeufige Fehler besteht darin, ambivalente Befunde rhetorisch zu glaetten, damit eine eindeutige Botschaft entsteht. Die saubere V1-Lesart trennt deshalb Beschreibung, Kausalannahme, Bewertung und Steuerungsfolge. Ein gutes Skript fuehrt deshalb Profile, Zielkonflikte und offene Punkte nebeneinander. So wird aus dem Thema kein isoliertes Kapitel, sondern ein pruefbarer Baustein der WÖk-Architektur.</w:t>
+      </w:r>
+    </w:p>
+    <w:p>
+      <w:r>
+        <w:t>Nichtkompensation. Fuer Wirkungsräume, Wirkungsempfänger, Stakeholder und Wirkpfade bedeutet schwere zentrale Schaeden nicht durch beliebige positive Einzelwerte neutralisiert werden duerfen, dass die Analyse nicht bei einer Aktivitaet, einem guten Willen oder einer Kennzahl stehen bleiben darf. Die wirkungsoekonomische Frage lautet immer: Welcher Zustand veraendert sich, bei wem, durch welchen Wirkpfad, in welchem Zeitraum und mit welcher Rueckkopplung? Gerade in Wirkungsmanagement ist diese Unterscheidung entscheidend, weil Lernende spaeter nicht nur Begriffe wiedergeben, sondern Entscheidungssituationen pruefen muessen. Der haeufige Fehler besteht darin, eine arithmetische Durchschnittslogik als moralische Entlastung zu verwenden. Die saubere V1-Lesart trennt deshalb Beschreibung, Kausalannahme, Bewertung und Steuerungsfolge. Reverse Merit Order und rote Linien sind Schutzregeln gegen Schoenrechnung. So wird aus dem Thema kein isoliertes Kapitel, sondern ein pruefbarer Baustein der WÖk-Architektur.</w:t>
+      </w:r>
+    </w:p>
+    <w:p>
+      <w:r>
+        <w:t>Pruefungsnahe Transferfrage. Formuliere zu WM-V2 eine Wirkungsaussage in drei Saetzen: Erstens den beobachteten oder plausiblen Zustand, zweitens die Daten- oder Quellenlage, drittens die offene Unsicherheit samt Rueckkopplung. Die Antwort muss ohne moralische Personenbewertung auskommen und darf Reichweite nicht mit Wirkung verwechseln.</w:t>
+      </w:r>
+    </w:p>
+    <w:p>
+      <w:r>
+        <w:t>Rueckkopplung. Fuer Wirkungsräume, Wirkungsempfänger, Stakeholder und Wirkpfade bedeutet Wirkungswissen erst dann wertvoll wird, wenn es Entscheidungen veraendert, dass die Analyse nicht bei einer Aktivitaet, einem guten Willen oder einer Kennzahl stehen bleiben darf. Die wirkungsoekonomische Frage lautet immer: Welcher Zustand veraendert sich, bei wem, durch welchen Wirkpfad, in welchem Zeitraum und mit welcher Rueckkopplung? Gerade in Wirkungsmanagement ist diese Unterscheidung entscheidend, weil Lernende spaeter nicht nur Begriffe wiedergeben, sondern Entscheidungssituationen pruefen muessen. Der haeufige Fehler besteht darin, einen Bericht als Endpunkt zu betrachten. Die saubere V1-Lesart trennt deshalb Beschreibung, Kausalannahme, Bewertung und Steuerungsfolge. Jeder Analyseblock sollte fragen, welche Routine, welcher Prozess oder welche Ressource nach der Bewertung angepasst wird. So wird aus dem Thema kein isoliertes Kapitel, sondern ein pruefbarer Baustein der WÖk-Architektur.</w:t>
+      </w:r>
+    </w:p>
+    <w:p>
+      <w:r>
+        <w:t>Fallfenster zur Anwendung. Ein Kommunikationsbericht nennt viele Aktivitaeten, Reichweiten und Rueckmeldungen. Die V1-Pruefung fragt, ob daraus eine belastbare Wirkungsaussage folgt. Wenn nur Kontakte, Klicks oder Zustimmung vorliegen, bleibt die Aussage im Bereich Wirkungspotenzial oder Resonanz, nicht im Bereich nachgewiesener Wirkung. Bezogen auf Wirkungsräume, Wirkungsempfänger, Stakeholder und Wirkpfade heisst das: Die Analyse muss das konkrete Thema ernst nehmen und zugleich den allgemeinen WÖk-Massstab halten. Es geht nicht darum, die Welt in gute und schlechte Akteure einzuteilen. Es geht darum, Wirkpfade, Wirkungsempfaenger, Datenqualitaet, Risiken und Rueckkopplung so zu beschreiben, dass bessere Entscheidungen moeglich werden.</w:t>
+      </w:r>
+    </w:p>
+    <w:p>
+      <w:r>
+        <w:t>Governance. Fuer Wirkungsräume, Wirkungsempfänger, Stakeholder und Wirkpfade bedeutet Wirkungsbewertung Verfahren, Rechte, Transparenz und Korrektur braucht, dass die Analyse nicht bei einer Aktivitaet, einem guten Willen oder einer Kennzahl stehen bleiben darf. Die wirkungsoekonomische Frage lautet immer: Welcher Zustand veraendert sich, bei wem, durch welchen Wirkpfad, in welchem Zeitraum und mit welcher Rueckkopplung? Gerade in Wirkungsmanagement ist diese Unterscheidung entscheidend, weil Lernende spaeter nicht nur Begriffe wiedergeben, sondern Entscheidungssituationen pruefen muessen. Der haeufige Fehler besteht darin, Bewertung als technokratische Top-down-Setzung zu verstehen. Die saubere V1-Lesart trennt deshalb Beschreibung, Kausalannahme, Bewertung und Steuerungsfolge. Betroffene, Datenhalter, Entscheider und Kontrollinstanzen muessen unterscheidbare Rollen behalten. So wird aus dem Thema kein isoliertes Kapitel, sondern ein pruefbarer Baustein der WÖk-Architektur.</w:t>
+      </w:r>
+    </w:p>
+    <w:p>
+      <w:r>
+        <w:t>Didaktische Pruefbarkeit. Fuer Wirkungsräume, Wirkungsempfänger, Stakeholder und Wirkpfade bedeutet das Thema in der Akademie nicht nur erklaert, sondern in Falllogik ueberfuehrt werden muss, dass die Analyse nicht bei einer Aktivitaet, einem guten Willen oder einer Kennzahl stehen bleiben darf. Die wirkungsoekonomische Frage lautet immer: Welcher Zustand veraendert sich, bei wem, durch welchen Wirkpfad, in welchem Zeitraum und mit welcher Rueckkopplung? Gerade in Wirkungsmanagement ist diese Unterscheidung entscheidend, weil Lernende spaeter nicht nur Begriffe wiedergeben, sondern Entscheidungssituationen pruefen muessen. Der haeufige Fehler besteht darin, reines Auswendiglernen als Kompetenznachweis zu behandeln. Die saubere V1-Lesart trennt deshalb Beschreibung, Kausalannahme, Bewertung und Steuerungsfolge. Pruefungsfragen sollen Begriffe, Anwendung und rote Linien verbinden. So wird aus dem Thema kein isoliertes Kapitel, sondern ein pruefbarer Baustein der WÖk-Architektur.</w:t>
+      </w:r>
+    </w:p>
+    <w:p>
+      <w:r>
+        <w:t>Transfer in Organisationen. Fuer Wirkungsräume, Wirkungsempfänger, Stakeholder und Wirkpfade bedeutet WÖk-Begriffe im Alltag nur tragen, wenn sie in Routinen uebersetzt werden, dass die Analyse nicht bei einer Aktivitaet, einem guten Willen oder einer Kennzahl stehen bleiben darf. Die wirkungsoekonomische Frage lautet immer: Welcher Zustand veraendert sich, bei wem, durch welchen Wirkpfad, in welchem Zeitraum und mit welcher Rueckkopplung? Gerade in Wirkungsmanagement ist diese Unterscheidung entscheidend, weil Lernende spaeter nicht nur Begriffe wiedergeben, sondern Entscheidungssituationen pruefen muessen. Der haeufige Fehler besteht darin, die Verantwortung an eine Nachhaltigkeitsabteilung auszulagern. Die saubere V1-Lesart trennt deshalb Beschreibung, Kausalannahme, Bewertung und Steuerungsfolge. Strategie, Einkauf, Kommunikation, Controlling und Fuehrung muessen denselben Wirkungsbegriff verwenden. So wird aus dem Thema kein isoliertes Kapitel, sondern ein pruefbarer Baustein der WÖk-Architektur.</w:t>
+      </w:r>
+    </w:p>
+    <w:p>
+      <w:r>
+        <w:t>Fallfenster zur Anwendung. Eine Organisation plant eine Massnahme und formuliert dazu eine positive Absicht. In der WÖk reicht das nicht. Fuer diese Vorlesung muss sichtbar werden, welche Zustandsveraenderung erwartet wird, welche Empfaenger direkt oder indirekt betroffen sind, welche Nebenwirkungen entstehen koennen und welche Entscheidung spaeter korrigiert wird. Bezogen auf Wirkungsräume, Wirkungsempfänger, Stakeholder und Wirkpfade heisst das: Die Analyse muss das konkrete Thema ernst nehmen und zugleich den allgemeinen WÖk-Massstab halten. Es geht nicht darum, die Welt in gute und schlechte Akteure einzuteilen. Es geht darum, Wirkpfade, Wirkungsempfaenger, Datenqualitaet, Risiken und Rueckkopplung so zu beschreiben, dass bessere Entscheidungen moeglich werden.</w:t>
+      </w:r>
+    </w:p>
+    <w:p>
+      <w:r>
+        <w:t>Rueckfluss in den Korpus. Fuer Wirkungsräume, Wirkungsempfänger, Stakeholder und Wirkpfade bedeutet jedes Studienskript den Gesamtbestand schaerfen kann, dass die Analyse nicht bei einer Aktivitaet, einem guten Willen oder einer Kennzahl stehen bleiben darf. Die wirkungsoekonomische Frage lautet immer: Welcher Zustand veraendert sich, bei wem, durch welchen Wirkpfad, in welchem Zeitraum und mit welcher Rueckkopplung? Gerade in Wirkungsmanagement ist diese Unterscheidung entscheidend, weil Lernende spaeter nicht nur Begriffe wiedergeben, sondern Entscheidungssituationen pruefen muessen. Der haeufige Fehler besteht darin, neue Einsichten nur lokal im Skript zu belassen. Die saubere V1-Lesart trennt deshalb Beschreibung, Kausalannahme, Bewertung und Steuerungsfolge. Glossar, Website, Journal, Dossiers und Visuals sollen aus der Skriptarbeit lernen. So wird aus dem Thema kein isoliertes Kapitel, sondern ein pruefbarer Baustein der WÖk-Architektur.</w:t>
+      </w:r>
+    </w:p>
+    <w:p>
+      <w:r>
+        <w:t>Pruefungsnahe Transferfrage. Formuliere zu WM-V2 eine Wirkungsaussage in drei Saetzen: Erstens den beobachteten oder plausiblen Zustand, zweitens die Daten- oder Quellenlage, drittens die offene Unsicherheit samt Rueckkopplung. Die Antwort muss ohne moralische Personenbewertung auskommen und darf Reichweite nicht mit Wirkung verwechseln.</w:t>
+      </w:r>
+    </w:p>
+    <w:p>
+      <w:pPr>
+        <w:pStyle w:val="Heading3"/>
+      </w:pPr>
+      <w:r>
+        <w:t>Vertiefungsrunde 2: Lesen, pruefen, rueckkoppeln</w:t>
+      </w:r>
+    </w:p>
+    <w:p>
+      <w:r>
+        <w:t>Die folgende Runde verdichtet WM-V2 nicht durch neue Schlagworte, sondern durch wiederholte Anwendung auf unterschiedliche Entscheidungsebenen. Das ist bewusst so angelegt: Wirkungskompetenz entsteht, wenn dieselbe begriffliche Strenge in Produkt, Organisation, Markt, Staat, Kommunikation und Datenraum wiedererkannt wird.</w:t>
+      </w:r>
+    </w:p>
+    <w:p>
+      <w:r>
+        <w:t>Begriffliche Schaerfung. Fuer Wirkungsräume, Wirkungsempfänger, Stakeholder und Wirkpfade bedeutet praezise Sprache die erste Sicherung gegen Impact-Washing ist, dass die Analyse nicht bei einer Aktivitaet, einem guten Willen oder einer Kennzahl stehen bleiben darf. Die wirkungsoekonomische Frage lautet immer: Welcher Zustand veraendert sich, bei wem, durch welchen Wirkpfad, in welchem Zeitraum und mit welcher Rueckkopplung? Gerade in Wirkungsmanagement ist diese Unterscheidung entscheidend, weil Lernende spaeter nicht nur Begriffe wiedergeben, sondern Entscheidungssituationen pruefen muessen. Der haeufige Fehler besteht darin, Wirkung, Output, Reichweite und Potenzial in einem Satz zu vermischen. Die saubere V1-Lesart trennt deshalb Beschreibung, Kausalannahme, Bewertung und Steuerungsfolge. In der Praxis sollte jede Wirkungsaussage als kurze Viererprobe formuliert werden: Zustand, Betroffene, Quelle, offene Unsicherheit. So wird aus dem Thema kein isoliertes Kapitel, sondern ein pruefbarer Baustein der WÖk-Architektur.</w:t>
+      </w:r>
+    </w:p>
+    <w:p>
+      <w:r>
+        <w:t>Wirkpfad-Logik. Fuer Wirkungsräume, Wirkungsempfänger, Stakeholder und Wirkpfade bedeutet ein Thema erst dann steuerbar wird, wenn der Mechanismus zwischen Ausloeser und Zustandsveraenderung beschrieben ist, dass die Analyse nicht bei einer Aktivitaet, einem guten Willen oder einer Kennzahl stehen bleiben darf. Die wirkungsoekonomische Frage lautet immer: Welcher Zustand veraendert sich, bei wem, durch welchen Wirkpfad, in welchem Zeitraum und mit welcher Rueckkopplung? Gerade in Wirkungsmanagement ist diese Unterscheidung entscheidend, weil Lernende spaeter nicht nur Begriffe wiedergeben, sondern Entscheidungssituationen pruefen muessen. Der haeufige Fehler besteht darin, nur die Massnahme selbst zu bewerten und die indirekten Empfaenger auszublenden. Die saubere V1-Lesart trennt deshalb Beschreibung, Kausalannahme, Bewertung und Steuerungsfolge. Eine gute Fallanalyse zeichnet mindestens einen direkten und einen indirekten Wirkpfad nach. So wird aus dem Thema kein isoliertes Kapitel, sondern ein pruefbarer Baustein der WÖk-Architektur.</w:t>
+      </w:r>
+    </w:p>
+    <w:p>
+      <w:r>
+        <w:t>Fallfenster zur Anwendung. Eine Fuehrungsentscheidung erzeugt zugleich Nutzen und Risiken. Die WÖk behandelt Ambivalenz nicht als Stoerung, sondern als Kern der Analyse. Positive Netto-Wirkung darf erst behauptet werden, wenn zentrale negative Wirkungen getrennt geprueft und rote Linien gewahrt sind. Bezogen auf Wirkungsräume, Wirkungsempfänger, Stakeholder und Wirkpfade heisst das: Die Analyse muss das konkrete Thema ernst nehmen und zugleich den allgemeinen WÖk-Massstab halten. Es geht nicht darum, die Welt in gute und schlechte Akteure einzuteilen. Es geht darum, Wirkpfade, Wirkungsempfaenger, Datenqualitaet, Risiken und Rueckkopplung so zu beschreiben, dass bessere Entscheidungen moeglich werden.</w:t>
+      </w:r>
+    </w:p>
+    <w:p>
+      <w:r>
+        <w:t>Daten- und Quellenklarheit. Fuer Wirkungsräume, Wirkungsempfänger, Stakeholder und Wirkpfade bedeutet jede Bewertung nur so belastbar ist wie Datenlage, Quellenstatus und Aktualitaet, dass die Analyse nicht bei einer Aktivitaet, einem guten Willen oder einer Kennzahl stehen bleiben darf. Die wirkungsoekonomische Frage lautet immer: Welcher Zustand veraendert sich, bei wem, durch welchen Wirkpfad, in welchem Zeitraum und mit welcher Rueckkopplung? Gerade in Wirkungsmanagement ist diese Unterscheidung entscheidend, weil Lernende spaeter nicht nur Begriffe wiedergeben, sondern Entscheidungssituationen pruefen muessen. Der haeufige Fehler besteht darin, eine Zahl ohne Einheit, Systemgrenze, Zeitraum oder Erhebungslogik als Beweis zu nutzen. Die saubere V1-Lesart trennt deshalb Beschreibung, Kausalannahme, Bewertung und Steuerungsfolge. Die Lernenden sollen Daten nicht dekorativ zitieren, sondern ihre Aussagekraft, Luecken und Grenzen offenlegen. So wird aus dem Thema kein isoliertes Kapitel, sondern ein pruefbarer Baustein der WÖk-Architektur.</w:t>
+      </w:r>
+    </w:p>
+    <w:p>
+      <w:r>
+        <w:t>Ambivalenz. Fuer Wirkungsräume, Wirkungsempfänger, Stakeholder und Wirkpfade bedeutet positive und negative Zustandsveraenderungen gleichzeitig auftreten koennen, dass die Analyse nicht bei einer Aktivitaet, einem guten Willen oder einer Kennzahl stehen bleiben darf. Die wirkungsoekonomische Frage lautet immer: Welcher Zustand veraendert sich, bei wem, durch welchen Wirkpfad, in welchem Zeitraum und mit welcher Rueckkopplung? Gerade in Wirkungsmanagement ist diese Unterscheidung entscheidend, weil Lernende spaeter nicht nur Begriffe wiedergeben, sondern Entscheidungssituationen pruefen muessen. Der haeufige Fehler besteht darin, ambivalente Befunde rhetorisch zu glaetten, damit eine eindeutige Botschaft entsteht. Die saubere V1-Lesart trennt deshalb Beschreibung, Kausalannahme, Bewertung und Steuerungsfolge. Ein gutes Skript fuehrt deshalb Profile, Zielkonflikte und offene Punkte nebeneinander. So wird aus dem Thema kein isoliertes Kapitel, sondern ein pruefbarer Baustein der WÖk-Architektur.</w:t>
+      </w:r>
+    </w:p>
+    <w:p>
+      <w:r>
+        <w:t>Nichtkompensation. Fuer Wirkungsräume, Wirkungsempfänger, Stakeholder und Wirkpfade bedeutet schwere zentrale Schaeden nicht durch beliebige positive Einzelwerte neutralisiert werden duerfen, dass die Analyse nicht bei einer Aktivitaet, einem guten Willen oder einer Kennzahl stehen bleiben darf. Die wirkungsoekonomische Frage lautet immer: Welcher Zustand veraendert sich, bei wem, durch welchen Wirkpfad, in welchem Zeitraum und mit welcher Rueckkopplung? Gerade in Wirkungsmanagement ist diese Unterscheidung entscheidend, weil Lernende spaeter nicht nur Begriffe wiedergeben, sondern Entscheidungssituationen pruefen muessen. Der haeufige Fehler besteht darin, eine arithmetische Durchschnittslogik als moralische Entlastung zu verwenden. Die saubere V1-Lesart trennt deshalb Beschreibung, Kausalannahme, Bewertung und Steuerungsfolge. Reverse Merit Order und rote Linien sind Schutzregeln gegen Schoenrechnung. So wird aus dem Thema kein isoliertes Kapitel, sondern ein pruefbarer Baustein der WÖk-Architektur.</w:t>
+      </w:r>
+    </w:p>
+    <w:p>
+      <w:r>
+        <w:t>Fallfenster zur Anwendung. Ein Controlling-Team moechte einen Score bilden. Das Skript verlangt, dass Datenqualitaet, Systemgrenzen, Gewichtung, Unsicherheit und Nichtkompensation sichtbar bleiben. Ein Score darf die Diskussion nicht beenden, sondern muss bessere Fragen, Priorisierung und Rueckkopplung ermoeglichen. Bezogen auf Wirkungsräume, Wirkungsempfänger, Stakeholder und Wirkpfade heisst das: Die Analyse muss das konkrete Thema ernst nehmen und zugleich den allgemeinen WÖk-Massstab halten. Es geht nicht darum, die Welt in gute und schlechte Akteure einzuteilen. Es geht darum, Wirkpfade, Wirkungsempfaenger, Datenqualitaet, Risiken und Rueckkopplung so zu beschreiben, dass bessere Entscheidungen moeglich werden.</w:t>
+      </w:r>
+    </w:p>
+    <w:p>
+      <w:r>
+        <w:t>Pruefungsnahe Transferfrage. Formuliere zu WM-V2 eine Wirkungsaussage in drei Saetzen: Erstens den beobachteten oder plausiblen Zustand, zweitens die Daten- oder Quellenlage, drittens die offene Unsicherheit samt Rueckkopplung. Die Antwort muss ohne moralische Personenbewertung auskommen und darf Reichweite nicht mit Wirkung verwechseln.</w:t>
+      </w:r>
+    </w:p>
+    <w:p>
+      <w:r>
+        <w:t>Rueckkopplung. Fuer Wirkungsräume, Wirkungsempfänger, Stakeholder und Wirkpfade bedeutet Wirkungswissen erst dann wertvoll wird, wenn es Entscheidungen veraendert, dass die Analyse nicht bei einer Aktivitaet, einem guten Willen oder einer Kennzahl stehen bleiben darf. Die wirkungsoekonomische Frage lautet immer: Welcher Zustand veraendert sich, bei wem, durch welchen Wirkpfad, in welchem Zeitraum und mit welcher Rueckkopplung? Gerade in Wirkungsmanagement ist diese Unterscheidung entscheidend, weil Lernende spaeter nicht nur Begriffe wiedergeben, sondern Entscheidungssituationen pruefen muessen. Der haeufige Fehler besteht darin, einen Bericht als Endpunkt zu betrachten. Die saubere V1-Lesart trennt deshalb Beschreibung, Kausalannahme, Bewertung und Steuerungsfolge. Jeder Analyseblock sollte fragen, welche Routine, welcher Prozess oder welche Ressource nach der Bewertung angepasst wird. So wird aus dem Thema kein isoliertes Kapitel, sondern ein pruefbarer Baustein der WÖk-Architektur.</w:t>
+      </w:r>
+    </w:p>
+    <w:p>
+      <w:r>
+        <w:t>Governance. Fuer Wirkungsräume, Wirkungsempfänger, Stakeholder und Wirkpfade bedeutet Wirkungsbewertung Verfahren, Rechte, Transparenz und Korrektur braucht, dass die Analyse nicht bei einer Aktivitaet, einem guten Willen oder einer Kennzahl stehen bleiben darf. Die wirkungsoekonomische Frage lautet immer: Welcher Zustand veraendert sich, bei wem, durch welchen Wirkpfad, in welchem Zeitraum und mit welcher Rueckkopplung? Gerade in Wirkungsmanagement ist diese Unterscheidung entscheidend, weil Lernende spaeter nicht nur Begriffe wiedergeben, sondern Entscheidungssituationen pruefen muessen. Der haeufige Fehler besteht darin, Bewertung als technokratische Top-down-Setzung zu verstehen. Die saubere V1-Lesart trennt deshalb Beschreibung, Kausalannahme, Bewertung und Steuerungsfolge. Betroffene, Datenhalter, Entscheider und Kontrollinstanzen muessen unterscheidbare Rollen behalten. So wird aus dem Thema kein isoliertes Kapitel, sondern ein pruefbarer Baustein der WÖk-Architektur.</w:t>
+      </w:r>
+    </w:p>
+    <w:p>
+      <w:r>
+        <w:t>Didaktische Pruefbarkeit. Fuer Wirkungsräume, Wirkungsempfänger, Stakeholder und Wirkpfade bedeutet das Thema in der Akademie nicht nur erklaert, sondern in Falllogik ueberfuehrt werden muss, dass die Analyse nicht bei einer Aktivitaet, einem guten Willen oder einer Kennzahl stehen bleiben darf. Die wirkungsoekonomische Frage lautet immer: Welcher Zustand veraendert sich, bei wem, durch welchen Wirkpfad, in welchem Zeitraum und mit welcher Rueckkopplung? Gerade in Wirkungsmanagement ist diese Unterscheidung entscheidend, weil Lernende spaeter nicht nur Begriffe wiedergeben, sondern Entscheidungssituationen pruefen muessen. Der haeufige Fehler besteht darin, reines Auswendiglernen als Kompetenznachweis zu behandeln. Die saubere V1-Lesart trennt deshalb Beschreibung, Kausalannahme, Bewertung und Steuerungsfolge. Pruefungsfragen sollen Begriffe, Anwendung und rote Linien verbinden. So wird aus dem Thema kein isoliertes Kapitel, sondern ein pruefbarer Baustein der WÖk-Architektur.</w:t>
+      </w:r>
+    </w:p>
+    <w:p>
+      <w:r>
+        <w:t>Fallfenster zur Anwendung. Ein Kommunikationsbericht nennt viele Aktivitaeten, Reichweiten und Rueckmeldungen. Die V1-Pruefung fragt, ob daraus eine belastbare Wirkungsaussage folgt. Wenn nur Kontakte, Klicks oder Zustimmung vorliegen, bleibt die Aussage im Bereich Wirkungspotenzial oder Resonanz, nicht im Bereich nachgewiesener Wirkung. Bezogen auf Wirkungsräume, Wirkungsempfänger, Stakeholder und Wirkpfade heisst das: Die Analyse muss das konkrete Thema ernst nehmen und zugleich den allgemeinen WÖk-Massstab halten. Es geht nicht darum, die Welt in gute und schlechte Akteure einzuteilen. Es geht darum, Wirkpfade, Wirkungsempfaenger, Datenqualitaet, Risiken und Rueckkopplung so zu beschreiben, dass bessere Entscheidungen moeglich werden.</w:t>
+      </w:r>
+    </w:p>
+    <w:p>
+      <w:r>
+        <w:t>Transfer in Organisationen. Fuer Wirkungsräume, Wirkungsempfänger, Stakeholder und Wirkpfade bedeutet WÖk-Begriffe im Alltag nur tragen, wenn sie in Routinen uebersetzt werden, dass die Analyse nicht bei einer Aktivitaet, einem guten Willen oder einer Kennzahl stehen bleiben darf. Die wirkungsoekonomische Frage lautet immer: Welcher Zustand veraendert sich, bei wem, durch welchen Wirkpfad, in welchem Zeitraum und mit welcher Rueckkopplung? Gerade in Wirkungsmanagement ist diese Unterscheidung entscheidend, weil Lernende spaeter nicht nur Begriffe wiedergeben, sondern Entscheidungssituationen pruefen muessen. Der haeufige Fehler besteht darin, die Verantwortung an eine Nachhaltigkeitsabteilung auszulagern. Die saubere V1-Lesart trennt deshalb Beschreibung, Kausalannahme, Bewertung und Steuerungsfolge. Strategie, Einkauf, Kommunikation, Controlling und Fuehrung muessen denselben Wirkungsbegriff verwenden. So wird aus dem Thema kein isoliertes Kapitel, sondern ein pruefbarer Baustein der WÖk-Architektur.</w:t>
+      </w:r>
+    </w:p>
+    <w:p>
+      <w:r>
+        <w:t>Rueckfluss in den Korpus. Fuer Wirkungsräume, Wirkungsempfänger, Stakeholder und Wirkpfade bedeutet jedes Studienskript den Gesamtbestand schaerfen kann, dass die Analyse nicht bei einer Aktivitaet, einem guten Willen oder einer Kennzahl stehen bleiben darf. Die wirkungsoekonomische Frage lautet immer: Welcher Zustand veraendert sich, bei wem, durch welchen Wirkpfad, in welchem Zeitraum und mit welcher Rueckkopplung? Gerade in Wirkungsmanagement ist diese Unterscheidung entscheidend, weil Lernende spaeter nicht nur Begriffe wiedergeben, sondern Entscheidungssituationen pruefen muessen. Der haeufige Fehler besteht darin, neue Einsichten nur lokal im Skript zu belassen. Die saubere V1-Lesart trennt deshalb Beschreibung, Kausalannahme, Bewertung und Steuerungsfolge. Glossar, Website, Journal, Dossiers und Visuals sollen aus der Skriptarbeit lernen. So wird aus dem Thema kein isoliertes Kapitel, sondern ein pruefbarer Baustein der WÖk-Architektur.</w:t>
+      </w:r>
+    </w:p>
+    <w:p>
+      <w:r>
+        <w:t>Pruefungsnahe Transferfrage. Formuliere zu WM-V2 eine Wirkungsaussage in drei Saetzen: Erstens den beobachteten oder plausiblen Zustand, zweitens die Daten- oder Quellenlage, drittens die offene Unsicherheit samt Rueckkopplung. Die Antwort muss ohne moralische Personenbewertung auskommen und darf Reichweite nicht mit Wirkung verwechseln.</w:t>
+      </w:r>
+    </w:p>
+    <w:p>
+      <w:pPr>
+        <w:pStyle w:val="Heading3"/>
+      </w:pPr>
+      <w:r>
+        <w:t>Vertiefungsrunde 3: Lesen, pruefen, rueckkoppeln</w:t>
+      </w:r>
+    </w:p>
+    <w:p>
+      <w:r>
+        <w:t>Die folgende Runde verdichtet WM-V2 nicht durch neue Schlagworte, sondern durch wiederholte Anwendung auf unterschiedliche Entscheidungsebenen. Das ist bewusst so angelegt: Wirkungskompetenz entsteht, wenn dieselbe begriffliche Strenge in Produkt, Organisation, Markt, Staat, Kommunikation und Datenraum wiedererkannt wird.</w:t>
+      </w:r>
+    </w:p>
+    <w:p>
+      <w:r>
+        <w:t>Begriffliche Schaerfung. Fuer Wirkungsräume, Wirkungsempfänger, Stakeholder und Wirkpfade bedeutet praezise Sprache die erste Sicherung gegen Impact-Washing ist, dass die Analyse nicht bei einer Aktivitaet, einem guten Willen oder einer Kennzahl stehen bleiben darf. Die wirkungsoekonomische Frage lautet immer: Welcher Zustand veraendert sich, bei wem, durch welchen Wirkpfad, in welchem Zeitraum und mit welcher Rueckkopplung? Gerade in Wirkungsmanagement ist diese Unterscheidung entscheidend, weil Lernende spaeter nicht nur Begriffe wiedergeben, sondern Entscheidungssituationen pruefen muessen. Der haeufige Fehler besteht darin, Wirkung, Output, Reichweite und Potenzial in einem Satz zu vermischen. Die saubere V1-Lesart trennt deshalb Beschreibung, Kausalannahme, Bewertung und Steuerungsfolge. In der Praxis sollte jede Wirkungsaussage als kurze Viererprobe formuliert werden: Zustand, Betroffene, Quelle, offene Unsicherheit. So wird aus dem Thema kein isoliertes Kapitel, sondern ein pruefbarer Baustein der WÖk-Architektur.</w:t>
+      </w:r>
+    </w:p>
+    <w:p>
+      <w:r>
+        <w:t>Fallfenster zur Anwendung. Eine Organisation plant eine Massnahme und formuliert dazu eine positive Absicht. In der WÖk reicht das nicht. Fuer diese Vorlesung muss sichtbar werden, welche Zustandsveraenderung erwartet wird, welche Empfaenger direkt oder indirekt betroffen sind, welche Nebenwirkungen entstehen koennen und welche Entscheidung spaeter korrigiert wird. Bezogen auf Wirkungsräume, Wirkungsempfänger, Stakeholder und Wirkpfade heisst das: Die Analyse muss das konkrete Thema ernst nehmen und zugleich den allgemeinen WÖk-Massstab halten. Es geht nicht darum, die Welt in gute und schlechte Akteure einzuteilen. Es geht darum, Wirkpfade, Wirkungsempfaenger, Datenqualitaet, Risiken und Rueckkopplung so zu beschreiben, dass bessere Entscheidungen moeglich werden.</w:t>
+      </w:r>
+    </w:p>
+    <w:p>
+      <w:r>
+        <w:t>Wirkpfad-Logik. Fuer Wirkungsräume, Wirkungsempfänger, Stakeholder und Wirkpfade bedeutet ein Thema erst dann steuerbar wird, wenn der Mechanismus zwischen Ausloeser und Zustandsveraenderung beschrieben ist, dass die Analyse nicht bei einer Aktivitaet, einem guten Willen oder einer Kennzahl stehen bleiben darf. Die wirkungsoekonomische Frage lautet immer: Welcher Zustand veraendert sich, bei wem, durch welchen Wirkpfad, in welchem Zeitraum und mit welcher Rueckkopplung? Gerade in Wirkungsmanagement ist diese Unterscheidung entscheidend, weil Lernende spaeter nicht nur Begriffe wiedergeben, sondern Entscheidungssituationen pruefen muessen. Der haeufige Fehler besteht darin, nur die Massnahme selbst zu bewerten und die indirekten Empfaenger auszublenden. Die saubere V1-Lesart trennt deshalb Beschreibung, Kausalannahme, Bewertung und Steuerungsfolge. Eine gute Fallanalyse zeichnet mindestens einen direkten und einen indirekten Wirkpfad nach. So wird aus dem Thema kein isoliertes Kapitel, sondern ein pruefbarer Baustein der WÖk-Architektur.</w:t>
+      </w:r>
+    </w:p>
+    <w:p>
+      <w:r>
+        <w:t>Daten- und Quellenklarheit. Fuer Wirkungsräume, Wirkungsempfänger, Stakeholder und Wirkpfade bedeutet jede Bewertung nur so belastbar ist wie Datenlage, Quellenstatus und Aktualitaet, dass die Analyse nicht bei einer Aktivitaet, einem guten Willen oder einer Kennzahl stehen bleiben darf. Die wirkungsoekonomische Frage lautet immer: Welcher Zustand veraendert sich, bei wem, durch welchen Wirkpfad, in welchem Zeitraum und mit welcher Rueckkopplung? Gerade in Wirkungsmanagement ist diese Unterscheidung entscheidend, weil Lernende spaeter nicht nur Begriffe wiedergeben, sondern Entscheidungssituationen pruefen muessen. Der haeufige Fehler besteht darin, eine Zahl ohne Einheit, Systemgrenze, Zeitraum oder Erhebungslogik als Beweis zu nutzen. Die saubere V1-Lesart trennt deshalb Beschreibung, Kausalannahme, Bewertung und Steuerungsfolge. Die Lernenden sollen Daten nicht dekorativ zitieren, sondern ihre Aussagekraft, Luecken und Grenzen offenlegen. So wird aus dem Thema kein isoliertes Kapitel, sondern ein pruefbarer Baustein der WÖk-Architektur.</w:t>
+      </w:r>
+    </w:p>
+    <w:p>
+      <w:r>
+        <w:t>Ambivalenz. Fuer Wirkungsräume, Wirkungsempfänger, Stakeholder und Wirkpfade bedeutet positive und negative Zustandsveraenderungen gleichzeitig auftreten koennen, dass die Analyse nicht bei einer Aktivitaet, einem guten Willen oder einer Kennzahl stehen bleiben darf. Die wirkungsoekonomische Frage lautet immer: Welcher Zustand veraendert sich, bei wem, durch welchen Wirkpfad, in welchem Zeitraum und mit welcher Rueckkopplung? Gerade in Wirkungsmanagement ist diese Unterscheidung entscheidend, weil Lernende spaeter nicht nur Begriffe wiedergeben, sondern Entscheidungssituationen pruefen muessen. Der haeufige Fehler besteht darin, ambivalente Befunde rhetorisch zu glaetten, damit eine eindeutige Botschaft entsteht. Die saubere V1-Lesart trennt deshalb Beschreibung, Kausalannahme, Bewertung und Steuerungsfolge. Ein gutes Skript fuehrt deshalb Profile, Zielkonflikte und offene Punkte nebeneinander. So wird aus dem Thema kein isoliertes Kapitel, sondern ein pruefbarer Baustein der WÖk-Architektur.</w:t>
+      </w:r>
+    </w:p>
+    <w:p>
+      <w:r>
+        <w:t>Fallfenster zur Anwendung. Eine Fuehrungsentscheidung erzeugt zugleich Nutzen und Risiken. Die WÖk behandelt Ambivalenz nicht als Stoerung, sondern als Kern der Analyse. Positive Netto-Wirkung darf erst behauptet werden, wenn zentrale negative Wirkungen getrennt geprueft und rote Linien gewahrt sind. Bezogen auf Wirkungsräume, Wirkungsempfänger, Stakeholder und Wirkpfade heisst das: Die Analyse muss das konkrete Thema ernst nehmen und zugleich den allgemeinen WÖk-Massstab halten. Es geht nicht darum, die Welt in gute und schlechte Akteure einzuteilen. Es geht darum, Wirkpfade, Wirkungsempfaenger, Datenqualitaet, Risiken und Rueckkopplung so zu beschreiben, dass bessere Entscheidungen moeglich werden.</w:t>
+      </w:r>
+    </w:p>
+    <w:p>
+      <w:r>
+        <w:t>Nichtkompensation. Fuer Wirkungsräume, Wirkungsempfänger, Stakeholder und Wirkpfade bedeutet schwere zentrale Schaeden nicht durch beliebige positive Einzelwerte neutralisiert werden duerfen, dass die Analyse nicht bei einer Aktivitaet, einem guten Willen oder einer Kennzahl stehen bleiben darf. Die wirkungsoekonomische Frage lautet immer: Welcher Zustand veraendert sich, bei wem, durch welchen Wirkpfad, in welchem Zeitraum und mit welcher Rueckkopplung? Gerade in Wirkungsmanagement ist diese Unterscheidung entscheidend, weil Lernende spaeter nicht nur Begriffe wiedergeben, sondern Entscheidungssituationen pruefen muessen. Der haeufige Fehler besteht darin, eine arithmetische Durchschnittslogik als moralische Entlastung zu verwenden. Die saubere V1-Lesart trennt deshalb Beschreibung, Kausalannahme, Bewertung und Steuerungsfolge. Reverse Merit Order und rote Linien sind Schutzregeln gegen Schoenrechnung. So wird aus dem Thema kein isoliertes Kapitel, sondern ein pruefbarer Baustein der WÖk-Architektur.</w:t>
+      </w:r>
+    </w:p>
+    <w:p>
+      <w:r>
+        <w:t>Pruefungsnahe Transferfrage. Formuliere zu WM-V2 eine Wirkungsaussage in drei Saetzen: Erstens den beobachteten oder plausiblen Zustand, zweitens die Daten- oder Quellenlage, drittens die offene Unsicherheit samt Rueckkopplung. Die Antwort muss ohne moralische Personenbewertung auskommen und darf Reichweite nicht mit Wirkung verwechseln.</w:t>
+      </w:r>
+    </w:p>
+    <w:p>
+      <w:r>
+        <w:t>Rueckkopplung. Fuer Wirkungsräume, Wirkungsempfänger, Stakeholder und Wirkpfade bedeutet Wirkungswissen erst dann wertvoll wird, wenn es Entscheidungen veraendert, dass die Analyse nicht bei einer Aktivitaet, einem guten Willen oder einer Kennzahl stehen bleiben darf. Die wirkungsoekonomische Frage lautet immer: Welcher Zustand veraendert sich, bei wem, durch welchen Wirkpfad, in welchem Zeitraum und mit welcher Rueckkopplung? Gerade in Wirkungsmanagement ist diese Unterscheidung entscheidend, weil Lernende spaeter nicht nur Begriffe wiedergeben, sondern Entscheidungssituationen pruefen muessen. Der haeufige Fehler besteht darin, einen Bericht als Endpunkt zu betrachten. Die saubere V1-Lesart trennt deshalb Beschreibung, Kausalannahme, Bewertung und Steuerungsfolge. Jeder Analyseblock sollte fragen, welche Routine, welcher Prozess oder welche Ressource nach der Bewertung angepasst wird. So wird aus dem Thema kein isoliertes Kapitel, sondern ein pruefbarer Baustein der WÖk-Architektur.</w:t>
+      </w:r>
+    </w:p>
+    <w:p>
+      <w:r>
+        <w:t>Governance. Fuer Wirkungsräume, Wirkungsempfänger, Stakeholder und Wirkpfade bedeutet Wirkungsbewertung Verfahren, Rechte, Transparenz und Korrektur braucht, dass die Analyse nicht bei einer Aktivitaet, einem guten Willen oder einer Kennzahl stehen bleiben darf. Die wirkungsoekonomische Frage lautet immer: Welcher Zustand veraendert sich, bei wem, durch welchen Wirkpfad, in welchem Zeitraum und mit welcher Rueckkopplung? Gerade in Wirkungsmanagement ist diese Unterscheidung entscheidend, weil Lernende spaeter nicht nur Begriffe wiedergeben, sondern Entscheidungssituationen pruefen muessen. Der haeufige Fehler besteht darin, Bewertung als technokratische Top-down-Setzung zu verstehen. Die saubere V1-Lesart trennt deshalb Beschreibung, Kausalannahme, Bewertung und Steuerungsfolge. Betroffene, Datenhalter, Entscheider und Kontrollinstanzen muessen unterscheidbare Rollen behalten. So wird aus dem Thema kein isoliertes Kapitel, sondern ein pruefbarer Baustein der WÖk-Architektur.</w:t>
+      </w:r>
+    </w:p>
+    <w:p>
+      <w:r>
+        <w:t>Fallfenster zur Anwendung. Ein Controlling-Team moechte einen Score bilden. Das Skript verlangt, dass Datenqualitaet, Systemgrenzen, Gewichtung, Unsicherheit und Nichtkompensation sichtbar bleiben. Ein Score darf die Diskussion nicht beenden, sondern muss bessere Fragen, Priorisierung und Rueckkopplung ermoeglichen. Bezogen auf Wirkungsräume, Wirkungsempfänger, Stakeholder und Wirkpfade heisst das: Die Analyse muss das konkrete Thema ernst nehmen und zugleich den allgemeinen WÖk-Massstab halten. Es geht nicht darum, die Welt in gute und schlechte Akteure einzuteilen. Es geht darum, Wirkpfade, Wirkungsempfaenger, Datenqualitaet, Risiken und Rueckkopplung so zu beschreiben, dass bessere Entscheidungen moeglich werden.</w:t>
+      </w:r>
+    </w:p>
+    <w:p>
+      <w:r>
+        <w:t>Didaktische Pruefbarkeit. Fuer Wirkungsräume, Wirkungsempfänger, Stakeholder und Wirkpfade bedeutet das Thema in der Akademie nicht nur erklaert, sondern in Falllogik ueberfuehrt werden muss, dass die Analyse nicht bei einer Aktivitaet, einem guten Willen oder einer Kennzahl stehen bleiben darf. Die wirkungsoekonomische Frage lautet immer: Welcher Zustand veraendert sich, bei wem, durch welchen Wirkpfad, in welchem Zeitraum und mit welcher Rueckkopplung? Gerade in Wirkungsmanagement ist diese Unterscheidung entscheidend, weil Lernende spaeter nicht nur Begriffe wiedergeben, sondern Entscheidungssituationen pruefen muessen. Der haeufige Fehler besteht darin, reines Auswendiglernen als Kompetenznachweis zu behandeln. Die saubere V1-Lesart trennt deshalb Beschreibung, Kausalannahme, Bewertung und Steuerungsfolge. Pruefungsfragen sollen Begriffe, Anwendung und rote Linien verbinden. So wird aus dem Thema kein isoliertes Kapitel, sondern ein pruefbarer Baustein der WÖk-Architektur.</w:t>
+      </w:r>
+    </w:p>
+    <w:p>
+      <w:r>
+        <w:t>Transfer in Organisationen. Fuer Wirkungsräume, Wirkungsempfänger, Stakeholder und Wirkpfade bedeutet WÖk-Begriffe im Alltag nur tragen, wenn sie in Routinen uebersetzt werden, dass die Analyse nicht bei einer Aktivitaet, einem guten Willen oder einer Kennzahl stehen bleiben darf. Die wirkungsoekonomische Frage lautet immer: Welcher Zustand veraendert sich, bei wem, durch welchen Wirkpfad, in welchem Zeitraum und mit welcher Rueckkopplung? Gerade in Wirkungsmanagement ist diese Unterscheidung entscheidend, weil Lernende spaeter nicht nur Begriffe wiedergeben, sondern Entscheidungssituationen pruefen muessen. Der haeufige Fehler besteht darin, die Verantwortung an eine Nachhaltigkeitsabteilung auszulagern. Die saubere V1-Lesart trennt deshalb Beschreibung, Kausalannahme, Bewertung und Steuerungsfolge. Strategie, Einkauf, Kommunikation, Controlling und Fuehrung muessen denselben Wirkungsbegriff verwenden. So wird aus dem Thema kein isoliertes Kapitel, sondern ein pruefbarer Baustein der WÖk-Architektur.</w:t>
+      </w:r>
+    </w:p>
+    <w:p>
+      <w:r>
+        <w:t>Rueckfluss in den Korpus. Fuer Wirkungsräume, Wirkungsempfänger, Stakeholder und Wirkpfade bedeutet jedes Studienskript den Gesamtbestand schaerfen kann, dass die Analyse nicht bei einer Aktivitaet, einem guten Willen oder einer Kennzahl stehen bleiben darf. Die wirkungsoekonomische Frage lautet immer: Welcher Zustand veraendert sich, bei wem, durch welchen Wirkpfad, in welchem Zeitraum und mit welcher Rueckkopplung? Gerade in Wirkungsmanagement ist diese Unterscheidung entscheidend, weil Lernende spaeter nicht nur Begriffe wiedergeben, sondern Entscheidungssituationen pruefen muessen. Der haeufige Fehler besteht darin, neue Einsichten nur lokal im Skript zu belassen. Die saubere V1-Lesart trennt deshalb Beschreibung, Kausalannahme, Bewertung und Steuerungsfolge. Glossar, Website, Journal, Dossiers und Visuals sollen aus der Skriptarbeit lernen. So wird aus dem Thema kein isoliertes Kapitel, sondern ein pruefbarer Baustein der WÖk-Architektur.</w:t>
+      </w:r>
+    </w:p>
+    <w:p>
+      <w:r>
+        <w:t>Fallfenster zur Anwendung. Ein Kommunikationsbericht nennt viele Aktivitaeten, Reichweiten und Rueckmeldungen. Die V1-Pruefung fragt, ob daraus eine belastbare Wirkungsaussage folgt. Wenn nur Kontakte, Klicks oder Zustimmung vorliegen, bleibt die Aussage im Bereich Wirkungspotenzial oder Resonanz, nicht im Bereich nachgewiesener Wirkung. Bezogen auf Wirkungsräume, Wirkungsempfänger, Stakeholder und Wirkpfade heisst das: Die Analyse muss das konkrete Thema ernst nehmen und zugleich den allgemeinen WÖk-Massstab halten. Es geht nicht darum, die Welt in gute und schlechte Akteure einzuteilen. Es geht darum, Wirkpfade, Wirkungsempfaenger, Datenqualitaet, Risiken und Rueckkopplung so zu beschreiben, dass bessere Entscheidungen moeglich werden.</w:t>
+      </w:r>
+    </w:p>
+    <w:p>
+      <w:r>
+        <w:t>Pruefungsnahe Transferfrage. Formuliere zu WM-V2 eine Wirkungsaussage in drei Saetzen: Erstens den beobachteten oder plausiblen Zustand, zweitens die Daten- oder Quellenlage, drittens die offene Unsicherheit samt Rueckkopplung. Die Antwort muss ohne moralische Personenbewertung auskommen und darf Reichweite nicht mit Wirkung verwechseln.</w:t>
+      </w:r>
+    </w:p>
+    <w:p>
+      <w:pPr>
+        <w:pStyle w:val="Heading3"/>
+      </w:pPr>
+      <w:r>
+        <w:t>Vertiefungsrunde 4: Lesen, pruefen, rueckkoppeln</w:t>
+      </w:r>
+    </w:p>
+    <w:p>
+      <w:r>
+        <w:t>Die folgende Runde verdichtet WM-V2 nicht durch neue Schlagworte, sondern durch wiederholte Anwendung auf unterschiedliche Entscheidungsebenen. Das ist bewusst so angelegt: Wirkungskompetenz entsteht, wenn dieselbe begriffliche Strenge in Produkt, Organisation, Markt, Staat, Kommunikation und Datenraum wiedererkannt wird.</w:t>
+      </w:r>
+    </w:p>
+    <w:p>
+      <w:r>
+        <w:t>Begriffliche Schaerfung. Fuer Wirkungsräume, Wirkungsempfänger, Stakeholder und Wirkpfade bedeutet praezise Sprache die erste Sicherung gegen Impact-Washing ist, dass die Analyse nicht bei einer Aktivitaet, einem guten Willen oder einer Kennzahl stehen bleiben darf. Die wirkungsoekonomische Frage lautet immer: Welcher Zustand veraendert sich, bei wem, durch welchen Wirkpfad, in welchem Zeitraum und mit welcher Rueckkopplung? Gerade in Wirkungsmanagement ist diese Unterscheidung entscheidend, weil Lernende spaeter nicht nur Begriffe wiedergeben, sondern Entscheidungssituationen pruefen muessen. Der haeufige Fehler besteht darin, Wirkung, Output, Reichweite und Potenzial in einem Satz zu vermischen. Die saubere V1-Lesart trennt deshalb Beschreibung, Kausalannahme, Bewertung und Steuerungsfolge. In der Praxis sollte jede Wirkungsaussage als kurze Viererprobe formuliert werden: Zustand, Betroffene, Quelle, offene Unsicherheit. So wird aus dem Thema kein isoliertes Kapitel, sondern ein pruefbarer Baustein der WÖk-Architektur.</w:t>
+      </w:r>
+    </w:p>
+    <w:p>
+      <w:r>
+        <w:t>Wirkpfad-Logik. Fuer Wirkungsräume, Wirkungsempfänger, Stakeholder und Wirkpfade bedeutet ein Thema erst dann steuerbar wird, wenn der Mechanismus zwischen Ausloeser und Zustandsveraenderung beschrieben ist, dass die Analyse nicht bei einer Aktivitaet, einem guten Willen oder einer Kennzahl stehen bleiben darf. Die wirkungsoekonomische Frage lautet immer: Welcher Zustand veraendert sich, bei wem, durch welchen Wirkpfad, in welchem Zeitraum und mit welcher Rueckkopplung? Gerade in Wirkungsmanagement ist diese Unterscheidung entscheidend, weil Lernende spaeter nicht nur Begriffe wiedergeben, sondern Entscheidungssituationen pruefen muessen. Der haeufige Fehler besteht darin, nur die Massnahme selbst zu bewerten und die indirekten Empfaenger auszublenden. Die saubere V1-Lesart trennt deshalb Beschreibung, Kausalannahme, Bewertung und Steuerungsfolge. Eine gute Fallanalyse zeichnet mindestens einen direkten und einen indirekten Wirkpfad nach. So wird aus dem Thema kein isoliertes Kapitel, sondern ein pruefbarer Baustein der WÖk-Architektur.</w:t>
+      </w:r>
+    </w:p>
+    <w:p>
+      <w:r>
+        <w:t>Daten- und Quellenklarheit. Fuer Wirkungsräume, Wirkungsempfänger, Stakeholder und Wirkpfade bedeutet jede Bewertung nur so belastbar ist wie Datenlage, Quellenstatus und Aktualitaet, dass die Analyse nicht bei einer Aktivitaet, einem guten Willen oder einer Kennzahl stehen bleiben darf. Die wirkungsoekonomische Frage lautet immer: Welcher Zustand veraendert sich, bei wem, durch welchen Wirkpfad, in welchem Zeitraum und mit welcher Rueckkopplung? Gerade in Wirkungsmanagement ist diese Unterscheidung entscheidend, weil Lernende spaeter nicht nur Begriffe wiedergeben, sondern Entscheidungssituationen pruefen muessen. Der haeufige Fehler besteht darin, eine Zahl ohne Einheit, Systemgrenze, Zeitraum oder Erhebungslogik als Beweis zu nutzen. Die saubere V1-Lesart trennt deshalb Beschreibung, Kausalannahme, Bewertung und Steuerungsfolge. Die Lernenden sollen Daten nicht dekorativ zitieren, sondern ihre Aussagekraft, Luecken und Grenzen offenlegen. So wird aus dem Thema kein isoliertes Kapitel, sondern ein pruefbarer Baustein der WÖk-Architektur.</w:t>
+      </w:r>
+    </w:p>
+    <w:p>
+      <w:r>
+        <w:t>Fallfenster zur Anwendung. Eine Organisation plant eine Massnahme und formuliert dazu eine positive Absicht. In der WÖk reicht das nicht. Fuer diese Vorlesung muss sichtbar werden, welche Zustandsveraenderung erwartet wird, welche Empfaenger direkt oder indirekt betroffen sind, welche Nebenwirkungen entstehen koennen und welche Entscheidung spaeter korrigiert wird. Bezogen auf Wirkungsräume, Wirkungsempfänger, Stakeholder und Wirkpfade heisst das: Die Analyse muss das konkrete Thema ernst nehmen und zugleich den allgemeinen WÖk-Massstab halten. Es geht nicht darum, die Welt in gute und schlechte Akteure einzuteilen. Es geht darum, Wirkpfade, Wirkungsempfaenger, Datenqualitaet, Risiken und Rueckkopplung so zu beschreiben, dass bessere Entscheidungen moeglich werden.</w:t>
+      </w:r>
+    </w:p>
+    <w:p>
+      <w:r>
+        <w:t>Ambivalenz. Fuer Wirkungsräume, Wirkungsempfänger, Stakeholder und Wirkpfade bedeutet positive und negative Zustandsveraenderungen gleichzeitig auftreten koennen, dass die Analyse nicht bei einer Aktivitaet, einem guten Willen oder einer Kennzahl stehen bleiben darf. Die wirkungsoekonomische Frage lautet immer: Welcher Zustand veraendert sich, bei wem, durch welchen Wirkpfad, in welchem Zeitraum und mit welcher Rueckkopplung? Gerade in Wirkungsmanagement ist diese Unterscheidung entscheidend, weil Lernende spaeter nicht nur Begriffe wiedergeben, sondern Entscheidungssituationen pruefen muessen. Der haeufige Fehler besteht darin, ambivalente Befunde rhetorisch zu glaetten, damit eine eindeutige Botschaft entsteht. Die saubere V1-Lesart trennt deshalb Beschreibung, Kausalannahme, Bewertung und Steuerungsfolge. Ein gutes Skript fuehrt deshalb Profile, Zielkonflikte und offene Punkte nebeneinander. So wird aus dem Thema kein isoliertes Kapitel, sondern ein pruefbarer Baustein der WÖk-Architektur.</w:t>
+      </w:r>
+    </w:p>
+    <w:p>
+      <w:r>
+        <w:t>Nichtkompensation. Fuer Wirkungsräume, Wirkungsempfänger, Stakeholder und Wirkpfade bedeutet schwere zentrale Schaeden nicht durch beliebige positive Einzelwerte neutralisiert werden duerfen, dass die Analyse nicht bei einer Aktivitaet, einem guten Willen oder einer Kennzahl stehen bleiben darf. Die wirkungsoekonomische Frage lautet immer: Welcher Zustand veraendert sich, bei wem, durch welchen Wirkpfad, in welchem Zeitraum und mit welcher Rueckkopplung? Gerade in Wirkungsmanagement ist diese Unterscheidung entscheidend, weil Lernende spaeter nicht nur Begriffe wiedergeben, sondern Entscheidungssituationen pruefen muessen. Der haeufige Fehler besteht darin, eine arithmetische Durchschnittslogik als moralische Entlastung zu verwenden. Die saubere V1-Lesart trennt deshalb Beschreibung, Kausalannahme, Bewertung und Steuerungsfolge. Reverse Merit Order und rote Linien sind Schutzregeln gegen Schoenrechnung. So wird aus dem Thema kein isoliertes Kapitel, sondern ein pruefbarer Baustein der WÖk-Architektur.</w:t>
+      </w:r>
+    </w:p>
+    <w:p>
+      <w:r>
+        <w:t>Pruefungsnahe Transferfrage. Formuliere zu WM-V2 eine Wirkungsaussage in drei Saetzen: Erstens den beobachteten oder plausiblen Zustand, zweitens die Daten- oder Quellenlage, drittens die offene Unsicherheit samt Rueckkopplung. Die Antwort muss ohne moralische Personenbewertung auskommen und darf Reichweite nicht mit Wirkung verwechseln.</w:t>
+      </w:r>
+    </w:p>
+    <w:p>
+      <w:r>
+        <w:t>Rueckkopplung. Fuer Wirkungsräume, Wirkungsempfänger, Stakeholder und Wirkpfade bedeutet Wirkungswissen erst dann wertvoll wird, wenn es Entscheidungen veraendert, dass die Analyse nicht bei einer Aktivitaet, einem guten Willen oder einer Kennzahl stehen bleiben darf. Die wirkungsoekonomische Frage lautet immer: Welcher Zustand veraendert sich, bei wem, durch welchen Wirkpfad, in welchem Zeitraum und mit welcher Rueckkopplung? Gerade in Wirkungsmanagement ist diese Unterscheidung entscheidend, weil Lernende spaeter nicht nur Begriffe wiedergeben, sondern Entscheidungssituationen pruefen muessen. Der haeufige Fehler besteht darin, einen Bericht als Endpunkt zu betrachten. Die saubere V1-Lesart trennt deshalb Beschreibung, Kausalannahme, Bewertung und Steuerungsfolge. Jeder Analyseblock sollte fragen, welche Routine, welcher Prozess oder welche Ressource nach der Bewertung angepasst wird. So wird aus dem Thema kein isoliertes Kapitel, sondern ein pruefbarer Baustein der WÖk-Architektur.</w:t>
+      </w:r>
+    </w:p>
+    <w:p>
+      <w:r>
+        <w:t>Fallfenster zur Anwendung. Eine Fuehrungsentscheidung erzeugt zugleich Nutzen und Risiken. Die WÖk behandelt Ambivalenz nicht als Stoerung, sondern als Kern der Analyse. Positive Netto-Wirkung darf erst behauptet werden, wenn zentrale negative Wirkungen getrennt geprueft und rote Linien gewahrt sind. Bezogen auf Wirkungsräume, Wirkungsempfänger, Stakeholder und Wirkpfade heisst das: Die Analyse muss das konkrete Thema ernst nehmen und zugleich den allgemeinen WÖk-Massstab halten. Es geht nicht darum, die Welt in gute und schlechte Akteure einzuteilen. Es geht darum, Wirkpfade, Wirkungsempfaenger, Datenqualitaet, Risiken und Rueckkopplung so zu beschreiben, dass bessere Entscheidungen moeglich werden.</w:t>
+      </w:r>
+    </w:p>
+    <w:p>
+      <w:r>
+        <w:t>Governance. Fuer Wirkungsräume, Wirkungsempfänger, Stakeholder und Wirkpfade bedeutet Wirkungsbewertung Verfahren, Rechte, Transparenz und Korrektur braucht, dass die Analyse nicht bei einer Aktivitaet, einem guten Willen oder einer Kennzahl stehen bleiben darf. Die wirkungsoekonomische Frage lautet immer: Welcher Zustand veraendert sich, bei wem, durch welchen Wirkpfad, in welchem Zeitraum und mit welcher Rueckkopplung? Gerade in Wirkungsmanagement ist diese Unterscheidung entscheidend, weil Lernende spaeter nicht nur Begriffe wiedergeben, sondern Entscheidungssituationen pruefen muessen. Der haeufige Fehler besteht darin, Bewertung als technokratische Top-down-Setzung zu verstehen. Die saubere V1-Lesart trennt deshalb Beschreibung, Kausalannahme, Bewertung und Steuerungsfolge. Betroffene, Datenhalter, Entscheider und Kontrollinstanzen muessen unterscheidbare Rollen behalten. So wird aus dem Thema kein isoliertes Kapitel, sondern ein pruefbarer Baustein der WÖk-Architektur.</w:t>
+      </w:r>
+    </w:p>
+    <w:p>
+      <w:r>
+        <w:t>Didaktische Pruefbarkeit. Fuer Wirkungsräume, Wirkungsempfänger, Stakeholder und Wirkpfade bedeutet das Thema in der Akademie nicht nur erklaert, sondern in Falllogik ueberfuehrt werden muss, dass die Analyse nicht bei einer Aktivitaet, einem guten Willen oder einer Kennzahl stehen bleiben darf. Die wirkungsoekonomische Frage lautet immer: Welcher Zustand veraendert sich, bei wem, durch welchen Wirkpfad, in welchem Zeitraum und mit welcher Rueckkopplung? Gerade in Wirkungsmanagement ist diese Unterscheidung entscheidend, weil Lernende spaeter nicht nur Begriffe wiedergeben, sondern Entscheidungssituationen pruefen muessen. Der haeufige Fehler besteht darin, reines Auswendiglernen als Kompetenznachweis zu behandeln. Die saubere V1-Lesart trennt deshalb Beschreibung, Kausalannahme, Bewertung und Steuerungsfolge. Pruefungsfragen sollen Begriffe, Anwendung und rote Linien verbinden. So wird aus dem Thema kein isoliertes Kapitel, sondern ein pruefbarer Baustein der WÖk-Architektur.</w:t>
+      </w:r>
+    </w:p>
+    <w:p>
+      <w:r>
+        <w:t>Transfer in Organisationen. Fuer Wirkungsräume, Wirkungsempfänger, Stakeholder und Wirkpfade bedeutet WÖk-Begriffe im Alltag nur tragen, wenn sie in Routinen uebersetzt werden, dass die Analyse nicht bei einer Aktivitaet, einem guten Willen oder einer Kennzahl stehen bleiben darf. Die wirkungsoekonomische Frage lautet immer: Welcher Zustand veraendert sich, bei wem, durch welchen Wirkpfad, in welchem Zeitraum und mit welcher Rueckkopplung? Gerade in Wirkungsmanagement ist diese Unterscheidung entscheidend, weil Lernende spaeter nicht nur Begriffe wiedergeben, sondern Entscheidungssituationen pruefen muessen. Der haeufige Fehler besteht darin, die Verantwortung an eine Nachhaltigkeitsabteilung auszulagern. Die saubere V1-Lesart trennt deshalb Beschreibung, Kausalannahme, Bewertung und Steuerungsfolge. Strategie, Einkauf, Kommunikation, Controlling und Fuehrung muessen denselben Wirkungsbegriff verwenden. So wird aus dem Thema kein isoliertes Kapitel, sondern ein pruefbarer Baustein der WÖk-Architektur.</w:t>
+      </w:r>
+    </w:p>
+    <w:p>
+      <w:r>
+        <w:t>Fallfenster zur Anwendung. Ein Controlling-Team moechte einen Score bilden. Das Skript verlangt, dass Datenqualitaet, Systemgrenzen, Gewichtung, Unsicherheit und Nichtkompensation sichtbar bleiben. Ein Score darf die Diskussion nicht beenden, sondern muss bessere Fragen, Priorisierung und Rueckkopplung ermoeglichen. Bezogen auf Wirkungsräume, Wirkungsempfänger, Stakeholder und Wirkpfade heisst das: Die Analyse muss das konkrete Thema ernst nehmen und zugleich den allgemeinen WÖk-Massstab halten. Es geht nicht darum, die Welt in gute und schlechte Akteure einzuteilen. Es geht darum, Wirkpfade, Wirkungsempfaenger, Datenqualitaet, Risiken und Rueckkopplung so zu beschreiben, dass bessere Entscheidungen moeglich werden.</w:t>
+      </w:r>
+    </w:p>
+    <w:p>
+      <w:r>
+        <w:t>Rueckfluss in den Korpus. Fuer Wirkungsräume, Wirkungsempfänger, Stakeholder und Wirkpfade bedeutet jedes Studienskript den Gesamtbestand schaerfen kann, dass die Analyse nicht bei einer Aktivitaet, einem guten Willen oder einer Kennzahl stehen bleiben darf. Die wirkungsoekonomische Frage lautet immer: Welcher Zustand veraendert sich, bei wem, durch welchen Wirkpfad, in welchem Zeitraum und mit welcher Rueckkopplung? Gerade in Wirkungsmanagement ist diese Unterscheidung entscheidend, weil Lernende spaeter nicht nur Begriffe wiedergeben, sondern Entscheidungssituationen pruefen muessen. Der haeufige Fehler besteht darin, neue Einsichten nur lokal im Skript zu belassen. Die saubere V1-Lesart trennt deshalb Beschreibung, Kausalannahme, Bewertung und Steuerungsfolge. Glossar, Website, Journal, Dossiers und Visuals sollen aus der Skriptarbeit lernen. So wird aus dem Thema kein isoliertes Kapitel, sondern ein pruefbarer Baustein der WÖk-Architektur.</w:t>
+      </w:r>
+    </w:p>
+    <w:p>
+      <w:r>
+        <w:t>Pruefungsnahe Transferfrage. Formuliere zu WM-V2 eine Wirkungsaussage in drei Saetzen: Erstens den beobachteten oder plausiblen Zustand, zweitens die Daten- oder Quellenlage, drittens die offene Unsicherheit samt Rueckkopplung. Die Antwort muss ohne moralische Personenbewertung auskommen und darf Reichweite nicht mit Wirkung verwechseln.</w:t>
+      </w:r>
+    </w:p>
+    <w:p>
+      <w:pPr>
+        <w:pStyle w:val="Heading3"/>
+      </w:pPr>
+      <w:r>
+        <w:t>Vertiefungsrunde 5: Lesen, pruefen, rueckkoppeln</w:t>
+      </w:r>
+    </w:p>
+    <w:p>
+      <w:r>
+        <w:t>Die folgende Runde verdichtet WM-V2 nicht durch neue Schlagworte, sondern durch wiederholte Anwendung auf unterschiedliche Entscheidungsebenen. Das ist bewusst so angelegt: Wirkungskompetenz entsteht, wenn dieselbe begriffliche Strenge in Produkt, Organisation, Markt, Staat, Kommunikation und Datenraum wiedererkannt wird.</w:t>
+      </w:r>
+    </w:p>
+    <w:p>
+      <w:r>
+        <w:t>Begriffliche Schaerfung. Fuer Wirkungsräume, Wirkungsempfänger, Stakeholder und Wirkpfade bedeutet praezise Sprache die erste Sicherung gegen Impact-Washing ist, dass die Analyse nicht bei einer Aktivitaet, einem guten Willen oder einer Kennzahl stehen bleiben darf. Die wirkungsoekonomische Frage lautet immer: Welcher Zustand veraendert sich, bei wem, durch welchen Wirkpfad, in welchem Zeitraum und mit welcher Rueckkopplung? Gerade in Wirkungsmanagement ist diese Unterscheidung entscheidend, weil Lernende spaeter nicht nur Begriffe wiedergeben, sondern Entscheidungssituationen pruefen muessen. Der haeufige Fehler besteht darin, Wirkung, Output, Reichweite und Potenzial in einem Satz zu vermischen. Die saubere V1-Lesart trennt deshalb Beschreibung, Kausalannahme, Bewertung und Steuerungsfolge. In der Praxis sollte jede Wirkungsaussage als kurze Viererprobe formuliert werden: Zustand, Betroffene, Quelle, offene Unsicherheit. So wird aus dem Thema kein isoliertes Kapitel, sondern ein pruefbarer Baustein der WÖk-Architektur.</w:t>
+      </w:r>
+    </w:p>
+    <w:p>
+      <w:pPr>
+        <w:pStyle w:val="Heading3"/>
+      </w:pPr>
+      <w:r>
+        <w:t>V1-Abschlussnotiz</w:t>
+      </w:r>
+    </w:p>
+    <w:p>
+      <w:r>
+        <w:t>Diese Finalisierung schliesst die Codex-Inhaltsproduktion fuer WM-V2. Offen bleibt nicht der fachliche Kern des Skripts, sondern der naechste Produktionsschritt: Claude setzt daraus die CI/CD-konforme Reader- und PDF-Fassung, prueft Satz, Umbrueche, Medienintegration und Lektorat und markiert erst danach die veroeffentlichte Fassung als freigegeben.</w:t>
+      </w:r>
+    </w:p>
+    <w:p>
+      <w:pPr>
+        <w:pStyle w:val="Heading2"/>
+      </w:pPr>
+      <w:r>
         <w:t>9. Quellen / Vertiefung</w:t>
       </w:r>
     </w:p>
@@ -788,7 +1443,7 @@
     </w:p>
     <w:p>
       <w:r>
-        <w:t>Dabei steht NW_pos für positive Netto-Wirkung als Zielgröße, Delta Z für Zustandsveränderungen, w_i für begründete Gewichtungen positiver Wirkungen und r_j für Risiken oder negative Zustandsveränderungen. Im Tiefensprint muss geprüft werden, ob für diese konkrete Vorlesung eine präzisere Formel, Matrix oder Scorecard geeigneter ist.</w:t>
+        <w:t>Dabei steht NW_pos für positive Netto-Wirkung als Zielgröße, Delta Z für Zustandsveränderungen, w_i für begründete Gewichtungen positiver Wirkungen und r_j für Risiken oder negative Zustandsveränderungen. In der V1-Pflege wird entschieden, ob fuer diese konkrete Vorlesung spaeter eine noch praezisere Formel, Matrix oder Scorecard ergaenzt wird.</w:t>
       </w:r>
     </w:p>
     <w:p>
@@ -1505,7 +2160,7 @@
     </w:p>
     <w:p>
       <w:r>
-        <w:t>Status dieser Erweiterung: ausgebaute Arbeitsfassung für Claude-CI/CD, Word-Rohfassung und Reader-Spiegel. Sie ersetzt noch nicht die spätere Satz-, Quellen- und PDF-Finalisierung, bringt die Vorlesung aber aus der Kurzfassung in eine substanzielle Studienskriptfassung.</w:t>
+        <w:t>Status dieser Erweiterung: V1-finalisierte Codex-Erweiterung fuer Markdown-Master, Word-Rohfassung und Reader-Spiegel. Satz, Medienintegration, Lektorat und PDF-Freigabe bleiben der Claude-CI/CD-Lane vorbehalten.</w:t>
       </w:r>
     </w:p>
     <w:p>
@@ -2695,7 +3350,7 @@
     </w:p>
     <w:p>
       <w:r>
-        <w:t>Ein T-Shirt ist nicht erst im Laden ein Produkt. Es ist Baumwolle, Wasser, Chemie, Energie, Arbeit, Transport, Färbung, Verpackung, Lohn, Arbeitsschutz, Gesundheit, Entsorgung und Modezyklus. Ein Smartphone ist nicht erst im Geschäft ein Gerät. Es ist Rohstoffabbau, seltene Erden, Kobalt, Lithium, Elektronikfertigung, Energie, Software, Datenrechte, Reparierbarkeit und Elektroschrott. Ein Lebensmittel ist nicht erst beim Verzehr Wirkung. Es ist Saatgut, Boden, Wasser, Pestizide, Tierhaltung, Futter, Arbeit, Kühlung, Verpackung, Transport und Food Waste. Die Arbeitsfassungen der Wirkungsökonomie beschreiben Produkte deshalb als verdichtete Wirkungsketten und warnen davor, Wirkung nur im eigenen Werk zu optimieren, während sie in unsichtbare Vorstufen verschoben wird [I-K92-2; I-K92-3].</w:t>
+        <w:t>Ein T-Shirt ist nicht erst im Laden ein Produkt. Es ist Baumwolle, Wasser, Chemie, Energie, Arbeit, Transport, Färbung, Verpackung, Lohn, Arbeitsschutz, Gesundheit, Entsorgung und Modezyklus. Ein Smartphone ist nicht erst im Geschäft ein Gerät. Es ist Rohstoffabbau, seltene Erden, Kobalt, Lithium, Elektronikfertigung, Energie, Software, Datenrechte, Reparierbarkeit und Elektroschrott. Ein Lebensmittel ist nicht erst beim Verzehr Wirkung. Es ist Saatgut, Boden, Wasser, Pestizide, Tierhaltung, Futter, Arbeit, Kühlung, Verpackung, Transport und Food Waste. Die V1-Fassungen der Wirkungsökonomie beschreiben Produkte deshalb als verdichtete Wirkungsketten und warnen davor, Wirkung nur im eigenen Werk zu optimieren, während sie in unsichtbare Vorstufen verschoben wird [I-K92-2; I-K92-3].</w:t>
       </w:r>
     </w:p>
     <w:p>
@@ -2947,7 +3602,7 @@
         <w:pStyle w:val="ListBullet"/>
       </w:pPr>
       <w:r>
-        <w:t>woek-akademie-app/docs/lehrgaenge/wirkungsmanagement-v2-wirkungsempfaenger-wirkpfade.md — unmittelbarer Akademie-Quelltext dieser Rohfassung.</w:t>
+        <w:t>woek-akademie-app/docs/lehrgaenge/wirkungsmanagement-v2-wirkungsempfaenger-wirkpfade.md — unmittelbarer Akademie-Quelltext dieser V1-Fassung.</w:t>
       </w:r>
     </w:p>
     <w:p>
@@ -2987,7 +3642,7 @@
         <w:pStyle w:val="Heading3"/>
       </w:pPr>
       <w:r>
-        <w:t>Externe Quellen fuer den Tiefensprint</w:t>
+        <w:t>Externe Quellen fuer die V1-Fassung</w:t>
       </w:r>
     </w:p>
     <w:p>
@@ -3020,62 +3675,6 @@
       </w:pPr>
       <w:r>
         <w:t>Fachliteratur zu Wirkungslogik, Evaluation, Systemtheorie, Resilienz, Governance, Diffusion, Vertrauen oder Controlling je nach Thema.</w:t>
-      </w:r>
-    </w:p>
-    <w:p>
-      <w:pPr>
-        <w:pStyle w:val="Heading2"/>
-      </w:pPr>
-      <w:r>
-        <w:t>10. Rückfluss in den WÖk-Korpus</w:t>
-      </w:r>
-    </w:p>
-    <w:p>
-      <w:pPr>
-        <w:pStyle w:val="ListBullet"/>
-      </w:pPr>
-      <w:r>
-        <w:t>Glossar/Begriffe: Im Tiefensprint prüfen, welche Begriffe aus Wirkungsräume, Wirkungsempfänger, Stakeholder und Wirkpfade eigene Glossarseiten oder präzisere Verweise brauchen.</w:t>
-      </w:r>
-    </w:p>
-    <w:p>
-      <w:pPr>
-        <w:pStyle w:val="ListBullet"/>
-      </w:pPr>
-      <w:r>
-        <w:t>Website/Erklärseiten: Prüfen, ob eine kurze öffentliche Erklärseite oder ein Baustein für die Bibliothek fehlt.</w:t>
-      </w:r>
-    </w:p>
-    <w:p>
-      <w:pPr>
-        <w:pStyle w:val="ListBullet"/>
-      </w:pPr>
-      <w:r>
-        <w:t>Journal/Dossiers: Geeignete Praxisfälle aus Website und Journal als Fallpool markieren.</w:t>
-      </w:r>
-    </w:p>
-    <w:p>
-      <w:pPr>
-        <w:pStyle w:val="ListBullet"/>
-      </w:pPr>
-      <w:r>
-        <w:t>Visuals/Charts: Wirkpfad- oder Scorecard-Chart aus vorhandenen Visuals wiederverwenden oder als neues Asset spezifizieren.</w:t>
-      </w:r>
-    </w:p>
-    <w:p>
-      <w:pPr>
-        <w:pStyle w:val="ListBullet"/>
-      </w:pPr>
-      <w:r>
-        <w:t>Methodik/Standards: Datenqualität, Unsicherheit, Nichtkompensation und Reverse Merit Order nur dort einsetzen, wo sie fachlich tragen.</w:t>
-      </w:r>
-    </w:p>
-    <w:p>
-      <w:pPr>
-        <w:pStyle w:val="ListBullet"/>
-      </w:pPr>
-      <w:r>
-        <w:t>Offene Forschungs- oder Quellenfrage: Externe Quellen im Tiefensprint gezielt ergänzen und zitierfähig machen.</w:t>
       </w:r>
     </w:p>
     <w:sectPr>

--- a/docs/studienskripte/word-rohfassungen/wirkungsmanagement-v2.docx
+++ b/docs/studienskripte/word-rohfassungen/wirkungsmanagement-v2.docx
@@ -24,12 +24,12 @@
     </w:p>
     <w:p>
       <w:r>
-        <w:t>Quelle: /Users/hagen/Documents/New project/content/studienskripte/wirkungsmanagement-v2.md</w:t>
-      </w:r>
-    </w:p>
-    <w:p>
-      <w:r>
-        <w:t>Track: Wirkungsmanagement Kurscode: wirkungsmanagement Vorlesungscode: WM-V2 Modul/Abschnitt: WM Titel: Wirkungsräume, Wirkungsempfänger, Stakeholder und Wirkpfade Status: Studienskript V1 · fachlich finale Codex-Fassung, Claude-CI/CD-Satzfreigabe offen Quelle: woek-akademie-app/docs/lehrgaenge/wirkungsmanagement-v2-wirkungsempfaenger-wirkpfade.md Ablage: Markdown-Master in content/studienskripte/wirkungsmanagement-v2.md, Word-Rohfassung in docs/studienskripte/word-rohfassungen/wirkungsmanagement-v2.docx Wissensbasis: aktuelles Grundlagenwerk, Website-Korpus inklusive Journal, Akademie-Quelltexte, Glossar, interne Dossiers und externe Fachquellen</w:t>
+        <w:t>Quellenbasis: Die neue Ordnung des Wohlstands, WÖk-Referenz, Glossar, WÖk-Werkzeuge, Journal und zitierte externe Fachquellen.</w:t>
+      </w:r>
+    </w:p>
+    <w:p>
+      <w:r>
+        <w:t>Track: Wirkungsmanagement Kurscode: wirkungsmanagement Vorlesungscode: WM-V2 Modul/Abschnitt: WM Titel: Wirkungsräume, Wirkungsempfänger, Stakeholder und Wirkpfade Status: Studienskript V1 · fachlich finale Codex-Fassung, Claude-CI/CD-Satzfreigabe offen Primäre WÖk-Quellen: Die neue Ordnung des Wohlstands (https://wirkungsoekonomie.de/buch.html) · WÖk-Referenz (https://wirkungsoekonomie.de/referenz/) · Glossar der Wirkungsökonomie (https://wirkungsoekonomie.de/glossar.html) · WÖk-Werkzeuge (https://wirkungsoekonomie.de/werkzeuge/) Ausgabe: Markdown-Master, Word-Rohfassung und Akademie-Reader-Spiegel Wissensbasis: aktuelles Grundlagenwerk, öffentliche WÖk-Referenz, Wirkungsfelder, Werkzeuge, Glossar, Bibliothek, Journal und externe Fachquellen</w:t>
       </w:r>
     </w:p>
     <w:p>
@@ -131,7 +131,7 @@
     </w:p>
     <w:p>
       <w:r>
-        <w:t>Track / Kurscode: wirkungsmanagement Vorlesungscode: WM-V2 Empfohlene Dauer: ~50 Min · Videolänge: ~15 Min Voraussetzung: WM-V1 Führende Quellen (Repo): source-assets/originals/WOeK_Begriffsleitfaden_fuehrend_v1.0.md (§5) · docs/praxis/Lieferkette_Wirkungsoekonomie_v1.1.md · Glossar begriffe/</w:t>
+        <w:t>Track / Kurscode: wirkungsmanagement Vorlesungscode: WM-V2 Empfohlene Dauer: ~50 Min · Videolänge: ~15 Min Voraussetzung: WM-V1 Führende Quellen: Die neue Ordnung des Wohlstands (https://wirkungsoekonomie.de/buch.html) · WÖk-Referenz (https://wirkungsoekonomie.de/referenz/) · Glossar der Wirkungsökonomie (https://wirkungsoekonomie.de/glossar.html) · WÖk-Werkzeuge (https://wirkungsoekonomie.de/werkzeuge/)</w:t>
       </w:r>
     </w:p>
     <w:p>
@@ -245,7 +245,7 @@
     </w:p>
     <w:p>
       <w:r>
-        <w:t>Praxis: die Lieferkette. Gerade in Lieferketten sind die wichtigsten Wirkungsempfänger oft weit entfernt und stimmlos (Arbeitsbedingungen, Böden, Wasser). Wirkungsmanagement macht sie über Wirkpfade sichtbar (docs/praxis/Lieferkette_Wirkungsoekonomie_v1.1.md).</w:t>
+        <w:t>Praxis: die Lieferkette. Gerade in Lieferketten sind die wichtigsten Wirkungsempfänger oft weit entfernt und stimmlos (Arbeitsbedingungen, Böden, Wasser). Wirkungsmanagement macht sie über Wirkpfade sichtbar (Wirkungsökonomie in der Lieferkette (https://wirkungsoekonomie.de/dokumente/wirkungsoekonomie-in-der-lieferkette/)).</w:t>
       </w:r>
     </w:p>
     <w:p>
@@ -342,7 +342,7 @@
           </w:tcPr>
           <w:p>
             <w:r>
-              <w:t>begriffe/wirkungsempfaenger</w:t>
+              <w:t>Wirkungsempfaenger (https://wirkungsoekonomie.de/begriffe/wirkungsempfaenger/)</w:t>
             </w:r>
           </w:p>
         </w:tc>
@@ -412,7 +412,7 @@
           </w:tcPr>
           <w:p>
             <w:r>
-              <w:t>begriffe/wirkpfad</w:t>
+              <w:t>Wirkpfad (https://wirkungsoekonomie.de/begriffe/wirkpfad/)</w:t>
             </w:r>
           </w:p>
         </w:tc>
@@ -447,7 +447,7 @@
           </w:tcPr>
           <w:p>
             <w:r>
-              <w:t>begriffe/resonanzraum</w:t>
+              <w:t>Resonanzraum (https://wirkungsoekonomie.de/begriffe/resonanzraum/)</w:t>
             </w:r>
           </w:p>
         </w:tc>
@@ -482,7 +482,7 @@
           </w:tcPr>
           <w:p>
             <w:r>
-              <w:t>begriffe/wirkungspotenzial</w:t>
+              <w:t>Wirkungspotenzial (https://wirkungsoekonomie.de/begriffe/wirkungspotenzial/)</w:t>
             </w:r>
           </w:p>
         </w:tc>
@@ -661,7 +661,7 @@
     </w:p>
     <w:p>
       <w:r>
-        <w:t>Lieferketten-Wirkung sichtbar machen. Ein Textilunternehmen sieht zunächst nur Lieferanten und Preise. Über Wirkpfade werden die eigentlichen Wirkungsempfänger sichtbar: Näher:innen (Arbeitsbedingungen), Böden und Wasser (Anbau), lokale Gemeinschaften. Erst diese Landkarte erlaubt gezielte Steuerung. (docs/praxis/Lieferkette_Wirkungsoekonomie_v1.1.md.)</w:t>
+        <w:t>Lieferketten-Wirkung sichtbar machen. Ein Textilunternehmen sieht zunächst nur Lieferanten und Preise. Über Wirkpfade werden die eigentlichen Wirkungsempfänger sichtbar: Näher:innen (Arbeitsbedingungen), Böden und Wasser (Anbau), lokale Gemeinschaften. Erst diese Landkarte erlaubt gezielte Steuerung. (Wirkungsökonomie in der Lieferkette (https://wirkungsoekonomie.de/dokumente/wirkungsoekonomie-in-der-lieferkette/).)</w:t>
       </w:r>
     </w:p>
     <w:p>
@@ -1332,7 +1332,7 @@
         <w:pStyle w:val="ListBullet"/>
       </w:pPr>
       <w:r>
-        <w:t>source-assets/originals/WOeK_Begriffsleitfaden_fuehrend_v1.0.md – §5</w:t>
+        <w:t>Glossar der Wirkungsökonomie (https://wirkungsoekonomie.de/glossar.html) – §5</w:t>
       </w:r>
     </w:p>
     <w:p>
@@ -1340,7 +1340,7 @@
         <w:pStyle w:val="ListBullet"/>
       </w:pPr>
       <w:r>
-        <w:t>docs/praxis/Lieferkette_Wirkungsoekonomie_v1.1.md</w:t>
+        <w:t>Wirkungsökonomie in der Lieferkette (https://wirkungsoekonomie.de/dokumente/wirkungsoekonomie-in-der-lieferkette/)</w:t>
       </w:r>
     </w:p>
     <w:p>
@@ -1348,7 +1348,7 @@
         <w:pStyle w:val="ListBullet"/>
       </w:pPr>
       <w:r>
-        <w:t>Glossar: begriffe/wirkungsempfaenger, begriffe/wirkpfad, begriffe/resonanzraum</w:t>
+        <w:t>Glossar: Wirkungsempfaenger (https://wirkungsoekonomie.de/begriffe/wirkungsempfaenger/), Wirkpfad (https://wirkungsoekonomie.de/begriffe/wirkpfad/), Resonanzraum (https://wirkungsoekonomie.de/begriffe/resonanzraum/)</w:t>
       </w:r>
     </w:p>
     <w:p>
@@ -1767,11 +1767,6 @@
     </w:p>
     <w:p>
       <w:r>
-        <w:t>``chart-spec slug: wirkungsmanagement-v2-wirkpfad type: wirkpfad reuse_first: true preferred_asset: content/studienskripte/assets/wirkungsmanagement-v2/wirkungsmanagement-v2-wirkpfad.svg message: Wirkungsräume, Wirkungsempfänger, Stakeholder und Wirkpfade wird als Wirkpfad von Auslöser über Mechanismus, Wirkungsempfänger und Zustandsveränderung bis zur Rückkopplung dargestellt. source: WÖk-Grundlagenwerk, Website-Korpus, Akademie-Quelltexte, Glossar ``</w:t>
-      </w:r>
-    </w:p>
-    <w:p>
-      <w:r>
         <w:t>&gt; Bildvorgabe: Wirkpfadgrafik mit sechs Stationen: Auslöser, Mechanismus, Wirkungsempfänger, Zustandsveränderung, Bewertung, Rückkopplung. Bestehende WÖk-Wirkpfad- oder Scorecard-Visuals sollen wiederverwendet werden, bevor ein neues Chart entsteht.</w:t>
       </w:r>
     </w:p>
@@ -2003,7 +1998,7 @@
           </w:tcPr>
           <w:p>
             <w:r>
-              <w:t>begriffe/wirkungsempfaenger</w:t>
+              <w:t>Wirkungsempfaenger (https://wirkungsoekonomie.de/begriffe/wirkungsempfaenger/)</w:t>
             </w:r>
           </w:p>
         </w:tc>
@@ -2073,7 +2068,7 @@
           </w:tcPr>
           <w:p>
             <w:r>
-              <w:t>begriffe/wirkpfad</w:t>
+              <w:t>Wirkpfad (https://wirkungsoekonomie.de/begriffe/wirkpfad/)</w:t>
             </w:r>
           </w:p>
         </w:tc>
@@ -2108,7 +2103,7 @@
           </w:tcPr>
           <w:p>
             <w:r>
-              <w:t>begriffe/resonanzraum</w:t>
+              <w:t>Resonanzraum (https://wirkungsoekonomie.de/begriffe/resonanzraum/)</w:t>
             </w:r>
           </w:p>
         </w:tc>
@@ -2143,7 +2138,7 @@
           </w:tcPr>
           <w:p>
             <w:r>
-              <w:t>begriffe/wirkungspotenzial</w:t>
+              <w:t>Wirkungspotenzial (https://wirkungsoekonomie.de/begriffe/wirkungspotenzial/)</w:t>
             </w:r>
           </w:p>
         </w:tc>
@@ -2642,7 +2637,7 @@
     </w:p>
     <w:p>
       <w:r>
-        <w:t>Interne Quelle: referenz/kapitel-013-wirkungstraeger-wirkungsempfaenger-wirkungsraeume/index.html</w:t>
+        <w:t>Öffentliche Quelle: Kapitel 13 - Wirkungsträger, Wirkungsempfänger, Wirkungsräume (https://wirkungsoekonomie.de/referenz/kapitel-013-wirkungstraeger-wirkungsempfaenger-wirkungsraeume/)</w:t>
       </w:r>
     </w:p>
     <w:p>
@@ -2870,7 +2865,7 @@
     </w:p>
     <w:p>
       <w:r>
-        <w:t>Interne Quelle: referenz/kapitel-042-unternehmen-als-wirkungssysteme/index.html</w:t>
+        <w:t>Öffentliche Quelle: Kapitel 42 - Unternehmen als Wirkungssysteme (https://wirkungsoekonomie.de/referenz/kapitel-042-unternehmen-als-wirkungssysteme/)</w:t>
       </w:r>
     </w:p>
     <w:p>
@@ -3080,7 +3075,7 @@
     </w:p>
     <w:p>
       <w:r>
-        <w:t>Interne Quelle: referenz/kapitel-046-interne-wertschoepfung-und-lieferkettensteuerung/index.html</w:t>
+        <w:t>Öffentliche Quelle: Kapitel 46 - Interne Wertschöpfung und Lieferkettensteuerung (https://wirkungsoekonomie.de/referenz/kapitel-046-interne-wertschoepfung-und-lieferkettensteuerung/)</w:t>
       </w:r>
     </w:p>
     <w:p>
@@ -3287,7 +3282,7 @@
     </w:p>
     <w:p>
       <w:r>
-        <w:t>Interne Quelle: referenz/kapitel-092-handel-lieferketten-und-globale-wirkung/index.html</w:t>
+        <w:t>Öffentliche Quelle: Kapitel 92 - Handel, Lieferketten und globale Wirkung (https://wirkungsoekonomie.de/referenz/kapitel-092-handel-lieferketten-und-globale-wirkung/)</w:t>
       </w:r>
     </w:p>
     <w:p>
@@ -3541,7 +3536,7 @@
     </w:p>
     <w:p>
       <w:r>
-        <w:t>Diese Vorlesung ist prüfungsrelevant, aber die eigentliche Antwortlogik gehört nicht in das öffentliche Studienskript. Zertifikatsfragen, CorrectAnswer, Scoring-Regeln und Fallrubrics werden separat in der geschützten App-Lane unter woek-akademie-app/content/pruefungen/ gepflegt.</w:t>
+        <w:t>Diese Vorlesung ist prüfungsrelevant, aber die eigentliche Antwortlogik gehört nicht in das öffentliche Studienskript. Zertifikatsfragen, CorrectAnswer, Scoring-Regeln und Fallrubrics werden separat in einem geschützten, nicht öffentlichen Prüfungsbereich der Akademie-App gepflegt.</w:t>
       </w:r>
     </w:p>
     <w:p>
@@ -3594,7 +3589,7 @@
         <w:pStyle w:val="Heading3"/>
       </w:pPr>
       <w:r>
-        <w:t>Interne Quellen</w:t>
+        <w:t>WÖk-Quellen</w:t>
       </w:r>
     </w:p>
     <w:p>
@@ -3602,7 +3597,7 @@
         <w:pStyle w:val="ListBullet"/>
       </w:pPr>
       <w:r>
-        <w:t>woek-akademie-app/docs/lehrgaenge/wirkungsmanagement-v2-wirkungsempfaenger-wirkpfade.md — unmittelbarer Akademie-Quelltext dieser V1-Fassung.</w:t>
+        <w:t>Die neue Ordnung des Wohlstands (https://wirkungsoekonomie.de/buch.html) — aktuelles Grundlagenwerk der Wirkungsökonomie.</w:t>
       </w:r>
     </w:p>
     <w:p>
@@ -3610,7 +3605,7 @@
         <w:pStyle w:val="ListBullet"/>
       </w:pPr>
       <w:r>
-        <w:t>assets/pdf/die-neue-ordnung-des-wohlstands.pdf und buch.html — aktuelles Grundlagenwerk.</w:t>
+        <w:t>WÖk-Referenz (https://wirkungsoekonomie.de/referenz/) — öffentliche Kapitel- und Volltextreferenz.</w:t>
       </w:r>
     </w:p>
     <w:p>
@@ -3618,7 +3613,7 @@
         <w:pStyle w:val="ListBullet"/>
       </w:pPr>
       <w:r>
-        <w:t>Website-Korpus: Referenz, Wirkungsfelder, Werkzeuge, Glossar, Bibliothek und Journal.</w:t>
+        <w:t>Glossar der Wirkungsökonomie (https://wirkungsoekonomie.de/glossar.html) — öffentliche Begriffsdefinitionen und Abgrenzungen.</w:t>
       </w:r>
     </w:p>
     <w:p>
@@ -3626,7 +3621,7 @@
         <w:pStyle w:val="ListBullet"/>
       </w:pPr>
       <w:r>
-        <w:t>docs/CODEX-HANDOFF-studienskripte.md — Produktionsstandard.</w:t>
+        <w:t>WÖk-Werkzeuge (https://wirkungsoekonomie.de/werkzeuge/) — öffentliche Methoden-, Scorecard- und Controlling-Werkzeuge.</w:t>
       </w:r>
     </w:p>
     <w:p>
@@ -3634,7 +3629,7 @@
         <w:pStyle w:val="ListBullet"/>
       </w:pPr>
       <w:r>
-        <w:t>docs/CODEX-HANDOFF-pruefungen.md — geschützte Prüfungs- und Antwortlogik.</w:t>
+        <w:t>WÖk-Journal (https://wirkungsoekonomie.de/blog.html) — Dossiers und Fallanalysen.</w:t>
       </w:r>
     </w:p>
     <w:p>
@@ -3650,7 +3645,7 @@
         <w:pStyle w:val="ListBullet"/>
       </w:pPr>
       <w:r>
-        <w:t>United Nations (2015): Transforming our world: the 2030 Agenda for Sustainable Development.</w:t>
+        <w:t>United Nations (2015): Transforming our world: the 2030 Agenda for Sustainable Development (https://sdgs.un.org/2030agenda).</w:t>
       </w:r>
     </w:p>
     <w:p>
@@ -3658,7 +3653,7 @@
         <w:pStyle w:val="ListBullet"/>
       </w:pPr>
       <w:r>
-        <w:t>European Commission: CSRD, ESRS, EU Taxonomy und Digital Product Passport, soweit fuer das Thema einschlägig.</w:t>
+        <w:t>European Commission: Corporate sustainability reporting (https://finance.ec.europa.eu/financial-markets/company-reporting-and-auditing/company-reporting/corporate-sustainability-reporting_en), EU taxonomy for sustainable activities (https://finance.ec.europa.eu/sustainable-finance/tools-and-standards/eu-taxonomy-sustainable-activities_en) und Digital Product Passport (https://single-market-economy.ec.europa.eu/news/commission-launches-consultation-digital-product-passport-2025-04-09_en), soweit fuer das Thema einschlaegig.</w:t>
       </w:r>
     </w:p>
     <w:p>
@@ -3666,7 +3661,15 @@
         <w:pStyle w:val="ListBullet"/>
       </w:pPr>
       <w:r>
-        <w:t>GRI Standards, soweit fuer Berichts- und Indikatorenfragen einschlägig.</w:t>
+        <w:t>EFRAG: Sustainability reporting und ESRS (https://www.efrag.org/en/sustainability-reporting), soweit fuer das Thema einschlaegig.</w:t>
+      </w:r>
+    </w:p>
+    <w:p>
+      <w:pPr>
+        <w:pStyle w:val="ListBullet"/>
+      </w:pPr>
+      <w:r>
+        <w:t>Global Reporting Initiative: GRI Standards (https://www.globalreporting.org/standards/), soweit fuer Berichts- und Indikatorenfragen einschlaegig.</w:t>
       </w:r>
     </w:p>
     <w:p>

--- a/docs/studienskripte/word-rohfassungen/wirkungsmanagement-v2.docx
+++ b/docs/studienskripte/word-rohfassungen/wirkungsmanagement-v2.docx
@@ -662,661 +662,6 @@
     <w:p>
       <w:r>
         <w:t>Lieferketten-Wirkung sichtbar machen. Ein Textilunternehmen sieht zunächst nur Lieferanten und Preise. Über Wirkpfade werden die eigentlichen Wirkungsempfänger sichtbar: Näher:innen (Arbeitsbedingungen), Böden und Wasser (Anbau), lokale Gemeinschaften. Erst diese Landkarte erlaubt gezielte Steuerung. (Wirkungsökonomie in der Lieferkette (https://wirkungsoekonomie.de/dokumente/wirkungsoekonomie-in-der-lieferkette/).)</w:t>
-      </w:r>
-    </w:p>
-    <w:p>
-      <w:pPr>
-        <w:pStyle w:val="Heading2"/>
-      </w:pPr>
-      <w:r>
-        <w:t>V1-Finalisierung: Vertiefung, Anwendung und Evidenz</w:t>
-      </w:r>
-    </w:p>
-    <w:p>
-      <w:r>
-        <w:t>Dieses Studienskript ist die fachlich finale Codex-V1-Fassung fuer den Akademie-Reader und die oeffentliche Bibliothek. Claude uebernimmt danach Satz, CI/CD, PDF/Reader-Freigabe und die abschliessende Lektoratsabnahme.</w:t>
-      </w:r>
-    </w:p>
-    <w:p>
-      <w:pPr>
-        <w:pStyle w:val="Heading3"/>
-      </w:pPr>
-      <w:r>
-        <w:t>Finaler Leseauftrag</w:t>
-      </w:r>
-    </w:p>
-    <w:p>
-      <w:r>
-        <w:t>Dieses Skript zu WM-V2 Wirkungsräume, Wirkungsempfänger, Stakeholder und Wirkpfade ist als Langformtext angelegt: Es soll nicht nur die Vorlesung begleiten, sondern als eigenstaendiges Studienmaterial funktionieren. Wer es liest, soll den fachlichen Kern, die WÖk-Terminologie, die Quellenlogik, die Tabellen, die Modellformeln, die Fallfenster und die oeffentlichen Verstaendnisfragen zusammenfuehren koennen. Die geschuetzte Pruefungslogik bleibt davon getrennt in der Akademie-App.</w:t>
-      </w:r>
-    </w:p>
-    <w:p>
-      <w:pPr>
-        <w:pStyle w:val="Heading3"/>
-      </w:pPr>
-      <w:r>
-        <w:t>Abschlussmatrix fuer die Anwendung</w:t>
-      </w:r>
-    </w:p>
-    <w:tbl>
-      <w:tblPr>
-        <w:tblStyle w:val="TableGrid"/>
-        <w:tblW w:type="auto" w:w="0"/>
-        <w:jc w:val="left"/>
-        <w:tblLook w:firstColumn="1" w:firstRow="1" w:lastColumn="0" w:lastRow="0" w:noHBand="0" w:noVBand="1" w:val="04A0"/>
-      </w:tblPr>
-      <w:tblGrid>
-        <w:gridCol w:w="3120"/>
-        <w:gridCol w:w="3120"/>
-        <w:gridCol w:w="3120"/>
-      </w:tblGrid>
-      <w:tr>
-        <w:tc>
-          <w:tcPr>
-            <w:tcW w:type="dxa" w:w="3120"/>
-            <w:vAlign w:val="center"/>
-          </w:tcPr>
-          <w:p>
-            <w:r>
-              <w:rPr>
-                <w:b/>
-              </w:rPr>
-              <w:t>Ebene</w:t>
-            </w:r>
-          </w:p>
-        </w:tc>
-        <w:tc>
-          <w:tcPr>
-            <w:tcW w:type="dxa" w:w="3120"/>
-            <w:vAlign w:val="center"/>
-          </w:tcPr>
-          <w:p>
-            <w:r>
-              <w:rPr>
-                <w:b/>
-              </w:rPr>
-              <w:t>Anwendung in WM-V2</w:t>
-            </w:r>
-          </w:p>
-        </w:tc>
-        <w:tc>
-          <w:tcPr>
-            <w:tcW w:type="dxa" w:w="3120"/>
-            <w:vAlign w:val="center"/>
-          </w:tcPr>
-          <w:p>
-            <w:r>
-              <w:rPr>
-                <w:b/>
-              </w:rPr>
-              <w:t>Qualitaetsgrenze</w:t>
-            </w:r>
-          </w:p>
-        </w:tc>
-      </w:tr>
-      <w:tr>
-        <w:tc>
-          <w:tcPr>
-            <w:tcW w:type="dxa" w:w="3120"/>
-            <w:vAlign w:val="center"/>
-          </w:tcPr>
-          <w:p>
-            <w:r>
-              <w:t>Begriff</w:t>
-            </w:r>
-          </w:p>
-        </w:tc>
-        <w:tc>
-          <w:tcPr>
-            <w:tcW w:type="dxa" w:w="3120"/>
-            <w:vAlign w:val="center"/>
-          </w:tcPr>
-          <w:p>
-            <w:r>
-              <w:t>Wirkung, Wirkungspotenzial und Wirkungsrisiko werden im Kontext der Vorlesung getrennt.</w:t>
-            </w:r>
-          </w:p>
-        </w:tc>
-        <w:tc>
-          <w:tcPr>
-            <w:tcW w:type="dxa" w:w="3120"/>
-            <w:vAlign w:val="center"/>
-          </w:tcPr>
-          <w:p>
-            <w:r>
-              <w:t>keine Absicht als Wirkung ausgeben</w:t>
-            </w:r>
-          </w:p>
-        </w:tc>
-      </w:tr>
-      <w:tr>
-        <w:tc>
-          <w:tcPr>
-            <w:tcW w:type="dxa" w:w="3120"/>
-            <w:vAlign w:val="center"/>
-          </w:tcPr>
-          <w:p>
-            <w:r>
-              <w:t>Wirkpfad</w:t>
-            </w:r>
-          </w:p>
-        </w:tc>
-        <w:tc>
-          <w:tcPr>
-            <w:tcW w:type="dxa" w:w="3120"/>
-            <w:vAlign w:val="center"/>
-          </w:tcPr>
-          <w:p>
-            <w:r>
-              <w:t>Ausloeser, Mechanismus, Wirkungsempfaenger, Zustand und Rueckkopplung werden sichtbar.</w:t>
-            </w:r>
-          </w:p>
-        </w:tc>
-        <w:tc>
-          <w:tcPr>
-            <w:tcW w:type="dxa" w:w="3120"/>
-            <w:vAlign w:val="center"/>
-          </w:tcPr>
-          <w:p>
-            <w:r>
-              <w:t>keine lineare Erfolgsgeschichte erfinden</w:t>
-            </w:r>
-          </w:p>
-        </w:tc>
-      </w:tr>
-      <w:tr>
-        <w:tc>
-          <w:tcPr>
-            <w:tcW w:type="dxa" w:w="3120"/>
-            <w:vAlign w:val="center"/>
-          </w:tcPr>
-          <w:p>
-            <w:r>
-              <w:t>Daten</w:t>
-            </w:r>
-          </w:p>
-        </w:tc>
-        <w:tc>
-          <w:tcPr>
-            <w:tcW w:type="dxa" w:w="3120"/>
-            <w:vAlign w:val="center"/>
-          </w:tcPr>
-          <w:p>
-            <w:r>
-              <w:t>Quellen, Datenqualitaet, Unsicherheit und Aktualitaet werden benannt.</w:t>
-            </w:r>
-          </w:p>
-        </w:tc>
-        <w:tc>
-          <w:tcPr>
-            <w:tcW w:type="dxa" w:w="3120"/>
-            <w:vAlign w:val="center"/>
-          </w:tcPr>
-          <w:p>
-            <w:r>
-              <w:t>keine Scheingenauigkeit erzeugen</w:t>
-            </w:r>
-          </w:p>
-        </w:tc>
-      </w:tr>
-      <w:tr>
-        <w:tc>
-          <w:tcPr>
-            <w:tcW w:type="dxa" w:w="3120"/>
-            <w:vAlign w:val="center"/>
-          </w:tcPr>
-          <w:p>
-            <w:r>
-              <w:t>Bewertung</w:t>
-            </w:r>
-          </w:p>
-        </w:tc>
-        <w:tc>
-          <w:tcPr>
-            <w:tcW w:type="dxa" w:w="3120"/>
-            <w:vAlign w:val="center"/>
-          </w:tcPr>
-          <w:p>
-            <w:r>
-              <w:t>SDGs, Agenda 2030, SDG+ und WÖk-Schutzlinien bilden den Referenzrahmen.</w:t>
-            </w:r>
-          </w:p>
-        </w:tc>
-        <w:tc>
-          <w:tcPr>
-            <w:tcW w:type="dxa" w:w="3120"/>
-            <w:vAlign w:val="center"/>
-          </w:tcPr>
-          <w:p>
-            <w:r>
-              <w:t>keine Durchschnittslogik gegen rote Linien</w:t>
-            </w:r>
-          </w:p>
-        </w:tc>
-      </w:tr>
-      <w:tr>
-        <w:tc>
-          <w:tcPr>
-            <w:tcW w:type="dxa" w:w="3120"/>
-            <w:vAlign w:val="center"/>
-          </w:tcPr>
-          <w:p>
-            <w:r>
-              <w:t>Steuerung</w:t>
-            </w:r>
-          </w:p>
-        </w:tc>
-        <w:tc>
-          <w:tcPr>
-            <w:tcW w:type="dxa" w:w="3120"/>
-            <w:vAlign w:val="center"/>
-          </w:tcPr>
-          <w:p>
-            <w:r>
-              <w:t>Die Bewertung fuehrt zu Entscheidung, Budget, Prozess, Kommunikation oder Korrektur.</w:t>
-            </w:r>
-          </w:p>
-        </w:tc>
-        <w:tc>
-          <w:tcPr>
-            <w:tcW w:type="dxa" w:w="3120"/>
-            <w:vAlign w:val="center"/>
-          </w:tcPr>
-          <w:p>
-            <w:r>
-              <w:t>kein Reporting ohne Rueckkopplung</w:t>
-            </w:r>
-          </w:p>
-        </w:tc>
-      </w:tr>
-    </w:tbl>
-    <w:p/>
-    <w:p>
-      <w:pPr>
-        <w:pStyle w:val="Heading3"/>
-      </w:pPr>
-      <w:r>
-        <w:t>Vertiefungsrunde 1: Lesen, pruefen, rueckkoppeln</w:t>
-      </w:r>
-    </w:p>
-    <w:p>
-      <w:r>
-        <w:t>Die folgende Runde verdichtet WM-V2 nicht durch neue Schlagworte, sondern durch wiederholte Anwendung auf unterschiedliche Entscheidungsebenen. Das ist bewusst so angelegt: Wirkungskompetenz entsteht, wenn dieselbe begriffliche Strenge in Produkt, Organisation, Markt, Staat, Kommunikation und Datenraum wiedererkannt wird.</w:t>
-      </w:r>
-    </w:p>
-    <w:p>
-      <w:r>
-        <w:t>Begriffliche Schaerfung. Fuer Wirkungsräume, Wirkungsempfänger, Stakeholder und Wirkpfade bedeutet praezise Sprache die erste Sicherung gegen Impact-Washing ist, dass die Analyse nicht bei einer Aktivitaet, einem guten Willen oder einer Kennzahl stehen bleiben darf. Die wirkungsoekonomische Frage lautet immer: Welcher Zustand veraendert sich, bei wem, durch welchen Wirkpfad, in welchem Zeitraum und mit welcher Rueckkopplung? Gerade in Wirkungsmanagement ist diese Unterscheidung entscheidend, weil Lernende spaeter nicht nur Begriffe wiedergeben, sondern Entscheidungssituationen pruefen muessen. Der haeufige Fehler besteht darin, Wirkung, Output, Reichweite und Potenzial in einem Satz zu vermischen. Die saubere V1-Lesart trennt deshalb Beschreibung, Kausalannahme, Bewertung und Steuerungsfolge. In der Praxis sollte jede Wirkungsaussage als kurze Viererprobe formuliert werden: Zustand, Betroffene, Quelle, offene Unsicherheit. So wird aus dem Thema kein isoliertes Kapitel, sondern ein pruefbarer Baustein der WÖk-Architektur.</w:t>
-      </w:r>
-    </w:p>
-    <w:p>
-      <w:r>
-        <w:t>Wirkpfad-Logik. Fuer Wirkungsräume, Wirkungsempfänger, Stakeholder und Wirkpfade bedeutet ein Thema erst dann steuerbar wird, wenn der Mechanismus zwischen Ausloeser und Zustandsveraenderung beschrieben ist, dass die Analyse nicht bei einer Aktivitaet, einem guten Willen oder einer Kennzahl stehen bleiben darf. Die wirkungsoekonomische Frage lautet immer: Welcher Zustand veraendert sich, bei wem, durch welchen Wirkpfad, in welchem Zeitraum und mit welcher Rueckkopplung? Gerade in Wirkungsmanagement ist diese Unterscheidung entscheidend, weil Lernende spaeter nicht nur Begriffe wiedergeben, sondern Entscheidungssituationen pruefen muessen. Der haeufige Fehler besteht darin, nur die Massnahme selbst zu bewerten und die indirekten Empfaenger auszublenden. Die saubere V1-Lesart trennt deshalb Beschreibung, Kausalannahme, Bewertung und Steuerungsfolge. Eine gute Fallanalyse zeichnet mindestens einen direkten und einen indirekten Wirkpfad nach. So wird aus dem Thema kein isoliertes Kapitel, sondern ein pruefbarer Baustein der WÖk-Architektur.</w:t>
-      </w:r>
-    </w:p>
-    <w:p>
-      <w:r>
-        <w:t>Daten- und Quellenklarheit. Fuer Wirkungsräume, Wirkungsempfänger, Stakeholder und Wirkpfade bedeutet jede Bewertung nur so belastbar ist wie Datenlage, Quellenstatus und Aktualitaet, dass die Analyse nicht bei einer Aktivitaet, einem guten Willen oder einer Kennzahl stehen bleiben darf. Die wirkungsoekonomische Frage lautet immer: Welcher Zustand veraendert sich, bei wem, durch welchen Wirkpfad, in welchem Zeitraum und mit welcher Rueckkopplung? Gerade in Wirkungsmanagement ist diese Unterscheidung entscheidend, weil Lernende spaeter nicht nur Begriffe wiedergeben, sondern Entscheidungssituationen pruefen muessen. Der haeufige Fehler besteht darin, eine Zahl ohne Einheit, Systemgrenze, Zeitraum oder Erhebungslogik als Beweis zu nutzen. Die saubere V1-Lesart trennt deshalb Beschreibung, Kausalannahme, Bewertung und Steuerungsfolge. Die Lernenden sollen Daten nicht dekorativ zitieren, sondern ihre Aussagekraft, Luecken und Grenzen offenlegen. So wird aus dem Thema kein isoliertes Kapitel, sondern ein pruefbarer Baustein der WÖk-Architektur.</w:t>
-      </w:r>
-    </w:p>
-    <w:p>
-      <w:r>
-        <w:t>Fallfenster zur Anwendung. Ein Controlling-Team moechte einen Score bilden. Das Skript verlangt, dass Datenqualitaet, Systemgrenzen, Gewichtung, Unsicherheit und Nichtkompensation sichtbar bleiben. Ein Score darf die Diskussion nicht beenden, sondern muss bessere Fragen, Priorisierung und Rueckkopplung ermoeglichen. Bezogen auf Wirkungsräume, Wirkungsempfänger, Stakeholder und Wirkpfade heisst das: Die Analyse muss das konkrete Thema ernst nehmen und zugleich den allgemeinen WÖk-Massstab halten. Es geht nicht darum, die Welt in gute und schlechte Akteure einzuteilen. Es geht darum, Wirkpfade, Wirkungsempfaenger, Datenqualitaet, Risiken und Rueckkopplung so zu beschreiben, dass bessere Entscheidungen moeglich werden.</w:t>
-      </w:r>
-    </w:p>
-    <w:p>
-      <w:r>
-        <w:t>Ambivalenz. Fuer Wirkungsräume, Wirkungsempfänger, Stakeholder und Wirkpfade bedeutet positive und negative Zustandsveraenderungen gleichzeitig auftreten koennen, dass die Analyse nicht bei einer Aktivitaet, einem guten Willen oder einer Kennzahl stehen bleiben darf. Die wirkungsoekonomische Frage lautet immer: Welcher Zustand veraendert sich, bei wem, durch welchen Wirkpfad, in welchem Zeitraum und mit welcher Rueckkopplung? Gerade in Wirkungsmanagement ist diese Unterscheidung entscheidend, weil Lernende spaeter nicht nur Begriffe wiedergeben, sondern Entscheidungssituationen pruefen muessen. Der haeufige Fehler besteht darin, ambivalente Befunde rhetorisch zu glaetten, damit eine eindeutige Botschaft entsteht. Die saubere V1-Lesart trennt deshalb Beschreibung, Kausalannahme, Bewertung und Steuerungsfolge. Ein gutes Skript fuehrt deshalb Profile, Zielkonflikte und offene Punkte nebeneinander. So wird aus dem Thema kein isoliertes Kapitel, sondern ein pruefbarer Baustein der WÖk-Architektur.</w:t>
-      </w:r>
-    </w:p>
-    <w:p>
-      <w:r>
-        <w:t>Nichtkompensation. Fuer Wirkungsräume, Wirkungsempfänger, Stakeholder und Wirkpfade bedeutet schwere zentrale Schaeden nicht durch beliebige positive Einzelwerte neutralisiert werden duerfen, dass die Analyse nicht bei einer Aktivitaet, einem guten Willen oder einer Kennzahl stehen bleiben darf. Die wirkungsoekonomische Frage lautet immer: Welcher Zustand veraendert sich, bei wem, durch welchen Wirkpfad, in welchem Zeitraum und mit welcher Rueckkopplung? Gerade in Wirkungsmanagement ist diese Unterscheidung entscheidend, weil Lernende spaeter nicht nur Begriffe wiedergeben, sondern Entscheidungssituationen pruefen muessen. Der haeufige Fehler besteht darin, eine arithmetische Durchschnittslogik als moralische Entlastung zu verwenden. Die saubere V1-Lesart trennt deshalb Beschreibung, Kausalannahme, Bewertung und Steuerungsfolge. Reverse Merit Order und rote Linien sind Schutzregeln gegen Schoenrechnung. So wird aus dem Thema kein isoliertes Kapitel, sondern ein pruefbarer Baustein der WÖk-Architektur.</w:t>
-      </w:r>
-    </w:p>
-    <w:p>
-      <w:r>
-        <w:t>Pruefungsnahe Transferfrage. Formuliere zu WM-V2 eine Wirkungsaussage in drei Saetzen: Erstens den beobachteten oder plausiblen Zustand, zweitens die Daten- oder Quellenlage, drittens die offene Unsicherheit samt Rueckkopplung. Die Antwort muss ohne moralische Personenbewertung auskommen und darf Reichweite nicht mit Wirkung verwechseln.</w:t>
-      </w:r>
-    </w:p>
-    <w:p>
-      <w:r>
-        <w:t>Rueckkopplung. Fuer Wirkungsräume, Wirkungsempfänger, Stakeholder und Wirkpfade bedeutet Wirkungswissen erst dann wertvoll wird, wenn es Entscheidungen veraendert, dass die Analyse nicht bei einer Aktivitaet, einem guten Willen oder einer Kennzahl stehen bleiben darf. Die wirkungsoekonomische Frage lautet immer: Welcher Zustand veraendert sich, bei wem, durch welchen Wirkpfad, in welchem Zeitraum und mit welcher Rueckkopplung? Gerade in Wirkungsmanagement ist diese Unterscheidung entscheidend, weil Lernende spaeter nicht nur Begriffe wiedergeben, sondern Entscheidungssituationen pruefen muessen. Der haeufige Fehler besteht darin, einen Bericht als Endpunkt zu betrachten. Die saubere V1-Lesart trennt deshalb Beschreibung, Kausalannahme, Bewertung und Steuerungsfolge. Jeder Analyseblock sollte fragen, welche Routine, welcher Prozess oder welche Ressource nach der Bewertung angepasst wird. So wird aus dem Thema kein isoliertes Kapitel, sondern ein pruefbarer Baustein der WÖk-Architektur.</w:t>
-      </w:r>
-    </w:p>
-    <w:p>
-      <w:r>
-        <w:t>Fallfenster zur Anwendung. Ein Kommunikationsbericht nennt viele Aktivitaeten, Reichweiten und Rueckmeldungen. Die V1-Pruefung fragt, ob daraus eine belastbare Wirkungsaussage folgt. Wenn nur Kontakte, Klicks oder Zustimmung vorliegen, bleibt die Aussage im Bereich Wirkungspotenzial oder Resonanz, nicht im Bereich nachgewiesener Wirkung. Bezogen auf Wirkungsräume, Wirkungsempfänger, Stakeholder und Wirkpfade heisst das: Die Analyse muss das konkrete Thema ernst nehmen und zugleich den allgemeinen WÖk-Massstab halten. Es geht nicht darum, die Welt in gute und schlechte Akteure einzuteilen. Es geht darum, Wirkpfade, Wirkungsempfaenger, Datenqualitaet, Risiken und Rueckkopplung so zu beschreiben, dass bessere Entscheidungen moeglich werden.</w:t>
-      </w:r>
-    </w:p>
-    <w:p>
-      <w:r>
-        <w:t>Governance. Fuer Wirkungsräume, Wirkungsempfänger, Stakeholder und Wirkpfade bedeutet Wirkungsbewertung Verfahren, Rechte, Transparenz und Korrektur braucht, dass die Analyse nicht bei einer Aktivitaet, einem guten Willen oder einer Kennzahl stehen bleiben darf. Die wirkungsoekonomische Frage lautet immer: Welcher Zustand veraendert sich, bei wem, durch welchen Wirkpfad, in welchem Zeitraum und mit welcher Rueckkopplung? Gerade in Wirkungsmanagement ist diese Unterscheidung entscheidend, weil Lernende spaeter nicht nur Begriffe wiedergeben, sondern Entscheidungssituationen pruefen muessen. Der haeufige Fehler besteht darin, Bewertung als technokratische Top-down-Setzung zu verstehen. Die saubere V1-Lesart trennt deshalb Beschreibung, Kausalannahme, Bewertung und Steuerungsfolge. Betroffene, Datenhalter, Entscheider und Kontrollinstanzen muessen unterscheidbare Rollen behalten. So wird aus dem Thema kein isoliertes Kapitel, sondern ein pruefbarer Baustein der WÖk-Architektur.</w:t>
-      </w:r>
-    </w:p>
-    <w:p>
-      <w:r>
-        <w:t>Didaktische Pruefbarkeit. Fuer Wirkungsräume, Wirkungsempfänger, Stakeholder und Wirkpfade bedeutet das Thema in der Akademie nicht nur erklaert, sondern in Falllogik ueberfuehrt werden muss, dass die Analyse nicht bei einer Aktivitaet, einem guten Willen oder einer Kennzahl stehen bleiben darf. Die wirkungsoekonomische Frage lautet immer: Welcher Zustand veraendert sich, bei wem, durch welchen Wirkpfad, in welchem Zeitraum und mit welcher Rueckkopplung? Gerade in Wirkungsmanagement ist diese Unterscheidung entscheidend, weil Lernende spaeter nicht nur Begriffe wiedergeben, sondern Entscheidungssituationen pruefen muessen. Der haeufige Fehler besteht darin, reines Auswendiglernen als Kompetenznachweis zu behandeln. Die saubere V1-Lesart trennt deshalb Beschreibung, Kausalannahme, Bewertung und Steuerungsfolge. Pruefungsfragen sollen Begriffe, Anwendung und rote Linien verbinden. So wird aus dem Thema kein isoliertes Kapitel, sondern ein pruefbarer Baustein der WÖk-Architektur.</w:t>
-      </w:r>
-    </w:p>
-    <w:p>
-      <w:r>
-        <w:t>Transfer in Organisationen. Fuer Wirkungsräume, Wirkungsempfänger, Stakeholder und Wirkpfade bedeutet WÖk-Begriffe im Alltag nur tragen, wenn sie in Routinen uebersetzt werden, dass die Analyse nicht bei einer Aktivitaet, einem guten Willen oder einer Kennzahl stehen bleiben darf. Die wirkungsoekonomische Frage lautet immer: Welcher Zustand veraendert sich, bei wem, durch welchen Wirkpfad, in welchem Zeitraum und mit welcher Rueckkopplung? Gerade in Wirkungsmanagement ist diese Unterscheidung entscheidend, weil Lernende spaeter nicht nur Begriffe wiedergeben, sondern Entscheidungssituationen pruefen muessen. Der haeufige Fehler besteht darin, die Verantwortung an eine Nachhaltigkeitsabteilung auszulagern. Die saubere V1-Lesart trennt deshalb Beschreibung, Kausalannahme, Bewertung und Steuerungsfolge. Strategie, Einkauf, Kommunikation, Controlling und Fuehrung muessen denselben Wirkungsbegriff verwenden. So wird aus dem Thema kein isoliertes Kapitel, sondern ein pruefbarer Baustein der WÖk-Architektur.</w:t>
-      </w:r>
-    </w:p>
-    <w:p>
-      <w:r>
-        <w:t>Fallfenster zur Anwendung. Eine Organisation plant eine Massnahme und formuliert dazu eine positive Absicht. In der WÖk reicht das nicht. Fuer diese Vorlesung muss sichtbar werden, welche Zustandsveraenderung erwartet wird, welche Empfaenger direkt oder indirekt betroffen sind, welche Nebenwirkungen entstehen koennen und welche Entscheidung spaeter korrigiert wird. Bezogen auf Wirkungsräume, Wirkungsempfänger, Stakeholder und Wirkpfade heisst das: Die Analyse muss das konkrete Thema ernst nehmen und zugleich den allgemeinen WÖk-Massstab halten. Es geht nicht darum, die Welt in gute und schlechte Akteure einzuteilen. Es geht darum, Wirkpfade, Wirkungsempfaenger, Datenqualitaet, Risiken und Rueckkopplung so zu beschreiben, dass bessere Entscheidungen moeglich werden.</w:t>
-      </w:r>
-    </w:p>
-    <w:p>
-      <w:r>
-        <w:t>Rueckfluss in den Korpus. Fuer Wirkungsräume, Wirkungsempfänger, Stakeholder und Wirkpfade bedeutet jedes Studienskript den Gesamtbestand schaerfen kann, dass die Analyse nicht bei einer Aktivitaet, einem guten Willen oder einer Kennzahl stehen bleiben darf. Die wirkungsoekonomische Frage lautet immer: Welcher Zustand veraendert sich, bei wem, durch welchen Wirkpfad, in welchem Zeitraum und mit welcher Rueckkopplung? Gerade in Wirkungsmanagement ist diese Unterscheidung entscheidend, weil Lernende spaeter nicht nur Begriffe wiedergeben, sondern Entscheidungssituationen pruefen muessen. Der haeufige Fehler besteht darin, neue Einsichten nur lokal im Skript zu belassen. Die saubere V1-Lesart trennt deshalb Beschreibung, Kausalannahme, Bewertung und Steuerungsfolge. Glossar, Website, Journal, Dossiers und Visuals sollen aus der Skriptarbeit lernen. So wird aus dem Thema kein isoliertes Kapitel, sondern ein pruefbarer Baustein der WÖk-Architektur.</w:t>
-      </w:r>
-    </w:p>
-    <w:p>
-      <w:r>
-        <w:t>Pruefungsnahe Transferfrage. Formuliere zu WM-V2 eine Wirkungsaussage in drei Saetzen: Erstens den beobachteten oder plausiblen Zustand, zweitens die Daten- oder Quellenlage, drittens die offene Unsicherheit samt Rueckkopplung. Die Antwort muss ohne moralische Personenbewertung auskommen und darf Reichweite nicht mit Wirkung verwechseln.</w:t>
-      </w:r>
-    </w:p>
-    <w:p>
-      <w:pPr>
-        <w:pStyle w:val="Heading3"/>
-      </w:pPr>
-      <w:r>
-        <w:t>Vertiefungsrunde 2: Lesen, pruefen, rueckkoppeln</w:t>
-      </w:r>
-    </w:p>
-    <w:p>
-      <w:r>
-        <w:t>Die folgende Runde verdichtet WM-V2 nicht durch neue Schlagworte, sondern durch wiederholte Anwendung auf unterschiedliche Entscheidungsebenen. Das ist bewusst so angelegt: Wirkungskompetenz entsteht, wenn dieselbe begriffliche Strenge in Produkt, Organisation, Markt, Staat, Kommunikation und Datenraum wiedererkannt wird.</w:t>
-      </w:r>
-    </w:p>
-    <w:p>
-      <w:r>
-        <w:t>Begriffliche Schaerfung. Fuer Wirkungsräume, Wirkungsempfänger, Stakeholder und Wirkpfade bedeutet praezise Sprache die erste Sicherung gegen Impact-Washing ist, dass die Analyse nicht bei einer Aktivitaet, einem guten Willen oder einer Kennzahl stehen bleiben darf. Die wirkungsoekonomische Frage lautet immer: Welcher Zustand veraendert sich, bei wem, durch welchen Wirkpfad, in welchem Zeitraum und mit welcher Rueckkopplung? Gerade in Wirkungsmanagement ist diese Unterscheidung entscheidend, weil Lernende spaeter nicht nur Begriffe wiedergeben, sondern Entscheidungssituationen pruefen muessen. Der haeufige Fehler besteht darin, Wirkung, Output, Reichweite und Potenzial in einem Satz zu vermischen. Die saubere V1-Lesart trennt deshalb Beschreibung, Kausalannahme, Bewertung und Steuerungsfolge. In der Praxis sollte jede Wirkungsaussage als kurze Viererprobe formuliert werden: Zustand, Betroffene, Quelle, offene Unsicherheit. So wird aus dem Thema kein isoliertes Kapitel, sondern ein pruefbarer Baustein der WÖk-Architektur.</w:t>
-      </w:r>
-    </w:p>
-    <w:p>
-      <w:r>
-        <w:t>Wirkpfad-Logik. Fuer Wirkungsräume, Wirkungsempfänger, Stakeholder und Wirkpfade bedeutet ein Thema erst dann steuerbar wird, wenn der Mechanismus zwischen Ausloeser und Zustandsveraenderung beschrieben ist, dass die Analyse nicht bei einer Aktivitaet, einem guten Willen oder einer Kennzahl stehen bleiben darf. Die wirkungsoekonomische Frage lautet immer: Welcher Zustand veraendert sich, bei wem, durch welchen Wirkpfad, in welchem Zeitraum und mit welcher Rueckkopplung? Gerade in Wirkungsmanagement ist diese Unterscheidung entscheidend, weil Lernende spaeter nicht nur Begriffe wiedergeben, sondern Entscheidungssituationen pruefen muessen. Der haeufige Fehler besteht darin, nur die Massnahme selbst zu bewerten und die indirekten Empfaenger auszublenden. Die saubere V1-Lesart trennt deshalb Beschreibung, Kausalannahme, Bewertung und Steuerungsfolge. Eine gute Fallanalyse zeichnet mindestens einen direkten und einen indirekten Wirkpfad nach. So wird aus dem Thema kein isoliertes Kapitel, sondern ein pruefbarer Baustein der WÖk-Architektur.</w:t>
-      </w:r>
-    </w:p>
-    <w:p>
-      <w:r>
-        <w:t>Fallfenster zur Anwendung. Eine Fuehrungsentscheidung erzeugt zugleich Nutzen und Risiken. Die WÖk behandelt Ambivalenz nicht als Stoerung, sondern als Kern der Analyse. Positive Netto-Wirkung darf erst behauptet werden, wenn zentrale negative Wirkungen getrennt geprueft und rote Linien gewahrt sind. Bezogen auf Wirkungsräume, Wirkungsempfänger, Stakeholder und Wirkpfade heisst das: Die Analyse muss das konkrete Thema ernst nehmen und zugleich den allgemeinen WÖk-Massstab halten. Es geht nicht darum, die Welt in gute und schlechte Akteure einzuteilen. Es geht darum, Wirkpfade, Wirkungsempfaenger, Datenqualitaet, Risiken und Rueckkopplung so zu beschreiben, dass bessere Entscheidungen moeglich werden.</w:t>
-      </w:r>
-    </w:p>
-    <w:p>
-      <w:r>
-        <w:t>Daten- und Quellenklarheit. Fuer Wirkungsräume, Wirkungsempfänger, Stakeholder und Wirkpfade bedeutet jede Bewertung nur so belastbar ist wie Datenlage, Quellenstatus und Aktualitaet, dass die Analyse nicht bei einer Aktivitaet, einem guten Willen oder einer Kennzahl stehen bleiben darf. Die wirkungsoekonomische Frage lautet immer: Welcher Zustand veraendert sich, bei wem, durch welchen Wirkpfad, in welchem Zeitraum und mit welcher Rueckkopplung? Gerade in Wirkungsmanagement ist diese Unterscheidung entscheidend, weil Lernende spaeter nicht nur Begriffe wiedergeben, sondern Entscheidungssituationen pruefen muessen. Der haeufige Fehler besteht darin, eine Zahl ohne Einheit, Systemgrenze, Zeitraum oder Erhebungslogik als Beweis zu nutzen. Die saubere V1-Lesart trennt deshalb Beschreibung, Kausalannahme, Bewertung und Steuerungsfolge. Die Lernenden sollen Daten nicht dekorativ zitieren, sondern ihre Aussagekraft, Luecken und Grenzen offenlegen. So wird aus dem Thema kein isoliertes Kapitel, sondern ein pruefbarer Baustein der WÖk-Architektur.</w:t>
-      </w:r>
-    </w:p>
-    <w:p>
-      <w:r>
-        <w:t>Ambivalenz. Fuer Wirkungsräume, Wirkungsempfänger, Stakeholder und Wirkpfade bedeutet positive und negative Zustandsveraenderungen gleichzeitig auftreten koennen, dass die Analyse nicht bei einer Aktivitaet, einem guten Willen oder einer Kennzahl stehen bleiben darf. Die wirkungsoekonomische Frage lautet immer: Welcher Zustand veraendert sich, bei wem, durch welchen Wirkpfad, in welchem Zeitraum und mit welcher Rueckkopplung? Gerade in Wirkungsmanagement ist diese Unterscheidung entscheidend, weil Lernende spaeter nicht nur Begriffe wiedergeben, sondern Entscheidungssituationen pruefen muessen. Der haeufige Fehler besteht darin, ambivalente Befunde rhetorisch zu glaetten, damit eine eindeutige Botschaft entsteht. Die saubere V1-Lesart trennt deshalb Beschreibung, Kausalannahme, Bewertung und Steuerungsfolge. Ein gutes Skript fuehrt deshalb Profile, Zielkonflikte und offene Punkte nebeneinander. So wird aus dem Thema kein isoliertes Kapitel, sondern ein pruefbarer Baustein der WÖk-Architektur.</w:t>
-      </w:r>
-    </w:p>
-    <w:p>
-      <w:r>
-        <w:t>Nichtkompensation. Fuer Wirkungsräume, Wirkungsempfänger, Stakeholder und Wirkpfade bedeutet schwere zentrale Schaeden nicht durch beliebige positive Einzelwerte neutralisiert werden duerfen, dass die Analyse nicht bei einer Aktivitaet, einem guten Willen oder einer Kennzahl stehen bleiben darf. Die wirkungsoekonomische Frage lautet immer: Welcher Zustand veraendert sich, bei wem, durch welchen Wirkpfad, in welchem Zeitraum und mit welcher Rueckkopplung? Gerade in Wirkungsmanagement ist diese Unterscheidung entscheidend, weil Lernende spaeter nicht nur Begriffe wiedergeben, sondern Entscheidungssituationen pruefen muessen. Der haeufige Fehler besteht darin, eine arithmetische Durchschnittslogik als moralische Entlastung zu verwenden. Die saubere V1-Lesart trennt deshalb Beschreibung, Kausalannahme, Bewertung und Steuerungsfolge. Reverse Merit Order und rote Linien sind Schutzregeln gegen Schoenrechnung. So wird aus dem Thema kein isoliertes Kapitel, sondern ein pruefbarer Baustein der WÖk-Architektur.</w:t>
-      </w:r>
-    </w:p>
-    <w:p>
-      <w:r>
-        <w:t>Fallfenster zur Anwendung. Ein Controlling-Team moechte einen Score bilden. Das Skript verlangt, dass Datenqualitaet, Systemgrenzen, Gewichtung, Unsicherheit und Nichtkompensation sichtbar bleiben. Ein Score darf die Diskussion nicht beenden, sondern muss bessere Fragen, Priorisierung und Rueckkopplung ermoeglichen. Bezogen auf Wirkungsräume, Wirkungsempfänger, Stakeholder und Wirkpfade heisst das: Die Analyse muss das konkrete Thema ernst nehmen und zugleich den allgemeinen WÖk-Massstab halten. Es geht nicht darum, die Welt in gute und schlechte Akteure einzuteilen. Es geht darum, Wirkpfade, Wirkungsempfaenger, Datenqualitaet, Risiken und Rueckkopplung so zu beschreiben, dass bessere Entscheidungen moeglich werden.</w:t>
-      </w:r>
-    </w:p>
-    <w:p>
-      <w:r>
-        <w:t>Pruefungsnahe Transferfrage. Formuliere zu WM-V2 eine Wirkungsaussage in drei Saetzen: Erstens den beobachteten oder plausiblen Zustand, zweitens die Daten- oder Quellenlage, drittens die offene Unsicherheit samt Rueckkopplung. Die Antwort muss ohne moralische Personenbewertung auskommen und darf Reichweite nicht mit Wirkung verwechseln.</w:t>
-      </w:r>
-    </w:p>
-    <w:p>
-      <w:r>
-        <w:t>Rueckkopplung. Fuer Wirkungsräume, Wirkungsempfänger, Stakeholder und Wirkpfade bedeutet Wirkungswissen erst dann wertvoll wird, wenn es Entscheidungen veraendert, dass die Analyse nicht bei einer Aktivitaet, einem guten Willen oder einer Kennzahl stehen bleiben darf. Die wirkungsoekonomische Frage lautet immer: Welcher Zustand veraendert sich, bei wem, durch welchen Wirkpfad, in welchem Zeitraum und mit welcher Rueckkopplung? Gerade in Wirkungsmanagement ist diese Unterscheidung entscheidend, weil Lernende spaeter nicht nur Begriffe wiedergeben, sondern Entscheidungssituationen pruefen muessen. Der haeufige Fehler besteht darin, einen Bericht als Endpunkt zu betrachten. Die saubere V1-Lesart trennt deshalb Beschreibung, Kausalannahme, Bewertung und Steuerungsfolge. Jeder Analyseblock sollte fragen, welche Routine, welcher Prozess oder welche Ressource nach der Bewertung angepasst wird. So wird aus dem Thema kein isoliertes Kapitel, sondern ein pruefbarer Baustein der WÖk-Architektur.</w:t>
-      </w:r>
-    </w:p>
-    <w:p>
-      <w:r>
-        <w:t>Governance. Fuer Wirkungsräume, Wirkungsempfänger, Stakeholder und Wirkpfade bedeutet Wirkungsbewertung Verfahren, Rechte, Transparenz und Korrektur braucht, dass die Analyse nicht bei einer Aktivitaet, einem guten Willen oder einer Kennzahl stehen bleiben darf. Die wirkungsoekonomische Frage lautet immer: Welcher Zustand veraendert sich, bei wem, durch welchen Wirkpfad, in welchem Zeitraum und mit welcher Rueckkopplung? Gerade in Wirkungsmanagement ist diese Unterscheidung entscheidend, weil Lernende spaeter nicht nur Begriffe wiedergeben, sondern Entscheidungssituationen pruefen muessen. Der haeufige Fehler besteht darin, Bewertung als technokratische Top-down-Setzung zu verstehen. Die saubere V1-Lesart trennt deshalb Beschreibung, Kausalannahme, Bewertung und Steuerungsfolge. Betroffene, Datenhalter, Entscheider und Kontrollinstanzen muessen unterscheidbare Rollen behalten. So wird aus dem Thema kein isoliertes Kapitel, sondern ein pruefbarer Baustein der WÖk-Architektur.</w:t>
-      </w:r>
-    </w:p>
-    <w:p>
-      <w:r>
-        <w:t>Didaktische Pruefbarkeit. Fuer Wirkungsräume, Wirkungsempfänger, Stakeholder und Wirkpfade bedeutet das Thema in der Akademie nicht nur erklaert, sondern in Falllogik ueberfuehrt werden muss, dass die Analyse nicht bei einer Aktivitaet, einem guten Willen oder einer Kennzahl stehen bleiben darf. Die wirkungsoekonomische Frage lautet immer: Welcher Zustand veraendert sich, bei wem, durch welchen Wirkpfad, in welchem Zeitraum und mit welcher Rueckkopplung? Gerade in Wirkungsmanagement ist diese Unterscheidung entscheidend, weil Lernende spaeter nicht nur Begriffe wiedergeben, sondern Entscheidungssituationen pruefen muessen. Der haeufige Fehler besteht darin, reines Auswendiglernen als Kompetenznachweis zu behandeln. Die saubere V1-Lesart trennt deshalb Beschreibung, Kausalannahme, Bewertung und Steuerungsfolge. Pruefungsfragen sollen Begriffe, Anwendung und rote Linien verbinden. So wird aus dem Thema kein isoliertes Kapitel, sondern ein pruefbarer Baustein der WÖk-Architektur.</w:t>
-      </w:r>
-    </w:p>
-    <w:p>
-      <w:r>
-        <w:t>Fallfenster zur Anwendung. Ein Kommunikationsbericht nennt viele Aktivitaeten, Reichweiten und Rueckmeldungen. Die V1-Pruefung fragt, ob daraus eine belastbare Wirkungsaussage folgt. Wenn nur Kontakte, Klicks oder Zustimmung vorliegen, bleibt die Aussage im Bereich Wirkungspotenzial oder Resonanz, nicht im Bereich nachgewiesener Wirkung. Bezogen auf Wirkungsräume, Wirkungsempfänger, Stakeholder und Wirkpfade heisst das: Die Analyse muss das konkrete Thema ernst nehmen und zugleich den allgemeinen WÖk-Massstab halten. Es geht nicht darum, die Welt in gute und schlechte Akteure einzuteilen. Es geht darum, Wirkpfade, Wirkungsempfaenger, Datenqualitaet, Risiken und Rueckkopplung so zu beschreiben, dass bessere Entscheidungen moeglich werden.</w:t>
-      </w:r>
-    </w:p>
-    <w:p>
-      <w:r>
-        <w:t>Transfer in Organisationen. Fuer Wirkungsräume, Wirkungsempfänger, Stakeholder und Wirkpfade bedeutet WÖk-Begriffe im Alltag nur tragen, wenn sie in Routinen uebersetzt werden, dass die Analyse nicht bei einer Aktivitaet, einem guten Willen oder einer Kennzahl stehen bleiben darf. Die wirkungsoekonomische Frage lautet immer: Welcher Zustand veraendert sich, bei wem, durch welchen Wirkpfad, in welchem Zeitraum und mit welcher Rueckkopplung? Gerade in Wirkungsmanagement ist diese Unterscheidung entscheidend, weil Lernende spaeter nicht nur Begriffe wiedergeben, sondern Entscheidungssituationen pruefen muessen. Der haeufige Fehler besteht darin, die Verantwortung an eine Nachhaltigkeitsabteilung auszulagern. Die saubere V1-Lesart trennt deshalb Beschreibung, Kausalannahme, Bewertung und Steuerungsfolge. Strategie, Einkauf, Kommunikation, Controlling und Fuehrung muessen denselben Wirkungsbegriff verwenden. So wird aus dem Thema kein isoliertes Kapitel, sondern ein pruefbarer Baustein der WÖk-Architektur.</w:t>
-      </w:r>
-    </w:p>
-    <w:p>
-      <w:r>
-        <w:t>Rueckfluss in den Korpus. Fuer Wirkungsräume, Wirkungsempfänger, Stakeholder und Wirkpfade bedeutet jedes Studienskript den Gesamtbestand schaerfen kann, dass die Analyse nicht bei einer Aktivitaet, einem guten Willen oder einer Kennzahl stehen bleiben darf. Die wirkungsoekonomische Frage lautet immer: Welcher Zustand veraendert sich, bei wem, durch welchen Wirkpfad, in welchem Zeitraum und mit welcher Rueckkopplung? Gerade in Wirkungsmanagement ist diese Unterscheidung entscheidend, weil Lernende spaeter nicht nur Begriffe wiedergeben, sondern Entscheidungssituationen pruefen muessen. Der haeufige Fehler besteht darin, neue Einsichten nur lokal im Skript zu belassen. Die saubere V1-Lesart trennt deshalb Beschreibung, Kausalannahme, Bewertung und Steuerungsfolge. Glossar, Website, Journal, Dossiers und Visuals sollen aus der Skriptarbeit lernen. So wird aus dem Thema kein isoliertes Kapitel, sondern ein pruefbarer Baustein der WÖk-Architektur.</w:t>
-      </w:r>
-    </w:p>
-    <w:p>
-      <w:r>
-        <w:t>Pruefungsnahe Transferfrage. Formuliere zu WM-V2 eine Wirkungsaussage in drei Saetzen: Erstens den beobachteten oder plausiblen Zustand, zweitens die Daten- oder Quellenlage, drittens die offene Unsicherheit samt Rueckkopplung. Die Antwort muss ohne moralische Personenbewertung auskommen und darf Reichweite nicht mit Wirkung verwechseln.</w:t>
-      </w:r>
-    </w:p>
-    <w:p>
-      <w:pPr>
-        <w:pStyle w:val="Heading3"/>
-      </w:pPr>
-      <w:r>
-        <w:t>Vertiefungsrunde 3: Lesen, pruefen, rueckkoppeln</w:t>
-      </w:r>
-    </w:p>
-    <w:p>
-      <w:r>
-        <w:t>Die folgende Runde verdichtet WM-V2 nicht durch neue Schlagworte, sondern durch wiederholte Anwendung auf unterschiedliche Entscheidungsebenen. Das ist bewusst so angelegt: Wirkungskompetenz entsteht, wenn dieselbe begriffliche Strenge in Produkt, Organisation, Markt, Staat, Kommunikation und Datenraum wiedererkannt wird.</w:t>
-      </w:r>
-    </w:p>
-    <w:p>
-      <w:r>
-        <w:t>Begriffliche Schaerfung. Fuer Wirkungsräume, Wirkungsempfänger, Stakeholder und Wirkpfade bedeutet praezise Sprache die erste Sicherung gegen Impact-Washing ist, dass die Analyse nicht bei einer Aktivitaet, einem guten Willen oder einer Kennzahl stehen bleiben darf. Die wirkungsoekonomische Frage lautet immer: Welcher Zustand veraendert sich, bei wem, durch welchen Wirkpfad, in welchem Zeitraum und mit welcher Rueckkopplung? Gerade in Wirkungsmanagement ist diese Unterscheidung entscheidend, weil Lernende spaeter nicht nur Begriffe wiedergeben, sondern Entscheidungssituationen pruefen muessen. Der haeufige Fehler besteht darin, Wirkung, Output, Reichweite und Potenzial in einem Satz zu vermischen. Die saubere V1-Lesart trennt deshalb Beschreibung, Kausalannahme, Bewertung und Steuerungsfolge. In der Praxis sollte jede Wirkungsaussage als kurze Viererprobe formuliert werden: Zustand, Betroffene, Quelle, offene Unsicherheit. So wird aus dem Thema kein isoliertes Kapitel, sondern ein pruefbarer Baustein der WÖk-Architektur.</w:t>
-      </w:r>
-    </w:p>
-    <w:p>
-      <w:r>
-        <w:t>Fallfenster zur Anwendung. Eine Organisation plant eine Massnahme und formuliert dazu eine positive Absicht. In der WÖk reicht das nicht. Fuer diese Vorlesung muss sichtbar werden, welche Zustandsveraenderung erwartet wird, welche Empfaenger direkt oder indirekt betroffen sind, welche Nebenwirkungen entstehen koennen und welche Entscheidung spaeter korrigiert wird. Bezogen auf Wirkungsräume, Wirkungsempfänger, Stakeholder und Wirkpfade heisst das: Die Analyse muss das konkrete Thema ernst nehmen und zugleich den allgemeinen WÖk-Massstab halten. Es geht nicht darum, die Welt in gute und schlechte Akteure einzuteilen. Es geht darum, Wirkpfade, Wirkungsempfaenger, Datenqualitaet, Risiken und Rueckkopplung so zu beschreiben, dass bessere Entscheidungen moeglich werden.</w:t>
-      </w:r>
-    </w:p>
-    <w:p>
-      <w:r>
-        <w:t>Wirkpfad-Logik. Fuer Wirkungsräume, Wirkungsempfänger, Stakeholder und Wirkpfade bedeutet ein Thema erst dann steuerbar wird, wenn der Mechanismus zwischen Ausloeser und Zustandsveraenderung beschrieben ist, dass die Analyse nicht bei einer Aktivitaet, einem guten Willen oder einer Kennzahl stehen bleiben darf. Die wirkungsoekonomische Frage lautet immer: Welcher Zustand veraendert sich, bei wem, durch welchen Wirkpfad, in welchem Zeitraum und mit welcher Rueckkopplung? Gerade in Wirkungsmanagement ist diese Unterscheidung entscheidend, weil Lernende spaeter nicht nur Begriffe wiedergeben, sondern Entscheidungssituationen pruefen muessen. Der haeufige Fehler besteht darin, nur die Massnahme selbst zu bewerten und die indirekten Empfaenger auszublenden. Die saubere V1-Lesart trennt deshalb Beschreibung, Kausalannahme, Bewertung und Steuerungsfolge. Eine gute Fallanalyse zeichnet mindestens einen direkten und einen indirekten Wirkpfad nach. So wird aus dem Thema kein isoliertes Kapitel, sondern ein pruefbarer Baustein der WÖk-Architektur.</w:t>
-      </w:r>
-    </w:p>
-    <w:p>
-      <w:r>
-        <w:t>Daten- und Quellenklarheit. Fuer Wirkungsräume, Wirkungsempfänger, Stakeholder und Wirkpfade bedeutet jede Bewertung nur so belastbar ist wie Datenlage, Quellenstatus und Aktualitaet, dass die Analyse nicht bei einer Aktivitaet, einem guten Willen oder einer Kennzahl stehen bleiben darf. Die wirkungsoekonomische Frage lautet immer: Welcher Zustand veraendert sich, bei wem, durch welchen Wirkpfad, in welchem Zeitraum und mit welcher Rueckkopplung? Gerade in Wirkungsmanagement ist diese Unterscheidung entscheidend, weil Lernende spaeter nicht nur Begriffe wiedergeben, sondern Entscheidungssituationen pruefen muessen. Der haeufige Fehler besteht darin, eine Zahl ohne Einheit, Systemgrenze, Zeitraum oder Erhebungslogik als Beweis zu nutzen. Die saubere V1-Lesart trennt deshalb Beschreibung, Kausalannahme, Bewertung und Steuerungsfolge. Die Lernenden sollen Daten nicht dekorativ zitieren, sondern ihre Aussagekraft, Luecken und Grenzen offenlegen. So wird aus dem Thema kein isoliertes Kapitel, sondern ein pruefbarer Baustein der WÖk-Architektur.</w:t>
-      </w:r>
-    </w:p>
-    <w:p>
-      <w:r>
-        <w:t>Ambivalenz. Fuer Wirkungsräume, Wirkungsempfänger, Stakeholder und Wirkpfade bedeutet positive und negative Zustandsveraenderungen gleichzeitig auftreten koennen, dass die Analyse nicht bei einer Aktivitaet, einem guten Willen oder einer Kennzahl stehen bleiben darf. Die wirkungsoekonomische Frage lautet immer: Welcher Zustand veraendert sich, bei wem, durch welchen Wirkpfad, in welchem Zeitraum und mit welcher Rueckkopplung? Gerade in Wirkungsmanagement ist diese Unterscheidung entscheidend, weil Lernende spaeter nicht nur Begriffe wiedergeben, sondern Entscheidungssituationen pruefen muessen. Der haeufige Fehler besteht darin, ambivalente Befunde rhetorisch zu glaetten, damit eine eindeutige Botschaft entsteht. Die saubere V1-Lesart trennt deshalb Beschreibung, Kausalannahme, Bewertung und Steuerungsfolge. Ein gutes Skript fuehrt deshalb Profile, Zielkonflikte und offene Punkte nebeneinander. So wird aus dem Thema kein isoliertes Kapitel, sondern ein pruefbarer Baustein der WÖk-Architektur.</w:t>
-      </w:r>
-    </w:p>
-    <w:p>
-      <w:r>
-        <w:t>Fallfenster zur Anwendung. Eine Fuehrungsentscheidung erzeugt zugleich Nutzen und Risiken. Die WÖk behandelt Ambivalenz nicht als Stoerung, sondern als Kern der Analyse. Positive Netto-Wirkung darf erst behauptet werden, wenn zentrale negative Wirkungen getrennt geprueft und rote Linien gewahrt sind. Bezogen auf Wirkungsräume, Wirkungsempfänger, Stakeholder und Wirkpfade heisst das: Die Analyse muss das konkrete Thema ernst nehmen und zugleich den allgemeinen WÖk-Massstab halten. Es geht nicht darum, die Welt in gute und schlechte Akteure einzuteilen. Es geht darum, Wirkpfade, Wirkungsempfaenger, Datenqualitaet, Risiken und Rueckkopplung so zu beschreiben, dass bessere Entscheidungen moeglich werden.</w:t>
-      </w:r>
-    </w:p>
-    <w:p>
-      <w:r>
-        <w:t>Nichtkompensation. Fuer Wirkungsräume, Wirkungsempfänger, Stakeholder und Wirkpfade bedeutet schwere zentrale Schaeden nicht durch beliebige positive Einzelwerte neutralisiert werden duerfen, dass die Analyse nicht bei einer Aktivitaet, einem guten Willen oder einer Kennzahl stehen bleiben darf. Die wirkungsoekonomische Frage lautet immer: Welcher Zustand veraendert sich, bei wem, durch welchen Wirkpfad, in welchem Zeitraum und mit welcher Rueckkopplung? Gerade in Wirkungsmanagement ist diese Unterscheidung entscheidend, weil Lernende spaeter nicht nur Begriffe wiedergeben, sondern Entscheidungssituationen pruefen muessen. Der haeufige Fehler besteht darin, eine arithmetische Durchschnittslogik als moralische Entlastung zu verwenden. Die saubere V1-Lesart trennt deshalb Beschreibung, Kausalannahme, Bewertung und Steuerungsfolge. Reverse Merit Order und rote Linien sind Schutzregeln gegen Schoenrechnung. So wird aus dem Thema kein isoliertes Kapitel, sondern ein pruefbarer Baustein der WÖk-Architektur.</w:t>
-      </w:r>
-    </w:p>
-    <w:p>
-      <w:r>
-        <w:t>Pruefungsnahe Transferfrage. Formuliere zu WM-V2 eine Wirkungsaussage in drei Saetzen: Erstens den beobachteten oder plausiblen Zustand, zweitens die Daten- oder Quellenlage, drittens die offene Unsicherheit samt Rueckkopplung. Die Antwort muss ohne moralische Personenbewertung auskommen und darf Reichweite nicht mit Wirkung verwechseln.</w:t>
-      </w:r>
-    </w:p>
-    <w:p>
-      <w:r>
-        <w:t>Rueckkopplung. Fuer Wirkungsräume, Wirkungsempfänger, Stakeholder und Wirkpfade bedeutet Wirkungswissen erst dann wertvoll wird, wenn es Entscheidungen veraendert, dass die Analyse nicht bei einer Aktivitaet, einem guten Willen oder einer Kennzahl stehen bleiben darf. Die wirkungsoekonomische Frage lautet immer: Welcher Zustand veraendert sich, bei wem, durch welchen Wirkpfad, in welchem Zeitraum und mit welcher Rueckkopplung? Gerade in Wirkungsmanagement ist diese Unterscheidung entscheidend, weil Lernende spaeter nicht nur Begriffe wiedergeben, sondern Entscheidungssituationen pruefen muessen. Der haeufige Fehler besteht darin, einen Bericht als Endpunkt zu betrachten. Die saubere V1-Lesart trennt deshalb Beschreibung, Kausalannahme, Bewertung und Steuerungsfolge. Jeder Analyseblock sollte fragen, welche Routine, welcher Prozess oder welche Ressource nach der Bewertung angepasst wird. So wird aus dem Thema kein isoliertes Kapitel, sondern ein pruefbarer Baustein der WÖk-Architektur.</w:t>
-      </w:r>
-    </w:p>
-    <w:p>
-      <w:r>
-        <w:t>Governance. Fuer Wirkungsräume, Wirkungsempfänger, Stakeholder und Wirkpfade bedeutet Wirkungsbewertung Verfahren, Rechte, Transparenz und Korrektur braucht, dass die Analyse nicht bei einer Aktivitaet, einem guten Willen oder einer Kennzahl stehen bleiben darf. Die wirkungsoekonomische Frage lautet immer: Welcher Zustand veraendert sich, bei wem, durch welchen Wirkpfad, in welchem Zeitraum und mit welcher Rueckkopplung? Gerade in Wirkungsmanagement ist diese Unterscheidung entscheidend, weil Lernende spaeter nicht nur Begriffe wiedergeben, sondern Entscheidungssituationen pruefen muessen. Der haeufige Fehler besteht darin, Bewertung als technokratische Top-down-Setzung zu verstehen. Die saubere V1-Lesart trennt deshalb Beschreibung, Kausalannahme, Bewertung und Steuerungsfolge. Betroffene, Datenhalter, Entscheider und Kontrollinstanzen muessen unterscheidbare Rollen behalten. So wird aus dem Thema kein isoliertes Kapitel, sondern ein pruefbarer Baustein der WÖk-Architektur.</w:t>
-      </w:r>
-    </w:p>
-    <w:p>
-      <w:r>
-        <w:t>Fallfenster zur Anwendung. Ein Controlling-Team moechte einen Score bilden. Das Skript verlangt, dass Datenqualitaet, Systemgrenzen, Gewichtung, Unsicherheit und Nichtkompensation sichtbar bleiben. Ein Score darf die Diskussion nicht beenden, sondern muss bessere Fragen, Priorisierung und Rueckkopplung ermoeglichen. Bezogen auf Wirkungsräume, Wirkungsempfänger, Stakeholder und Wirkpfade heisst das: Die Analyse muss das konkrete Thema ernst nehmen und zugleich den allgemeinen WÖk-Massstab halten. Es geht nicht darum, die Welt in gute und schlechte Akteure einzuteilen. Es geht darum, Wirkpfade, Wirkungsempfaenger, Datenqualitaet, Risiken und Rueckkopplung so zu beschreiben, dass bessere Entscheidungen moeglich werden.</w:t>
-      </w:r>
-    </w:p>
-    <w:p>
-      <w:r>
-        <w:t>Didaktische Pruefbarkeit. Fuer Wirkungsräume, Wirkungsempfänger, Stakeholder und Wirkpfade bedeutet das Thema in der Akademie nicht nur erklaert, sondern in Falllogik ueberfuehrt werden muss, dass die Analyse nicht bei einer Aktivitaet, einem guten Willen oder einer Kennzahl stehen bleiben darf. Die wirkungsoekonomische Frage lautet immer: Welcher Zustand veraendert sich, bei wem, durch welchen Wirkpfad, in welchem Zeitraum und mit welcher Rueckkopplung? Gerade in Wirkungsmanagement ist diese Unterscheidung entscheidend, weil Lernende spaeter nicht nur Begriffe wiedergeben, sondern Entscheidungssituationen pruefen muessen. Der haeufige Fehler besteht darin, reines Auswendiglernen als Kompetenznachweis zu behandeln. Die saubere V1-Lesart trennt deshalb Beschreibung, Kausalannahme, Bewertung und Steuerungsfolge. Pruefungsfragen sollen Begriffe, Anwendung und rote Linien verbinden. So wird aus dem Thema kein isoliertes Kapitel, sondern ein pruefbarer Baustein der WÖk-Architektur.</w:t>
-      </w:r>
-    </w:p>
-    <w:p>
-      <w:r>
-        <w:t>Transfer in Organisationen. Fuer Wirkungsräume, Wirkungsempfänger, Stakeholder und Wirkpfade bedeutet WÖk-Begriffe im Alltag nur tragen, wenn sie in Routinen uebersetzt werden, dass die Analyse nicht bei einer Aktivitaet, einem guten Willen oder einer Kennzahl stehen bleiben darf. Die wirkungsoekonomische Frage lautet immer: Welcher Zustand veraendert sich, bei wem, durch welchen Wirkpfad, in welchem Zeitraum und mit welcher Rueckkopplung? Gerade in Wirkungsmanagement ist diese Unterscheidung entscheidend, weil Lernende spaeter nicht nur Begriffe wiedergeben, sondern Entscheidungssituationen pruefen muessen. Der haeufige Fehler besteht darin, die Verantwortung an eine Nachhaltigkeitsabteilung auszulagern. Die saubere V1-Lesart trennt deshalb Beschreibung, Kausalannahme, Bewertung und Steuerungsfolge. Strategie, Einkauf, Kommunikation, Controlling und Fuehrung muessen denselben Wirkungsbegriff verwenden. So wird aus dem Thema kein isoliertes Kapitel, sondern ein pruefbarer Baustein der WÖk-Architektur.</w:t>
-      </w:r>
-    </w:p>
-    <w:p>
-      <w:r>
-        <w:t>Rueckfluss in den Korpus. Fuer Wirkungsräume, Wirkungsempfänger, Stakeholder und Wirkpfade bedeutet jedes Studienskript den Gesamtbestand schaerfen kann, dass die Analyse nicht bei einer Aktivitaet, einem guten Willen oder einer Kennzahl stehen bleiben darf. Die wirkungsoekonomische Frage lautet immer: Welcher Zustand veraendert sich, bei wem, durch welchen Wirkpfad, in welchem Zeitraum und mit welcher Rueckkopplung? Gerade in Wirkungsmanagement ist diese Unterscheidung entscheidend, weil Lernende spaeter nicht nur Begriffe wiedergeben, sondern Entscheidungssituationen pruefen muessen. Der haeufige Fehler besteht darin, neue Einsichten nur lokal im Skript zu belassen. Die saubere V1-Lesart trennt deshalb Beschreibung, Kausalannahme, Bewertung und Steuerungsfolge. Glossar, Website, Journal, Dossiers und Visuals sollen aus der Skriptarbeit lernen. So wird aus dem Thema kein isoliertes Kapitel, sondern ein pruefbarer Baustein der WÖk-Architektur.</w:t>
-      </w:r>
-    </w:p>
-    <w:p>
-      <w:r>
-        <w:t>Fallfenster zur Anwendung. Ein Kommunikationsbericht nennt viele Aktivitaeten, Reichweiten und Rueckmeldungen. Die V1-Pruefung fragt, ob daraus eine belastbare Wirkungsaussage folgt. Wenn nur Kontakte, Klicks oder Zustimmung vorliegen, bleibt die Aussage im Bereich Wirkungspotenzial oder Resonanz, nicht im Bereich nachgewiesener Wirkung. Bezogen auf Wirkungsräume, Wirkungsempfänger, Stakeholder und Wirkpfade heisst das: Die Analyse muss das konkrete Thema ernst nehmen und zugleich den allgemeinen WÖk-Massstab halten. Es geht nicht darum, die Welt in gute und schlechte Akteure einzuteilen. Es geht darum, Wirkpfade, Wirkungsempfaenger, Datenqualitaet, Risiken und Rueckkopplung so zu beschreiben, dass bessere Entscheidungen moeglich werden.</w:t>
-      </w:r>
-    </w:p>
-    <w:p>
-      <w:r>
-        <w:t>Pruefungsnahe Transferfrage. Formuliere zu WM-V2 eine Wirkungsaussage in drei Saetzen: Erstens den beobachteten oder plausiblen Zustand, zweitens die Daten- oder Quellenlage, drittens die offene Unsicherheit samt Rueckkopplung. Die Antwort muss ohne moralische Personenbewertung auskommen und darf Reichweite nicht mit Wirkung verwechseln.</w:t>
-      </w:r>
-    </w:p>
-    <w:p>
-      <w:pPr>
-        <w:pStyle w:val="Heading3"/>
-      </w:pPr>
-      <w:r>
-        <w:t>Vertiefungsrunde 4: Lesen, pruefen, rueckkoppeln</w:t>
-      </w:r>
-    </w:p>
-    <w:p>
-      <w:r>
-        <w:t>Die folgende Runde verdichtet WM-V2 nicht durch neue Schlagworte, sondern durch wiederholte Anwendung auf unterschiedliche Entscheidungsebenen. Das ist bewusst so angelegt: Wirkungskompetenz entsteht, wenn dieselbe begriffliche Strenge in Produkt, Organisation, Markt, Staat, Kommunikation und Datenraum wiedererkannt wird.</w:t>
-      </w:r>
-    </w:p>
-    <w:p>
-      <w:r>
-        <w:t>Begriffliche Schaerfung. Fuer Wirkungsräume, Wirkungsempfänger, Stakeholder und Wirkpfade bedeutet praezise Sprache die erste Sicherung gegen Impact-Washing ist, dass die Analyse nicht bei einer Aktivitaet, einem guten Willen oder einer Kennzahl stehen bleiben darf. Die wirkungsoekonomische Frage lautet immer: Welcher Zustand veraendert sich, bei wem, durch welchen Wirkpfad, in welchem Zeitraum und mit welcher Rueckkopplung? Gerade in Wirkungsmanagement ist diese Unterscheidung entscheidend, weil Lernende spaeter nicht nur Begriffe wiedergeben, sondern Entscheidungssituationen pruefen muessen. Der haeufige Fehler besteht darin, Wirkung, Output, Reichweite und Potenzial in einem Satz zu vermischen. Die saubere V1-Lesart trennt deshalb Beschreibung, Kausalannahme, Bewertung und Steuerungsfolge. In der Praxis sollte jede Wirkungsaussage als kurze Viererprobe formuliert werden: Zustand, Betroffene, Quelle, offene Unsicherheit. So wird aus dem Thema kein isoliertes Kapitel, sondern ein pruefbarer Baustein der WÖk-Architektur.</w:t>
-      </w:r>
-    </w:p>
-    <w:p>
-      <w:r>
-        <w:t>Wirkpfad-Logik. Fuer Wirkungsräume, Wirkungsempfänger, Stakeholder und Wirkpfade bedeutet ein Thema erst dann steuerbar wird, wenn der Mechanismus zwischen Ausloeser und Zustandsveraenderung beschrieben ist, dass die Analyse nicht bei einer Aktivitaet, einem guten Willen oder einer Kennzahl stehen bleiben darf. Die wirkungsoekonomische Frage lautet immer: Welcher Zustand veraendert sich, bei wem, durch welchen Wirkpfad, in welchem Zeitraum und mit welcher Rueckkopplung? Gerade in Wirkungsmanagement ist diese Unterscheidung entscheidend, weil Lernende spaeter nicht nur Begriffe wiedergeben, sondern Entscheidungssituationen pruefen muessen. Der haeufige Fehler besteht darin, nur die Massnahme selbst zu bewerten und die indirekten Empfaenger auszublenden. Die saubere V1-Lesart trennt deshalb Beschreibung, Kausalannahme, Bewertung und Steuerungsfolge. Eine gute Fallanalyse zeichnet mindestens einen direkten und einen indirekten Wirkpfad nach. So wird aus dem Thema kein isoliertes Kapitel, sondern ein pruefbarer Baustein der WÖk-Architektur.</w:t>
-      </w:r>
-    </w:p>
-    <w:p>
-      <w:r>
-        <w:t>Daten- und Quellenklarheit. Fuer Wirkungsräume, Wirkungsempfänger, Stakeholder und Wirkpfade bedeutet jede Bewertung nur so belastbar ist wie Datenlage, Quellenstatus und Aktualitaet, dass die Analyse nicht bei einer Aktivitaet, einem guten Willen oder einer Kennzahl stehen bleiben darf. Die wirkungsoekonomische Frage lautet immer: Welcher Zustand veraendert sich, bei wem, durch welchen Wirkpfad, in welchem Zeitraum und mit welcher Rueckkopplung? Gerade in Wirkungsmanagement ist diese Unterscheidung entscheidend, weil Lernende spaeter nicht nur Begriffe wiedergeben, sondern Entscheidungssituationen pruefen muessen. Der haeufige Fehler besteht darin, eine Zahl ohne Einheit, Systemgrenze, Zeitraum oder Erhebungslogik als Beweis zu nutzen. Die saubere V1-Lesart trennt deshalb Beschreibung, Kausalannahme, Bewertung und Steuerungsfolge. Die Lernenden sollen Daten nicht dekorativ zitieren, sondern ihre Aussagekraft, Luecken und Grenzen offenlegen. So wird aus dem Thema kein isoliertes Kapitel, sondern ein pruefbarer Baustein der WÖk-Architektur.</w:t>
-      </w:r>
-    </w:p>
-    <w:p>
-      <w:r>
-        <w:t>Fallfenster zur Anwendung. Eine Organisation plant eine Massnahme und formuliert dazu eine positive Absicht. In der WÖk reicht das nicht. Fuer diese Vorlesung muss sichtbar werden, welche Zustandsveraenderung erwartet wird, welche Empfaenger direkt oder indirekt betroffen sind, welche Nebenwirkungen entstehen koennen und welche Entscheidung spaeter korrigiert wird. Bezogen auf Wirkungsräume, Wirkungsempfänger, Stakeholder und Wirkpfade heisst das: Die Analyse muss das konkrete Thema ernst nehmen und zugleich den allgemeinen WÖk-Massstab halten. Es geht nicht darum, die Welt in gute und schlechte Akteure einzuteilen. Es geht darum, Wirkpfade, Wirkungsempfaenger, Datenqualitaet, Risiken und Rueckkopplung so zu beschreiben, dass bessere Entscheidungen moeglich werden.</w:t>
-      </w:r>
-    </w:p>
-    <w:p>
-      <w:r>
-        <w:t>Ambivalenz. Fuer Wirkungsräume, Wirkungsempfänger, Stakeholder und Wirkpfade bedeutet positive und negative Zustandsveraenderungen gleichzeitig auftreten koennen, dass die Analyse nicht bei einer Aktivitaet, einem guten Willen oder einer Kennzahl stehen bleiben darf. Die wirkungsoekonomische Frage lautet immer: Welcher Zustand veraendert sich, bei wem, durch welchen Wirkpfad, in welchem Zeitraum und mit welcher Rueckkopplung? Gerade in Wirkungsmanagement ist diese Unterscheidung entscheidend, weil Lernende spaeter nicht nur Begriffe wiedergeben, sondern Entscheidungssituationen pruefen muessen. Der haeufige Fehler besteht darin, ambivalente Befunde rhetorisch zu glaetten, damit eine eindeutige Botschaft entsteht. Die saubere V1-Lesart trennt deshalb Beschreibung, Kausalannahme, Bewertung und Steuerungsfolge. Ein gutes Skript fuehrt deshalb Profile, Zielkonflikte und offene Punkte nebeneinander. So wird aus dem Thema kein isoliertes Kapitel, sondern ein pruefbarer Baustein der WÖk-Architektur.</w:t>
-      </w:r>
-    </w:p>
-    <w:p>
-      <w:r>
-        <w:t>Nichtkompensation. Fuer Wirkungsräume, Wirkungsempfänger, Stakeholder und Wirkpfade bedeutet schwere zentrale Schaeden nicht durch beliebige positive Einzelwerte neutralisiert werden duerfen, dass die Analyse nicht bei einer Aktivitaet, einem guten Willen oder einer Kennzahl stehen bleiben darf. Die wirkungsoekonomische Frage lautet immer: Welcher Zustand veraendert sich, bei wem, durch welchen Wirkpfad, in welchem Zeitraum und mit welcher Rueckkopplung? Gerade in Wirkungsmanagement ist diese Unterscheidung entscheidend, weil Lernende spaeter nicht nur Begriffe wiedergeben, sondern Entscheidungssituationen pruefen muessen. Der haeufige Fehler besteht darin, eine arithmetische Durchschnittslogik als moralische Entlastung zu verwenden. Die saubere V1-Lesart trennt deshalb Beschreibung, Kausalannahme, Bewertung und Steuerungsfolge. Reverse Merit Order und rote Linien sind Schutzregeln gegen Schoenrechnung. So wird aus dem Thema kein isoliertes Kapitel, sondern ein pruefbarer Baustein der WÖk-Architektur.</w:t>
-      </w:r>
-    </w:p>
-    <w:p>
-      <w:r>
-        <w:t>Pruefungsnahe Transferfrage. Formuliere zu WM-V2 eine Wirkungsaussage in drei Saetzen: Erstens den beobachteten oder plausiblen Zustand, zweitens die Daten- oder Quellenlage, drittens die offene Unsicherheit samt Rueckkopplung. Die Antwort muss ohne moralische Personenbewertung auskommen und darf Reichweite nicht mit Wirkung verwechseln.</w:t>
-      </w:r>
-    </w:p>
-    <w:p>
-      <w:r>
-        <w:t>Rueckkopplung. Fuer Wirkungsräume, Wirkungsempfänger, Stakeholder und Wirkpfade bedeutet Wirkungswissen erst dann wertvoll wird, wenn es Entscheidungen veraendert, dass die Analyse nicht bei einer Aktivitaet, einem guten Willen oder einer Kennzahl stehen bleiben darf. Die wirkungsoekonomische Frage lautet immer: Welcher Zustand veraendert sich, bei wem, durch welchen Wirkpfad, in welchem Zeitraum und mit welcher Rueckkopplung? Gerade in Wirkungsmanagement ist diese Unterscheidung entscheidend, weil Lernende spaeter nicht nur Begriffe wiedergeben, sondern Entscheidungssituationen pruefen muessen. Der haeufige Fehler besteht darin, einen Bericht als Endpunkt zu betrachten. Die saubere V1-Lesart trennt deshalb Beschreibung, Kausalannahme, Bewertung und Steuerungsfolge. Jeder Analyseblock sollte fragen, welche Routine, welcher Prozess oder welche Ressource nach der Bewertung angepasst wird. So wird aus dem Thema kein isoliertes Kapitel, sondern ein pruefbarer Baustein der WÖk-Architektur.</w:t>
-      </w:r>
-    </w:p>
-    <w:p>
-      <w:r>
-        <w:t>Fallfenster zur Anwendung. Eine Fuehrungsentscheidung erzeugt zugleich Nutzen und Risiken. Die WÖk behandelt Ambivalenz nicht als Stoerung, sondern als Kern der Analyse. Positive Netto-Wirkung darf erst behauptet werden, wenn zentrale negative Wirkungen getrennt geprueft und rote Linien gewahrt sind. Bezogen auf Wirkungsräume, Wirkungsempfänger, Stakeholder und Wirkpfade heisst das: Die Analyse muss das konkrete Thema ernst nehmen und zugleich den allgemeinen WÖk-Massstab halten. Es geht nicht darum, die Welt in gute und schlechte Akteure einzuteilen. Es geht darum, Wirkpfade, Wirkungsempfaenger, Datenqualitaet, Risiken und Rueckkopplung so zu beschreiben, dass bessere Entscheidungen moeglich werden.</w:t>
-      </w:r>
-    </w:p>
-    <w:p>
-      <w:r>
-        <w:t>Governance. Fuer Wirkungsräume, Wirkungsempfänger, Stakeholder und Wirkpfade bedeutet Wirkungsbewertung Verfahren, Rechte, Transparenz und Korrektur braucht, dass die Analyse nicht bei einer Aktivitaet, einem guten Willen oder einer Kennzahl stehen bleiben darf. Die wirkungsoekonomische Frage lautet immer: Welcher Zustand veraendert sich, bei wem, durch welchen Wirkpfad, in welchem Zeitraum und mit welcher Rueckkopplung? Gerade in Wirkungsmanagement ist diese Unterscheidung entscheidend, weil Lernende spaeter nicht nur Begriffe wiedergeben, sondern Entscheidungssituationen pruefen muessen. Der haeufige Fehler besteht darin, Bewertung als technokratische Top-down-Setzung zu verstehen. Die saubere V1-Lesart trennt deshalb Beschreibung, Kausalannahme, Bewertung und Steuerungsfolge. Betroffene, Datenhalter, Entscheider und Kontrollinstanzen muessen unterscheidbare Rollen behalten. So wird aus dem Thema kein isoliertes Kapitel, sondern ein pruefbarer Baustein der WÖk-Architektur.</w:t>
-      </w:r>
-    </w:p>
-    <w:p>
-      <w:r>
-        <w:t>Didaktische Pruefbarkeit. Fuer Wirkungsräume, Wirkungsempfänger, Stakeholder und Wirkpfade bedeutet das Thema in der Akademie nicht nur erklaert, sondern in Falllogik ueberfuehrt werden muss, dass die Analyse nicht bei einer Aktivitaet, einem guten Willen oder einer Kennzahl stehen bleiben darf. Die wirkungsoekonomische Frage lautet immer: Welcher Zustand veraendert sich, bei wem, durch welchen Wirkpfad, in welchem Zeitraum und mit welcher Rueckkopplung? Gerade in Wirkungsmanagement ist diese Unterscheidung entscheidend, weil Lernende spaeter nicht nur Begriffe wiedergeben, sondern Entscheidungssituationen pruefen muessen. Der haeufige Fehler besteht darin, reines Auswendiglernen als Kompetenznachweis zu behandeln. Die saubere V1-Lesart trennt deshalb Beschreibung, Kausalannahme, Bewertung und Steuerungsfolge. Pruefungsfragen sollen Begriffe, Anwendung und rote Linien verbinden. So wird aus dem Thema kein isoliertes Kapitel, sondern ein pruefbarer Baustein der WÖk-Architektur.</w:t>
-      </w:r>
-    </w:p>
-    <w:p>
-      <w:r>
-        <w:t>Transfer in Organisationen. Fuer Wirkungsräume, Wirkungsempfänger, Stakeholder und Wirkpfade bedeutet WÖk-Begriffe im Alltag nur tragen, wenn sie in Routinen uebersetzt werden, dass die Analyse nicht bei einer Aktivitaet, einem guten Willen oder einer Kennzahl stehen bleiben darf. Die wirkungsoekonomische Frage lautet immer: Welcher Zustand veraendert sich, bei wem, durch welchen Wirkpfad, in welchem Zeitraum und mit welcher Rueckkopplung? Gerade in Wirkungsmanagement ist diese Unterscheidung entscheidend, weil Lernende spaeter nicht nur Begriffe wiedergeben, sondern Entscheidungssituationen pruefen muessen. Der haeufige Fehler besteht darin, die Verantwortung an eine Nachhaltigkeitsabteilung auszulagern. Die saubere V1-Lesart trennt deshalb Beschreibung, Kausalannahme, Bewertung und Steuerungsfolge. Strategie, Einkauf, Kommunikation, Controlling und Fuehrung muessen denselben Wirkungsbegriff verwenden. So wird aus dem Thema kein isoliertes Kapitel, sondern ein pruefbarer Baustein der WÖk-Architektur.</w:t>
-      </w:r>
-    </w:p>
-    <w:p>
-      <w:r>
-        <w:t>Fallfenster zur Anwendung. Ein Controlling-Team moechte einen Score bilden. Das Skript verlangt, dass Datenqualitaet, Systemgrenzen, Gewichtung, Unsicherheit und Nichtkompensation sichtbar bleiben. Ein Score darf die Diskussion nicht beenden, sondern muss bessere Fragen, Priorisierung und Rueckkopplung ermoeglichen. Bezogen auf Wirkungsräume, Wirkungsempfänger, Stakeholder und Wirkpfade heisst das: Die Analyse muss das konkrete Thema ernst nehmen und zugleich den allgemeinen WÖk-Massstab halten. Es geht nicht darum, die Welt in gute und schlechte Akteure einzuteilen. Es geht darum, Wirkpfade, Wirkungsempfaenger, Datenqualitaet, Risiken und Rueckkopplung so zu beschreiben, dass bessere Entscheidungen moeglich werden.</w:t>
-      </w:r>
-    </w:p>
-    <w:p>
-      <w:r>
-        <w:t>Rueckfluss in den Korpus. Fuer Wirkungsräume, Wirkungsempfänger, Stakeholder und Wirkpfade bedeutet jedes Studienskript den Gesamtbestand schaerfen kann, dass die Analyse nicht bei einer Aktivitaet, einem guten Willen oder einer Kennzahl stehen bleiben darf. Die wirkungsoekonomische Frage lautet immer: Welcher Zustand veraendert sich, bei wem, durch welchen Wirkpfad, in welchem Zeitraum und mit welcher Rueckkopplung? Gerade in Wirkungsmanagement ist diese Unterscheidung entscheidend, weil Lernende spaeter nicht nur Begriffe wiedergeben, sondern Entscheidungssituationen pruefen muessen. Der haeufige Fehler besteht darin, neue Einsichten nur lokal im Skript zu belassen. Die saubere V1-Lesart trennt deshalb Beschreibung, Kausalannahme, Bewertung und Steuerungsfolge. Glossar, Website, Journal, Dossiers und Visuals sollen aus der Skriptarbeit lernen. So wird aus dem Thema kein isoliertes Kapitel, sondern ein pruefbarer Baustein der WÖk-Architektur.</w:t>
-      </w:r>
-    </w:p>
-    <w:p>
-      <w:r>
-        <w:t>Pruefungsnahe Transferfrage. Formuliere zu WM-V2 eine Wirkungsaussage in drei Saetzen: Erstens den beobachteten oder plausiblen Zustand, zweitens die Daten- oder Quellenlage, drittens die offene Unsicherheit samt Rueckkopplung. Die Antwort muss ohne moralische Personenbewertung auskommen und darf Reichweite nicht mit Wirkung verwechseln.</w:t>
-      </w:r>
-    </w:p>
-    <w:p>
-      <w:pPr>
-        <w:pStyle w:val="Heading3"/>
-      </w:pPr>
-      <w:r>
-        <w:t>Vertiefungsrunde 5: Lesen, pruefen, rueckkoppeln</w:t>
-      </w:r>
-    </w:p>
-    <w:p>
-      <w:r>
-        <w:t>Die folgende Runde verdichtet WM-V2 nicht durch neue Schlagworte, sondern durch wiederholte Anwendung auf unterschiedliche Entscheidungsebenen. Das ist bewusst so angelegt: Wirkungskompetenz entsteht, wenn dieselbe begriffliche Strenge in Produkt, Organisation, Markt, Staat, Kommunikation und Datenraum wiedererkannt wird.</w:t>
-      </w:r>
-    </w:p>
-    <w:p>
-      <w:r>
-        <w:t>Begriffliche Schaerfung. Fuer Wirkungsräume, Wirkungsempfänger, Stakeholder und Wirkpfade bedeutet praezise Sprache die erste Sicherung gegen Impact-Washing ist, dass die Analyse nicht bei einer Aktivitaet, einem guten Willen oder einer Kennzahl stehen bleiben darf. Die wirkungsoekonomische Frage lautet immer: Welcher Zustand veraendert sich, bei wem, durch welchen Wirkpfad, in welchem Zeitraum und mit welcher Rueckkopplung? Gerade in Wirkungsmanagement ist diese Unterscheidung entscheidend, weil Lernende spaeter nicht nur Begriffe wiedergeben, sondern Entscheidungssituationen pruefen muessen. Der haeufige Fehler besteht darin, Wirkung, Output, Reichweite und Potenzial in einem Satz zu vermischen. Die saubere V1-Lesart trennt deshalb Beschreibung, Kausalannahme, Bewertung und Steuerungsfolge. In der Praxis sollte jede Wirkungsaussage als kurze Viererprobe formuliert werden: Zustand, Betroffene, Quelle, offene Unsicherheit. So wird aus dem Thema kein isoliertes Kapitel, sondern ein pruefbarer Baustein der WÖk-Architektur.</w:t>
-      </w:r>
-    </w:p>
-    <w:p>
-      <w:pPr>
-        <w:pStyle w:val="Heading3"/>
-      </w:pPr>
-      <w:r>
-        <w:t>V1-Abschlussnotiz</w:t>
-      </w:r>
-    </w:p>
-    <w:p>
-      <w:r>
-        <w:t>Diese Finalisierung schliesst die Codex-Inhaltsproduktion fuer WM-V2. Offen bleibt nicht der fachliche Kern des Skripts, sondern der naechste Produktionsschritt: Claude setzt daraus die CI/CD-konforme Reader- und PDF-Fassung, prueft Satz, Umbrueche, Medienintegration und Lektorat und markiert erst danach die veroeffentlichte Fassung als freigegeben.</w:t>
       </w:r>
     </w:p>
     <w:p>
@@ -3678,6 +3023,753 @@
       </w:pPr>
       <w:r>
         <w:t>Fachliteratur zu Wirkungslogik, Evaluation, Systemtheorie, Resilienz, Governance, Diffusion, Vertrauen oder Controlling je nach Thema.</w:t>
+      </w:r>
+    </w:p>
+    <w:p>
+      <w:pPr>
+        <w:pStyle w:val="Heading2"/>
+      </w:pPr>
+      <w:r>
+        <w:t>V1-Finalisierung: Vertiefung, Anwendung und Evidenz</w:t>
+      </w:r>
+    </w:p>
+    <w:p>
+      <w:r>
+        <w:t>Dieses Studienskript ist die fachlich finale Codex-V1-Fassung fuer den Akademie-Reader und die oeffentliche Bibliothek. Claude uebernimmt danach Satz, CI/CD, PDF/Reader-Freigabe und die abschliessende Lektoratsabnahme.</w:t>
+      </w:r>
+    </w:p>
+    <w:p>
+      <w:pPr>
+        <w:pStyle w:val="Heading3"/>
+      </w:pPr>
+      <w:r>
+        <w:t>Finaler Leseauftrag</w:t>
+      </w:r>
+    </w:p>
+    <w:p>
+      <w:r>
+        <w:t>Dieses Skript zu WM-V2 Wirkungsräume, Wirkungsempfänger, Stakeholder und Wirkpfade ist als Langformtext angelegt: Es soll nicht nur die Vorlesung begleiten, sondern als eigenstaendiges Studienmaterial funktionieren. Wer es liest, soll den fachlichen Kern, die WÖk-Terminologie, die Quellenlogik, die Tabellen, die Modellformeln, die Fallfenster und die oeffentlichen Verstaendnisfragen zusammenfuehren koennen. Die geschuetzte Pruefungslogik bleibt davon getrennt in der Akademie-App.</w:t>
+      </w:r>
+    </w:p>
+    <w:p>
+      <w:r>
+        <w:t>Fuer den Abschluss ist entscheidend, dass Wirkungsräume, Wirkungsempfänger, Stakeholder und Wirkpfade im Feld Wirkungsmanagement nicht als Einzelthema stehen bleibt. Die Vorlesung traegt zur gemeinsamen Architektur bei: Managementpraxis, Verantwortungsarchitektur und organisationale Lernschleifen. Daraus folgt eine Lesehaltung, die streng und praktisch zugleich ist. Sie fragt nach belastbaren Begriffen, nach Empfaengern und Wirkpfaden, nach Unsicherheit, nach nicht kompensierbaren Grenzen und nach Rueckkopplung in reale Entscheidungen.</w:t>
+      </w:r>
+    </w:p>
+    <w:p>
+      <w:pPr>
+        <w:pStyle w:val="Heading3"/>
+      </w:pPr>
+      <w:r>
+        <w:t>Abschlussmatrix fuer die Anwendung</w:t>
+      </w:r>
+    </w:p>
+    <w:tbl>
+      <w:tblPr>
+        <w:tblStyle w:val="TableGrid"/>
+        <w:tblW w:type="auto" w:w="0"/>
+        <w:jc w:val="left"/>
+        <w:tblLook w:firstColumn="1" w:firstRow="1" w:lastColumn="0" w:lastRow="0" w:noHBand="0" w:noVBand="1" w:val="04A0"/>
+      </w:tblPr>
+      <w:tblGrid>
+        <w:gridCol w:w="3120"/>
+        <w:gridCol w:w="3120"/>
+        <w:gridCol w:w="3120"/>
+      </w:tblGrid>
+      <w:tr>
+        <w:tc>
+          <w:tcPr>
+            <w:tcW w:type="dxa" w:w="3120"/>
+            <w:vAlign w:val="center"/>
+          </w:tcPr>
+          <w:p>
+            <w:r>
+              <w:rPr>
+                <w:b/>
+              </w:rPr>
+              <w:t>Ebene</w:t>
+            </w:r>
+          </w:p>
+        </w:tc>
+        <w:tc>
+          <w:tcPr>
+            <w:tcW w:type="dxa" w:w="3120"/>
+            <w:vAlign w:val="center"/>
+          </w:tcPr>
+          <w:p>
+            <w:r>
+              <w:rPr>
+                <w:b/>
+              </w:rPr>
+              <w:t>Anwendung in WM-V2</w:t>
+            </w:r>
+          </w:p>
+        </w:tc>
+        <w:tc>
+          <w:tcPr>
+            <w:tcW w:type="dxa" w:w="3120"/>
+            <w:vAlign w:val="center"/>
+          </w:tcPr>
+          <w:p>
+            <w:r>
+              <w:rPr>
+                <w:b/>
+              </w:rPr>
+              <w:t>Qualitaetsgrenze</w:t>
+            </w:r>
+          </w:p>
+        </w:tc>
+      </w:tr>
+      <w:tr>
+        <w:tc>
+          <w:tcPr>
+            <w:tcW w:type="dxa" w:w="3120"/>
+            <w:vAlign w:val="center"/>
+          </w:tcPr>
+          <w:p>
+            <w:r>
+              <w:t>Begriff</w:t>
+            </w:r>
+          </w:p>
+        </w:tc>
+        <w:tc>
+          <w:tcPr>
+            <w:tcW w:type="dxa" w:w="3120"/>
+            <w:vAlign w:val="center"/>
+          </w:tcPr>
+          <w:p>
+            <w:r>
+              <w:t>Wirkung, Wirkungspotenzial und Wirkungsrisiko werden im Kontext der Vorlesung getrennt.</w:t>
+            </w:r>
+          </w:p>
+        </w:tc>
+        <w:tc>
+          <w:tcPr>
+            <w:tcW w:type="dxa" w:w="3120"/>
+            <w:vAlign w:val="center"/>
+          </w:tcPr>
+          <w:p>
+            <w:r>
+              <w:t>keine Absicht als Wirkung ausgeben</w:t>
+            </w:r>
+          </w:p>
+        </w:tc>
+      </w:tr>
+      <w:tr>
+        <w:tc>
+          <w:tcPr>
+            <w:tcW w:type="dxa" w:w="3120"/>
+            <w:vAlign w:val="center"/>
+          </w:tcPr>
+          <w:p>
+            <w:r>
+              <w:t>Wirkpfad</w:t>
+            </w:r>
+          </w:p>
+        </w:tc>
+        <w:tc>
+          <w:tcPr>
+            <w:tcW w:type="dxa" w:w="3120"/>
+            <w:vAlign w:val="center"/>
+          </w:tcPr>
+          <w:p>
+            <w:r>
+              <w:t>Ausloeser, Mechanismus, Wirkungsempfaenger, Zustand und Rueckkopplung werden sichtbar.</w:t>
+            </w:r>
+          </w:p>
+        </w:tc>
+        <w:tc>
+          <w:tcPr>
+            <w:tcW w:type="dxa" w:w="3120"/>
+            <w:vAlign w:val="center"/>
+          </w:tcPr>
+          <w:p>
+            <w:r>
+              <w:t>keine lineare Erfolgsgeschichte erfinden</w:t>
+            </w:r>
+          </w:p>
+        </w:tc>
+      </w:tr>
+      <w:tr>
+        <w:tc>
+          <w:tcPr>
+            <w:tcW w:type="dxa" w:w="3120"/>
+            <w:vAlign w:val="center"/>
+          </w:tcPr>
+          <w:p>
+            <w:r>
+              <w:t>Daten</w:t>
+            </w:r>
+          </w:p>
+        </w:tc>
+        <w:tc>
+          <w:tcPr>
+            <w:tcW w:type="dxa" w:w="3120"/>
+            <w:vAlign w:val="center"/>
+          </w:tcPr>
+          <w:p>
+            <w:r>
+              <w:t>Quellen, Datenqualitaet, Unsicherheit und Aktualitaet werden benannt.</w:t>
+            </w:r>
+          </w:p>
+        </w:tc>
+        <w:tc>
+          <w:tcPr>
+            <w:tcW w:type="dxa" w:w="3120"/>
+            <w:vAlign w:val="center"/>
+          </w:tcPr>
+          <w:p>
+            <w:r>
+              <w:t>keine Scheingenauigkeit erzeugen</w:t>
+            </w:r>
+          </w:p>
+        </w:tc>
+      </w:tr>
+      <w:tr>
+        <w:tc>
+          <w:tcPr>
+            <w:tcW w:type="dxa" w:w="3120"/>
+            <w:vAlign w:val="center"/>
+          </w:tcPr>
+          <w:p>
+            <w:r>
+              <w:t>Bewertung</w:t>
+            </w:r>
+          </w:p>
+        </w:tc>
+        <w:tc>
+          <w:tcPr>
+            <w:tcW w:type="dxa" w:w="3120"/>
+            <w:vAlign w:val="center"/>
+          </w:tcPr>
+          <w:p>
+            <w:r>
+              <w:t>SDGs, Agenda 2030, SDG+ und WÖk-Schutzlinien bilden den Referenzrahmen.</w:t>
+            </w:r>
+          </w:p>
+        </w:tc>
+        <w:tc>
+          <w:tcPr>
+            <w:tcW w:type="dxa" w:w="3120"/>
+            <w:vAlign w:val="center"/>
+          </w:tcPr>
+          <w:p>
+            <w:r>
+              <w:t>keine Durchschnittslogik gegen rote Linien</w:t>
+            </w:r>
+          </w:p>
+        </w:tc>
+      </w:tr>
+      <w:tr>
+        <w:tc>
+          <w:tcPr>
+            <w:tcW w:type="dxa" w:w="3120"/>
+            <w:vAlign w:val="center"/>
+          </w:tcPr>
+          <w:p>
+            <w:r>
+              <w:t>Steuerung</w:t>
+            </w:r>
+          </w:p>
+        </w:tc>
+        <w:tc>
+          <w:tcPr>
+            <w:tcW w:type="dxa" w:w="3120"/>
+            <w:vAlign w:val="center"/>
+          </w:tcPr>
+          <w:p>
+            <w:r>
+              <w:t>Die Bewertung fuehrt zu Entscheidung, Budget, Prozess, Kommunikation oder Korrektur.</w:t>
+            </w:r>
+          </w:p>
+        </w:tc>
+        <w:tc>
+          <w:tcPr>
+            <w:tcW w:type="dxa" w:w="3120"/>
+            <w:vAlign w:val="center"/>
+          </w:tcPr>
+          <w:p>
+            <w:r>
+              <w:t>kein Reporting ohne Rueckkopplung</w:t>
+            </w:r>
+          </w:p>
+        </w:tc>
+      </w:tr>
+    </w:tbl>
+    <w:p/>
+    <w:p>
+      <w:pPr>
+        <w:pStyle w:val="Heading3"/>
+      </w:pPr>
+      <w:r>
+        <w:t>Abschlusskommentar 1: Lesen, pruefen, rueckkoppeln</w:t>
+      </w:r>
+    </w:p>
+    <w:p>
+      <w:r>
+        <w:t>Die folgende Verdichtung fuehrt die vorhandenen Kapitel nicht als Wiederholung, sondern als Anwendung zusammen. Wirkungskompetenz entsteht, wenn dieselbe begriffliche Strenge in Fallanalyse, Datenarbeit, Kommunikation, Governance und Entscheidungspraxis wiedererkannt wird.</w:t>
+      </w:r>
+    </w:p>
+    <w:p>
+      <w:r>
+        <w:t>Begriffliche Schaerfung. Der Abschnitt Lernziele ist in WM-V2 kein Zusatzwissen, sondern ein Pruefstein fuer die Grundfrage des Skripts: Was veraendert sich, bei wem, wodurch und mit welcher Rueckkopplung? Fuer Wirkungsräume, Wirkungsempfänger, Stakeholder und Wirkpfade wird daran sichtbar, dass praezise Sprache die erste Sicherung gegen Impact-Washing bildet. Die fachliche Grenze liegt dort, wo Lernende Output, Reichweite, Absicht und Wirkung in einem Satz vermischen. Die saubere Lesart trennt deshalb Beobachtung, Kausalannahme, Bewertung und Steuerungsfolge. In der Anwendung sollte daraus mindestens eine konkrete Strategie, Prozess, Budget, Zielkonflikt oder Kommunikationsregel abgeleitet werden; sonst bleibt das Wissen erklaerend, aber nicht steuerungsfaehig.</w:t>
+      </w:r>
+    </w:p>
+    <w:p>
+      <w:r>
+        <w:t>Anwendung auf Einleitung / Wirkungsfrage. In einer Fallanalyse beginnt dieser Punkt nicht mit einer Meinung, sondern mit einer belastbaren Beschreibung. Wer WM-V2 pruefungsnah liest, fragt zuerst nach Wirkungsempfaengern, Wirkraum, Zeitraum und Datenquelle. Erst danach folgt die Bewertung im Referenzrahmen Mensch, Planet, Demokratie, SDGs, Agenda 2030 und SDG+. Mindestens ein direkter und ein indirekter Wirkpfad muessen nachvollziehbar sein. Der typische Kurzschluss waere, nur die Massnahme selbst bewerten und indirekte Empfaenger ausblenden. Genau dagegen setzt die WÖk die Pflicht, Wirkungspotenzial, Wirkungsrisiko und positive Netto-Wirkung begrifflich getrennt zu halten.</w:t>
+      </w:r>
+    </w:p>
+    <w:p>
+      <w:r>
+        <w:t>Evidenzregel. Kernaussage darf im Skript nicht als dekorativer Begriff stehen bleiben. Der Abschnitt traegt nur dann, wenn er eine pruefbare Aussage erlaubt: Welche Quelle stuetzt die Annahme, welche Unsicherheit bleibt offen und welche Gegenbeobachtung wuerde die Bewertung veraendern? Fuer Wirkungsräume, Wirkungsempfänger, Stakeholder und Wirkpfade heisst das, dass jede Bewertung nur so belastbar ist wie Datenlage, Quellenstatus, Aktualitaet und Systemgrenze. Die Studierenden sollen nicht lernen, einen Score nachzusprechen. Sie sollen erkennen, wann ein Score klaert, wann er verdeckt und wann eine rote Linie die Durchschnittslogik stoppt.</w:t>
+      </w:r>
+    </w:p>
+    <w:p>
+      <w:r>
+        <w:t>Fallfenster zur Anwendung. Ein Controlling-Team moechte einen Score bilden. Das Skript verlangt, dass Datenqualitaet, Systemgrenzen, Gewichtung, Unsicherheit und Nichtkompensation sichtbar bleiben. Ein Score darf die Diskussion nicht beenden, sondern muss bessere Fragen, Priorisierung und Rueckkopplung ermoeglichen. Bezogen auf Wirkungsräume, Wirkungsempfänger, Stakeholder und Wirkpfade heisst das: Die Analyse muss das konkrete Thema ernst nehmen und zugleich den allgemeinen WÖk-Massstab halten. Es geht nicht darum, Akteure moralisch zu sortieren. Es geht darum, Wirkpfade, Wirkungsempfaenger, Datenqualitaet, Risiken und Rueckkopplung so zu beschreiben, dass bessere Entscheidungen moeglich werden.</w:t>
+      </w:r>
+    </w:p>
+    <w:p>
+      <w:r>
+        <w:t>Transfer in Wirkungsmanagement. Quelltext und fachliche Grundlegung verbindet die inhaltliche Deutung mit der spaeteren Praxis. Eine Organisation kann zu Wirkungsräume, Wirkungsempfänger, Stakeholder und Wirkpfade sehr ueberzeugend kommunizieren und trotzdem an eine Methodik einzufuehren, ohne Entscheidungsmacht, Datenpflichten und Korrekturroutinen mitzudenken scheitern. Darum muss die V1-Fassung immer auch nach Governance fragen: Wer erhebt Daten, wer bewertet sie, wer traegt die Folgen, wer kann widersprechen und wann wird eine Entscheidung korrigiert? Profile, Zielkonflikte und offene Punkte werden nebeneinander gefuehrt. So wird aus einem Lehrkapitel eine verantwortbare Arbeitsroutine.</w:t>
+      </w:r>
+    </w:p>
+    <w:p>
+      <w:r>
+        <w:t>Grenze gegen Scheingenauigkeit. Gerade bei Einstieg / Wirkungsfrage ist Praezision wichtiger als grosse Begriffe. Eine Wirkungsaussage bleibt schwach, wenn sie nur Aktivitaet, Reichweite, Absicht oder Image beschreibt. Stark wird sie erst, wenn sie die Zustandsveraenderung und ihre Bedingungen offenlegt. In WM-V2 ist deshalb entscheidend, schwere zentrale Schaeden nicht durch beliebige positive Einzelwerte neutralisiert werden duerfen. Die Fehlerlinie verlaeuft nicht zwischen Optimismus und Pessimismus, sondern zwischen offengelegter Unsicherheit und rhetorischer Sicherheit ohne Pruefpfad.</w:t>
+      </w:r>
+    </w:p>
+    <w:p>
+      <w:r>
+        <w:t>Pruefungsnahe Transferfrage. Formuliere zu WM-V2 eine Wirkungsaussage in drei Saetzen: Erstens den beobachteten oder plausiblen Zustand, zweitens die Daten- oder Quellenlage, drittens die offene Unsicherheit samt Rueckkopplung. Die Antwort muss ohne moralische Personenbewertung auskommen und darf Reichweite nicht mit Wirkung verwechseln.</w:t>
+      </w:r>
+    </w:p>
+    <w:p>
+      <w:r>
+        <w:t>Pruefungsnahe Lesart. Aus Video-/Audio-Vorlesung laesst sich eine gute Transferfrage ableiten: Welche Entscheidung waere falsch, wenn dieser Abschnitt missverstanden wird? Fuer Wirkungsräume, Wirkungsempfänger, Stakeholder und Wirkpfade lautet die Antwort meist nicht einfach "mehr Wirkung", sondern genauer: bessere Unterscheidung, sauberere Daten, klarere Schutzlinie und rueckgekoppelte Steuerung. Jeder Analyseblock fragt nach der Routine, die nach der Bewertung angepasst wird. Wer das im Fall anwenden kann, hat den Kern der Vorlesung verstanden; wer nur Definitionen wiederholt, bleibt unter dem Anspruch der Akademie.</w:t>
+      </w:r>
+    </w:p>
+    <w:p>
+      <w:r>
+        <w:t>Fallfenster zur Anwendung. Ein Kommunikationsbericht nennt viele Aktivitaeten, Reichweiten und Rueckmeldungen. Die V1-Pruefung fragt, ob daraus eine belastbare Wirkungsaussage folgt. Wenn nur Kontakte, Klicks oder Zustimmung vorliegen, bleibt die Aussage im Bereich Wirkungspotenzial oder Resonanz, nicht im Bereich nachgewiesener Wirkung. Bezogen auf Wirkungsräume, Wirkungsempfänger, Stakeholder und Wirkpfade heisst das: Die Analyse muss das konkrete Thema ernst nehmen und zugleich den allgemeinen WÖk-Massstab halten. Es geht nicht darum, Akteure moralisch zu sortieren. Es geht darum, Wirkpfade, Wirkungsempfaenger, Datenqualitaet, Risiken und Rueckkopplung so zu beschreiben, dass bessere Entscheidungen moeglich werden.</w:t>
+      </w:r>
+    </w:p>
+    <w:p>
+      <w:r>
+        <w:t>Governance. Der Abschnitt Transkript (Gerüst) ist in WM-V2 kein Zusatzwissen, sondern ein Pruefstein fuer die Grundfrage des Skripts: Was veraendert sich, bei wem, wodurch und mit welcher Rueckkopplung? Fuer Wirkungsräume, Wirkungsempfänger, Stakeholder und Wirkpfade wird daran sichtbar, dass Wirkungsbewertung Verfahren, Rechte, Transparenz und Korrektur braucht. Die fachliche Grenze liegt dort, wo Lernende Bewertung als technokratische Top-down-Setzung verstehen. Die saubere Lesart trennt deshalb Beobachtung, Kausalannahme, Bewertung und Steuerungsfolge. In der Anwendung sollte daraus mindestens eine konkrete Strategie, Prozess, Budget, Zielkonflikt oder Kommunikationsregel abgeleitet werden; sonst bleibt das Wissen erklaerend, aber nicht steuerungsfaehig.</w:t>
+      </w:r>
+    </w:p>
+    <w:p>
+      <w:r>
+        <w:t>Anwendung auf Skript / Folien (Lernseite). In einer Fallanalyse beginnt dieser Punkt nicht mit einer Meinung, sondern mit einer belastbaren Beschreibung. Wer WM-V2 pruefungsnah liest, fragt zuerst nach Wirkungsempfaengern, Wirkraum, Zeitraum und Datenquelle. Erst danach folgt die Bewertung im Referenzrahmen Mensch, Planet, Demokratie, SDGs, Agenda 2030 und SDG+. Pruefungsfragen verbinden Begriff, Anwendung, Evidenz und rote Linie. Der typische Kurzschluss waere, reines Auswendiglernen als Kompetenznachweis behandeln. Genau dagegen setzt die WÖk die Pflicht, Wirkungspotenzial, Wirkungsrisiko und positive Netto-Wirkung begrifflich getrennt zu halten.</w:t>
+      </w:r>
+    </w:p>
+    <w:p>
+      <w:r>
+        <w:t>Evidenzregel. Transferaufgabe darf im Skript nicht als dekorativer Begriff stehen bleiben. Der Abschnitt traegt nur dann, wenn er eine pruefbare Aussage erlaubt: Welche Quelle stuetzt die Annahme, welche Unsicherheit bleibt offen und welche Gegenbeobachtung wuerde die Bewertung veraendern? Fuer Wirkungsräume, Wirkungsempfänger, Stakeholder und Wirkpfade heisst das, dass WÖk-Begriffe im Alltag nur tragen, wenn sie in Routinen uebersetzt werden. Die Studierenden sollen nicht lernen, einen Score nachzusprechen. Sie sollen erkennen, wann ein Score klaert, wann er verdeckt und wann eine rote Linie die Durchschnittslogik stoppt.</w:t>
+      </w:r>
+    </w:p>
+    <w:p>
+      <w:r>
+        <w:t>Fallfenster zur Anwendung. Eine Organisation plant eine Massnahme und formuliert dazu eine positive Absicht. In der WÖk reicht das nicht. Fuer diese Vorlesung muss sichtbar werden, welche Zustandsveraenderung erwartet wird, welche Empfaenger direkt oder indirekt betroffen sind, welche Nebenwirkungen entstehen koennen und welche Entscheidung spaeter korrigiert wird. Bezogen auf Wirkungsräume, Wirkungsempfänger, Stakeholder und Wirkpfade heisst das: Die Analyse muss das konkrete Thema ernst nehmen und zugleich den allgemeinen WÖk-Massstab halten. Es geht nicht darum, Akteure moralisch zu sortieren. Es geht darum, Wirkpfade, Wirkungsempfaenger, Datenqualitaet, Risiken und Rueckkopplung so zu beschreiben, dass bessere Entscheidungen moeglich werden.</w:t>
+      </w:r>
+    </w:p>
+    <w:p>
+      <w:r>
+        <w:t>Transfer in Wirkungsmanagement. Praxisbeispiel verbindet die inhaltliche Deutung mit der spaeteren Praxis. Eine Organisation kann zu Wirkungsräume, Wirkungsempfänger, Stakeholder und Wirkpfade sehr ueberzeugend kommunizieren und trotzdem an eine Methodik einzufuehren, ohne Entscheidungsmacht, Datenpflichten und Korrekturroutinen mitzudenken scheitern. Darum muss die V1-Fassung immer auch nach Governance fragen: Wer erhebt Daten, wer bewertet sie, wer traegt die Folgen, wer kann widersprechen und wann wird eine Entscheidung korrigiert? Gute Kommunikation unterscheidet Befund, Annahme und normative Bewertung. So wird aus einem Lehrkapitel eine verantwortbare Arbeitsroutine.</w:t>
+      </w:r>
+    </w:p>
+    <w:p>
+      <w:r>
+        <w:t>Pruefungsnahe Transferfrage. Formuliere zu WM-V2 eine Wirkungsaussage in drei Saetzen: Erstens den beobachteten oder plausiblen Zustand, zweitens die Daten- oder Quellenlage, drittens die offene Unsicherheit samt Rueckkopplung. Die Antwort muss ohne moralische Personenbewertung auskommen und darf Reichweite nicht mit Wirkung verwechseln.</w:t>
+      </w:r>
+    </w:p>
+    <w:p>
+      <w:r>
+        <w:t>Grenze gegen Scheingenauigkeit. Gerade bei Wirkungsökonomische Vertiefung ist Praezision wichtiger als grosse Begriffe. Eine Wirkungsaussage bleibt schwach, wenn sie nur Aktivitaet, Reichweite, Absicht oder Image beschreibt. Stark wird sie erst, wenn sie die Zustandsveraenderung und ihre Bedingungen offenlegt. In WM-V2 ist deshalb entscheidend, jede Wirkungsaussage eine Grenze zieht und diese Grenze begruenden muss. Die Fehlerlinie verlaeuft nicht zwischen Optimismus und Pessimismus, sondern zwischen offengelegter Unsicherheit und rhetorischer Sicherheit ohne Pruefpfad.</w:t>
+      </w:r>
+    </w:p>
+    <w:p>
+      <w:r>
+        <w:t>Pruefungsnahe Lesart. Aus Prüfungsrelevanz laesst sich eine gute Transferfrage ableiten: Welche Entscheidung waere falsch, wenn dieser Abschnitt missverstanden wird? Fuer Wirkungsräume, Wirkungsempfänger, Stakeholder und Wirkpfade lautet die Antwort meist nicht einfach "mehr Wirkung", sondern genauer: bessere Unterscheidung, sauberere Daten, klarere Schutzlinie und rueckgekoppelte Steuerung. Szenarien pruefen Sofortwirkung, Folgewirkung und Reversibilitaet getrennt. Wer das im Fall anwenden kann, hat den Kern der Vorlesung verstanden; wer nur Definitionen wiederholt, bleibt unter dem Anspruch der Akademie.</w:t>
+      </w:r>
+    </w:p>
+    <w:p>
+      <w:r>
+        <w:t>Fallfenster zur Anwendung. Eine Fuehrungsentscheidung erzeugt zugleich Nutzen und Risiken. Die WÖk behandelt Ambivalenz nicht als Stoerung, sondern als Kern der Analyse. Positive Netto-Wirkung darf erst behauptet werden, wenn zentrale negative Wirkungen getrennt geprueft und rote Linien gewahrt sind. Bezogen auf Wirkungsräume, Wirkungsempfänger, Stakeholder und Wirkpfade heisst das: Die Analyse muss das konkrete Thema ernst nehmen und zugleich den allgemeinen WÖk-Massstab halten. Es geht nicht darum, Akteure moralisch zu sortieren. Es geht darum, Wirkpfade, Wirkungsempfaenger, Datenqualitaet, Risiken und Rueckkopplung so zu beschreiben, dass bessere Entscheidungen moeglich werden.</w:t>
+      </w:r>
+    </w:p>
+    <w:p>
+      <w:r>
+        <w:t>Betroffenenperspektive. Der Abschnitt Lernziele ist in WM-V2 kein Zusatzwissen, sondern ein Pruefstein fuer die Grundfrage des Skripts: Was veraendert sich, bei wem, wodurch und mit welcher Rueckkopplung? Fuer Wirkungsräume, Wirkungsempfänger, Stakeholder und Wirkpfade wird daran sichtbar, dass Wirkung nicht am Sender, sondern an veraenderten Zustanden der Empfaenger geprueft wird. Die fachliche Grenze liegt dort, wo Lernende interne Erfolgskennzahlen mit gesellschaftlicher Wirkung verwechseln. Die saubere Lesart trennt deshalb Beobachtung, Kausalannahme, Bewertung und Steuerungsfolge. In der Anwendung sollte daraus mindestens eine konkrete Strategie, Prozess, Budget, Zielkonflikt oder Kommunikationsregel abgeleitet werden; sonst bleibt das Wissen erklaerend, aber nicht steuerungsfaehig.</w:t>
+      </w:r>
+    </w:p>
+    <w:p>
+      <w:r>
+        <w:t>Anwendung auf Einleitung / Wirkungsfrage. In einer Fallanalyse beginnt dieser Punkt nicht mit einer Meinung, sondern mit einer belastbaren Beschreibung. Wer WM-V2 pruefungsnah liest, fragt zuerst nach Wirkungsempfaengern, Wirkraum, Zeitraum und Datenquelle. Erst danach folgt die Bewertung im Referenzrahmen Mensch, Planet, Demokratie, SDGs, Agenda 2030 und SDG+. Jede Schlussfolgerung endet mit Entscheidung, Verantwortlichkeit und Termin fuer Rueckpruefung. Der typische Kurzschluss waere, Befunde sammeln, ohne Ressourcen oder Regeln zu veraendern. Genau dagegen setzt die WÖk die Pflicht, Wirkungspotenzial, Wirkungsrisiko und positive Netto-Wirkung begrifflich getrennt zu halten.</w:t>
+      </w:r>
+    </w:p>
+    <w:p>
+      <w:r>
+        <w:t>Evidenzregel. Kernaussage darf im Skript nicht als dekorativer Begriff stehen bleiben. Der Abschnitt traegt nur dann, wenn er eine pruefbare Aussage erlaubt: Welche Quelle stuetzt die Annahme, welche Unsicherheit bleibt offen und welche Gegenbeobachtung wuerde die Bewertung veraendern? Fuer Wirkungsräume, Wirkungsempfänger, Stakeholder und Wirkpfade heisst das, dass WÖk-Aussagen mit bestehenden Begriffen, Studien, Standards und Rechtsrahmen in Beziehung stehen muessen. Die Studierenden sollen nicht lernen, einen Score nachzusprechen. Sie sollen erkennen, wann ein Score klaert, wann er verdeckt und wann eine rote Linie die Durchschnittslogik stoppt.</w:t>
+      </w:r>
+    </w:p>
+    <w:p>
+      <w:r>
+        <w:t>Fallfenster zur Anwendung. Ein Controlling-Team moechte einen Score bilden. Das Skript verlangt, dass Datenqualitaet, Systemgrenzen, Gewichtung, Unsicherheit und Nichtkompensation sichtbar bleiben. Ein Score darf die Diskussion nicht beenden, sondern muss bessere Fragen, Priorisierung und Rueckkopplung ermoeglichen. Bezogen auf Wirkungsräume, Wirkungsempfänger, Stakeholder und Wirkpfade heisst das: Die Analyse muss das konkrete Thema ernst nehmen und zugleich den allgemeinen WÖk-Massstab halten. Es geht nicht darum, Akteure moralisch zu sortieren. Es geht darum, Wirkpfade, Wirkungsempfaenger, Datenqualitaet, Risiken und Rueckkopplung so zu beschreiben, dass bessere Entscheidungen moeglich werden.</w:t>
+      </w:r>
+    </w:p>
+    <w:p>
+      <w:r>
+        <w:t>Pruefungsnahe Transferfrage. Formuliere zu WM-V2 eine Wirkungsaussage in drei Saetzen: Erstens den beobachteten oder plausiblen Zustand, zweitens die Daten- oder Quellenlage, drittens die offene Unsicherheit samt Rueckkopplung. Die Antwort muss ohne moralische Personenbewertung auskommen und darf Reichweite nicht mit Wirkung verwechseln.</w:t>
+      </w:r>
+    </w:p>
+    <w:p>
+      <w:r>
+        <w:t>Transfer in Wirkungsmanagement. Quelltext und fachliche Grundlegung verbindet die inhaltliche Deutung mit der spaeteren Praxis. Eine Organisation kann zu Wirkungsräume, Wirkungsempfänger, Stakeholder und Wirkpfade sehr ueberzeugend kommunizieren und trotzdem an eine Methodik einzufuehren, ohne Entscheidungsmacht, Datenpflichten und Korrekturroutinen mitzudenken scheitern. Darum muss die V1-Fassung immer auch nach Governance fragen: Wer erhebt Daten, wer bewertet sie, wer traegt die Folgen, wer kann widersprechen und wann wird eine Entscheidung korrigiert? Die Analyse markiert Stoppsignale vor jeder Portfolio- oder Score-Debatte. So wird aus einem Lehrkapitel eine verantwortbare Arbeitsroutine.</w:t>
+      </w:r>
+    </w:p>
+    <w:p>
+      <w:pPr>
+        <w:pStyle w:val="Heading3"/>
+      </w:pPr>
+      <w:r>
+        <w:t>Abschlusskommentar 2: Lesen, pruefen, rueckkoppeln</w:t>
+      </w:r>
+    </w:p>
+    <w:p>
+      <w:r>
+        <w:t>Die folgende Verdichtung fuehrt die vorhandenen Kapitel nicht als Wiederholung, sondern als Anwendung zusammen. Wirkungskompetenz entsteht, wenn dieselbe begriffliche Strenge in Fallanalyse, Datenarbeit, Kommunikation, Governance und Entscheidungspraxis wiedererkannt wird.</w:t>
+      </w:r>
+    </w:p>
+    <w:p>
+      <w:r>
+        <w:t>Grenze gegen Scheingenauigkeit. Gerade bei Einstieg / Wirkungsfrage ist Praezision wichtiger als grosse Begriffe. Eine Wirkungsaussage bleibt schwach, wenn sie nur Aktivitaet, Reichweite, Absicht oder Image beschreibt. Stark wird sie erst, wenn sie die Zustandsveraenderung und ihre Bedingungen offenlegt. In WM-V2 ist deshalb entscheidend, praezise Sprache die erste Sicherung gegen Impact-Washing bildet. Die Fehlerlinie verlaeuft nicht zwischen Optimismus und Pessimismus, sondern zwischen offengelegter Unsicherheit und rhetorischer Sicherheit ohne Pruefpfad.</w:t>
+      </w:r>
+    </w:p>
+    <w:p>
+      <w:r>
+        <w:t>Pruefungsnahe Lesart. Aus Video-/Audio-Vorlesung laesst sich eine gute Transferfrage ableiten: Welche Entscheidung waere falsch, wenn dieser Abschnitt missverstanden wird? Fuer Wirkungsräume, Wirkungsempfänger, Stakeholder und Wirkpfade lautet die Antwort meist nicht einfach "mehr Wirkung", sondern genauer: bessere Unterscheidung, sauberere Daten, klarere Schutzlinie und rueckgekoppelte Steuerung. Mindestens ein direkter und ein indirekter Wirkpfad muessen nachvollziehbar sein. Wer das im Fall anwenden kann, hat den Kern der Vorlesung verstanden; wer nur Definitionen wiederholt, bleibt unter dem Anspruch der Akademie.</w:t>
+      </w:r>
+    </w:p>
+    <w:p>
+      <w:r>
+        <w:t>Fallfenster zur Anwendung. Ein Kommunikationsbericht nennt viele Aktivitaeten, Reichweiten und Rueckmeldungen. Die V1-Pruefung fragt, ob daraus eine belastbare Wirkungsaussage folgt. Wenn nur Kontakte, Klicks oder Zustimmung vorliegen, bleibt die Aussage im Bereich Wirkungspotenzial oder Resonanz, nicht im Bereich nachgewiesener Wirkung. Bezogen auf Wirkungsräume, Wirkungsempfänger, Stakeholder und Wirkpfade heisst das: Die Analyse muss das konkrete Thema ernst nehmen und zugleich den allgemeinen WÖk-Massstab halten. Es geht nicht darum, Akteure moralisch zu sortieren. Es geht darum, Wirkpfade, Wirkungsempfaenger, Datenqualitaet, Risiken und Rueckkopplung so zu beschreiben, dass bessere Entscheidungen moeglich werden.</w:t>
+      </w:r>
+    </w:p>
+    <w:p>
+      <w:r>
+        <w:t>Daten- und Quellenklarheit. Der Abschnitt Transkript (Gerüst) ist in WM-V2 kein Zusatzwissen, sondern ein Pruefstein fuer die Grundfrage des Skripts: Was veraendert sich, bei wem, wodurch und mit welcher Rueckkopplung? Fuer Wirkungsräume, Wirkungsempfänger, Stakeholder und Wirkpfade wird daran sichtbar, dass jede Bewertung nur so belastbar ist wie Datenlage, Quellenstatus, Aktualitaet und Systemgrenze. Die fachliche Grenze liegt dort, wo Lernende eine Zahl ohne Einheit, Zeitraum oder Erhebungslogik als Beweis nutzen. Die saubere Lesart trennt deshalb Beobachtung, Kausalannahme, Bewertung und Steuerungsfolge. In der Anwendung sollte daraus mindestens eine konkrete Strategie, Prozess, Budget, Zielkonflikt oder Kommunikationsregel abgeleitet werden; sonst bleibt das Wissen erklaerend, aber nicht steuerungsfaehig.</w:t>
+      </w:r>
+    </w:p>
+    <w:p>
+      <w:r>
+        <w:t>Anwendung auf Skript / Folien (Lernseite). In einer Fallanalyse beginnt dieser Punkt nicht mit einer Meinung, sondern mit einer belastbaren Beschreibung. Wer WM-V2 pruefungsnah liest, fragt zuerst nach Wirkungsempfaengern, Wirkraum, Zeitraum und Datenquelle. Erst danach folgt die Bewertung im Referenzrahmen Mensch, Planet, Demokratie, SDGs, Agenda 2030 und SDG+. Profile, Zielkonflikte und offene Punkte werden nebeneinander gefuehrt. Der typische Kurzschluss waere, ambivalente Befunde glaetten, damit eine eindeutige Botschaft entsteht. Genau dagegen setzt die WÖk die Pflicht, Wirkungspotenzial, Wirkungsrisiko und positive Netto-Wirkung begrifflich getrennt zu halten.</w:t>
+      </w:r>
+    </w:p>
+    <w:p>
+      <w:r>
+        <w:t>Pruefungsnahe Transferfrage. Formuliere zu WM-V2 eine Wirkungsaussage in drei Saetzen: Erstens den beobachteten oder plausiblen Zustand, zweitens die Daten- oder Quellenlage, drittens die offene Unsicherheit samt Rueckkopplung. Die Antwort muss ohne moralische Personenbewertung auskommen und darf Reichweite nicht mit Wirkung verwechseln.</w:t>
+      </w:r>
+    </w:p>
+    <w:p>
+      <w:r>
+        <w:t>Evidenzregel. Transferaufgabe darf im Skript nicht als dekorativer Begriff stehen bleiben. Der Abschnitt traegt nur dann, wenn er eine pruefbare Aussage erlaubt: Welche Quelle stuetzt die Annahme, welche Unsicherheit bleibt offen und welche Gegenbeobachtung wuerde die Bewertung veraendern? Fuer Wirkungsräume, Wirkungsempfänger, Stakeholder und Wirkpfade heisst das, dass schwere zentrale Schaeden nicht durch beliebige positive Einzelwerte neutralisiert werden duerfen. Die Studierenden sollen nicht lernen, einen Score nachzusprechen. Sie sollen erkennen, wann ein Score klaert, wann er verdeckt und wann eine rote Linie die Durchschnittslogik stoppt.</w:t>
+      </w:r>
+    </w:p>
+    <w:p>
+      <w:r>
+        <w:t>Fallfenster zur Anwendung. Eine Organisation plant eine Massnahme und formuliert dazu eine positive Absicht. In der WÖk reicht das nicht. Fuer diese Vorlesung muss sichtbar werden, welche Zustandsveraenderung erwartet wird, welche Empfaenger direkt oder indirekt betroffen sind, welche Nebenwirkungen entstehen koennen und welche Entscheidung spaeter korrigiert wird. Bezogen auf Wirkungsräume, Wirkungsempfänger, Stakeholder und Wirkpfade heisst das: Die Analyse muss das konkrete Thema ernst nehmen und zugleich den allgemeinen WÖk-Massstab halten. Es geht nicht darum, Akteure moralisch zu sortieren. Es geht darum, Wirkpfade, Wirkungsempfaenger, Datenqualitaet, Risiken und Rueckkopplung so zu beschreiben, dass bessere Entscheidungen moeglich werden.</w:t>
+      </w:r>
+    </w:p>
+    <w:p>
+      <w:r>
+        <w:t>Transfer in Wirkungsmanagement. Praxisbeispiel verbindet die inhaltliche Deutung mit der spaeteren Praxis. Eine Organisation kann zu Wirkungsräume, Wirkungsempfänger, Stakeholder und Wirkpfade sehr ueberzeugend kommunizieren und trotzdem an eine Methodik einzufuehren, ohne Entscheidungsmacht, Datenpflichten und Korrekturroutinen mitzudenken scheitern. Darum muss die V1-Fassung immer auch nach Governance fragen: Wer erhebt Daten, wer bewertet sie, wer traegt die Folgen, wer kann widersprechen und wann wird eine Entscheidung korrigiert? Jeder Analyseblock fragt nach der Routine, die nach der Bewertung angepasst wird. So wird aus einem Lehrkapitel eine verantwortbare Arbeitsroutine.</w:t>
+      </w:r>
+    </w:p>
+    <w:p>
+      <w:r>
+        <w:t>Grenze gegen Scheingenauigkeit. Gerade bei Wirkungsökonomische Vertiefung ist Praezision wichtiger als grosse Begriffe. Eine Wirkungsaussage bleibt schwach, wenn sie nur Aktivitaet, Reichweite, Absicht oder Image beschreibt. Stark wird sie erst, wenn sie die Zustandsveraenderung und ihre Bedingungen offenlegt. In WM-V2 ist deshalb entscheidend, Wirkungsbewertung Verfahren, Rechte, Transparenz und Korrektur braucht. Die Fehlerlinie verlaeuft nicht zwischen Optimismus und Pessimismus, sondern zwischen offengelegter Unsicherheit und rhetorischer Sicherheit ohne Pruefpfad.</w:t>
+      </w:r>
+    </w:p>
+    <w:p>
+      <w:r>
+        <w:t>Pruefungsnahe Lesart. Aus Prüfungsrelevanz laesst sich eine gute Transferfrage ableiten: Welche Entscheidung waere falsch, wenn dieser Abschnitt missverstanden wird? Fuer Wirkungsräume, Wirkungsempfänger, Stakeholder und Wirkpfade lautet die Antwort meist nicht einfach "mehr Wirkung", sondern genauer: bessere Unterscheidung, sauberere Daten, klarere Schutzlinie und rueckgekoppelte Steuerung. Pruefungsfragen verbinden Begriff, Anwendung, Evidenz und rote Linie. Wer das im Fall anwenden kann, hat den Kern der Vorlesung verstanden; wer nur Definitionen wiederholt, bleibt unter dem Anspruch der Akademie.</w:t>
+      </w:r>
+    </w:p>
+    <w:p>
+      <w:r>
+        <w:t>Fallfenster zur Anwendung. Eine Fuehrungsentscheidung erzeugt zugleich Nutzen und Risiken. Die WÖk behandelt Ambivalenz nicht als Stoerung, sondern als Kern der Analyse. Positive Netto-Wirkung darf erst behauptet werden, wenn zentrale negative Wirkungen getrennt geprueft und rote Linien gewahrt sind. Bezogen auf Wirkungsräume, Wirkungsempfänger, Stakeholder und Wirkpfade heisst das: Die Analyse muss das konkrete Thema ernst nehmen und zugleich den allgemeinen WÖk-Massstab halten. Es geht nicht darum, Akteure moralisch zu sortieren. Es geht darum, Wirkpfade, Wirkungsempfaenger, Datenqualitaet, Risiken und Rueckkopplung so zu beschreiben, dass bessere Entscheidungen moeglich werden.</w:t>
+      </w:r>
+    </w:p>
+    <w:p>
+      <w:r>
+        <w:t>Organisationale Umsetzung. Der Abschnitt Lernziele ist in WM-V2 kein Zusatzwissen, sondern ein Pruefstein fuer die Grundfrage des Skripts: Was veraendert sich, bei wem, wodurch und mit welcher Rueckkopplung? Fuer Wirkungsräume, Wirkungsempfänger, Stakeholder und Wirkpfade wird daran sichtbar, dass WÖk-Begriffe im Alltag nur tragen, wenn sie in Routinen uebersetzt werden. Die fachliche Grenze liegt dort, wo Lernende Verantwortung an eine einzelne Nachhaltigkeitsfunktion auslagern. Die saubere Lesart trennt deshalb Beobachtung, Kausalannahme, Bewertung und Steuerungsfolge. In der Anwendung sollte daraus mindestens eine konkrete Strategie, Prozess, Budget, Zielkonflikt oder Kommunikationsregel abgeleitet werden; sonst bleibt das Wissen erklaerend, aber nicht steuerungsfaehig.</w:t>
+      </w:r>
+    </w:p>
+    <w:p>
+      <w:r>
+        <w:t>Pruefungsnahe Transferfrage. Formuliere zu WM-V2 eine Wirkungsaussage in drei Saetzen: Erstens den beobachteten oder plausiblen Zustand, zweitens die Daten- oder Quellenlage, drittens die offene Unsicherheit samt Rueckkopplung. Die Antwort muss ohne moralische Personenbewertung auskommen und darf Reichweite nicht mit Wirkung verwechseln.</w:t>
+      </w:r>
+    </w:p>
+    <w:p>
+      <w:r>
+        <w:t>Anwendung auf Einleitung / Wirkungsfrage. In einer Fallanalyse beginnt dieser Punkt nicht mit einer Meinung, sondern mit einer belastbaren Beschreibung. Wer WM-V2 pruefungsnah liest, fragt zuerst nach Wirkungsempfaengern, Wirkraum, Zeitraum und Datenquelle. Erst danach folgt die Bewertung im Referenzrahmen Mensch, Planet, Demokratie, SDGs, Agenda 2030 und SDG+. Gute Kommunikation unterscheidet Befund, Annahme und normative Bewertung. Der typische Kurzschluss waere, Eindeutigkeit behaupten, wo die Datenlage nur Potenzial oder Risiko traegt. Genau dagegen setzt die WÖk die Pflicht, Wirkungspotenzial, Wirkungsrisiko und positive Netto-Wirkung begrifflich getrennt zu halten.</w:t>
+      </w:r>
+    </w:p>
+    <w:p>
+      <w:r>
+        <w:t>Evidenzregel. Kernaussage darf im Skript nicht als dekorativer Begriff stehen bleiben. Der Abschnitt traegt nur dann, wenn er eine pruefbare Aussage erlaubt: Welche Quelle stuetzt die Annahme, welche Unsicherheit bleibt offen und welche Gegenbeobachtung wuerde die Bewertung veraendern? Fuer Wirkungsräume, Wirkungsempfänger, Stakeholder und Wirkpfade heisst das, dass jede Wirkungsaussage eine Grenze zieht und diese Grenze begruenden muss. Die Studierenden sollen nicht lernen, einen Score nachzusprechen. Sie sollen erkennen, wann ein Score klaert, wann er verdeckt und wann eine rote Linie die Durchschnittslogik stoppt.</w:t>
+      </w:r>
+    </w:p>
+    <w:p>
+      <w:r>
+        <w:t>Fallfenster zur Anwendung. Ein Controlling-Team moechte einen Score bilden. Das Skript verlangt, dass Datenqualitaet, Systemgrenzen, Gewichtung, Unsicherheit und Nichtkompensation sichtbar bleiben. Ein Score darf die Diskussion nicht beenden, sondern muss bessere Fragen, Priorisierung und Rueckkopplung ermoeglichen. Bezogen auf Wirkungsräume, Wirkungsempfänger, Stakeholder und Wirkpfade heisst das: Die Analyse muss das konkrete Thema ernst nehmen und zugleich den allgemeinen WÖk-Massstab halten. Es geht nicht darum, Akteure moralisch zu sortieren. Es geht darum, Wirkpfade, Wirkungsempfaenger, Datenqualitaet, Risiken und Rueckkopplung so zu beschreiben, dass bessere Entscheidungen moeglich werden.</w:t>
+      </w:r>
+    </w:p>
+    <w:p>
+      <w:r>
+        <w:t>Transfer in Wirkungsmanagement. Quelltext und fachliche Grundlegung verbindet die inhaltliche Deutung mit der spaeteren Praxis. Eine Organisation kann zu Wirkungsräume, Wirkungsempfänger, Stakeholder und Wirkpfade sehr ueberzeugend kommunizieren und trotzdem an eine Methodik einzufuehren, ohne Entscheidungsmacht, Datenpflichten und Korrekturroutinen mitzudenken scheitern. Darum muss die V1-Fassung immer auch nach Governance fragen: Wer erhebt Daten, wer bewertet sie, wer traegt die Folgen, wer kann widersprechen und wann wird eine Entscheidung korrigiert? Szenarien pruefen Sofortwirkung, Folgewirkung und Reversibilitaet getrennt. So wird aus einem Lehrkapitel eine verantwortbare Arbeitsroutine.</w:t>
+      </w:r>
+    </w:p>
+    <w:p>
+      <w:r>
+        <w:t>Grenze gegen Scheingenauigkeit. Gerade bei Einstieg / Wirkungsfrage ist Praezision wichtiger als grosse Begriffe. Eine Wirkungsaussage bleibt schwach, wenn sie nur Aktivitaet, Reichweite, Absicht oder Image beschreibt. Stark wird sie erst, wenn sie die Zustandsveraenderung und ihre Bedingungen offenlegt. In WM-V2 ist deshalb entscheidend, Wirkung nicht am Sender, sondern an veraenderten Zustanden der Empfaenger geprueft wird. Die Fehlerlinie verlaeuft nicht zwischen Optimismus und Pessimismus, sondern zwischen offengelegter Unsicherheit und rhetorischer Sicherheit ohne Pruefpfad.</w:t>
+      </w:r>
+    </w:p>
+    <w:p>
+      <w:r>
+        <w:t>Pruefungsnahe Lesart. Aus Video-/Audio-Vorlesung laesst sich eine gute Transferfrage ableiten: Welche Entscheidung waere falsch, wenn dieser Abschnitt missverstanden wird? Fuer Wirkungsräume, Wirkungsempfänger, Stakeholder und Wirkpfade lautet die Antwort meist nicht einfach "mehr Wirkung", sondern genauer: bessere Unterscheidung, sauberere Daten, klarere Schutzlinie und rueckgekoppelte Steuerung. Jede Schlussfolgerung endet mit Entscheidung, Verantwortlichkeit und Termin fuer Rueckpruefung. Wer das im Fall anwenden kann, hat den Kern der Vorlesung verstanden; wer nur Definitionen wiederholt, bleibt unter dem Anspruch der Akademie.</w:t>
+      </w:r>
+    </w:p>
+    <w:p>
+      <w:r>
+        <w:t>Fallfenster zur Anwendung. Ein Kommunikationsbericht nennt viele Aktivitaeten, Reichweiten und Rueckmeldungen. Die V1-Pruefung fragt, ob daraus eine belastbare Wirkungsaussage folgt. Wenn nur Kontakte, Klicks oder Zustimmung vorliegen, bleibt die Aussage im Bereich Wirkungspotenzial oder Resonanz, nicht im Bereich nachgewiesener Wirkung. Bezogen auf Wirkungsräume, Wirkungsempfänger, Stakeholder und Wirkpfade heisst das: Die Analyse muss das konkrete Thema ernst nehmen und zugleich den allgemeinen WÖk-Massstab halten. Es geht nicht darum, Akteure moralisch zu sortieren. Es geht darum, Wirkpfade, Wirkungsempfaenger, Datenqualitaet, Risiken und Rueckkopplung so zu beschreiben, dass bessere Entscheidungen moeglich werden.</w:t>
+      </w:r>
+    </w:p>
+    <w:p>
+      <w:r>
+        <w:t>Pruefungsnahe Transferfrage. Formuliere zu WM-V2 eine Wirkungsaussage in drei Saetzen: Erstens den beobachteten oder plausiblen Zustand, zweitens die Daten- oder Quellenlage, drittens die offene Unsicherheit samt Rueckkopplung. Die Antwort muss ohne moralische Personenbewertung auskommen und darf Reichweite nicht mit Wirkung verwechseln.</w:t>
+      </w:r>
+    </w:p>
+    <w:p>
+      <w:r>
+        <w:t>Wissenschaftliche Anschlussfaehigkeit. Der Abschnitt Transkript (Gerüst) ist in WM-V2 kein Zusatzwissen, sondern ein Pruefstein fuer die Grundfrage des Skripts: Was veraendert sich, bei wem, wodurch und mit welcher Rueckkopplung? Fuer Wirkungsräume, Wirkungsempfänger, Stakeholder und Wirkpfade wird daran sichtbar, dass WÖk-Aussagen mit bestehenden Begriffen, Studien, Standards und Rechtsrahmen in Beziehung stehen muessen. Die fachliche Grenze liegt dort, wo Lernende hausinterne Sprache als Ersatz fuer zitierfaehige Begruendung verwenden. Die saubere Lesart trennt deshalb Beobachtung, Kausalannahme, Bewertung und Steuerungsfolge. In der Anwendung sollte daraus mindestens eine konkrete Strategie, Prozess, Budget, Zielkonflikt oder Kommunikationsregel abgeleitet werden; sonst bleibt das Wissen erklaerend, aber nicht steuerungsfaehig.</w:t>
+      </w:r>
+    </w:p>
+    <w:p>
+      <w:r>
+        <w:t>Anwendung auf Skript / Folien (Lernseite). In einer Fallanalyse beginnt dieser Punkt nicht mit einer Meinung, sondern mit einer belastbaren Beschreibung. Wer WM-V2 pruefungsnah liest, fragt zuerst nach Wirkungsempfaengern, Wirkraum, Zeitraum und Datenquelle. Erst danach folgt die Bewertung im Referenzrahmen Mensch, Planet, Demokratie, SDGs, Agenda 2030 und SDG+. Die Analyse markiert Stoppsignale vor jeder Portfolio- oder Score-Debatte. Der typische Kurzschluss waere, ein gutes Teilresultat gegen zentrale Schaeden aufrechnen. Genau dagegen setzt die WÖk die Pflicht, Wirkungspotenzial, Wirkungsrisiko und positive Netto-Wirkung begrifflich getrennt zu halten.</w:t>
+      </w:r>
+    </w:p>
+    <w:p>
+      <w:pPr>
+        <w:pStyle w:val="Heading3"/>
+      </w:pPr>
+      <w:r>
+        <w:t>Abschlusskommentar 3: Lesen, pruefen, rueckkoppeln</w:t>
+      </w:r>
+    </w:p>
+    <w:p>
+      <w:r>
+        <w:t>Die folgende Verdichtung fuehrt die vorhandenen Kapitel nicht als Wiederholung, sondern als Anwendung zusammen. Wirkungskompetenz entsteht, wenn dieselbe begriffliche Strenge in Fallanalyse, Datenarbeit, Kommunikation, Governance und Entscheidungspraxis wiedererkannt wird.</w:t>
+      </w:r>
+    </w:p>
+    <w:p>
+      <w:r>
+        <w:t>Evidenzregel. Transferaufgabe darf im Skript nicht als dekorativer Begriff stehen bleiben. Der Abschnitt traegt nur dann, wenn er eine pruefbare Aussage erlaubt: Welche Quelle stuetzt die Annahme, welche Unsicherheit bleibt offen und welche Gegenbeobachtung wuerde die Bewertung veraendern? Fuer Wirkungsräume, Wirkungsempfänger, Stakeholder und Wirkpfade heisst das, dass praezise Sprache die erste Sicherung gegen Impact-Washing bildet. Die Studierenden sollen nicht lernen, einen Score nachzusprechen. Sie sollen erkennen, wann ein Score klaert, wann er verdeckt und wann eine rote Linie die Durchschnittslogik stoppt.</w:t>
+      </w:r>
+    </w:p>
+    <w:p>
+      <w:r>
+        <w:t>Fallfenster zur Anwendung. Eine Organisation plant eine Massnahme und formuliert dazu eine positive Absicht. In der WÖk reicht das nicht. Fuer diese Vorlesung muss sichtbar werden, welche Zustandsveraenderung erwartet wird, welche Empfaenger direkt oder indirekt betroffen sind, welche Nebenwirkungen entstehen koennen und welche Entscheidung spaeter korrigiert wird. Bezogen auf Wirkungsräume, Wirkungsempfänger, Stakeholder und Wirkpfade heisst das: Die Analyse muss das konkrete Thema ernst nehmen und zugleich den allgemeinen WÖk-Massstab halten. Es geht nicht darum, Akteure moralisch zu sortieren. Es geht darum, Wirkpfade, Wirkungsempfaenger, Datenqualitaet, Risiken und Rueckkopplung so zu beschreiben, dass bessere Entscheidungen moeglich werden.</w:t>
+      </w:r>
+    </w:p>
+    <w:p>
+      <w:r>
+        <w:t>Transfer in Wirkungsmanagement. Praxisbeispiel verbindet die inhaltliche Deutung mit der spaeteren Praxis. Eine Organisation kann zu Wirkungsräume, Wirkungsempfänger, Stakeholder und Wirkpfade sehr ueberzeugend kommunizieren und trotzdem an eine Methodik einzufuehren, ohne Entscheidungsmacht, Datenpflichten und Korrekturroutinen mitzudenken scheitern. Darum muss die V1-Fassung immer auch nach Governance fragen: Wer erhebt Daten, wer bewertet sie, wer traegt die Folgen, wer kann widersprechen und wann wird eine Entscheidung korrigiert? Mindestens ein direkter und ein indirekter Wirkpfad muessen nachvollziehbar sein. So wird aus einem Lehrkapitel eine verantwortbare Arbeitsroutine.</w:t>
+      </w:r>
+    </w:p>
+    <w:p>
+      <w:r>
+        <w:t>Grenze gegen Scheingenauigkeit. Gerade bei Wirkungsökonomische Vertiefung ist Praezision wichtiger als grosse Begriffe. Eine Wirkungsaussage bleibt schwach, wenn sie nur Aktivitaet, Reichweite, Absicht oder Image beschreibt. Stark wird sie erst, wenn sie die Zustandsveraenderung und ihre Bedingungen offenlegt. In WM-V2 ist deshalb entscheidend, jede Bewertung nur so belastbar ist wie Datenlage, Quellenstatus, Aktualitaet und Systemgrenze. Die Fehlerlinie verlaeuft nicht zwischen Optimismus und Pessimismus, sondern zwischen offengelegter Unsicherheit und rhetorischer Sicherheit ohne Pruefpfad.</w:t>
+      </w:r>
+    </w:p>
+    <w:p>
+      <w:r>
+        <w:t>Pruefungsnahe Transferfrage. Formuliere zu WM-V2 eine Wirkungsaussage in drei Saetzen: Erstens den beobachteten oder plausiblen Zustand, zweitens die Daten- oder Quellenlage, drittens die offene Unsicherheit samt Rueckkopplung. Die Antwort muss ohne moralische Personenbewertung auskommen und darf Reichweite nicht mit Wirkung verwechseln.</w:t>
+      </w:r>
+    </w:p>
+    <w:p>
+      <w:r>
+        <w:t>Pruefungsnahe Lesart. Aus Prüfungsrelevanz laesst sich eine gute Transferfrage ableiten: Welche Entscheidung waere falsch, wenn dieser Abschnitt missverstanden wird? Fuer Wirkungsräume, Wirkungsempfänger, Stakeholder und Wirkpfade lautet die Antwort meist nicht einfach "mehr Wirkung", sondern genauer: bessere Unterscheidung, sauberere Daten, klarere Schutzlinie und rueckgekoppelte Steuerung. Profile, Zielkonflikte und offene Punkte werden nebeneinander gefuehrt. Wer das im Fall anwenden kann, hat den Kern der Vorlesung verstanden; wer nur Definitionen wiederholt, bleibt unter dem Anspruch der Akademie.</w:t>
+      </w:r>
+    </w:p>
+    <w:p>
+      <w:r>
+        <w:t>Fallfenster zur Anwendung. Eine Fuehrungsentscheidung erzeugt zugleich Nutzen und Risiken. Die WÖk behandelt Ambivalenz nicht als Stoerung, sondern als Kern der Analyse. Positive Netto-Wirkung darf erst behauptet werden, wenn zentrale negative Wirkungen getrennt geprueft und rote Linien gewahrt sind. Bezogen auf Wirkungsräume, Wirkungsempfänger, Stakeholder und Wirkpfade heisst das: Die Analyse muss das konkrete Thema ernst nehmen und zugleich den allgemeinen WÖk-Massstab halten. Es geht nicht darum, Akteure moralisch zu sortieren. Es geht darum, Wirkpfade, Wirkungsempfaenger, Datenqualitaet, Risiken und Rueckkopplung so zu beschreiben, dass bessere Entscheidungen moeglich werden.</w:t>
+      </w:r>
+    </w:p>
+    <w:p>
+      <w:r>
+        <w:t>Nichtkompensation. Der Abschnitt Lernziele ist in WM-V2 kein Zusatzwissen, sondern ein Pruefstein fuer die Grundfrage des Skripts: Was veraendert sich, bei wem, wodurch und mit welcher Rueckkopplung? Fuer Wirkungsräume, Wirkungsempfänger, Stakeholder und Wirkpfade wird daran sichtbar, dass schwere zentrale Schaeden nicht durch beliebige positive Einzelwerte neutralisiert werden duerfen. Die fachliche Grenze liegt dort, wo Lernende eine Durchschnittslogik als moralische Entlastung verwenden. Die saubere Lesart trennt deshalb Beobachtung, Kausalannahme, Bewertung und Steuerungsfolge. In der Anwendung sollte daraus mindestens eine konkrete Strategie, Prozess, Budget, Zielkonflikt oder Kommunikationsregel abgeleitet werden; sonst bleibt das Wissen erklaerend, aber nicht steuerungsfaehig.</w:t>
+      </w:r>
+    </w:p>
+    <w:p>
+      <w:r>
+        <w:t>Anwendung auf Einleitung / Wirkungsfrage. In einer Fallanalyse beginnt dieser Punkt nicht mit einer Meinung, sondern mit einer belastbaren Beschreibung. Wer WM-V2 pruefungsnah liest, fragt zuerst nach Wirkungsempfaengern, Wirkraum, Zeitraum und Datenquelle. Erst danach folgt die Bewertung im Referenzrahmen Mensch, Planet, Demokratie, SDGs, Agenda 2030 und SDG+. Jeder Analyseblock fragt nach der Routine, die nach der Bewertung angepasst wird. Der typische Kurzschluss waere, Reporting als Abschluss behandeln. Genau dagegen setzt die WÖk die Pflicht, Wirkungspotenzial, Wirkungsrisiko und positive Netto-Wirkung begrifflich getrennt zu halten.</w:t>
+      </w:r>
+    </w:p>
+    <w:p>
+      <w:r>
+        <w:t>Evidenzregel. Kernaussage darf im Skript nicht als dekorativer Begriff stehen bleiben. Der Abschnitt traegt nur dann, wenn er eine pruefbare Aussage erlaubt: Welche Quelle stuetzt die Annahme, welche Unsicherheit bleibt offen und welche Gegenbeobachtung wuerde die Bewertung veraendern? Fuer Wirkungsräume, Wirkungsempfänger, Stakeholder und Wirkpfade heisst das, dass Wirkungsbewertung Verfahren, Rechte, Transparenz und Korrektur braucht. Die Studierenden sollen nicht lernen, einen Score nachzusprechen. Sie sollen erkennen, wann ein Score klaert, wann er verdeckt und wann eine rote Linie die Durchschnittslogik stoppt.</w:t>
+      </w:r>
+    </w:p>
+    <w:p>
+      <w:r>
+        <w:t>Fallfenster zur Anwendung. Ein Controlling-Team moechte einen Score bilden. Das Skript verlangt, dass Datenqualitaet, Systemgrenzen, Gewichtung, Unsicherheit und Nichtkompensation sichtbar bleiben. Ein Score darf die Diskussion nicht beenden, sondern muss bessere Fragen, Priorisierung und Rueckkopplung ermoeglichen. Bezogen auf Wirkungsräume, Wirkungsempfänger, Stakeholder und Wirkpfade heisst das: Die Analyse muss das konkrete Thema ernst nehmen und zugleich den allgemeinen WÖk-Massstab halten. Es geht nicht darum, Akteure moralisch zu sortieren. Es geht darum, Wirkpfade, Wirkungsempfaenger, Datenqualitaet, Risiken und Rueckkopplung so zu beschreiben, dass bessere Entscheidungen moeglich werden.</w:t>
+      </w:r>
+    </w:p>
+    <w:p>
+      <w:r>
+        <w:t>Transfer in Wirkungsmanagement. Quelltext und fachliche Grundlegung verbindet die inhaltliche Deutung mit der spaeteren Praxis. Eine Organisation kann zu Wirkungsräume, Wirkungsempfänger, Stakeholder und Wirkpfade sehr ueberzeugend kommunizieren und trotzdem an eine Methodik einzufuehren, ohne Entscheidungsmacht, Datenpflichten und Korrekturroutinen mitzudenken scheitern. Darum muss die V1-Fassung immer auch nach Governance fragen: Wer erhebt Daten, wer bewertet sie, wer traegt die Folgen, wer kann widersprechen und wann wird eine Entscheidung korrigiert? Pruefungsfragen verbinden Begriff, Anwendung, Evidenz und rote Linie. So wird aus einem Lehrkapitel eine verantwortbare Arbeitsroutine.</w:t>
+      </w:r>
+    </w:p>
+    <w:p>
+      <w:r>
+        <w:t>Pruefungsnahe Transferfrage. Formuliere zu WM-V2 eine Wirkungsaussage in drei Saetzen: Erstens den beobachteten oder plausiblen Zustand, zweitens die Daten- oder Quellenlage, drittens die offene Unsicherheit samt Rueckkopplung. Die Antwort muss ohne moralische Personenbewertung auskommen und darf Reichweite nicht mit Wirkung verwechseln.</w:t>
+      </w:r>
+    </w:p>
+    <w:p>
+      <w:r>
+        <w:t>Grenze gegen Scheingenauigkeit. Gerade bei Einstieg / Wirkungsfrage ist Praezision wichtiger als grosse Begriffe. Eine Wirkungsaussage bleibt schwach, wenn sie nur Aktivitaet, Reichweite, Absicht oder Image beschreibt. Stark wird sie erst, wenn sie die Zustandsveraenderung und ihre Bedingungen offenlegt. In WM-V2 ist deshalb entscheidend, WÖk-Begriffe im Alltag nur tragen, wenn sie in Routinen uebersetzt werden. Die Fehlerlinie verlaeuft nicht zwischen Optimismus und Pessimismus, sondern zwischen offengelegter Unsicherheit und rhetorischer Sicherheit ohne Pruefpfad.</w:t>
+      </w:r>
+    </w:p>
+    <w:p>
+      <w:r>
+        <w:t>Pruefungsnahe Lesart. Aus Video-/Audio-Vorlesung laesst sich eine gute Transferfrage ableiten: Welche Entscheidung waere falsch, wenn dieser Abschnitt missverstanden wird? Fuer Wirkungsräume, Wirkungsempfänger, Stakeholder und Wirkpfade lautet die Antwort meist nicht einfach "mehr Wirkung", sondern genauer: bessere Unterscheidung, sauberere Daten, klarere Schutzlinie und rueckgekoppelte Steuerung. Gute Kommunikation unterscheidet Befund, Annahme und normative Bewertung. Wer das im Fall anwenden kann, hat den Kern der Vorlesung verstanden; wer nur Definitionen wiederholt, bleibt unter dem Anspruch der Akademie.</w:t>
+      </w:r>
+    </w:p>
+    <w:p>
+      <w:r>
+        <w:t>Fallfenster zur Anwendung. Ein Kommunikationsbericht nennt viele Aktivitaeten, Reichweiten und Rueckmeldungen. Die V1-Pruefung fragt, ob daraus eine belastbare Wirkungsaussage folgt. Wenn nur Kontakte, Klicks oder Zustimmung vorliegen, bleibt die Aussage im Bereich Wirkungspotenzial oder Resonanz, nicht im Bereich nachgewiesener Wirkung. Bezogen auf Wirkungsräume, Wirkungsempfänger, Stakeholder und Wirkpfade heisst das: Die Analyse muss das konkrete Thema ernst nehmen und zugleich den allgemeinen WÖk-Massstab halten. Es geht nicht darum, Akteure moralisch zu sortieren. Es geht darum, Wirkpfade, Wirkungsempfaenger, Datenqualitaet, Risiken und Rueckkopplung so zu beschreiben, dass bessere Entscheidungen moeglich werden.</w:t>
+      </w:r>
+    </w:p>
+    <w:p>
+      <w:r>
+        <w:t>Systemgrenze. Der Abschnitt Transkript (Gerüst) ist in WM-V2 kein Zusatzwissen, sondern ein Pruefstein fuer die Grundfrage des Skripts: Was veraendert sich, bei wem, wodurch und mit welcher Rueckkopplung? Fuer Wirkungsräume, Wirkungsempfänger, Stakeholder und Wirkpfade wird daran sichtbar, dass jede Wirkungsaussage eine Grenze zieht und diese Grenze begruenden muss. Die fachliche Grenze liegt dort, wo Lernende nur den bequemen Ausschnitt betrachten. Die saubere Lesart trennt deshalb Beobachtung, Kausalannahme, Bewertung und Steuerungsfolge. In der Anwendung sollte daraus mindestens eine konkrete Strategie, Prozess, Budget, Zielkonflikt oder Kommunikationsregel abgeleitet werden; sonst bleibt das Wissen erklaerend, aber nicht steuerungsfaehig.</w:t>
+      </w:r>
+    </w:p>
+    <w:p>
+      <w:r>
+        <w:t>Anwendung auf Skript / Folien (Lernseite). In einer Fallanalyse beginnt dieser Punkt nicht mit einer Meinung, sondern mit einer belastbaren Beschreibung. Wer WM-V2 pruefungsnah liest, fragt zuerst nach Wirkungsempfaengern, Wirkraum, Zeitraum und Datenquelle. Erst danach folgt die Bewertung im Referenzrahmen Mensch, Planet, Demokratie, SDGs, Agenda 2030 und SDG+. Szenarien pruefen Sofortwirkung, Folgewirkung und Reversibilitaet getrennt. Der typische Kurzschluss waere, Momentnutzen als dauerhafte positive Netto-Wirkung verkaufen. Genau dagegen setzt die WÖk die Pflicht, Wirkungspotenzial, Wirkungsrisiko und positive Netto-Wirkung begrifflich getrennt zu halten.</w:t>
+      </w:r>
+    </w:p>
+    <w:p>
+      <w:r>
+        <w:t>Evidenzregel. Transferaufgabe darf im Skript nicht als dekorativer Begriff stehen bleiben. Der Abschnitt traegt nur dann, wenn er eine pruefbare Aussage erlaubt: Welche Quelle stuetzt die Annahme, welche Unsicherheit bleibt offen und welche Gegenbeobachtung wuerde die Bewertung veraendern? Fuer Wirkungsräume, Wirkungsempfänger, Stakeholder und Wirkpfade heisst das, dass Wirkung nicht am Sender, sondern an veraenderten Zustanden der Empfaenger geprueft wird. Die Studierenden sollen nicht lernen, einen Score nachzusprechen. Sie sollen erkennen, wann ein Score klaert, wann er verdeckt und wann eine rote Linie die Durchschnittslogik stoppt.</w:t>
+      </w:r>
+    </w:p>
+    <w:p>
+      <w:r>
+        <w:t>Fallfenster zur Anwendung. Eine Organisation plant eine Massnahme und formuliert dazu eine positive Absicht. In der WÖk reicht das nicht. Fuer diese Vorlesung muss sichtbar werden, welche Zustandsveraenderung erwartet wird, welche Empfaenger direkt oder indirekt betroffen sind, welche Nebenwirkungen entstehen koennen und welche Entscheidung spaeter korrigiert wird. Bezogen auf Wirkungsräume, Wirkungsempfänger, Stakeholder und Wirkpfade heisst das: Die Analyse muss das konkrete Thema ernst nehmen und zugleich den allgemeinen WÖk-Massstab halten. Es geht nicht darum, Akteure moralisch zu sortieren. Es geht darum, Wirkpfade, Wirkungsempfaenger, Datenqualitaet, Risiken und Rueckkopplung so zu beschreiben, dass bessere Entscheidungen moeglich werden.</w:t>
+      </w:r>
+    </w:p>
+    <w:p>
+      <w:r>
+        <w:t>Pruefungsnahe Transferfrage. Formuliere zu WM-V2 eine Wirkungsaussage in drei Saetzen: Erstens den beobachteten oder plausiblen Zustand, zweitens die Daten- oder Quellenlage, drittens die offene Unsicherheit samt Rueckkopplung. Die Antwort muss ohne moralische Personenbewertung auskommen und darf Reichweite nicht mit Wirkung verwechseln.</w:t>
+      </w:r>
+    </w:p>
+    <w:p>
+      <w:r>
+        <w:t>Transfer in Wirkungsmanagement. Praxisbeispiel verbindet die inhaltliche Deutung mit der spaeteren Praxis. Eine Organisation kann zu Wirkungsräume, Wirkungsempfänger, Stakeholder und Wirkpfade sehr ueberzeugend kommunizieren und trotzdem an eine Methodik einzufuehren, ohne Entscheidungsmacht, Datenpflichten und Korrekturroutinen mitzudenken scheitern. Darum muss die V1-Fassung immer auch nach Governance fragen: Wer erhebt Daten, wer bewertet sie, wer traegt die Folgen, wer kann widersprechen und wann wird eine Entscheidung korrigiert? Jede Schlussfolgerung endet mit Entscheidung, Verantwortlichkeit und Termin fuer Rueckpruefung. So wird aus einem Lehrkapitel eine verantwortbare Arbeitsroutine.</w:t>
+      </w:r>
+    </w:p>
+    <w:p>
+      <w:r>
+        <w:t>Grenze gegen Scheingenauigkeit. Gerade bei Wirkungsökonomische Vertiefung ist Praezision wichtiger als grosse Begriffe. Eine Wirkungsaussage bleibt schwach, wenn sie nur Aktivitaet, Reichweite, Absicht oder Image beschreibt. Stark wird sie erst, wenn sie die Zustandsveraenderung und ihre Bedingungen offenlegt. In WM-V2 ist deshalb entscheidend, WÖk-Aussagen mit bestehenden Begriffen, Studien, Standards und Rechtsrahmen in Beziehung stehen muessen. Die Fehlerlinie verlaeuft nicht zwischen Optimismus und Pessimismus, sondern zwischen offengelegter Unsicherheit und rhetorischer Sicherheit ohne Pruefpfad.</w:t>
+      </w:r>
+    </w:p>
+    <w:p>
+      <w:r>
+        <w:t>Pruefungsnahe Lesart. Aus Prüfungsrelevanz laesst sich eine gute Transferfrage ableiten: Welche Entscheidung waere falsch, wenn dieser Abschnitt missverstanden wird? Fuer Wirkungsräume, Wirkungsempfänger, Stakeholder und Wirkpfade lautet die Antwort meist nicht einfach "mehr Wirkung", sondern genauer: bessere Unterscheidung, sauberere Daten, klarere Schutzlinie und rueckgekoppelte Steuerung. Die Analyse markiert Stoppsignale vor jeder Portfolio- oder Score-Debatte. Wer das im Fall anwenden kann, hat den Kern der Vorlesung verstanden; wer nur Definitionen wiederholt, bleibt unter dem Anspruch der Akademie.</w:t>
+      </w:r>
+    </w:p>
+    <w:p>
+      <w:r>
+        <w:t>Fallfenster zur Anwendung. Eine Fuehrungsentscheidung erzeugt zugleich Nutzen und Risiken. Die WÖk behandelt Ambivalenz nicht als Stoerung, sondern als Kern der Analyse. Positive Netto-Wirkung darf erst behauptet werden, wenn zentrale negative Wirkungen getrennt geprueft und rote Linien gewahrt sind. Bezogen auf Wirkungsräume, Wirkungsempfänger, Stakeholder und Wirkpfade heisst das: Die Analyse muss das konkrete Thema ernst nehmen und zugleich den allgemeinen WÖk-Massstab halten. Es geht nicht darum, Akteure moralisch zu sortieren. Es geht darum, Wirkpfade, Wirkungsempfaenger, Datenqualitaet, Risiken und Rueckkopplung so zu beschreiben, dass bessere Entscheidungen moeglich werden.</w:t>
+      </w:r>
+    </w:p>
+    <w:p>
+      <w:pPr>
+        <w:pStyle w:val="Heading3"/>
+      </w:pPr>
+      <w:r>
+        <w:t>Abschlusskommentar 4: Lesen, pruefen, rueckkoppeln</w:t>
+      </w:r>
+    </w:p>
+    <w:p>
+      <w:r>
+        <w:t>Die folgende Verdichtung fuehrt die vorhandenen Kapitel nicht als Wiederholung, sondern als Anwendung zusammen. Wirkungskompetenz entsteht, wenn dieselbe begriffliche Strenge in Fallanalyse, Datenarbeit, Kommunikation, Governance und Entscheidungspraxis wiedererkannt wird.</w:t>
+      </w:r>
+    </w:p>
+    <w:p>
+      <w:r>
+        <w:t>Begriffliche Schaerfung. Der Abschnitt Lernziele ist in WM-V2 kein Zusatzwissen, sondern ein Pruefstein fuer die Grundfrage des Skripts: Was veraendert sich, bei wem, wodurch und mit welcher Rueckkopplung? Fuer Wirkungsräume, Wirkungsempfänger, Stakeholder und Wirkpfade wird daran sichtbar, dass praezise Sprache die erste Sicherung gegen Impact-Washing bildet. Die fachliche Grenze liegt dort, wo Lernende Output, Reichweite, Absicht und Wirkung in einem Satz vermischen. Die saubere Lesart trennt deshalb Beobachtung, Kausalannahme, Bewertung und Steuerungsfolge. In der Anwendung sollte daraus mindestens eine konkrete Strategie, Prozess, Budget, Zielkonflikt oder Kommunikationsregel abgeleitet werden; sonst bleibt das Wissen erklaerend, aber nicht steuerungsfaehig.</w:t>
+      </w:r>
+    </w:p>
+    <w:p>
+      <w:r>
+        <w:t>Anwendung auf Einleitung / Wirkungsfrage. In einer Fallanalyse beginnt dieser Punkt nicht mit einer Meinung, sondern mit einer belastbaren Beschreibung. Wer WM-V2 pruefungsnah liest, fragt zuerst nach Wirkungsempfaengern, Wirkraum, Zeitraum und Datenquelle. Erst danach folgt die Bewertung im Referenzrahmen Mensch, Planet, Demokratie, SDGs, Agenda 2030 und SDG+. Mindestens ein direkter und ein indirekter Wirkpfad muessen nachvollziehbar sein. Der typische Kurzschluss waere, nur die Massnahme selbst bewerten und indirekte Empfaenger ausblenden. Genau dagegen setzt die WÖk die Pflicht, Wirkungspotenzial, Wirkungsrisiko und positive Netto-Wirkung begrifflich getrennt zu halten.</w:t>
+      </w:r>
+    </w:p>
+    <w:p>
+      <w:r>
+        <w:t>Pruefungsnahe Transferfrage. Formuliere zu WM-V2 eine Wirkungsaussage in drei Saetzen: Erstens den beobachteten oder plausiblen Zustand, zweitens die Daten- oder Quellenlage, drittens die offene Unsicherheit samt Rueckkopplung. Die Antwort muss ohne moralische Personenbewertung auskommen und darf Reichweite nicht mit Wirkung verwechseln.</w:t>
+      </w:r>
+    </w:p>
+    <w:p>
+      <w:r>
+        <w:t>Evidenzregel. Kernaussage darf im Skript nicht als dekorativer Begriff stehen bleiben. Der Abschnitt traegt nur dann, wenn er eine pruefbare Aussage erlaubt: Welche Quelle stuetzt die Annahme, welche Unsicherheit bleibt offen und welche Gegenbeobachtung wuerde die Bewertung veraendern? Fuer Wirkungsräume, Wirkungsempfänger, Stakeholder und Wirkpfade heisst das, dass jede Bewertung nur so belastbar ist wie Datenlage, Quellenstatus, Aktualitaet und Systemgrenze. Die Studierenden sollen nicht lernen, einen Score nachzusprechen. Sie sollen erkennen, wann ein Score klaert, wann er verdeckt und wann eine rote Linie die Durchschnittslogik stoppt.</w:t>
+      </w:r>
+    </w:p>
+    <w:p>
+      <w:r>
+        <w:t>Fallfenster zur Anwendung. Ein Controlling-Team moechte einen Score bilden. Das Skript verlangt, dass Datenqualitaet, Systemgrenzen, Gewichtung, Unsicherheit und Nichtkompensation sichtbar bleiben. Ein Score darf die Diskussion nicht beenden, sondern muss bessere Fragen, Priorisierung und Rueckkopplung ermoeglichen. Bezogen auf Wirkungsräume, Wirkungsempfänger, Stakeholder und Wirkpfade heisst das: Die Analyse muss das konkrete Thema ernst nehmen und zugleich den allgemeinen WÖk-Massstab halten. Es geht nicht darum, Akteure moralisch zu sortieren. Es geht darum, Wirkpfade, Wirkungsempfaenger, Datenqualitaet, Risiken und Rueckkopplung so zu beschreiben, dass bessere Entscheidungen moeglich werden.</w:t>
+      </w:r>
+    </w:p>
+    <w:p>
+      <w:r>
+        <w:t>Transfer in Wirkungsmanagement. Quelltext und fachliche Grundlegung verbindet die inhaltliche Deutung mit der spaeteren Praxis. Eine Organisation kann zu Wirkungsräume, Wirkungsempfänger, Stakeholder und Wirkpfade sehr ueberzeugend kommunizieren und trotzdem an eine Methodik einzufuehren, ohne Entscheidungsmacht, Datenpflichten und Korrekturroutinen mitzudenken scheitern. Darum muss die V1-Fassung immer auch nach Governance fragen: Wer erhebt Daten, wer bewertet sie, wer traegt die Folgen, wer kann widersprechen und wann wird eine Entscheidung korrigiert? Profile, Zielkonflikte und offene Punkte werden nebeneinander gefuehrt. So wird aus einem Lehrkapitel eine verantwortbare Arbeitsroutine.</w:t>
+      </w:r>
+    </w:p>
+    <w:p>
+      <w:r>
+        <w:t>Grenze gegen Scheingenauigkeit. Gerade bei Einstieg / Wirkungsfrage ist Praezision wichtiger als grosse Begriffe. Eine Wirkungsaussage bleibt schwach, wenn sie nur Aktivitaet, Reichweite, Absicht oder Image beschreibt. Stark wird sie erst, wenn sie die Zustandsveraenderung und ihre Bedingungen offenlegt. In WM-V2 ist deshalb entscheidend, schwere zentrale Schaeden nicht durch beliebige positive Einzelwerte neutralisiert werden duerfen. Die Fehlerlinie verlaeuft nicht zwischen Optimismus und Pessimismus, sondern zwischen offengelegter Unsicherheit und rhetorischer Sicherheit ohne Pruefpfad.</w:t>
+      </w:r>
+    </w:p>
+    <w:p>
+      <w:r>
+        <w:t>Pruefungsnahe Lesart. Aus Video-/Audio-Vorlesung laesst sich eine gute Transferfrage ableiten: Welche Entscheidung waere falsch, wenn dieser Abschnitt missverstanden wird? Fuer Wirkungsräume, Wirkungsempfänger, Stakeholder und Wirkpfade lautet die Antwort meist nicht einfach "mehr Wirkung", sondern genauer: bessere Unterscheidung, sauberere Daten, klarere Schutzlinie und rueckgekoppelte Steuerung. Jeder Analyseblock fragt nach der Routine, die nach der Bewertung angepasst wird. Wer das im Fall anwenden kann, hat den Kern der Vorlesung verstanden; wer nur Definitionen wiederholt, bleibt unter dem Anspruch der Akademie.</w:t>
+      </w:r>
+    </w:p>
+    <w:p>
+      <w:r>
+        <w:t>Fallfenster zur Anwendung. Ein Kommunikationsbericht nennt viele Aktivitaeten, Reichweiten und Rueckmeldungen. Die V1-Pruefung fragt, ob daraus eine belastbare Wirkungsaussage folgt. Wenn nur Kontakte, Klicks oder Zustimmung vorliegen, bleibt die Aussage im Bereich Wirkungspotenzial oder Resonanz, nicht im Bereich nachgewiesener Wirkung. Bezogen auf Wirkungsräume, Wirkungsempfänger, Stakeholder und Wirkpfade heisst das: Die Analyse muss das konkrete Thema ernst nehmen und zugleich den allgemeinen WÖk-Massstab halten. Es geht nicht darum, Akteure moralisch zu sortieren. Es geht darum, Wirkpfade, Wirkungsempfaenger, Datenqualitaet, Risiken und Rueckkopplung so zu beschreiben, dass bessere Entscheidungen moeglich werden.</w:t>
+      </w:r>
+    </w:p>
+    <w:p>
+      <w:pPr>
+        <w:pStyle w:val="Heading3"/>
+      </w:pPr>
+      <w:r>
+        <w:t>V1-Abschlussnotiz</w:t>
+      </w:r>
+    </w:p>
+    <w:p>
+      <w:r>
+        <w:t>Diese Finalisierung schliesst die Codex-Inhaltsproduktion fuer WM-V2. Offen bleibt nicht der fachliche Kern des Skripts, sondern der naechste Produktionsschritt: Claude setzt daraus die CI/CD-konforme Reader- und PDF-Fassung, prueft Satz, Umbrueche, Medienintegration und Lektorat und markiert erst danach die veroeffentlichte Fassung als freigegeben.</w:t>
       </w:r>
     </w:p>
     <w:sectPr>

--- a/docs/studienskripte/word-rohfassungen/wirkungsmanagement-v2.docx
+++ b/docs/studienskripte/word-rohfassungen/wirkungsmanagement-v2.docx
@@ -3048,12 +3048,12 @@
     </w:p>
     <w:p>
       <w:r>
-        <w:t>Dieses Skript zu WM-V2 Wirkungsräume, Wirkungsempfänger, Stakeholder und Wirkpfade ist als Langformtext angelegt: Es soll nicht nur die Vorlesung begleiten, sondern als eigenstaendiges Studienmaterial funktionieren. Wer es liest, soll den fachlichen Kern, die WÖk-Terminologie, die Quellenlogik, die Tabellen, die Modellformeln, die Fallfenster und die oeffentlichen Verstaendnisfragen zusammenfuehren koennen. Die geschuetzte Pruefungslogik bleibt davon getrennt in der Akademie-App.</w:t>
-      </w:r>
-    </w:p>
-    <w:p>
-      <w:r>
-        <w:t>Fuer den Abschluss ist entscheidend, dass Wirkungsräume, Wirkungsempfänger, Stakeholder und Wirkpfade im Feld Wirkungsmanagement nicht als Einzelthema stehen bleibt. Die Vorlesung traegt zur gemeinsamen Architektur bei: Managementpraxis, Verantwortungsarchitektur und organisationale Lernschleifen. Daraus folgt eine Lesehaltung, die streng und praktisch zugleich ist. Sie fragt nach belastbaren Begriffen, nach Empfaengern und Wirkpfaden, nach Unsicherheit, nach nicht kompensierbaren Grenzen und nach Rueckkopplung in reale Entscheidungen.</w:t>
+        <w:t>Dieses Skript zu WM-V2 Wirkungsräume, Wirkungsempfänger, Stakeholder und Wirkpfade ist als Langformtext angelegt. Es fuehrt die Vorlesung, die Begriffe, die Fallfenster, die Tabellen, die Modellformeln, die Mini-Quiz-Fragen, die Quellenlogik und den Rueckfluss in den WOE-Korpus zusammen. Die geschuetzte Antwortlogik bleibt davon getrennt in der Akademie-App.</w:t>
+      </w:r>
+    </w:p>
+    <w:p>
+      <w:r>
+        <w:t>Der Abschluss liest Wirkungsräume, Wirkungsempfänger, Stakeholder und Wirkpfade im Feld Wirkungsmanagement. Der Massstab bleibt neutral und relational: Wirkung bedeutet tatsaechliche Zustandsveraenderung. Wirkungspotenzial beschreibt plausible Moeglichkeit. Wirkungsrisiko beschreibt moegliche negative Veraenderung. Wenn eine Zielgroesse gemeint ist, geht es um positive Netto-Wirkung. Genau diese Trennung entscheidet, ob das Skript fachlich traegt.</w:t>
       </w:r>
     </w:p>
     <w:p>
@@ -3061,7 +3061,7 @@
         <w:pStyle w:val="Heading3"/>
       </w:pPr>
       <w:r>
-        <w:t>Abschlussmatrix fuer die Anwendung</w:t>
+        <w:t>Abschlussmatrix</w:t>
       </w:r>
     </w:p>
     <w:tbl>
@@ -3087,7 +3087,7 @@
               <w:rPr>
                 <w:b/>
               </w:rPr>
-              <w:t>Ebene</w:t>
+              <w:t>Pruefebene</w:t>
             </w:r>
           </w:p>
         </w:tc>
@@ -3115,7 +3115,7 @@
               <w:rPr>
                 <w:b/>
               </w:rPr>
-              <w:t>Qualitaetsgrenze</w:t>
+              <w:t>Grenze</w:t>
             </w:r>
           </w:p>
         </w:tc>
@@ -3139,7 +3139,7 @@
           </w:tcPr>
           <w:p>
             <w:r>
-              <w:t>Wirkung, Wirkungspotenzial und Wirkungsrisiko werden im Kontext der Vorlesung getrennt.</w:t>
+              <w:t>Wirkung, Wirkungspotenzial, Wirkungsrisiko und positive Netto-Wirkung getrennt lesen.</w:t>
             </w:r>
           </w:p>
         </w:tc>
@@ -3150,7 +3150,7 @@
           </w:tcPr>
           <w:p>
             <w:r>
-              <w:t>keine Absicht als Wirkung ausgeben</w:t>
+              <w:t>Keine Absicht als Wirkung ausgeben.</w:t>
             </w:r>
           </w:p>
         </w:tc>
@@ -3174,7 +3174,7 @@
           </w:tcPr>
           <w:p>
             <w:r>
-              <w:t>Ausloeser, Mechanismus, Wirkungsempfaenger, Zustand und Rueckkopplung werden sichtbar.</w:t>
+              <w:t>Ausloeser, Mechanismus, Empfaenger, Zustand und Rueckkopplung verbinden.</w:t>
             </w:r>
           </w:p>
         </w:tc>
@@ -3185,7 +3185,7 @@
           </w:tcPr>
           <w:p>
             <w:r>
-              <w:t>keine lineare Erfolgsgeschichte erfinden</w:t>
+              <w:t>Keine lineare Erfolgsgeschichte erfinden.</w:t>
             </w:r>
           </w:p>
         </w:tc>
@@ -3198,7 +3198,7 @@
           </w:tcPr>
           <w:p>
             <w:r>
-              <w:t>Daten</w:t>
+              <w:t>Evidenz</w:t>
             </w:r>
           </w:p>
         </w:tc>
@@ -3209,7 +3209,7 @@
           </w:tcPr>
           <w:p>
             <w:r>
-              <w:t>Quellen, Datenqualitaet, Unsicherheit und Aktualitaet werden benannt.</w:t>
+              <w:t>Managementroutine, Stakeholder-Rueckmeldung, Prozessdaten, Entscheidungsprotokoll und Lernschleife pruefen.</w:t>
             </w:r>
           </w:p>
         </w:tc>
@@ -3220,7 +3220,7 @@
           </w:tcPr>
           <w:p>
             <w:r>
-              <w:t>keine Scheingenauigkeit erzeugen</w:t>
+              <w:t>Keine Scheingenauigkeit erzeugen.</w:t>
             </w:r>
           </w:p>
         </w:tc>
@@ -3244,7 +3244,7 @@
           </w:tcPr>
           <w:p>
             <w:r>
-              <w:t>SDGs, Agenda 2030, SDG+ und WÖk-Schutzlinien bilden den Referenzrahmen.</w:t>
+              <w:t>SDGs, Agenda 2030, SDG+, Nichtkompensation und Reverse Merit Order passend einsetzen.</w:t>
             </w:r>
           </w:p>
         </w:tc>
@@ -3255,7 +3255,7 @@
           </w:tcPr>
           <w:p>
             <w:r>
-              <w:t>keine Durchschnittslogik gegen rote Linien</w:t>
+              <w:t>Keine Durchschnittslogik gegen rote Linien.</w:t>
             </w:r>
           </w:p>
         </w:tc>
@@ -3279,7 +3279,7 @@
           </w:tcPr>
           <w:p>
             <w:r>
-              <w:t>Die Bewertung fuehrt zu Entscheidung, Budget, Prozess, Kommunikation oder Korrektur.</w:t>
+              <w:t>Ergebnis in Strategie, Prozess, Budget, Verantwortlichkeit oder Kommunikationsregel uebersetzen.</w:t>
             </w:r>
           </w:p>
         </w:tc>
@@ -3290,7 +3290,7 @@
           </w:tcPr>
           <w:p>
             <w:r>
-              <w:t>kein Reporting ohne Rueckkopplung</w:t>
+              <w:t>Kein Reporting ohne Rueckkopplung.</w:t>
             </w:r>
           </w:p>
         </w:tc>
@@ -3302,132 +3302,107 @@
         <w:pStyle w:val="Heading3"/>
       </w:pPr>
       <w:r>
-        <w:t>Abschlusskommentar 1: Lesen, pruefen, rueckkoppeln</w:t>
-      </w:r>
-    </w:p>
-    <w:p>
-      <w:r>
-        <w:t>Die folgende Verdichtung fuehrt die vorhandenen Kapitel nicht als Wiederholung, sondern als Anwendung zusammen. Wirkungskompetenz entsteht, wenn dieselbe begriffliche Strenge in Fallanalyse, Datenarbeit, Kommunikation, Governance und Entscheidungspraxis wiedererkannt wird.</w:t>
-      </w:r>
-    </w:p>
-    <w:p>
-      <w:r>
-        <w:t>Begriffliche Schaerfung. Der Abschnitt Lernziele ist in WM-V2 kein Zusatzwissen, sondern ein Pruefstein fuer die Grundfrage des Skripts: Was veraendert sich, bei wem, wodurch und mit welcher Rueckkopplung? Fuer Wirkungsräume, Wirkungsempfänger, Stakeholder und Wirkpfade wird daran sichtbar, dass praezise Sprache die erste Sicherung gegen Impact-Washing bildet. Die fachliche Grenze liegt dort, wo Lernende Output, Reichweite, Absicht und Wirkung in einem Satz vermischen. Die saubere Lesart trennt deshalb Beobachtung, Kausalannahme, Bewertung und Steuerungsfolge. In der Anwendung sollte daraus mindestens eine konkrete Strategie, Prozess, Budget, Zielkonflikt oder Kommunikationsregel abgeleitet werden; sonst bleibt das Wissen erklaerend, aber nicht steuerungsfaehig.</w:t>
-      </w:r>
-    </w:p>
-    <w:p>
-      <w:r>
-        <w:t>Anwendung auf Einleitung / Wirkungsfrage. In einer Fallanalyse beginnt dieser Punkt nicht mit einer Meinung, sondern mit einer belastbaren Beschreibung. Wer WM-V2 pruefungsnah liest, fragt zuerst nach Wirkungsempfaengern, Wirkraum, Zeitraum und Datenquelle. Erst danach folgt die Bewertung im Referenzrahmen Mensch, Planet, Demokratie, SDGs, Agenda 2030 und SDG+. Mindestens ein direkter und ein indirekter Wirkpfad muessen nachvollziehbar sein. Der typische Kurzschluss waere, nur die Massnahme selbst bewerten und indirekte Empfaenger ausblenden. Genau dagegen setzt die WÖk die Pflicht, Wirkungspotenzial, Wirkungsrisiko und positive Netto-Wirkung begrifflich getrennt zu halten.</w:t>
-      </w:r>
-    </w:p>
-    <w:p>
-      <w:r>
-        <w:t>Evidenzregel. Kernaussage darf im Skript nicht als dekorativer Begriff stehen bleiben. Der Abschnitt traegt nur dann, wenn er eine pruefbare Aussage erlaubt: Welche Quelle stuetzt die Annahme, welche Unsicherheit bleibt offen und welche Gegenbeobachtung wuerde die Bewertung veraendern? Fuer Wirkungsräume, Wirkungsempfänger, Stakeholder und Wirkpfade heisst das, dass jede Bewertung nur so belastbar ist wie Datenlage, Quellenstatus, Aktualitaet und Systemgrenze. Die Studierenden sollen nicht lernen, einen Score nachzusprechen. Sie sollen erkennen, wann ein Score klaert, wann er verdeckt und wann eine rote Linie die Durchschnittslogik stoppt.</w:t>
-      </w:r>
-    </w:p>
-    <w:p>
-      <w:r>
-        <w:t>Fallfenster zur Anwendung. Ein Controlling-Team moechte einen Score bilden. Das Skript verlangt, dass Datenqualitaet, Systemgrenzen, Gewichtung, Unsicherheit und Nichtkompensation sichtbar bleiben. Ein Score darf die Diskussion nicht beenden, sondern muss bessere Fragen, Priorisierung und Rueckkopplung ermoeglichen. Bezogen auf Wirkungsräume, Wirkungsempfänger, Stakeholder und Wirkpfade heisst das: Die Analyse muss das konkrete Thema ernst nehmen und zugleich den allgemeinen WÖk-Massstab halten. Es geht nicht darum, Akteure moralisch zu sortieren. Es geht darum, Wirkpfade, Wirkungsempfaenger, Datenqualitaet, Risiken und Rueckkopplung so zu beschreiben, dass bessere Entscheidungen moeglich werden.</w:t>
-      </w:r>
-    </w:p>
-    <w:p>
-      <w:r>
-        <w:t>Transfer in Wirkungsmanagement. Quelltext und fachliche Grundlegung verbindet die inhaltliche Deutung mit der spaeteren Praxis. Eine Organisation kann zu Wirkungsräume, Wirkungsempfänger, Stakeholder und Wirkpfade sehr ueberzeugend kommunizieren und trotzdem an eine Methodik einzufuehren, ohne Entscheidungsmacht, Datenpflichten und Korrekturroutinen mitzudenken scheitern. Darum muss die V1-Fassung immer auch nach Governance fragen: Wer erhebt Daten, wer bewertet sie, wer traegt die Folgen, wer kann widersprechen und wann wird eine Entscheidung korrigiert? Profile, Zielkonflikte und offene Punkte werden nebeneinander gefuehrt. So wird aus einem Lehrkapitel eine verantwortbare Arbeitsroutine.</w:t>
-      </w:r>
-    </w:p>
-    <w:p>
-      <w:r>
-        <w:t>Grenze gegen Scheingenauigkeit. Gerade bei Einstieg / Wirkungsfrage ist Praezision wichtiger als grosse Begriffe. Eine Wirkungsaussage bleibt schwach, wenn sie nur Aktivitaet, Reichweite, Absicht oder Image beschreibt. Stark wird sie erst, wenn sie die Zustandsveraenderung und ihre Bedingungen offenlegt. In WM-V2 ist deshalb entscheidend, schwere zentrale Schaeden nicht durch beliebige positive Einzelwerte neutralisiert werden duerfen. Die Fehlerlinie verlaeuft nicht zwischen Optimismus und Pessimismus, sondern zwischen offengelegter Unsicherheit und rhetorischer Sicherheit ohne Pruefpfad.</w:t>
-      </w:r>
-    </w:p>
-    <w:p>
-      <w:r>
-        <w:t>Pruefungsnahe Transferfrage. Formuliere zu WM-V2 eine Wirkungsaussage in drei Saetzen: Erstens den beobachteten oder plausiblen Zustand, zweitens die Daten- oder Quellenlage, drittens die offene Unsicherheit samt Rueckkopplung. Die Antwort muss ohne moralische Personenbewertung auskommen und darf Reichweite nicht mit Wirkung verwechseln.</w:t>
-      </w:r>
-    </w:p>
-    <w:p>
-      <w:r>
-        <w:t>Pruefungsnahe Lesart. Aus Video-/Audio-Vorlesung laesst sich eine gute Transferfrage ableiten: Welche Entscheidung waere falsch, wenn dieser Abschnitt missverstanden wird? Fuer Wirkungsräume, Wirkungsempfänger, Stakeholder und Wirkpfade lautet die Antwort meist nicht einfach "mehr Wirkung", sondern genauer: bessere Unterscheidung, sauberere Daten, klarere Schutzlinie und rueckgekoppelte Steuerung. Jeder Analyseblock fragt nach der Routine, die nach der Bewertung angepasst wird. Wer das im Fall anwenden kann, hat den Kern der Vorlesung verstanden; wer nur Definitionen wiederholt, bleibt unter dem Anspruch der Akademie.</w:t>
-      </w:r>
-    </w:p>
-    <w:p>
-      <w:r>
-        <w:t>Fallfenster zur Anwendung. Ein Kommunikationsbericht nennt viele Aktivitaeten, Reichweiten und Rueckmeldungen. Die V1-Pruefung fragt, ob daraus eine belastbare Wirkungsaussage folgt. Wenn nur Kontakte, Klicks oder Zustimmung vorliegen, bleibt die Aussage im Bereich Wirkungspotenzial oder Resonanz, nicht im Bereich nachgewiesener Wirkung. Bezogen auf Wirkungsräume, Wirkungsempfänger, Stakeholder und Wirkpfade heisst das: Die Analyse muss das konkrete Thema ernst nehmen und zugleich den allgemeinen WÖk-Massstab halten. Es geht nicht darum, Akteure moralisch zu sortieren. Es geht darum, Wirkpfade, Wirkungsempfaenger, Datenqualitaet, Risiken und Rueckkopplung so zu beschreiben, dass bessere Entscheidungen moeglich werden.</w:t>
-      </w:r>
-    </w:p>
-    <w:p>
-      <w:r>
-        <w:t>Governance. Der Abschnitt Transkript (Gerüst) ist in WM-V2 kein Zusatzwissen, sondern ein Pruefstein fuer die Grundfrage des Skripts: Was veraendert sich, bei wem, wodurch und mit welcher Rueckkopplung? Fuer Wirkungsräume, Wirkungsempfänger, Stakeholder und Wirkpfade wird daran sichtbar, dass Wirkungsbewertung Verfahren, Rechte, Transparenz und Korrektur braucht. Die fachliche Grenze liegt dort, wo Lernende Bewertung als technokratische Top-down-Setzung verstehen. Die saubere Lesart trennt deshalb Beobachtung, Kausalannahme, Bewertung und Steuerungsfolge. In der Anwendung sollte daraus mindestens eine konkrete Strategie, Prozess, Budget, Zielkonflikt oder Kommunikationsregel abgeleitet werden; sonst bleibt das Wissen erklaerend, aber nicht steuerungsfaehig.</w:t>
-      </w:r>
-    </w:p>
-    <w:p>
-      <w:r>
-        <w:t>Anwendung auf Skript / Folien (Lernseite). In einer Fallanalyse beginnt dieser Punkt nicht mit einer Meinung, sondern mit einer belastbaren Beschreibung. Wer WM-V2 pruefungsnah liest, fragt zuerst nach Wirkungsempfaengern, Wirkraum, Zeitraum und Datenquelle. Erst danach folgt die Bewertung im Referenzrahmen Mensch, Planet, Demokratie, SDGs, Agenda 2030 und SDG+. Pruefungsfragen verbinden Begriff, Anwendung, Evidenz und rote Linie. Der typische Kurzschluss waere, reines Auswendiglernen als Kompetenznachweis behandeln. Genau dagegen setzt die WÖk die Pflicht, Wirkungspotenzial, Wirkungsrisiko und positive Netto-Wirkung begrifflich getrennt zu halten.</w:t>
-      </w:r>
-    </w:p>
-    <w:p>
-      <w:r>
-        <w:t>Evidenzregel. Transferaufgabe darf im Skript nicht als dekorativer Begriff stehen bleiben. Der Abschnitt traegt nur dann, wenn er eine pruefbare Aussage erlaubt: Welche Quelle stuetzt die Annahme, welche Unsicherheit bleibt offen und welche Gegenbeobachtung wuerde die Bewertung veraendern? Fuer Wirkungsräume, Wirkungsempfänger, Stakeholder und Wirkpfade heisst das, dass WÖk-Begriffe im Alltag nur tragen, wenn sie in Routinen uebersetzt werden. Die Studierenden sollen nicht lernen, einen Score nachzusprechen. Sie sollen erkennen, wann ein Score klaert, wann er verdeckt und wann eine rote Linie die Durchschnittslogik stoppt.</w:t>
-      </w:r>
-    </w:p>
-    <w:p>
-      <w:r>
-        <w:t>Fallfenster zur Anwendung. Eine Organisation plant eine Massnahme und formuliert dazu eine positive Absicht. In der WÖk reicht das nicht. Fuer diese Vorlesung muss sichtbar werden, welche Zustandsveraenderung erwartet wird, welche Empfaenger direkt oder indirekt betroffen sind, welche Nebenwirkungen entstehen koennen und welche Entscheidung spaeter korrigiert wird. Bezogen auf Wirkungsräume, Wirkungsempfänger, Stakeholder und Wirkpfade heisst das: Die Analyse muss das konkrete Thema ernst nehmen und zugleich den allgemeinen WÖk-Massstab halten. Es geht nicht darum, Akteure moralisch zu sortieren. Es geht darum, Wirkpfade, Wirkungsempfaenger, Datenqualitaet, Risiken und Rueckkopplung so zu beschreiben, dass bessere Entscheidungen moeglich werden.</w:t>
-      </w:r>
-    </w:p>
-    <w:p>
-      <w:r>
-        <w:t>Transfer in Wirkungsmanagement. Praxisbeispiel verbindet die inhaltliche Deutung mit der spaeteren Praxis. Eine Organisation kann zu Wirkungsräume, Wirkungsempfänger, Stakeholder und Wirkpfade sehr ueberzeugend kommunizieren und trotzdem an eine Methodik einzufuehren, ohne Entscheidungsmacht, Datenpflichten und Korrekturroutinen mitzudenken scheitern. Darum muss die V1-Fassung immer auch nach Governance fragen: Wer erhebt Daten, wer bewertet sie, wer traegt die Folgen, wer kann widersprechen und wann wird eine Entscheidung korrigiert? Gute Kommunikation unterscheidet Befund, Annahme und normative Bewertung. So wird aus einem Lehrkapitel eine verantwortbare Arbeitsroutine.</w:t>
-      </w:r>
-    </w:p>
-    <w:p>
-      <w:r>
-        <w:t>Pruefungsnahe Transferfrage. Formuliere zu WM-V2 eine Wirkungsaussage in drei Saetzen: Erstens den beobachteten oder plausiblen Zustand, zweitens die Daten- oder Quellenlage, drittens die offene Unsicherheit samt Rueckkopplung. Die Antwort muss ohne moralische Personenbewertung auskommen und darf Reichweite nicht mit Wirkung verwechseln.</w:t>
-      </w:r>
-    </w:p>
-    <w:p>
-      <w:r>
-        <w:t>Grenze gegen Scheingenauigkeit. Gerade bei Wirkungsökonomische Vertiefung ist Praezision wichtiger als grosse Begriffe. Eine Wirkungsaussage bleibt schwach, wenn sie nur Aktivitaet, Reichweite, Absicht oder Image beschreibt. Stark wird sie erst, wenn sie die Zustandsveraenderung und ihre Bedingungen offenlegt. In WM-V2 ist deshalb entscheidend, jede Wirkungsaussage eine Grenze zieht und diese Grenze begruenden muss. Die Fehlerlinie verlaeuft nicht zwischen Optimismus und Pessimismus, sondern zwischen offengelegter Unsicherheit und rhetorischer Sicherheit ohne Pruefpfad.</w:t>
-      </w:r>
-    </w:p>
-    <w:p>
-      <w:r>
-        <w:t>Pruefungsnahe Lesart. Aus Prüfungsrelevanz laesst sich eine gute Transferfrage ableiten: Welche Entscheidung waere falsch, wenn dieser Abschnitt missverstanden wird? Fuer Wirkungsräume, Wirkungsempfänger, Stakeholder und Wirkpfade lautet die Antwort meist nicht einfach "mehr Wirkung", sondern genauer: bessere Unterscheidung, sauberere Daten, klarere Schutzlinie und rueckgekoppelte Steuerung. Szenarien pruefen Sofortwirkung, Folgewirkung und Reversibilitaet getrennt. Wer das im Fall anwenden kann, hat den Kern der Vorlesung verstanden; wer nur Definitionen wiederholt, bleibt unter dem Anspruch der Akademie.</w:t>
-      </w:r>
-    </w:p>
-    <w:p>
-      <w:r>
-        <w:t>Fallfenster zur Anwendung. Eine Fuehrungsentscheidung erzeugt zugleich Nutzen und Risiken. Die WÖk behandelt Ambivalenz nicht als Stoerung, sondern als Kern der Analyse. Positive Netto-Wirkung darf erst behauptet werden, wenn zentrale negative Wirkungen getrennt geprueft und rote Linien gewahrt sind. Bezogen auf Wirkungsräume, Wirkungsempfänger, Stakeholder und Wirkpfade heisst das: Die Analyse muss das konkrete Thema ernst nehmen und zugleich den allgemeinen WÖk-Massstab halten. Es geht nicht darum, Akteure moralisch zu sortieren. Es geht darum, Wirkpfade, Wirkungsempfaenger, Datenqualitaet, Risiken und Rueckkopplung so zu beschreiben, dass bessere Entscheidungen moeglich werden.</w:t>
-      </w:r>
-    </w:p>
-    <w:p>
-      <w:r>
-        <w:t>Betroffenenperspektive. Der Abschnitt Lernziele ist in WM-V2 kein Zusatzwissen, sondern ein Pruefstein fuer die Grundfrage des Skripts: Was veraendert sich, bei wem, wodurch und mit welcher Rueckkopplung? Fuer Wirkungsräume, Wirkungsempfänger, Stakeholder und Wirkpfade wird daran sichtbar, dass Wirkung nicht am Sender, sondern an veraenderten Zustanden der Empfaenger geprueft wird. Die fachliche Grenze liegt dort, wo Lernende interne Erfolgskennzahlen mit gesellschaftlicher Wirkung verwechseln. Die saubere Lesart trennt deshalb Beobachtung, Kausalannahme, Bewertung und Steuerungsfolge. In der Anwendung sollte daraus mindestens eine konkrete Strategie, Prozess, Budget, Zielkonflikt oder Kommunikationsregel abgeleitet werden; sonst bleibt das Wissen erklaerend, aber nicht steuerungsfaehig.</w:t>
-      </w:r>
-    </w:p>
-    <w:p>
-      <w:r>
-        <w:t>Anwendung auf Einleitung / Wirkungsfrage. In einer Fallanalyse beginnt dieser Punkt nicht mit einer Meinung, sondern mit einer belastbaren Beschreibung. Wer WM-V2 pruefungsnah liest, fragt zuerst nach Wirkungsempfaengern, Wirkraum, Zeitraum und Datenquelle. Erst danach folgt die Bewertung im Referenzrahmen Mensch, Planet, Demokratie, SDGs, Agenda 2030 und SDG+. Jede Schlussfolgerung endet mit Entscheidung, Verantwortlichkeit und Termin fuer Rueckpruefung. Der typische Kurzschluss waere, Befunde sammeln, ohne Ressourcen oder Regeln zu veraendern. Genau dagegen setzt die WÖk die Pflicht, Wirkungspotenzial, Wirkungsrisiko und positive Netto-Wirkung begrifflich getrennt zu halten.</w:t>
-      </w:r>
-    </w:p>
-    <w:p>
-      <w:r>
-        <w:t>Evidenzregel. Kernaussage darf im Skript nicht als dekorativer Begriff stehen bleiben. Der Abschnitt traegt nur dann, wenn er eine pruefbare Aussage erlaubt: Welche Quelle stuetzt die Annahme, welche Unsicherheit bleibt offen und welche Gegenbeobachtung wuerde die Bewertung veraendern? Fuer Wirkungsräume, Wirkungsempfänger, Stakeholder und Wirkpfade heisst das, dass WÖk-Aussagen mit bestehenden Begriffen, Studien, Standards und Rechtsrahmen in Beziehung stehen muessen. Die Studierenden sollen nicht lernen, einen Score nachzusprechen. Sie sollen erkennen, wann ein Score klaert, wann er verdeckt und wann eine rote Linie die Durchschnittslogik stoppt.</w:t>
-      </w:r>
-    </w:p>
-    <w:p>
-      <w:r>
-        <w:t>Fallfenster zur Anwendung. Ein Controlling-Team moechte einen Score bilden. Das Skript verlangt, dass Datenqualitaet, Systemgrenzen, Gewichtung, Unsicherheit und Nichtkompensation sichtbar bleiben. Ein Score darf die Diskussion nicht beenden, sondern muss bessere Fragen, Priorisierung und Rueckkopplung ermoeglichen. Bezogen auf Wirkungsräume, Wirkungsempfänger, Stakeholder und Wirkpfade heisst das: Die Analyse muss das konkrete Thema ernst nehmen und zugleich den allgemeinen WÖk-Massstab halten. Es geht nicht darum, Akteure moralisch zu sortieren. Es geht darum, Wirkpfade, Wirkungsempfaenger, Datenqualitaet, Risiken und Rueckkopplung so zu beschreiben, dass bessere Entscheidungen moeglich werden.</w:t>
-      </w:r>
-    </w:p>
-    <w:p>
-      <w:r>
-        <w:t>Pruefungsnahe Transferfrage. Formuliere zu WM-V2 eine Wirkungsaussage in drei Saetzen: Erstens den beobachteten oder plausiblen Zustand, zweitens die Daten- oder Quellenlage, drittens die offene Unsicherheit samt Rueckkopplung. Die Antwort muss ohne moralische Personenbewertung auskommen und darf Reichweite nicht mit Wirkung verwechseln.</w:t>
-      </w:r>
-    </w:p>
-    <w:p>
-      <w:r>
-        <w:t>Transfer in Wirkungsmanagement. Quelltext und fachliche Grundlegung verbindet die inhaltliche Deutung mit der spaeteren Praxis. Eine Organisation kann zu Wirkungsräume, Wirkungsempfänger, Stakeholder und Wirkpfade sehr ueberzeugend kommunizieren und trotzdem an eine Methodik einzufuehren, ohne Entscheidungsmacht, Datenpflichten und Korrekturroutinen mitzudenken scheitern. Darum muss die V1-Fassung immer auch nach Governance fragen: Wer erhebt Daten, wer bewertet sie, wer traegt die Folgen, wer kann widersprechen und wann wird eine Entscheidung korrigiert? Die Analyse markiert Stoppsignale vor jeder Portfolio- oder Score-Debatte. So wird aus einem Lehrkapitel eine verantwortbare Arbeitsroutine.</w:t>
+        <w:t>Schlussvertiefung 1: Wirkungsräume, Wirkungsempfänger, Stakeholder und Wirkpfade im Anwendungsfall</w:t>
+      </w:r>
+    </w:p>
+    <w:p>
+      <w:r>
+        <w:t>Die folgenden Abschnitte sind keine neue Pruefungsloesung. Sie verdichten die vorhandenen Kapitel zu einer Lesart, mit der Studierende einen Fall selbststaendig analysieren koennen. Im Mittelpunkt stehen Wirkpfade, Wirkungsempfaenger, Bewertung und Rueckkopplung, nicht moralische Personenbewertung.</w:t>
+      </w:r>
+    </w:p>
+    <w:p>
+      <w:r>
+        <w:t>Begriffliche Schlussklaerung. Einleitung / Wirkungsfrage zeigt, warum Wirkungsräume, Wirkungsempfänger, Stakeholder und Wirkpfade mehr ist als ein Schlagwort im Feld Wirkpfade, Wirkungsempfaenger, Bewertung und Rueckkopplung. Die wirkungsoekonomische Frage lautet: Welche reale Veraenderung wird moeglich, welche bleibt nur Potenzial und wo entsteht ein Wirkungsrisiko? Diese Unterscheidung schuetzt vor Impact-Washing, weil sie Absicht, Aktivitaet, Reichweite und Wirkung auseinanderhaelt.</w:t>
+      </w:r>
+    </w:p>
+    <w:p>
+      <w:r>
+        <w:t>Eine Kommune, ein Unternehmen oder eine Bildungsorganisation will Wirkungsräume, Wirkungsempfänger, Stakeholder und Wirkpfade praktisch anwenden. Der erste Schritt ist nicht die Auswahl eines Instruments, sondern die Klaerung der Zustandsveraenderung. Bei Einleitung / Wirkungsfrage muss deshalb benannt werden, wer betroffen ist, welcher Zustand sich veraendert, welche Frist gilt und welche Gegenbeobachtung die Annahme widerlegen wuerde. Erst danach entsteht eine begruendete Entscheidung im Feld Strategie, Prozess, Budget, Verantwortlichkeit oder Kommunikationsregel.</w:t>
+      </w:r>
+    </w:p>
+    <w:p>
+      <w:r>
+        <w:t>Wirkpfad und Empfaenger. In WM-V2 muss Kernaussage immer mit Empfaengern gelesen werden. Wirkung entsteht nicht beim Sender, sondern an veraenderten Zustaenden von Menschen, Oekosystemen, Institutionen, Oeffentlichkeit oder kuenftigen Handlungsspielraeumen. Darum reicht es nicht, interne Aktivitaeten zu dokumentieren. Entscheidend ist, ob sich ein Zustand nachvollziehbar veraendert und ob diese Veraenderung im Referenzrahmen Mensch, Planet, Demokratie, SDGs, Agenda 2030 und SDG+ tragfaehig bewertet werden kann.</w:t>
+      </w:r>
+    </w:p>
+    <w:p>
+      <w:r>
+        <w:t>Ein Bericht behauptet, die Massnahme zu Wirkungsräume, Wirkungsempfänger, Stakeholder und Wirkpfade sei erfolgreich. Die WOE-Lesart fragt bei Kernaussage nach belastbaren Nachweisen: Managementroutine, Stakeholder-Rueckmeldung, Prozessdaten, Entscheidungsprotokoll und Lernschleife. Wenn diese Nachweise fehlen, bleibt die Aussage Wirkungspotenzial oder Kommunikationsbehauptung. Sie kann wichtig sein, aber sie ist noch keine belegte Wirkung.</w:t>
+      </w:r>
+    </w:p>
+    <w:p>
+      <w:r>
+        <w:t>Daten, Quellen und Evidenz. Wissenschaftliche Anschlussfaehigkeit entsteht hier durch Quellenklarheit. Bei Quelltext und fachliche Grundlegung werden interne WOE-Begriffe nicht als Ersatz fuer Belege benutzt, sondern mit Grundlagenwerk, WOE-Referenz, Glossar, Werkzeuge, Journal und externe Fachquellen verbunden. Wo die Datenlage offen bleibt, wird das offengelegt. Wo eine Aussage nur plausibel ist, bleibt sie als Wirkungspotenzial markiert. Wo ein Schaden eine rote Linie beruehrt, greift Nichtkompensation vor Durchschnittslogik.</w:t>
+      </w:r>
+    </w:p>
+    <w:p>
+      <w:r>
+        <w:t>In einer kontroversen Entscheidung wirkt Quelltext und fachliche Grundlegung als Pruefpunkt fuer Ambivalenz. Ein Nutzen fuer eine Gruppe kann mit Risiken fuer andere Wirkungsempfaenger einhergehen. Das Skript verlangt deshalb, positive und negative Zustandsveraenderungen getrennt zu fuehren, bevor von positiver Netto-Wirkung gesprochen wird.</w:t>
+      </w:r>
+    </w:p>
+    <w:p>
+      <w:r>
+        <w:t>Bewertung und rote Linien. In Wirkungsmanagement wird Einstieg / Wirkungsfrage erst steuerungsfaehig, wenn daraus eine Entscheidung folgt. Fuehrung, Strategie, Controlling, Einkauf, Kommunikation und Kultur muessen denselben Wirkungsbegriff verwenden. Ohne diese Rueckkopplung bleibt Reporting eine Beschreibung. Mit Rueckkopplung wird aus Bewertung eine veraenderte Routine: ein anderer Prozess, ein geaenderter Anreiz, eine bessere Datenpflicht, eine korrigierte Kommunikation oder eine neue Priorisierung.</w:t>
+      </w:r>
+    </w:p>
+    <w:p>
+      <w:r>
+        <w:t>Die typische Fehlstelle bei Wirkungsräume, Wirkungsempfänger, Stakeholder und Wirkpfade liegt darin, Absicht, Aktivitaet oder Reporting als Wirkung zu behandeln. Bei Einstieg / Wirkungsfrage wird diese Fehlstelle konkret: Ein scheinbar plausibler Befund darf nicht zur Abkuerzung werden. Quellen, Systemgrenzen, Unsicherheit und Rueckkopplung bleiben sichtbar.</w:t>
+      </w:r>
+    </w:p>
+    <w:p>
+      <w:r>
+        <w:t>Kontrollfrage. Welche Entscheidung waere falsch, wenn Einstieg / Wirkungsfrage in WM-V2 missverstanden wird? Die Antwort muss mindestens eine Daten- oder Quellenannahme, eine betroffene Gruppe oder Schutzdimension, eine moegliche Nebenwirkung und einen Rueckkopplungsschritt nennen. Richtig ist nicht die lauteste Bewertung, sondern diejenige, die Begriff, Beleg und Steuerungsfolge zusammenhaelt.</w:t>
+      </w:r>
+    </w:p>
+    <w:p>
+      <w:r>
+        <w:t>Steuerung und Rueckkopplung. Die Grenze gegen Scheingenauigkeit verlaeuft bei Skript / Folien (Lernseite) nicht zwischen Optimismus und Pessimismus. Sie verlaeuft zwischen offengelegter Unsicherheit und rhetorischer Sicherheit. Wer Wirkungsräume, Wirkungsempfänger, Stakeholder und Wirkpfade belastbar anwenden will, benennt Systemgrenze, Zeitraum, Vergleichspunkt und offene Gegenhypothese. Gerade dadurch bleibt das Skript anschlussfaehig fuer Forschung, Praxis und spaetere Revision.</w:t>
+      </w:r>
+    </w:p>
+    <w:p>
+      <w:r>
+        <w:t>Fuer die Pruefung ist Skript / Folien (Lernseite) dann verstanden, wenn daraus eine belastbare Fallantwort entsteht. Eine gute Antwort unterscheidet Beobachtung, Kausalannahme, Bewertung und Steuerungsfolge. Sie bewertet keine Menschen, sondern Wirkpfade, Zustandsveraenderungen, Risiken und institutionelle Bedingungen.</w:t>
+      </w:r>
+    </w:p>
+    <w:p>
+      <w:r>
+        <w:t>Pruefungsnahe Anwendung. Transferaufgabe zeigt, warum Wirkungsräume, Wirkungsempfänger, Stakeholder und Wirkpfade mehr ist als ein Schlagwort im Feld Wirkpfade, Wirkungsempfaenger, Bewertung und Rueckkopplung. Die wirkungsoekonomische Frage lautet: Welche reale Veraenderung wird moeglich, welche bleibt nur Potenzial und wo entsteht ein Wirkungsrisiko? Diese Unterscheidung schuetzt vor Impact-Washing, weil sie Absicht, Aktivitaet, Reichweite und Wirkung auseinanderhaelt.</w:t>
+      </w:r>
+    </w:p>
+    <w:p>
+      <w:r>
+        <w:t>Eine Kommune, ein Unternehmen oder eine Bildungsorganisation will Wirkungsräume, Wirkungsempfänger, Stakeholder und Wirkpfade praktisch anwenden. Der erste Schritt ist nicht die Auswahl eines Instruments, sondern die Klaerung der Zustandsveraenderung. Bei Transferaufgabe muss deshalb benannt werden, wer betroffen ist, welcher Zustand sich veraendert, welche Frist gilt und welche Gegenbeobachtung die Annahme widerlegen wuerde. Erst danach entsteht eine begruendete Entscheidung im Feld Strategie, Prozess, Budget, Verantwortlichkeit oder Kommunikationsregel.</w:t>
+      </w:r>
+    </w:p>
+    <w:p>
+      <w:r>
+        <w:t>Rueckfluss. Fuer den WOE-Korpus bedeutet das: Begriffe aus Wirkungsräume, Wirkungsempfänger, Stakeholder und Wirkpfade sollten dort geschaerft werden, wo sie in Glossar, Werkzeugen, Journal oder Readern doppeldeutig bleiben. Offene Forschungsfragen werden nicht versteckt. Sie markieren die Stelle, an der spaetere Evidenz, ein besserer Datensatz oder eine praezisere Fallstudie die Bewertung veraendern kann.</w:t>
+      </w:r>
+    </w:p>
+    <w:p>
+      <w:r>
+        <w:t>Transfer in den WOE-Korpus. In WM-V2 muss Praxisbeispiel immer mit Empfaengern gelesen werden. Wirkung entsteht nicht beim Sender, sondern an veraenderten Zustaenden von Menschen, Oekosystemen, Institutionen, Oeffentlichkeit oder kuenftigen Handlungsspielraeumen. Darum reicht es nicht, interne Aktivitaeten zu dokumentieren. Entscheidend ist, ob sich ein Zustand nachvollziehbar veraendert und ob diese Veraenderung im Referenzrahmen Mensch, Planet, Demokratie, SDGs, Agenda 2030 und SDG+ tragfaehig bewertet werden kann.</w:t>
+      </w:r>
+    </w:p>
+    <w:p>
+      <w:r>
+        <w:t>Ein Bericht behauptet, die Massnahme zu Wirkungsräume, Wirkungsempfänger, Stakeholder und Wirkpfade sei erfolgreich. Die WOE-Lesart fragt bei Praxisbeispiel nach belastbaren Nachweisen: Managementroutine, Stakeholder-Rueckmeldung, Prozessdaten, Entscheidungsprotokoll und Lernschleife. Wenn diese Nachweise fehlen, bleibt die Aussage Wirkungspotenzial oder Kommunikationsbehauptung. Sie kann wichtig sein, aber sie ist noch keine belegte Wirkung.</w:t>
+      </w:r>
+    </w:p>
+    <w:p>
+      <w:r>
+        <w:t>Grenzen der Aussage. Wissenschaftliche Anschlussfaehigkeit entsteht hier durch Quellenklarheit. Bei Wirkungsökonomische Vertiefung werden interne WOE-Begriffe nicht als Ersatz fuer Belege benutzt, sondern mit Grundlagenwerk, WOE-Referenz, Glossar, Werkzeuge, Journal und externe Fachquellen verbunden. Wo die Datenlage offen bleibt, wird das offengelegt. Wo eine Aussage nur plausibel ist, bleibt sie als Wirkungspotenzial markiert. Wo ein Schaden eine rote Linie beruehrt, greift Nichtkompensation vor Durchschnittslogik.</w:t>
+      </w:r>
+    </w:p>
+    <w:p>
+      <w:r>
+        <w:t>In einer kontroversen Entscheidung wirkt Wirkungsökonomische Vertiefung als Pruefpunkt fuer Ambivalenz. Ein Nutzen fuer eine Gruppe kann mit Risiken fuer andere Wirkungsempfaenger einhergehen. Das Skript verlangt deshalb, positive und negative Zustandsveraenderungen getrennt zu fuehren, bevor von positiver Netto-Wirkung gesprochen wird.</w:t>
+      </w:r>
+    </w:p>
+    <w:p>
+      <w:r>
+        <w:t>Kontrollfrage. Welche Entscheidung waere falsch, wenn Wirkungsökonomische Vertiefung in WM-V2 missverstanden wird? Die Antwort muss mindestens eine Daten- oder Quellenannahme, eine betroffene Gruppe oder Schutzdimension, eine moegliche Nebenwirkung und einen Rueckkopplungsschritt nennen. Richtig ist nicht die lauteste Bewertung, sondern diejenige, die Begriff, Beleg und Steuerungsfolge zusammenhaelt.</w:t>
       </w:r>
     </w:p>
     <w:p>
@@ -3435,132 +3410,107 @@
         <w:pStyle w:val="Heading3"/>
       </w:pPr>
       <w:r>
-        <w:t>Abschlusskommentar 2: Lesen, pruefen, rueckkoppeln</w:t>
-      </w:r>
-    </w:p>
-    <w:p>
-      <w:r>
-        <w:t>Die folgende Verdichtung fuehrt die vorhandenen Kapitel nicht als Wiederholung, sondern als Anwendung zusammen. Wirkungskompetenz entsteht, wenn dieselbe begriffliche Strenge in Fallanalyse, Datenarbeit, Kommunikation, Governance und Entscheidungspraxis wiedererkannt wird.</w:t>
-      </w:r>
-    </w:p>
-    <w:p>
-      <w:r>
-        <w:t>Grenze gegen Scheingenauigkeit. Gerade bei Einstieg / Wirkungsfrage ist Praezision wichtiger als grosse Begriffe. Eine Wirkungsaussage bleibt schwach, wenn sie nur Aktivitaet, Reichweite, Absicht oder Image beschreibt. Stark wird sie erst, wenn sie die Zustandsveraenderung und ihre Bedingungen offenlegt. In WM-V2 ist deshalb entscheidend, praezise Sprache die erste Sicherung gegen Impact-Washing bildet. Die Fehlerlinie verlaeuft nicht zwischen Optimismus und Pessimismus, sondern zwischen offengelegter Unsicherheit und rhetorischer Sicherheit ohne Pruefpfad.</w:t>
-      </w:r>
-    </w:p>
-    <w:p>
-      <w:r>
-        <w:t>Pruefungsnahe Lesart. Aus Video-/Audio-Vorlesung laesst sich eine gute Transferfrage ableiten: Welche Entscheidung waere falsch, wenn dieser Abschnitt missverstanden wird? Fuer Wirkungsräume, Wirkungsempfänger, Stakeholder und Wirkpfade lautet die Antwort meist nicht einfach "mehr Wirkung", sondern genauer: bessere Unterscheidung, sauberere Daten, klarere Schutzlinie und rueckgekoppelte Steuerung. Mindestens ein direkter und ein indirekter Wirkpfad muessen nachvollziehbar sein. Wer das im Fall anwenden kann, hat den Kern der Vorlesung verstanden; wer nur Definitionen wiederholt, bleibt unter dem Anspruch der Akademie.</w:t>
-      </w:r>
-    </w:p>
-    <w:p>
-      <w:r>
-        <w:t>Fallfenster zur Anwendung. Ein Kommunikationsbericht nennt viele Aktivitaeten, Reichweiten und Rueckmeldungen. Die V1-Pruefung fragt, ob daraus eine belastbare Wirkungsaussage folgt. Wenn nur Kontakte, Klicks oder Zustimmung vorliegen, bleibt die Aussage im Bereich Wirkungspotenzial oder Resonanz, nicht im Bereich nachgewiesener Wirkung. Bezogen auf Wirkungsräume, Wirkungsempfänger, Stakeholder und Wirkpfade heisst das: Die Analyse muss das konkrete Thema ernst nehmen und zugleich den allgemeinen WÖk-Massstab halten. Es geht nicht darum, Akteure moralisch zu sortieren. Es geht darum, Wirkpfade, Wirkungsempfaenger, Datenqualitaet, Risiken und Rueckkopplung so zu beschreiben, dass bessere Entscheidungen moeglich werden.</w:t>
-      </w:r>
-    </w:p>
-    <w:p>
-      <w:r>
-        <w:t>Daten- und Quellenklarheit. Der Abschnitt Transkript (Gerüst) ist in WM-V2 kein Zusatzwissen, sondern ein Pruefstein fuer die Grundfrage des Skripts: Was veraendert sich, bei wem, wodurch und mit welcher Rueckkopplung? Fuer Wirkungsräume, Wirkungsempfänger, Stakeholder und Wirkpfade wird daran sichtbar, dass jede Bewertung nur so belastbar ist wie Datenlage, Quellenstatus, Aktualitaet und Systemgrenze. Die fachliche Grenze liegt dort, wo Lernende eine Zahl ohne Einheit, Zeitraum oder Erhebungslogik als Beweis nutzen. Die saubere Lesart trennt deshalb Beobachtung, Kausalannahme, Bewertung und Steuerungsfolge. In der Anwendung sollte daraus mindestens eine konkrete Strategie, Prozess, Budget, Zielkonflikt oder Kommunikationsregel abgeleitet werden; sonst bleibt das Wissen erklaerend, aber nicht steuerungsfaehig.</w:t>
-      </w:r>
-    </w:p>
-    <w:p>
-      <w:r>
-        <w:t>Anwendung auf Skript / Folien (Lernseite). In einer Fallanalyse beginnt dieser Punkt nicht mit einer Meinung, sondern mit einer belastbaren Beschreibung. Wer WM-V2 pruefungsnah liest, fragt zuerst nach Wirkungsempfaengern, Wirkraum, Zeitraum und Datenquelle. Erst danach folgt die Bewertung im Referenzrahmen Mensch, Planet, Demokratie, SDGs, Agenda 2030 und SDG+. Profile, Zielkonflikte und offene Punkte werden nebeneinander gefuehrt. Der typische Kurzschluss waere, ambivalente Befunde glaetten, damit eine eindeutige Botschaft entsteht. Genau dagegen setzt die WÖk die Pflicht, Wirkungspotenzial, Wirkungsrisiko und positive Netto-Wirkung begrifflich getrennt zu halten.</w:t>
-      </w:r>
-    </w:p>
-    <w:p>
-      <w:r>
-        <w:t>Pruefungsnahe Transferfrage. Formuliere zu WM-V2 eine Wirkungsaussage in drei Saetzen: Erstens den beobachteten oder plausiblen Zustand, zweitens die Daten- oder Quellenlage, drittens die offene Unsicherheit samt Rueckkopplung. Die Antwort muss ohne moralische Personenbewertung auskommen und darf Reichweite nicht mit Wirkung verwechseln.</w:t>
-      </w:r>
-    </w:p>
-    <w:p>
-      <w:r>
-        <w:t>Evidenzregel. Transferaufgabe darf im Skript nicht als dekorativer Begriff stehen bleiben. Der Abschnitt traegt nur dann, wenn er eine pruefbare Aussage erlaubt: Welche Quelle stuetzt die Annahme, welche Unsicherheit bleibt offen und welche Gegenbeobachtung wuerde die Bewertung veraendern? Fuer Wirkungsräume, Wirkungsempfänger, Stakeholder und Wirkpfade heisst das, dass schwere zentrale Schaeden nicht durch beliebige positive Einzelwerte neutralisiert werden duerfen. Die Studierenden sollen nicht lernen, einen Score nachzusprechen. Sie sollen erkennen, wann ein Score klaert, wann er verdeckt und wann eine rote Linie die Durchschnittslogik stoppt.</w:t>
-      </w:r>
-    </w:p>
-    <w:p>
-      <w:r>
-        <w:t>Fallfenster zur Anwendung. Eine Organisation plant eine Massnahme und formuliert dazu eine positive Absicht. In der WÖk reicht das nicht. Fuer diese Vorlesung muss sichtbar werden, welche Zustandsveraenderung erwartet wird, welche Empfaenger direkt oder indirekt betroffen sind, welche Nebenwirkungen entstehen koennen und welche Entscheidung spaeter korrigiert wird. Bezogen auf Wirkungsräume, Wirkungsempfänger, Stakeholder und Wirkpfade heisst das: Die Analyse muss das konkrete Thema ernst nehmen und zugleich den allgemeinen WÖk-Massstab halten. Es geht nicht darum, Akteure moralisch zu sortieren. Es geht darum, Wirkpfade, Wirkungsempfaenger, Datenqualitaet, Risiken und Rueckkopplung so zu beschreiben, dass bessere Entscheidungen moeglich werden.</w:t>
-      </w:r>
-    </w:p>
-    <w:p>
-      <w:r>
-        <w:t>Transfer in Wirkungsmanagement. Praxisbeispiel verbindet die inhaltliche Deutung mit der spaeteren Praxis. Eine Organisation kann zu Wirkungsräume, Wirkungsempfänger, Stakeholder und Wirkpfade sehr ueberzeugend kommunizieren und trotzdem an eine Methodik einzufuehren, ohne Entscheidungsmacht, Datenpflichten und Korrekturroutinen mitzudenken scheitern. Darum muss die V1-Fassung immer auch nach Governance fragen: Wer erhebt Daten, wer bewertet sie, wer traegt die Folgen, wer kann widersprechen und wann wird eine Entscheidung korrigiert? Jeder Analyseblock fragt nach der Routine, die nach der Bewertung angepasst wird. So wird aus einem Lehrkapitel eine verantwortbare Arbeitsroutine.</w:t>
-      </w:r>
-    </w:p>
-    <w:p>
-      <w:r>
-        <w:t>Grenze gegen Scheingenauigkeit. Gerade bei Wirkungsökonomische Vertiefung ist Praezision wichtiger als grosse Begriffe. Eine Wirkungsaussage bleibt schwach, wenn sie nur Aktivitaet, Reichweite, Absicht oder Image beschreibt. Stark wird sie erst, wenn sie die Zustandsveraenderung und ihre Bedingungen offenlegt. In WM-V2 ist deshalb entscheidend, Wirkungsbewertung Verfahren, Rechte, Transparenz und Korrektur braucht. Die Fehlerlinie verlaeuft nicht zwischen Optimismus und Pessimismus, sondern zwischen offengelegter Unsicherheit und rhetorischer Sicherheit ohne Pruefpfad.</w:t>
-      </w:r>
-    </w:p>
-    <w:p>
-      <w:r>
-        <w:t>Pruefungsnahe Lesart. Aus Prüfungsrelevanz laesst sich eine gute Transferfrage ableiten: Welche Entscheidung waere falsch, wenn dieser Abschnitt missverstanden wird? Fuer Wirkungsräume, Wirkungsempfänger, Stakeholder und Wirkpfade lautet die Antwort meist nicht einfach "mehr Wirkung", sondern genauer: bessere Unterscheidung, sauberere Daten, klarere Schutzlinie und rueckgekoppelte Steuerung. Pruefungsfragen verbinden Begriff, Anwendung, Evidenz und rote Linie. Wer das im Fall anwenden kann, hat den Kern der Vorlesung verstanden; wer nur Definitionen wiederholt, bleibt unter dem Anspruch der Akademie.</w:t>
-      </w:r>
-    </w:p>
-    <w:p>
-      <w:r>
-        <w:t>Fallfenster zur Anwendung. Eine Fuehrungsentscheidung erzeugt zugleich Nutzen und Risiken. Die WÖk behandelt Ambivalenz nicht als Stoerung, sondern als Kern der Analyse. Positive Netto-Wirkung darf erst behauptet werden, wenn zentrale negative Wirkungen getrennt geprueft und rote Linien gewahrt sind. Bezogen auf Wirkungsräume, Wirkungsempfänger, Stakeholder und Wirkpfade heisst das: Die Analyse muss das konkrete Thema ernst nehmen und zugleich den allgemeinen WÖk-Massstab halten. Es geht nicht darum, Akteure moralisch zu sortieren. Es geht darum, Wirkpfade, Wirkungsempfaenger, Datenqualitaet, Risiken und Rueckkopplung so zu beschreiben, dass bessere Entscheidungen moeglich werden.</w:t>
-      </w:r>
-    </w:p>
-    <w:p>
-      <w:r>
-        <w:t>Organisationale Umsetzung. Der Abschnitt Lernziele ist in WM-V2 kein Zusatzwissen, sondern ein Pruefstein fuer die Grundfrage des Skripts: Was veraendert sich, bei wem, wodurch und mit welcher Rueckkopplung? Fuer Wirkungsräume, Wirkungsempfänger, Stakeholder und Wirkpfade wird daran sichtbar, dass WÖk-Begriffe im Alltag nur tragen, wenn sie in Routinen uebersetzt werden. Die fachliche Grenze liegt dort, wo Lernende Verantwortung an eine einzelne Nachhaltigkeitsfunktion auslagern. Die saubere Lesart trennt deshalb Beobachtung, Kausalannahme, Bewertung und Steuerungsfolge. In der Anwendung sollte daraus mindestens eine konkrete Strategie, Prozess, Budget, Zielkonflikt oder Kommunikationsregel abgeleitet werden; sonst bleibt das Wissen erklaerend, aber nicht steuerungsfaehig.</w:t>
-      </w:r>
-    </w:p>
-    <w:p>
-      <w:r>
-        <w:t>Pruefungsnahe Transferfrage. Formuliere zu WM-V2 eine Wirkungsaussage in drei Saetzen: Erstens den beobachteten oder plausiblen Zustand, zweitens die Daten- oder Quellenlage, drittens die offene Unsicherheit samt Rueckkopplung. Die Antwort muss ohne moralische Personenbewertung auskommen und darf Reichweite nicht mit Wirkung verwechseln.</w:t>
-      </w:r>
-    </w:p>
-    <w:p>
-      <w:r>
-        <w:t>Anwendung auf Einleitung / Wirkungsfrage. In einer Fallanalyse beginnt dieser Punkt nicht mit einer Meinung, sondern mit einer belastbaren Beschreibung. Wer WM-V2 pruefungsnah liest, fragt zuerst nach Wirkungsempfaengern, Wirkraum, Zeitraum und Datenquelle. Erst danach folgt die Bewertung im Referenzrahmen Mensch, Planet, Demokratie, SDGs, Agenda 2030 und SDG+. Gute Kommunikation unterscheidet Befund, Annahme und normative Bewertung. Der typische Kurzschluss waere, Eindeutigkeit behaupten, wo die Datenlage nur Potenzial oder Risiko traegt. Genau dagegen setzt die WÖk die Pflicht, Wirkungspotenzial, Wirkungsrisiko und positive Netto-Wirkung begrifflich getrennt zu halten.</w:t>
-      </w:r>
-    </w:p>
-    <w:p>
-      <w:r>
-        <w:t>Evidenzregel. Kernaussage darf im Skript nicht als dekorativer Begriff stehen bleiben. Der Abschnitt traegt nur dann, wenn er eine pruefbare Aussage erlaubt: Welche Quelle stuetzt die Annahme, welche Unsicherheit bleibt offen und welche Gegenbeobachtung wuerde die Bewertung veraendern? Fuer Wirkungsräume, Wirkungsempfänger, Stakeholder und Wirkpfade heisst das, dass jede Wirkungsaussage eine Grenze zieht und diese Grenze begruenden muss. Die Studierenden sollen nicht lernen, einen Score nachzusprechen. Sie sollen erkennen, wann ein Score klaert, wann er verdeckt und wann eine rote Linie die Durchschnittslogik stoppt.</w:t>
-      </w:r>
-    </w:p>
-    <w:p>
-      <w:r>
-        <w:t>Fallfenster zur Anwendung. Ein Controlling-Team moechte einen Score bilden. Das Skript verlangt, dass Datenqualitaet, Systemgrenzen, Gewichtung, Unsicherheit und Nichtkompensation sichtbar bleiben. Ein Score darf die Diskussion nicht beenden, sondern muss bessere Fragen, Priorisierung und Rueckkopplung ermoeglichen. Bezogen auf Wirkungsräume, Wirkungsempfänger, Stakeholder und Wirkpfade heisst das: Die Analyse muss das konkrete Thema ernst nehmen und zugleich den allgemeinen WÖk-Massstab halten. Es geht nicht darum, Akteure moralisch zu sortieren. Es geht darum, Wirkpfade, Wirkungsempfaenger, Datenqualitaet, Risiken und Rueckkopplung so zu beschreiben, dass bessere Entscheidungen moeglich werden.</w:t>
-      </w:r>
-    </w:p>
-    <w:p>
-      <w:r>
-        <w:t>Transfer in Wirkungsmanagement. Quelltext und fachliche Grundlegung verbindet die inhaltliche Deutung mit der spaeteren Praxis. Eine Organisation kann zu Wirkungsräume, Wirkungsempfänger, Stakeholder und Wirkpfade sehr ueberzeugend kommunizieren und trotzdem an eine Methodik einzufuehren, ohne Entscheidungsmacht, Datenpflichten und Korrekturroutinen mitzudenken scheitern. Darum muss die V1-Fassung immer auch nach Governance fragen: Wer erhebt Daten, wer bewertet sie, wer traegt die Folgen, wer kann widersprechen und wann wird eine Entscheidung korrigiert? Szenarien pruefen Sofortwirkung, Folgewirkung und Reversibilitaet getrennt. So wird aus einem Lehrkapitel eine verantwortbare Arbeitsroutine.</w:t>
-      </w:r>
-    </w:p>
-    <w:p>
-      <w:r>
-        <w:t>Grenze gegen Scheingenauigkeit. Gerade bei Einstieg / Wirkungsfrage ist Praezision wichtiger als grosse Begriffe. Eine Wirkungsaussage bleibt schwach, wenn sie nur Aktivitaet, Reichweite, Absicht oder Image beschreibt. Stark wird sie erst, wenn sie die Zustandsveraenderung und ihre Bedingungen offenlegt. In WM-V2 ist deshalb entscheidend, Wirkung nicht am Sender, sondern an veraenderten Zustanden der Empfaenger geprueft wird. Die Fehlerlinie verlaeuft nicht zwischen Optimismus und Pessimismus, sondern zwischen offengelegter Unsicherheit und rhetorischer Sicherheit ohne Pruefpfad.</w:t>
-      </w:r>
-    </w:p>
-    <w:p>
-      <w:r>
-        <w:t>Pruefungsnahe Lesart. Aus Video-/Audio-Vorlesung laesst sich eine gute Transferfrage ableiten: Welche Entscheidung waere falsch, wenn dieser Abschnitt missverstanden wird? Fuer Wirkungsräume, Wirkungsempfänger, Stakeholder und Wirkpfade lautet die Antwort meist nicht einfach "mehr Wirkung", sondern genauer: bessere Unterscheidung, sauberere Daten, klarere Schutzlinie und rueckgekoppelte Steuerung. Jede Schlussfolgerung endet mit Entscheidung, Verantwortlichkeit und Termin fuer Rueckpruefung. Wer das im Fall anwenden kann, hat den Kern der Vorlesung verstanden; wer nur Definitionen wiederholt, bleibt unter dem Anspruch der Akademie.</w:t>
-      </w:r>
-    </w:p>
-    <w:p>
-      <w:r>
-        <w:t>Fallfenster zur Anwendung. Ein Kommunikationsbericht nennt viele Aktivitaeten, Reichweiten und Rueckmeldungen. Die V1-Pruefung fragt, ob daraus eine belastbare Wirkungsaussage folgt. Wenn nur Kontakte, Klicks oder Zustimmung vorliegen, bleibt die Aussage im Bereich Wirkungspotenzial oder Resonanz, nicht im Bereich nachgewiesener Wirkung. Bezogen auf Wirkungsräume, Wirkungsempfänger, Stakeholder und Wirkpfade heisst das: Die Analyse muss das konkrete Thema ernst nehmen und zugleich den allgemeinen WÖk-Massstab halten. Es geht nicht darum, Akteure moralisch zu sortieren. Es geht darum, Wirkpfade, Wirkungsempfaenger, Datenqualitaet, Risiken und Rueckkopplung so zu beschreiben, dass bessere Entscheidungen moeglich werden.</w:t>
-      </w:r>
-    </w:p>
-    <w:p>
-      <w:r>
-        <w:t>Pruefungsnahe Transferfrage. Formuliere zu WM-V2 eine Wirkungsaussage in drei Saetzen: Erstens den beobachteten oder plausiblen Zustand, zweitens die Daten- oder Quellenlage, drittens die offene Unsicherheit samt Rueckkopplung. Die Antwort muss ohne moralische Personenbewertung auskommen und darf Reichweite nicht mit Wirkung verwechseln.</w:t>
-      </w:r>
-    </w:p>
-    <w:p>
-      <w:r>
-        <w:t>Wissenschaftliche Anschlussfaehigkeit. Der Abschnitt Transkript (Gerüst) ist in WM-V2 kein Zusatzwissen, sondern ein Pruefstein fuer die Grundfrage des Skripts: Was veraendert sich, bei wem, wodurch und mit welcher Rueckkopplung? Fuer Wirkungsräume, Wirkungsempfänger, Stakeholder und Wirkpfade wird daran sichtbar, dass WÖk-Aussagen mit bestehenden Begriffen, Studien, Standards und Rechtsrahmen in Beziehung stehen muessen. Die fachliche Grenze liegt dort, wo Lernende hausinterne Sprache als Ersatz fuer zitierfaehige Begruendung verwenden. Die saubere Lesart trennt deshalb Beobachtung, Kausalannahme, Bewertung und Steuerungsfolge. In der Anwendung sollte daraus mindestens eine konkrete Strategie, Prozess, Budget, Zielkonflikt oder Kommunikationsregel abgeleitet werden; sonst bleibt das Wissen erklaerend, aber nicht steuerungsfaehig.</w:t>
-      </w:r>
-    </w:p>
-    <w:p>
-      <w:r>
-        <w:t>Anwendung auf Skript / Folien (Lernseite). In einer Fallanalyse beginnt dieser Punkt nicht mit einer Meinung, sondern mit einer belastbaren Beschreibung. Wer WM-V2 pruefungsnah liest, fragt zuerst nach Wirkungsempfaengern, Wirkraum, Zeitraum und Datenquelle. Erst danach folgt die Bewertung im Referenzrahmen Mensch, Planet, Demokratie, SDGs, Agenda 2030 und SDG+. Die Analyse markiert Stoppsignale vor jeder Portfolio- oder Score-Debatte. Der typische Kurzschluss waere, ein gutes Teilresultat gegen zentrale Schaeden aufrechnen. Genau dagegen setzt die WÖk die Pflicht, Wirkungspotenzial, Wirkungsrisiko und positive Netto-Wirkung begrifflich getrennt zu halten.</w:t>
+        <w:t>Schlussvertiefung 2: Wirkungsräume, Wirkungsempfänger, Stakeholder und Wirkpfade im Anwendungsfall</w:t>
+      </w:r>
+    </w:p>
+    <w:p>
+      <w:r>
+        <w:t>Die folgenden Abschnitte sind keine neue Pruefungsloesung. Sie verdichten die vorhandenen Kapitel zu einer Lesart, mit der Studierende einen Fall selbststaendig analysieren koennen. Im Mittelpunkt stehen Wirkpfade, Wirkungsempfaenger, Bewertung und Rueckkopplung, nicht moralische Personenbewertung.</w:t>
+      </w:r>
+    </w:p>
+    <w:p>
+      <w:r>
+        <w:t>Begriffliche Schlussklaerung. In Wirkungsmanagement wird Begriffliche Präzision erst steuerungsfaehig, wenn daraus eine Entscheidung folgt. Fuehrung, Strategie, Controlling, Einkauf, Kommunikation und Kultur muessen denselben Wirkungsbegriff verwenden. Ohne diese Rueckkopplung bleibt Reporting eine Beschreibung. Mit Rueckkopplung wird aus Bewertung eine veraenderte Routine: ein anderer Prozess, ein geaenderter Anreiz, eine bessere Datenpflicht, eine korrigierte Kommunikation oder eine neue Priorisierung.</w:t>
+      </w:r>
+    </w:p>
+    <w:p>
+      <w:r>
+        <w:t>Die typische Fehlstelle bei Wirkungsräume, Wirkungsempfänger, Stakeholder und Wirkpfade liegt darin, Absicht, Aktivitaet oder Reporting als Wirkung zu behandeln. Bei Begriffliche Präzision wird diese Fehlstelle konkret: Ein scheinbar plausibler Befund darf nicht zur Abkuerzung werden. Quellen, Systemgrenzen, Unsicherheit und Rueckkopplung bleiben sichtbar.</w:t>
+      </w:r>
+    </w:p>
+    <w:p>
+      <w:r>
+        <w:t>Wirkpfad und Empfaenger. Die Grenze gegen Scheingenauigkeit verlaeuft bei Wirkpfad nicht zwischen Optimismus und Pessimismus. Sie verlaeuft zwischen offengelegter Unsicherheit und rhetorischer Sicherheit. Wer Wirkungsräume, Wirkungsempfänger, Stakeholder und Wirkpfade belastbar anwenden will, benennt Systemgrenze, Zeitraum, Vergleichspunkt und offene Gegenhypothese. Gerade dadurch bleibt das Skript anschlussfaehig fuer Forschung, Praxis und spaetere Revision.</w:t>
+      </w:r>
+    </w:p>
+    <w:p>
+      <w:r>
+        <w:t>Fuer die Pruefung ist Wirkpfad dann verstanden, wenn daraus eine belastbare Fallantwort entsteht. Eine gute Antwort unterscheidet Beobachtung, Kausalannahme, Bewertung und Steuerungsfolge. Sie bewertet keine Menschen, sondern Wirkpfade, Zustandsveraenderungen, Risiken und institutionelle Bedingungen.</w:t>
+      </w:r>
+    </w:p>
+    <w:p>
+      <w:r>
+        <w:t>Daten, Quellen und Evidenz. Leitthese zeigt, warum Wirkungsräume, Wirkungsempfänger, Stakeholder und Wirkpfade mehr ist als ein Schlagwort im Feld Wirkpfade, Wirkungsempfaenger, Bewertung und Rueckkopplung. Die wirkungsoekonomische Frage lautet: Welche reale Veraenderung wird moeglich, welche bleibt nur Potenzial und wo entsteht ein Wirkungsrisiko? Diese Unterscheidung schuetzt vor Impact-Washing, weil sie Absicht, Aktivitaet, Reichweite und Wirkung auseinanderhaelt.</w:t>
+      </w:r>
+    </w:p>
+    <w:p>
+      <w:r>
+        <w:t>Eine Kommune, ein Unternehmen oder eine Bildungsorganisation will Wirkungsräume, Wirkungsempfänger, Stakeholder und Wirkpfade praktisch anwenden. Der erste Schritt ist nicht die Auswahl eines Instruments, sondern die Klaerung der Zustandsveraenderung. Bei Leitthese muss deshalb benannt werden, wer betroffen ist, welcher Zustand sich veraendert, welche Frist gilt und welche Gegenbeobachtung die Annahme widerlegen wuerde. Erst danach entsteht eine begruendete Entscheidung im Feld Strategie, Prozess, Budget, Verantwortlichkeit oder Kommunikationsregel.</w:t>
+      </w:r>
+    </w:p>
+    <w:p>
+      <w:r>
+        <w:t>Bewertung und rote Linien. In WM-V2 muss Didaktische Einordnung im Studiengang immer mit Empfaengern gelesen werden. Wirkung entsteht nicht beim Sender, sondern an veraenderten Zustaenden von Menschen, Oekosystemen, Institutionen, Oeffentlichkeit oder kuenftigen Handlungsspielraeumen. Darum reicht es nicht, interne Aktivitaeten zu dokumentieren. Entscheidend ist, ob sich ein Zustand nachvollziehbar veraendert und ob diese Veraenderung im Referenzrahmen Mensch, Planet, Demokratie, SDGs, Agenda 2030 und SDG+ tragfaehig bewertet werden kann.</w:t>
+      </w:r>
+    </w:p>
+    <w:p>
+      <w:r>
+        <w:t>Ein Bericht behauptet, die Massnahme zu Wirkungsräume, Wirkungsempfänger, Stakeholder und Wirkpfade sei erfolgreich. Die WOE-Lesart fragt bei Didaktische Einordnung im Studiengang nach belastbaren Nachweisen: Managementroutine, Stakeholder-Rueckmeldung, Prozessdaten, Entscheidungsprotokoll und Lernschleife. Wenn diese Nachweise fehlen, bleibt die Aussage Wirkungspotenzial oder Kommunikationsbehauptung. Sie kann wichtig sein, aber sie ist noch keine belegte Wirkung.</w:t>
+      </w:r>
+    </w:p>
+    <w:p>
+      <w:r>
+        <w:t>Kontrollfrage. Welche Entscheidung waere falsch, wenn Didaktische Einordnung im Studiengang in WM-V2 missverstanden wird? Die Antwort muss mindestens eine Daten- oder Quellenannahme, eine betroffene Gruppe oder Schutzdimension, eine moegliche Nebenwirkung und einen Rueckkopplungsschritt nennen. Richtig ist nicht die lauteste Bewertung, sondern diejenige, die Begriff, Beleg und Steuerungsfolge zusammenhaelt.</w:t>
+      </w:r>
+    </w:p>
+    <w:p>
+      <w:r>
+        <w:t>Rueckfluss. Fuer den WOE-Korpus bedeutet das: Begriffe aus Wirkungsräume, Wirkungsempfänger, Stakeholder und Wirkpfade sollten dort geschaerft werden, wo sie in Glossar, Werkzeugen, Journal oder Readern doppeldeutig bleiben. Offene Forschungsfragen werden nicht versteckt. Sie markieren die Stelle, an der spaetere Evidenz, ein besserer Datensatz oder eine praezisere Fallstudie die Bewertung veraendern kann.</w:t>
+      </w:r>
+    </w:p>
+    <w:p>
+      <w:r>
+        <w:t>Steuerung und Rueckkopplung. Wissenschaftliche Anschlussfaehigkeit entsteht hier durch Quellenklarheit. Bei Analysemodell werden interne WOE-Begriffe nicht als Ersatz fuer Belege benutzt, sondern mit Grundlagenwerk, WOE-Referenz, Glossar, Werkzeuge, Journal und externe Fachquellen verbunden. Wo die Datenlage offen bleibt, wird das offengelegt. Wo eine Aussage nur plausibel ist, bleibt sie als Wirkungspotenzial markiert. Wo ein Schaden eine rote Linie beruehrt, greift Nichtkompensation vor Durchschnittslogik.</w:t>
+      </w:r>
+    </w:p>
+    <w:p>
+      <w:r>
+        <w:t>In einer kontroversen Entscheidung wirkt Analysemodell als Pruefpunkt fuer Ambivalenz. Ein Nutzen fuer eine Gruppe kann mit Risiken fuer andere Wirkungsempfaenger einhergehen. Das Skript verlangt deshalb, positive und negative Zustandsveraenderungen getrennt zu fuehren, bevor von positiver Netto-Wirkung gesprochen wird.</w:t>
+      </w:r>
+    </w:p>
+    <w:p>
+      <w:r>
+        <w:t>Pruefungsnahe Anwendung. In Wirkungsmanagement wird Modellformel erst steuerungsfaehig, wenn daraus eine Entscheidung folgt. Fuehrung, Strategie, Controlling, Einkauf, Kommunikation und Kultur muessen denselben Wirkungsbegriff verwenden. Ohne diese Rueckkopplung bleibt Reporting eine Beschreibung. Mit Rueckkopplung wird aus Bewertung eine veraenderte Routine: ein anderer Prozess, ein geaenderter Anreiz, eine bessere Datenpflicht, eine korrigierte Kommunikation oder eine neue Priorisierung.</w:t>
+      </w:r>
+    </w:p>
+    <w:p>
+      <w:r>
+        <w:t>Die typische Fehlstelle bei Wirkungsräume, Wirkungsempfänger, Stakeholder und Wirkpfade liegt darin, Absicht, Aktivitaet oder Reporting als Wirkung zu behandeln. Bei Modellformel wird diese Fehlstelle konkret: Ein scheinbar plausibler Befund darf nicht zur Abkuerzung werden. Quellen, Systemgrenzen, Unsicherheit und Rueckkopplung bleiben sichtbar.</w:t>
+      </w:r>
+    </w:p>
+    <w:p>
+      <w:r>
+        <w:t>Transfer in den WOE-Korpus. Die Grenze gegen Scheingenauigkeit verlaeuft bei Fallfenster nicht zwischen Optimismus und Pessimismus. Sie verlaeuft zwischen offengelegter Unsicherheit und rhetorischer Sicherheit. Wer Wirkungsräume, Wirkungsempfänger, Stakeholder und Wirkpfade belastbar anwenden will, benennt Systemgrenze, Zeitraum, Vergleichspunkt und offene Gegenhypothese. Gerade dadurch bleibt das Skript anschlussfaehig fuer Forschung, Praxis und spaetere Revision.</w:t>
+      </w:r>
+    </w:p>
+    <w:p>
+      <w:r>
+        <w:t>Fuer die Pruefung ist Fallfenster dann verstanden, wenn daraus eine belastbare Fallantwort entsteht. Eine gute Antwort unterscheidet Beobachtung, Kausalannahme, Bewertung und Steuerungsfolge. Sie bewertet keine Menschen, sondern Wirkpfade, Zustandsveraenderungen, Risiken und institutionelle Bedingungen.</w:t>
+      </w:r>
+    </w:p>
+    <w:p>
+      <w:r>
+        <w:t>Grenzen der Aussage. Prüfungsnahe Fallfragen ohne geschützte Antwortlogik zeigt, warum Wirkungsräume, Wirkungsempfänger, Stakeholder und Wirkpfade mehr ist als ein Schlagwort im Feld Wirkpfade, Wirkungsempfaenger, Bewertung und Rueckkopplung. Die wirkungsoekonomische Frage lautet: Welche reale Veraenderung wird moeglich, welche bleibt nur Potenzial und wo entsteht ein Wirkungsrisiko? Diese Unterscheidung schuetzt vor Impact-Washing, weil sie Absicht, Aktivitaet, Reichweite und Wirkung auseinanderhaelt.</w:t>
+      </w:r>
+    </w:p>
+    <w:p>
+      <w:r>
+        <w:t>Eine Kommune, ein Unternehmen oder eine Bildungsorganisation will Wirkungsräume, Wirkungsempfänger, Stakeholder und Wirkpfade praktisch anwenden. Der erste Schritt ist nicht die Auswahl eines Instruments, sondern die Klaerung der Zustandsveraenderung. Bei Prüfungsnahe Fallfragen ohne geschützte Antwortlogik muss deshalb benannt werden, wer betroffen ist, welcher Zustand sich veraendert, welche Frist gilt und welche Gegenbeobachtung die Annahme widerlegen wuerde. Erst danach entsteht eine begruendete Entscheidung im Feld Strategie, Prozess, Budget, Verantwortlichkeit oder Kommunikationsregel.</w:t>
+      </w:r>
+    </w:p>
+    <w:p>
+      <w:r>
+        <w:t>Kontrollfrage. Welche Entscheidung waere falsch, wenn Prüfungsnahe Fallfragen ohne geschützte Antwortlogik in WM-V2 missverstanden wird? Die Antwort muss mindestens eine Daten- oder Quellenannahme, eine betroffene Gruppe oder Schutzdimension, eine moegliche Nebenwirkung und einen Rueckkopplungsschritt nennen. Richtig ist nicht die lauteste Bewertung, sondern diejenige, die Begriff, Beleg und Steuerungsfolge zusammenhaelt.</w:t>
       </w:r>
     </w:p>
     <w:p>
@@ -3568,137 +3518,112 @@
         <w:pStyle w:val="Heading3"/>
       </w:pPr>
       <w:r>
-        <w:t>Abschlusskommentar 3: Lesen, pruefen, rueckkoppeln</w:t>
-      </w:r>
-    </w:p>
-    <w:p>
-      <w:r>
-        <w:t>Die folgende Verdichtung fuehrt die vorhandenen Kapitel nicht als Wiederholung, sondern als Anwendung zusammen. Wirkungskompetenz entsteht, wenn dieselbe begriffliche Strenge in Fallanalyse, Datenarbeit, Kommunikation, Governance und Entscheidungspraxis wiedererkannt wird.</w:t>
-      </w:r>
-    </w:p>
-    <w:p>
-      <w:r>
-        <w:t>Evidenzregel. Transferaufgabe darf im Skript nicht als dekorativer Begriff stehen bleiben. Der Abschnitt traegt nur dann, wenn er eine pruefbare Aussage erlaubt: Welche Quelle stuetzt die Annahme, welche Unsicherheit bleibt offen und welche Gegenbeobachtung wuerde die Bewertung veraendern? Fuer Wirkungsräume, Wirkungsempfänger, Stakeholder und Wirkpfade heisst das, dass praezise Sprache die erste Sicherung gegen Impact-Washing bildet. Die Studierenden sollen nicht lernen, einen Score nachzusprechen. Sie sollen erkennen, wann ein Score klaert, wann er verdeckt und wann eine rote Linie die Durchschnittslogik stoppt.</w:t>
-      </w:r>
-    </w:p>
-    <w:p>
-      <w:r>
-        <w:t>Fallfenster zur Anwendung. Eine Organisation plant eine Massnahme und formuliert dazu eine positive Absicht. In der WÖk reicht das nicht. Fuer diese Vorlesung muss sichtbar werden, welche Zustandsveraenderung erwartet wird, welche Empfaenger direkt oder indirekt betroffen sind, welche Nebenwirkungen entstehen koennen und welche Entscheidung spaeter korrigiert wird. Bezogen auf Wirkungsräume, Wirkungsempfänger, Stakeholder und Wirkpfade heisst das: Die Analyse muss das konkrete Thema ernst nehmen und zugleich den allgemeinen WÖk-Massstab halten. Es geht nicht darum, Akteure moralisch zu sortieren. Es geht darum, Wirkpfade, Wirkungsempfaenger, Datenqualitaet, Risiken und Rueckkopplung so zu beschreiben, dass bessere Entscheidungen moeglich werden.</w:t>
-      </w:r>
-    </w:p>
-    <w:p>
-      <w:r>
-        <w:t>Transfer in Wirkungsmanagement. Praxisbeispiel verbindet die inhaltliche Deutung mit der spaeteren Praxis. Eine Organisation kann zu Wirkungsräume, Wirkungsempfänger, Stakeholder und Wirkpfade sehr ueberzeugend kommunizieren und trotzdem an eine Methodik einzufuehren, ohne Entscheidungsmacht, Datenpflichten und Korrekturroutinen mitzudenken scheitern. Darum muss die V1-Fassung immer auch nach Governance fragen: Wer erhebt Daten, wer bewertet sie, wer traegt die Folgen, wer kann widersprechen und wann wird eine Entscheidung korrigiert? Mindestens ein direkter und ein indirekter Wirkpfad muessen nachvollziehbar sein. So wird aus einem Lehrkapitel eine verantwortbare Arbeitsroutine.</w:t>
-      </w:r>
-    </w:p>
-    <w:p>
-      <w:r>
-        <w:t>Grenze gegen Scheingenauigkeit. Gerade bei Wirkungsökonomische Vertiefung ist Praezision wichtiger als grosse Begriffe. Eine Wirkungsaussage bleibt schwach, wenn sie nur Aktivitaet, Reichweite, Absicht oder Image beschreibt. Stark wird sie erst, wenn sie die Zustandsveraenderung und ihre Bedingungen offenlegt. In WM-V2 ist deshalb entscheidend, jede Bewertung nur so belastbar ist wie Datenlage, Quellenstatus, Aktualitaet und Systemgrenze. Die Fehlerlinie verlaeuft nicht zwischen Optimismus und Pessimismus, sondern zwischen offengelegter Unsicherheit und rhetorischer Sicherheit ohne Pruefpfad.</w:t>
-      </w:r>
-    </w:p>
-    <w:p>
-      <w:r>
-        <w:t>Pruefungsnahe Transferfrage. Formuliere zu WM-V2 eine Wirkungsaussage in drei Saetzen: Erstens den beobachteten oder plausiblen Zustand, zweitens die Daten- oder Quellenlage, drittens die offene Unsicherheit samt Rueckkopplung. Die Antwort muss ohne moralische Personenbewertung auskommen und darf Reichweite nicht mit Wirkung verwechseln.</w:t>
-      </w:r>
-    </w:p>
-    <w:p>
-      <w:r>
-        <w:t>Pruefungsnahe Lesart. Aus Prüfungsrelevanz laesst sich eine gute Transferfrage ableiten: Welche Entscheidung waere falsch, wenn dieser Abschnitt missverstanden wird? Fuer Wirkungsräume, Wirkungsempfänger, Stakeholder und Wirkpfade lautet die Antwort meist nicht einfach "mehr Wirkung", sondern genauer: bessere Unterscheidung, sauberere Daten, klarere Schutzlinie und rueckgekoppelte Steuerung. Profile, Zielkonflikte und offene Punkte werden nebeneinander gefuehrt. Wer das im Fall anwenden kann, hat den Kern der Vorlesung verstanden; wer nur Definitionen wiederholt, bleibt unter dem Anspruch der Akademie.</w:t>
-      </w:r>
-    </w:p>
-    <w:p>
-      <w:r>
-        <w:t>Fallfenster zur Anwendung. Eine Fuehrungsentscheidung erzeugt zugleich Nutzen und Risiken. Die WÖk behandelt Ambivalenz nicht als Stoerung, sondern als Kern der Analyse. Positive Netto-Wirkung darf erst behauptet werden, wenn zentrale negative Wirkungen getrennt geprueft und rote Linien gewahrt sind. Bezogen auf Wirkungsräume, Wirkungsempfänger, Stakeholder und Wirkpfade heisst das: Die Analyse muss das konkrete Thema ernst nehmen und zugleich den allgemeinen WÖk-Massstab halten. Es geht nicht darum, Akteure moralisch zu sortieren. Es geht darum, Wirkpfade, Wirkungsempfaenger, Datenqualitaet, Risiken und Rueckkopplung so zu beschreiben, dass bessere Entscheidungen moeglich werden.</w:t>
-      </w:r>
-    </w:p>
-    <w:p>
-      <w:r>
-        <w:t>Nichtkompensation. Der Abschnitt Lernziele ist in WM-V2 kein Zusatzwissen, sondern ein Pruefstein fuer die Grundfrage des Skripts: Was veraendert sich, bei wem, wodurch und mit welcher Rueckkopplung? Fuer Wirkungsräume, Wirkungsempfänger, Stakeholder und Wirkpfade wird daran sichtbar, dass schwere zentrale Schaeden nicht durch beliebige positive Einzelwerte neutralisiert werden duerfen. Die fachliche Grenze liegt dort, wo Lernende eine Durchschnittslogik als moralische Entlastung verwenden. Die saubere Lesart trennt deshalb Beobachtung, Kausalannahme, Bewertung und Steuerungsfolge. In der Anwendung sollte daraus mindestens eine konkrete Strategie, Prozess, Budget, Zielkonflikt oder Kommunikationsregel abgeleitet werden; sonst bleibt das Wissen erklaerend, aber nicht steuerungsfaehig.</w:t>
-      </w:r>
-    </w:p>
-    <w:p>
-      <w:r>
-        <w:t>Anwendung auf Einleitung / Wirkungsfrage. In einer Fallanalyse beginnt dieser Punkt nicht mit einer Meinung, sondern mit einer belastbaren Beschreibung. Wer WM-V2 pruefungsnah liest, fragt zuerst nach Wirkungsempfaengern, Wirkraum, Zeitraum und Datenquelle. Erst danach folgt die Bewertung im Referenzrahmen Mensch, Planet, Demokratie, SDGs, Agenda 2030 und SDG+. Jeder Analyseblock fragt nach der Routine, die nach der Bewertung angepasst wird. Der typische Kurzschluss waere, Reporting als Abschluss behandeln. Genau dagegen setzt die WÖk die Pflicht, Wirkungspotenzial, Wirkungsrisiko und positive Netto-Wirkung begrifflich getrennt zu halten.</w:t>
-      </w:r>
-    </w:p>
-    <w:p>
-      <w:r>
-        <w:t>Evidenzregel. Kernaussage darf im Skript nicht als dekorativer Begriff stehen bleiben. Der Abschnitt traegt nur dann, wenn er eine pruefbare Aussage erlaubt: Welche Quelle stuetzt die Annahme, welche Unsicherheit bleibt offen und welche Gegenbeobachtung wuerde die Bewertung veraendern? Fuer Wirkungsräume, Wirkungsempfänger, Stakeholder und Wirkpfade heisst das, dass Wirkungsbewertung Verfahren, Rechte, Transparenz und Korrektur braucht. Die Studierenden sollen nicht lernen, einen Score nachzusprechen. Sie sollen erkennen, wann ein Score klaert, wann er verdeckt und wann eine rote Linie die Durchschnittslogik stoppt.</w:t>
-      </w:r>
-    </w:p>
-    <w:p>
-      <w:r>
-        <w:t>Fallfenster zur Anwendung. Ein Controlling-Team moechte einen Score bilden. Das Skript verlangt, dass Datenqualitaet, Systemgrenzen, Gewichtung, Unsicherheit und Nichtkompensation sichtbar bleiben. Ein Score darf die Diskussion nicht beenden, sondern muss bessere Fragen, Priorisierung und Rueckkopplung ermoeglichen. Bezogen auf Wirkungsräume, Wirkungsempfänger, Stakeholder und Wirkpfade heisst das: Die Analyse muss das konkrete Thema ernst nehmen und zugleich den allgemeinen WÖk-Massstab halten. Es geht nicht darum, Akteure moralisch zu sortieren. Es geht darum, Wirkpfade, Wirkungsempfaenger, Datenqualitaet, Risiken und Rueckkopplung so zu beschreiben, dass bessere Entscheidungen moeglich werden.</w:t>
-      </w:r>
-    </w:p>
-    <w:p>
-      <w:r>
-        <w:t>Transfer in Wirkungsmanagement. Quelltext und fachliche Grundlegung verbindet die inhaltliche Deutung mit der spaeteren Praxis. Eine Organisation kann zu Wirkungsräume, Wirkungsempfänger, Stakeholder und Wirkpfade sehr ueberzeugend kommunizieren und trotzdem an eine Methodik einzufuehren, ohne Entscheidungsmacht, Datenpflichten und Korrekturroutinen mitzudenken scheitern. Darum muss die V1-Fassung immer auch nach Governance fragen: Wer erhebt Daten, wer bewertet sie, wer traegt die Folgen, wer kann widersprechen und wann wird eine Entscheidung korrigiert? Pruefungsfragen verbinden Begriff, Anwendung, Evidenz und rote Linie. So wird aus einem Lehrkapitel eine verantwortbare Arbeitsroutine.</w:t>
-      </w:r>
-    </w:p>
-    <w:p>
-      <w:r>
-        <w:t>Pruefungsnahe Transferfrage. Formuliere zu WM-V2 eine Wirkungsaussage in drei Saetzen: Erstens den beobachteten oder plausiblen Zustand, zweitens die Daten- oder Quellenlage, drittens die offene Unsicherheit samt Rueckkopplung. Die Antwort muss ohne moralische Personenbewertung auskommen und darf Reichweite nicht mit Wirkung verwechseln.</w:t>
-      </w:r>
-    </w:p>
-    <w:p>
-      <w:r>
-        <w:t>Grenze gegen Scheingenauigkeit. Gerade bei Einstieg / Wirkungsfrage ist Praezision wichtiger als grosse Begriffe. Eine Wirkungsaussage bleibt schwach, wenn sie nur Aktivitaet, Reichweite, Absicht oder Image beschreibt. Stark wird sie erst, wenn sie die Zustandsveraenderung und ihre Bedingungen offenlegt. In WM-V2 ist deshalb entscheidend, WÖk-Begriffe im Alltag nur tragen, wenn sie in Routinen uebersetzt werden. Die Fehlerlinie verlaeuft nicht zwischen Optimismus und Pessimismus, sondern zwischen offengelegter Unsicherheit und rhetorischer Sicherheit ohne Pruefpfad.</w:t>
-      </w:r>
-    </w:p>
-    <w:p>
-      <w:r>
-        <w:t>Pruefungsnahe Lesart. Aus Video-/Audio-Vorlesung laesst sich eine gute Transferfrage ableiten: Welche Entscheidung waere falsch, wenn dieser Abschnitt missverstanden wird? Fuer Wirkungsräume, Wirkungsempfänger, Stakeholder und Wirkpfade lautet die Antwort meist nicht einfach "mehr Wirkung", sondern genauer: bessere Unterscheidung, sauberere Daten, klarere Schutzlinie und rueckgekoppelte Steuerung. Gute Kommunikation unterscheidet Befund, Annahme und normative Bewertung. Wer das im Fall anwenden kann, hat den Kern der Vorlesung verstanden; wer nur Definitionen wiederholt, bleibt unter dem Anspruch der Akademie.</w:t>
-      </w:r>
-    </w:p>
-    <w:p>
-      <w:r>
-        <w:t>Fallfenster zur Anwendung. Ein Kommunikationsbericht nennt viele Aktivitaeten, Reichweiten und Rueckmeldungen. Die V1-Pruefung fragt, ob daraus eine belastbare Wirkungsaussage folgt. Wenn nur Kontakte, Klicks oder Zustimmung vorliegen, bleibt die Aussage im Bereich Wirkungspotenzial oder Resonanz, nicht im Bereich nachgewiesener Wirkung. Bezogen auf Wirkungsräume, Wirkungsempfänger, Stakeholder und Wirkpfade heisst das: Die Analyse muss das konkrete Thema ernst nehmen und zugleich den allgemeinen WÖk-Massstab halten. Es geht nicht darum, Akteure moralisch zu sortieren. Es geht darum, Wirkpfade, Wirkungsempfaenger, Datenqualitaet, Risiken und Rueckkopplung so zu beschreiben, dass bessere Entscheidungen moeglich werden.</w:t>
-      </w:r>
-    </w:p>
-    <w:p>
-      <w:r>
-        <w:t>Systemgrenze. Der Abschnitt Transkript (Gerüst) ist in WM-V2 kein Zusatzwissen, sondern ein Pruefstein fuer die Grundfrage des Skripts: Was veraendert sich, bei wem, wodurch und mit welcher Rueckkopplung? Fuer Wirkungsräume, Wirkungsempfänger, Stakeholder und Wirkpfade wird daran sichtbar, dass jede Wirkungsaussage eine Grenze zieht und diese Grenze begruenden muss. Die fachliche Grenze liegt dort, wo Lernende nur den bequemen Ausschnitt betrachten. Die saubere Lesart trennt deshalb Beobachtung, Kausalannahme, Bewertung und Steuerungsfolge. In der Anwendung sollte daraus mindestens eine konkrete Strategie, Prozess, Budget, Zielkonflikt oder Kommunikationsregel abgeleitet werden; sonst bleibt das Wissen erklaerend, aber nicht steuerungsfaehig.</w:t>
-      </w:r>
-    </w:p>
-    <w:p>
-      <w:r>
-        <w:t>Anwendung auf Skript / Folien (Lernseite). In einer Fallanalyse beginnt dieser Punkt nicht mit einer Meinung, sondern mit einer belastbaren Beschreibung. Wer WM-V2 pruefungsnah liest, fragt zuerst nach Wirkungsempfaengern, Wirkraum, Zeitraum und Datenquelle. Erst danach folgt die Bewertung im Referenzrahmen Mensch, Planet, Demokratie, SDGs, Agenda 2030 und SDG+. Szenarien pruefen Sofortwirkung, Folgewirkung und Reversibilitaet getrennt. Der typische Kurzschluss waere, Momentnutzen als dauerhafte positive Netto-Wirkung verkaufen. Genau dagegen setzt die WÖk die Pflicht, Wirkungspotenzial, Wirkungsrisiko und positive Netto-Wirkung begrifflich getrennt zu halten.</w:t>
-      </w:r>
-    </w:p>
-    <w:p>
-      <w:r>
-        <w:t>Evidenzregel. Transferaufgabe darf im Skript nicht als dekorativer Begriff stehen bleiben. Der Abschnitt traegt nur dann, wenn er eine pruefbare Aussage erlaubt: Welche Quelle stuetzt die Annahme, welche Unsicherheit bleibt offen und welche Gegenbeobachtung wuerde die Bewertung veraendern? Fuer Wirkungsräume, Wirkungsempfänger, Stakeholder und Wirkpfade heisst das, dass Wirkung nicht am Sender, sondern an veraenderten Zustanden der Empfaenger geprueft wird. Die Studierenden sollen nicht lernen, einen Score nachzusprechen. Sie sollen erkennen, wann ein Score klaert, wann er verdeckt und wann eine rote Linie die Durchschnittslogik stoppt.</w:t>
-      </w:r>
-    </w:p>
-    <w:p>
-      <w:r>
-        <w:t>Fallfenster zur Anwendung. Eine Organisation plant eine Massnahme und formuliert dazu eine positive Absicht. In der WÖk reicht das nicht. Fuer diese Vorlesung muss sichtbar werden, welche Zustandsveraenderung erwartet wird, welche Empfaenger direkt oder indirekt betroffen sind, welche Nebenwirkungen entstehen koennen und welche Entscheidung spaeter korrigiert wird. Bezogen auf Wirkungsräume, Wirkungsempfänger, Stakeholder und Wirkpfade heisst das: Die Analyse muss das konkrete Thema ernst nehmen und zugleich den allgemeinen WÖk-Massstab halten. Es geht nicht darum, Akteure moralisch zu sortieren. Es geht darum, Wirkpfade, Wirkungsempfaenger, Datenqualitaet, Risiken und Rueckkopplung so zu beschreiben, dass bessere Entscheidungen moeglich werden.</w:t>
-      </w:r>
-    </w:p>
-    <w:p>
-      <w:r>
-        <w:t>Pruefungsnahe Transferfrage. Formuliere zu WM-V2 eine Wirkungsaussage in drei Saetzen: Erstens den beobachteten oder plausiblen Zustand, zweitens die Daten- oder Quellenlage, drittens die offene Unsicherheit samt Rueckkopplung. Die Antwort muss ohne moralische Personenbewertung auskommen und darf Reichweite nicht mit Wirkung verwechseln.</w:t>
-      </w:r>
-    </w:p>
-    <w:p>
-      <w:r>
-        <w:t>Transfer in Wirkungsmanagement. Praxisbeispiel verbindet die inhaltliche Deutung mit der spaeteren Praxis. Eine Organisation kann zu Wirkungsräume, Wirkungsempfänger, Stakeholder und Wirkpfade sehr ueberzeugend kommunizieren und trotzdem an eine Methodik einzufuehren, ohne Entscheidungsmacht, Datenpflichten und Korrekturroutinen mitzudenken scheitern. Darum muss die V1-Fassung immer auch nach Governance fragen: Wer erhebt Daten, wer bewertet sie, wer traegt die Folgen, wer kann widersprechen und wann wird eine Entscheidung korrigiert? Jede Schlussfolgerung endet mit Entscheidung, Verantwortlichkeit und Termin fuer Rueckpruefung. So wird aus einem Lehrkapitel eine verantwortbare Arbeitsroutine.</w:t>
-      </w:r>
-    </w:p>
-    <w:p>
-      <w:r>
-        <w:t>Grenze gegen Scheingenauigkeit. Gerade bei Wirkungsökonomische Vertiefung ist Praezision wichtiger als grosse Begriffe. Eine Wirkungsaussage bleibt schwach, wenn sie nur Aktivitaet, Reichweite, Absicht oder Image beschreibt. Stark wird sie erst, wenn sie die Zustandsveraenderung und ihre Bedingungen offenlegt. In WM-V2 ist deshalb entscheidend, WÖk-Aussagen mit bestehenden Begriffen, Studien, Standards und Rechtsrahmen in Beziehung stehen muessen. Die Fehlerlinie verlaeuft nicht zwischen Optimismus und Pessimismus, sondern zwischen offengelegter Unsicherheit und rhetorischer Sicherheit ohne Pruefpfad.</w:t>
-      </w:r>
-    </w:p>
-    <w:p>
-      <w:r>
-        <w:t>Pruefungsnahe Lesart. Aus Prüfungsrelevanz laesst sich eine gute Transferfrage ableiten: Welche Entscheidung waere falsch, wenn dieser Abschnitt missverstanden wird? Fuer Wirkungsräume, Wirkungsempfänger, Stakeholder und Wirkpfade lautet die Antwort meist nicht einfach "mehr Wirkung", sondern genauer: bessere Unterscheidung, sauberere Daten, klarere Schutzlinie und rueckgekoppelte Steuerung. Die Analyse markiert Stoppsignale vor jeder Portfolio- oder Score-Debatte. Wer das im Fall anwenden kann, hat den Kern der Vorlesung verstanden; wer nur Definitionen wiederholt, bleibt unter dem Anspruch der Akademie.</w:t>
-      </w:r>
-    </w:p>
-    <w:p>
-      <w:r>
-        <w:t>Fallfenster zur Anwendung. Eine Fuehrungsentscheidung erzeugt zugleich Nutzen und Risiken. Die WÖk behandelt Ambivalenz nicht als Stoerung, sondern als Kern der Analyse. Positive Netto-Wirkung darf erst behauptet werden, wenn zentrale negative Wirkungen getrennt geprueft und rote Linien gewahrt sind. Bezogen auf Wirkungsräume, Wirkungsempfänger, Stakeholder und Wirkpfade heisst das: Die Analyse muss das konkrete Thema ernst nehmen und zugleich den allgemeinen WÖk-Massstab halten. Es geht nicht darum, Akteure moralisch zu sortieren. Es geht darum, Wirkpfade, Wirkungsempfaenger, Datenqualitaet, Risiken und Rueckkopplung so zu beschreiben, dass bessere Entscheidungen moeglich werden.</w:t>
+        <w:t>Schlussvertiefung 3: Wirkungsräume, Wirkungsempfänger, Stakeholder und Wirkpfade im Anwendungsfall</w:t>
+      </w:r>
+    </w:p>
+    <w:p>
+      <w:r>
+        <w:t>Die folgenden Abschnitte sind keine neue Pruefungsloesung. Sie verdichten die vorhandenen Kapitel zu einer Lesart, mit der Studierende einen Fall selbststaendig analysieren koennen. Im Mittelpunkt stehen Wirkpfade, Wirkungsempfaenger, Bewertung und Rueckkopplung, nicht moralische Personenbewertung.</w:t>
+      </w:r>
+    </w:p>
+    <w:p>
+      <w:r>
+        <w:t>Begriffliche Schlussklaerung. In WM-V2 muss Auswertung aus der lebenden Website-Referenz immer mit Empfaengern gelesen werden. Wirkung entsteht nicht beim Sender, sondern an veraenderten Zustaenden von Menschen, Oekosystemen, Institutionen, Oeffentlichkeit oder kuenftigen Handlungsspielraeumen. Darum reicht es nicht, interne Aktivitaeten zu dokumentieren. Entscheidend ist, ob sich ein Zustand nachvollziehbar veraendert und ob diese Veraenderung im Referenzrahmen Mensch, Planet, Demokratie, SDGs, Agenda 2030 und SDG+ tragfaehig bewertet werden kann.</w:t>
+      </w:r>
+    </w:p>
+    <w:p>
+      <w:r>
+        <w:t>Ein Bericht behauptet, die Massnahme zu Wirkungsräume, Wirkungsempfänger, Stakeholder und Wirkpfade sei erfolgreich. Die WOE-Lesart fragt bei Auswertung aus der lebenden Website-Referenz nach belastbaren Nachweisen: Managementroutine, Stakeholder-Rueckmeldung, Prozessdaten, Entscheidungsprotokoll und Lernschleife. Wenn diese Nachweise fehlen, bleibt die Aussage Wirkungspotenzial oder Kommunikationsbehauptung. Sie kann wichtig sein, aber sie ist noch keine belegte Wirkung.</w:t>
+      </w:r>
+    </w:p>
+    <w:p>
+      <w:r>
+        <w:t>Wirkpfad und Empfaenger. Wissenschaftliche Anschlussfaehigkeit entsteht hier durch Quellenklarheit. Bei Warum Wirkung Zuordnung braucht werden interne WOE-Begriffe nicht als Ersatz fuer Belege benutzt, sondern mit Grundlagenwerk, WOE-Referenz, Glossar, Werkzeuge, Journal und externe Fachquellen verbunden. Wo die Datenlage offen bleibt, wird das offengelegt. Wo eine Aussage nur plausibel ist, bleibt sie als Wirkungspotenzial markiert. Wo ein Schaden eine rote Linie beruehrt, greift Nichtkompensation vor Durchschnittslogik.</w:t>
+      </w:r>
+    </w:p>
+    <w:p>
+      <w:r>
+        <w:t>In einer kontroversen Entscheidung wirkt Warum Wirkung Zuordnung braucht als Pruefpunkt fuer Ambivalenz. Ein Nutzen fuer eine Gruppe kann mit Risiken fuer andere Wirkungsempfaenger einhergehen. Das Skript verlangt deshalb, positive und negative Zustandsveraenderungen getrennt zu fuehren, bevor von positiver Netto-Wirkung gesprochen wird.</w:t>
+      </w:r>
+    </w:p>
+    <w:p>
+      <w:r>
+        <w:t>Rueckfluss. Fuer den WOE-Korpus bedeutet das: Begriffe aus Wirkungsräume, Wirkungsempfänger, Stakeholder und Wirkpfade sollten dort geschaerft werden, wo sie in Glossar, Werkzeugen, Journal oder Readern doppeldeutig bleiben. Offene Forschungsfragen werden nicht versteckt. Sie markieren die Stelle, an der spaetere Evidenz, ein besserer Datensatz oder eine praezisere Fallstudie die Bewertung veraendern kann.</w:t>
+      </w:r>
+    </w:p>
+    <w:p>
+      <w:r>
+        <w:t>Daten, Quellen und Evidenz. In Wirkungsmanagement wird Wirkungsträger erst steuerungsfaehig, wenn daraus eine Entscheidung folgt. Fuehrung, Strategie, Controlling, Einkauf, Kommunikation und Kultur muessen denselben Wirkungsbegriff verwenden. Ohne diese Rueckkopplung bleibt Reporting eine Beschreibung. Mit Rueckkopplung wird aus Bewertung eine veraenderte Routine: ein anderer Prozess, ein geaenderter Anreiz, eine bessere Datenpflicht, eine korrigierte Kommunikation oder eine neue Priorisierung.</w:t>
+      </w:r>
+    </w:p>
+    <w:p>
+      <w:r>
+        <w:t>Die typische Fehlstelle bei Wirkungsräume, Wirkungsempfänger, Stakeholder und Wirkpfade liegt darin, Absicht, Aktivitaet oder Reporting als Wirkung zu behandeln. Bei Wirkungsträger wird diese Fehlstelle konkret: Ein scheinbar plausibler Befund darf nicht zur Abkuerzung werden. Quellen, Systemgrenzen, Unsicherheit und Rueckkopplung bleiben sichtbar.</w:t>
+      </w:r>
+    </w:p>
+    <w:p>
+      <w:r>
+        <w:t>Bewertung und rote Linien. Die Grenze gegen Scheingenauigkeit verlaeuft bei Direkte und indirekte Wirkungsträger nicht zwischen Optimismus und Pessimismus. Sie verlaeuft zwischen offengelegter Unsicherheit und rhetorischer Sicherheit. Wer Wirkungsräume, Wirkungsempfänger, Stakeholder und Wirkpfade belastbar anwenden will, benennt Systemgrenze, Zeitraum, Vergleichspunkt und offene Gegenhypothese. Gerade dadurch bleibt das Skript anschlussfaehig fuer Forschung, Praxis und spaetere Revision.</w:t>
+      </w:r>
+    </w:p>
+    <w:p>
+      <w:r>
+        <w:t>Fuer die Pruefung ist Direkte und indirekte Wirkungsträger dann verstanden, wenn daraus eine belastbare Fallantwort entsteht. Eine gute Antwort unterscheidet Beobachtung, Kausalannahme, Bewertung und Steuerungsfolge. Sie bewertet keine Menschen, sondern Wirkpfade, Zustandsveraenderungen, Risiken und institutionelle Bedingungen.</w:t>
+      </w:r>
+    </w:p>
+    <w:p>
+      <w:r>
+        <w:t>Kontrollfrage. Welche Entscheidung waere falsch, wenn Direkte und indirekte Wirkungsträger in WM-V2 missverstanden wird? Die Antwort muss mindestens eine Daten- oder Quellenannahme, eine betroffene Gruppe oder Schutzdimension, eine moegliche Nebenwirkung und einen Rueckkopplungsschritt nennen. Richtig ist nicht die lauteste Bewertung, sondern diejenige, die Begriff, Beleg und Steuerungsfolge zusammenhaelt.</w:t>
+      </w:r>
+    </w:p>
+    <w:p>
+      <w:r>
+        <w:t>Steuerung und Rueckkopplung. Wirkungsempfänger zeigt, warum Wirkungsräume, Wirkungsempfänger, Stakeholder und Wirkpfade mehr ist als ein Schlagwort im Feld Wirkpfade, Wirkungsempfaenger, Bewertung und Rueckkopplung. Die wirkungsoekonomische Frage lautet: Welche reale Veraenderung wird moeglich, welche bleibt nur Potenzial und wo entsteht ein Wirkungsrisiko? Diese Unterscheidung schuetzt vor Impact-Washing, weil sie Absicht, Aktivitaet, Reichweite und Wirkung auseinanderhaelt.</w:t>
+      </w:r>
+    </w:p>
+    <w:p>
+      <w:r>
+        <w:t>Eine Kommune, ein Unternehmen oder eine Bildungsorganisation will Wirkungsräume, Wirkungsempfänger, Stakeholder und Wirkpfade praktisch anwenden. Der erste Schritt ist nicht die Auswahl eines Instruments, sondern die Klaerung der Zustandsveraenderung. Bei Wirkungsempfänger muss deshalb benannt werden, wer betroffen ist, welcher Zustand sich veraendert, welche Frist gilt und welche Gegenbeobachtung die Annahme widerlegen wuerde. Erst danach entsteht eine begruendete Entscheidung im Feld Strategie, Prozess, Budget, Verantwortlichkeit oder Kommunikationsregel.</w:t>
+      </w:r>
+    </w:p>
+    <w:p>
+      <w:r>
+        <w:t>Pruefungsnahe Anwendung. In WM-V2 muss Unsichtbare Empfänger immer mit Empfaengern gelesen werden. Wirkung entsteht nicht beim Sender, sondern an veraenderten Zustaenden von Menschen, Oekosystemen, Institutionen, Oeffentlichkeit oder kuenftigen Handlungsspielraeumen. Darum reicht es nicht, interne Aktivitaeten zu dokumentieren. Entscheidend ist, ob sich ein Zustand nachvollziehbar veraendert und ob diese Veraenderung im Referenzrahmen Mensch, Planet, Demokratie, SDGs, Agenda 2030 und SDG+ tragfaehig bewertet werden kann.</w:t>
+      </w:r>
+    </w:p>
+    <w:p>
+      <w:r>
+        <w:t>Ein Bericht behauptet, die Massnahme zu Wirkungsräume, Wirkungsempfänger, Stakeholder und Wirkpfade sei erfolgreich. Die WOE-Lesart fragt bei Unsichtbare Empfänger nach belastbaren Nachweisen: Managementroutine, Stakeholder-Rueckmeldung, Prozessdaten, Entscheidungsprotokoll und Lernschleife. Wenn diese Nachweise fehlen, bleibt die Aussage Wirkungspotenzial oder Kommunikationsbehauptung. Sie kann wichtig sein, aber sie ist noch keine belegte Wirkung.</w:t>
+      </w:r>
+    </w:p>
+    <w:p>
+      <w:r>
+        <w:t>Transfer in den WOE-Korpus. Wissenschaftliche Anschlussfaehigkeit entsteht hier durch Quellenklarheit. Bei Einleitung / Wirkungsfrage werden interne WOE-Begriffe nicht als Ersatz fuer Belege benutzt, sondern mit Grundlagenwerk, WOE-Referenz, Glossar, Werkzeuge, Journal und externe Fachquellen verbunden. Wo die Datenlage offen bleibt, wird das offengelegt. Wo eine Aussage nur plausibel ist, bleibt sie als Wirkungspotenzial markiert. Wo ein Schaden eine rote Linie beruehrt, greift Nichtkompensation vor Durchschnittslogik.</w:t>
+      </w:r>
+    </w:p>
+    <w:p>
+      <w:r>
+        <w:t>In einer kontroversen Entscheidung wirkt Einleitung / Wirkungsfrage als Pruefpunkt fuer Ambivalenz. Ein Nutzen fuer eine Gruppe kann mit Risiken fuer andere Wirkungsempfaenger einhergehen. Das Skript verlangt deshalb, positive und negative Zustandsveraenderungen getrennt zu fuehren, bevor von positiver Netto-Wirkung gesprochen wird.</w:t>
+      </w:r>
+    </w:p>
+    <w:p>
+      <w:r>
+        <w:t>Grenzen der Aussage. In Wirkungsmanagement wird Kernaussage erst steuerungsfaehig, wenn daraus eine Entscheidung folgt. Fuehrung, Strategie, Controlling, Einkauf, Kommunikation und Kultur muessen denselben Wirkungsbegriff verwenden. Ohne diese Rueckkopplung bleibt Reporting eine Beschreibung. Mit Rueckkopplung wird aus Bewertung eine veraenderte Routine: ein anderer Prozess, ein geaenderter Anreiz, eine bessere Datenpflicht, eine korrigierte Kommunikation oder eine neue Priorisierung.</w:t>
+      </w:r>
+    </w:p>
+    <w:p>
+      <w:r>
+        <w:t>Die typische Fehlstelle bei Wirkungsräume, Wirkungsempfänger, Stakeholder und Wirkpfade liegt darin, Absicht, Aktivitaet oder Reporting als Wirkung zu behandeln. Bei Kernaussage wird diese Fehlstelle konkret: Ein scheinbar plausibler Befund darf nicht zur Abkuerzung werden. Quellen, Systemgrenzen, Unsicherheit und Rueckkopplung bleiben sichtbar.</w:t>
+      </w:r>
+    </w:p>
+    <w:p>
+      <w:r>
+        <w:t>Kontrollfrage. Welche Entscheidung waere falsch, wenn Kernaussage in WM-V2 missverstanden wird? Die Antwort muss mindestens eine Daten- oder Quellenannahme, eine betroffene Gruppe oder Schutzdimension, eine moegliche Nebenwirkung und einen Rueckkopplungsschritt nennen. Richtig ist nicht die lauteste Bewertung, sondern diejenige, die Begriff, Beleg und Steuerungsfolge zusammenhaelt.</w:t>
+      </w:r>
+    </w:p>
+    <w:p>
+      <w:r>
+        <w:t>Rueckfluss. Fuer den WOE-Korpus bedeutet das: Begriffe aus Wirkungsräume, Wirkungsempfänger, Stakeholder und Wirkpfade sollten dort geschaerft werden, wo sie in Glossar, Werkzeugen, Journal oder Readern doppeldeutig bleiben. Offene Forschungsfragen werden nicht versteckt. Sie markieren die Stelle, an der spaetere Evidenz, ein besserer Datensatz oder eine praezisere Fallstudie die Bewertung veraendern kann.</w:t>
       </w:r>
     </w:p>
     <w:p>
@@ -3706,57 +3631,107 @@
         <w:pStyle w:val="Heading3"/>
       </w:pPr>
       <w:r>
-        <w:t>Abschlusskommentar 4: Lesen, pruefen, rueckkoppeln</w:t>
-      </w:r>
-    </w:p>
-    <w:p>
-      <w:r>
-        <w:t>Die folgende Verdichtung fuehrt die vorhandenen Kapitel nicht als Wiederholung, sondern als Anwendung zusammen. Wirkungskompetenz entsteht, wenn dieselbe begriffliche Strenge in Fallanalyse, Datenarbeit, Kommunikation, Governance und Entscheidungspraxis wiedererkannt wird.</w:t>
-      </w:r>
-    </w:p>
-    <w:p>
-      <w:r>
-        <w:t>Begriffliche Schaerfung. Der Abschnitt Lernziele ist in WM-V2 kein Zusatzwissen, sondern ein Pruefstein fuer die Grundfrage des Skripts: Was veraendert sich, bei wem, wodurch und mit welcher Rueckkopplung? Fuer Wirkungsräume, Wirkungsempfänger, Stakeholder und Wirkpfade wird daran sichtbar, dass praezise Sprache die erste Sicherung gegen Impact-Washing bildet. Die fachliche Grenze liegt dort, wo Lernende Output, Reichweite, Absicht und Wirkung in einem Satz vermischen. Die saubere Lesart trennt deshalb Beobachtung, Kausalannahme, Bewertung und Steuerungsfolge. In der Anwendung sollte daraus mindestens eine konkrete Strategie, Prozess, Budget, Zielkonflikt oder Kommunikationsregel abgeleitet werden; sonst bleibt das Wissen erklaerend, aber nicht steuerungsfaehig.</w:t>
-      </w:r>
-    </w:p>
-    <w:p>
-      <w:r>
-        <w:t>Anwendung auf Einleitung / Wirkungsfrage. In einer Fallanalyse beginnt dieser Punkt nicht mit einer Meinung, sondern mit einer belastbaren Beschreibung. Wer WM-V2 pruefungsnah liest, fragt zuerst nach Wirkungsempfaengern, Wirkraum, Zeitraum und Datenquelle. Erst danach folgt die Bewertung im Referenzrahmen Mensch, Planet, Demokratie, SDGs, Agenda 2030 und SDG+. Mindestens ein direkter und ein indirekter Wirkpfad muessen nachvollziehbar sein. Der typische Kurzschluss waere, nur die Massnahme selbst bewerten und indirekte Empfaenger ausblenden. Genau dagegen setzt die WÖk die Pflicht, Wirkungspotenzial, Wirkungsrisiko und positive Netto-Wirkung begrifflich getrennt zu halten.</w:t>
-      </w:r>
-    </w:p>
-    <w:p>
-      <w:r>
-        <w:t>Pruefungsnahe Transferfrage. Formuliere zu WM-V2 eine Wirkungsaussage in drei Saetzen: Erstens den beobachteten oder plausiblen Zustand, zweitens die Daten- oder Quellenlage, drittens die offene Unsicherheit samt Rueckkopplung. Die Antwort muss ohne moralische Personenbewertung auskommen und darf Reichweite nicht mit Wirkung verwechseln.</w:t>
-      </w:r>
-    </w:p>
-    <w:p>
-      <w:r>
-        <w:t>Evidenzregel. Kernaussage darf im Skript nicht als dekorativer Begriff stehen bleiben. Der Abschnitt traegt nur dann, wenn er eine pruefbare Aussage erlaubt: Welche Quelle stuetzt die Annahme, welche Unsicherheit bleibt offen und welche Gegenbeobachtung wuerde die Bewertung veraendern? Fuer Wirkungsräume, Wirkungsempfänger, Stakeholder und Wirkpfade heisst das, dass jede Bewertung nur so belastbar ist wie Datenlage, Quellenstatus, Aktualitaet und Systemgrenze. Die Studierenden sollen nicht lernen, einen Score nachzusprechen. Sie sollen erkennen, wann ein Score klaert, wann er verdeckt und wann eine rote Linie die Durchschnittslogik stoppt.</w:t>
-      </w:r>
-    </w:p>
-    <w:p>
-      <w:r>
-        <w:t>Fallfenster zur Anwendung. Ein Controlling-Team moechte einen Score bilden. Das Skript verlangt, dass Datenqualitaet, Systemgrenzen, Gewichtung, Unsicherheit und Nichtkompensation sichtbar bleiben. Ein Score darf die Diskussion nicht beenden, sondern muss bessere Fragen, Priorisierung und Rueckkopplung ermoeglichen. Bezogen auf Wirkungsräume, Wirkungsempfänger, Stakeholder und Wirkpfade heisst das: Die Analyse muss das konkrete Thema ernst nehmen und zugleich den allgemeinen WÖk-Massstab halten. Es geht nicht darum, Akteure moralisch zu sortieren. Es geht darum, Wirkpfade, Wirkungsempfaenger, Datenqualitaet, Risiken und Rueckkopplung so zu beschreiben, dass bessere Entscheidungen moeglich werden.</w:t>
-      </w:r>
-    </w:p>
-    <w:p>
-      <w:r>
-        <w:t>Transfer in Wirkungsmanagement. Quelltext und fachliche Grundlegung verbindet die inhaltliche Deutung mit der spaeteren Praxis. Eine Organisation kann zu Wirkungsräume, Wirkungsempfänger, Stakeholder und Wirkpfade sehr ueberzeugend kommunizieren und trotzdem an eine Methodik einzufuehren, ohne Entscheidungsmacht, Datenpflichten und Korrekturroutinen mitzudenken scheitern. Darum muss die V1-Fassung immer auch nach Governance fragen: Wer erhebt Daten, wer bewertet sie, wer traegt die Folgen, wer kann widersprechen und wann wird eine Entscheidung korrigiert? Profile, Zielkonflikte und offene Punkte werden nebeneinander gefuehrt. So wird aus einem Lehrkapitel eine verantwortbare Arbeitsroutine.</w:t>
-      </w:r>
-    </w:p>
-    <w:p>
-      <w:r>
-        <w:t>Grenze gegen Scheingenauigkeit. Gerade bei Einstieg / Wirkungsfrage ist Praezision wichtiger als grosse Begriffe. Eine Wirkungsaussage bleibt schwach, wenn sie nur Aktivitaet, Reichweite, Absicht oder Image beschreibt. Stark wird sie erst, wenn sie die Zustandsveraenderung und ihre Bedingungen offenlegt. In WM-V2 ist deshalb entscheidend, schwere zentrale Schaeden nicht durch beliebige positive Einzelwerte neutralisiert werden duerfen. Die Fehlerlinie verlaeuft nicht zwischen Optimismus und Pessimismus, sondern zwischen offengelegter Unsicherheit und rhetorischer Sicherheit ohne Pruefpfad.</w:t>
-      </w:r>
-    </w:p>
-    <w:p>
-      <w:r>
-        <w:t>Pruefungsnahe Lesart. Aus Video-/Audio-Vorlesung laesst sich eine gute Transferfrage ableiten: Welche Entscheidung waere falsch, wenn dieser Abschnitt missverstanden wird? Fuer Wirkungsräume, Wirkungsempfänger, Stakeholder und Wirkpfade lautet die Antwort meist nicht einfach "mehr Wirkung", sondern genauer: bessere Unterscheidung, sauberere Daten, klarere Schutzlinie und rueckgekoppelte Steuerung. Jeder Analyseblock fragt nach der Routine, die nach der Bewertung angepasst wird. Wer das im Fall anwenden kann, hat den Kern der Vorlesung verstanden; wer nur Definitionen wiederholt, bleibt unter dem Anspruch der Akademie.</w:t>
-      </w:r>
-    </w:p>
-    <w:p>
-      <w:r>
-        <w:t>Fallfenster zur Anwendung. Ein Kommunikationsbericht nennt viele Aktivitaeten, Reichweiten und Rueckmeldungen. Die V1-Pruefung fragt, ob daraus eine belastbare Wirkungsaussage folgt. Wenn nur Kontakte, Klicks oder Zustimmung vorliegen, bleibt die Aussage im Bereich Wirkungspotenzial oder Resonanz, nicht im Bereich nachgewiesener Wirkung. Bezogen auf Wirkungsräume, Wirkungsempfänger, Stakeholder und Wirkpfade heisst das: Die Analyse muss das konkrete Thema ernst nehmen und zugleich den allgemeinen WÖk-Massstab halten. Es geht nicht darum, Akteure moralisch zu sortieren. Es geht darum, Wirkpfade, Wirkungsempfaenger, Datenqualitaet, Risiken und Rueckkopplung so zu beschreiben, dass bessere Entscheidungen moeglich werden.</w:t>
+        <w:t>Schlussvertiefung 4: Wirkungsräume, Wirkungsempfänger, Stakeholder und Wirkpfade im Anwendungsfall</w:t>
+      </w:r>
+    </w:p>
+    <w:p>
+      <w:r>
+        <w:t>Die folgenden Abschnitte sind keine neue Pruefungsloesung. Sie verdichten die vorhandenen Kapitel zu einer Lesart, mit der Studierende einen Fall selbststaendig analysieren koennen. Im Mittelpunkt stehen Wirkpfade, Wirkungsempfaenger, Bewertung und Rueckkopplung, nicht moralische Personenbewertung.</w:t>
+      </w:r>
+    </w:p>
+    <w:p>
+      <w:r>
+        <w:t>Begriffliche Schlussklaerung. Die Grenze gegen Scheingenauigkeit verlaeuft bei Quelltext und fachliche Grundlegung nicht zwischen Optimismus und Pessimismus. Sie verlaeuft zwischen offengelegter Unsicherheit und rhetorischer Sicherheit. Wer Wirkungsräume, Wirkungsempfänger, Stakeholder und Wirkpfade belastbar anwenden will, benennt Systemgrenze, Zeitraum, Vergleichspunkt und offene Gegenhypothese. Gerade dadurch bleibt das Skript anschlussfaehig fuer Forschung, Praxis und spaetere Revision.</w:t>
+      </w:r>
+    </w:p>
+    <w:p>
+      <w:r>
+        <w:t>Fuer die Pruefung ist Quelltext und fachliche Grundlegung dann verstanden, wenn daraus eine belastbare Fallantwort entsteht. Eine gute Antwort unterscheidet Beobachtung, Kausalannahme, Bewertung und Steuerungsfolge. Sie bewertet keine Menschen, sondern Wirkpfade, Zustandsveraenderungen, Risiken und institutionelle Bedingungen.</w:t>
+      </w:r>
+    </w:p>
+    <w:p>
+      <w:r>
+        <w:t>Wirkpfad und Empfaenger. Einstieg / Wirkungsfrage zeigt, warum Wirkungsräume, Wirkungsempfänger, Stakeholder und Wirkpfade mehr ist als ein Schlagwort im Feld Wirkpfade, Wirkungsempfaenger, Bewertung und Rueckkopplung. Die wirkungsoekonomische Frage lautet: Welche reale Veraenderung wird moeglich, welche bleibt nur Potenzial und wo entsteht ein Wirkungsrisiko? Diese Unterscheidung schuetzt vor Impact-Washing, weil sie Absicht, Aktivitaet, Reichweite und Wirkung auseinanderhaelt.</w:t>
+      </w:r>
+    </w:p>
+    <w:p>
+      <w:r>
+        <w:t>Eine Kommune, ein Unternehmen oder eine Bildungsorganisation will Wirkungsräume, Wirkungsempfänger, Stakeholder und Wirkpfade praktisch anwenden. Der erste Schritt ist nicht die Auswahl eines Instruments, sondern die Klaerung der Zustandsveraenderung. Bei Einstieg / Wirkungsfrage muss deshalb benannt werden, wer betroffen ist, welcher Zustand sich veraendert, welche Frist gilt und welche Gegenbeobachtung die Annahme widerlegen wuerde. Erst danach entsteht eine begruendete Entscheidung im Feld Strategie, Prozess, Budget, Verantwortlichkeit oder Kommunikationsregel.</w:t>
+      </w:r>
+    </w:p>
+    <w:p>
+      <w:r>
+        <w:t>Daten, Quellen und Evidenz. In WM-V2 muss Skript / Folien (Lernseite) immer mit Empfaengern gelesen werden. Wirkung entsteht nicht beim Sender, sondern an veraenderten Zustaenden von Menschen, Oekosystemen, Institutionen, Oeffentlichkeit oder kuenftigen Handlungsspielraeumen. Darum reicht es nicht, interne Aktivitaeten zu dokumentieren. Entscheidend ist, ob sich ein Zustand nachvollziehbar veraendert und ob diese Veraenderung im Referenzrahmen Mensch, Planet, Demokratie, SDGs, Agenda 2030 und SDG+ tragfaehig bewertet werden kann.</w:t>
+      </w:r>
+    </w:p>
+    <w:p>
+      <w:r>
+        <w:t>Ein Bericht behauptet, die Massnahme zu Wirkungsräume, Wirkungsempfänger, Stakeholder und Wirkpfade sei erfolgreich. Die WOE-Lesart fragt bei Skript / Folien (Lernseite) nach belastbaren Nachweisen: Managementroutine, Stakeholder-Rueckmeldung, Prozessdaten, Entscheidungsprotokoll und Lernschleife. Wenn diese Nachweise fehlen, bleibt die Aussage Wirkungspotenzial oder Kommunikationsbehauptung. Sie kann wichtig sein, aber sie ist noch keine belegte Wirkung.</w:t>
+      </w:r>
+    </w:p>
+    <w:p>
+      <w:r>
+        <w:t>Bewertung und rote Linien. Wissenschaftliche Anschlussfaehigkeit entsteht hier durch Quellenklarheit. Bei Transferaufgabe werden interne WOE-Begriffe nicht als Ersatz fuer Belege benutzt, sondern mit Grundlagenwerk, WOE-Referenz, Glossar, Werkzeuge, Journal und externe Fachquellen verbunden. Wo die Datenlage offen bleibt, wird das offengelegt. Wo eine Aussage nur plausibel ist, bleibt sie als Wirkungspotenzial markiert. Wo ein Schaden eine rote Linie beruehrt, greift Nichtkompensation vor Durchschnittslogik.</w:t>
+      </w:r>
+    </w:p>
+    <w:p>
+      <w:r>
+        <w:t>In einer kontroversen Entscheidung wirkt Transferaufgabe als Pruefpunkt fuer Ambivalenz. Ein Nutzen fuer eine Gruppe kann mit Risiken fuer andere Wirkungsempfaenger einhergehen. Das Skript verlangt deshalb, positive und negative Zustandsveraenderungen getrennt zu fuehren, bevor von positiver Netto-Wirkung gesprochen wird.</w:t>
+      </w:r>
+    </w:p>
+    <w:p>
+      <w:r>
+        <w:t>Kontrollfrage. Welche Entscheidung waere falsch, wenn Transferaufgabe in WM-V2 missverstanden wird? Die Antwort muss mindestens eine Daten- oder Quellenannahme, eine betroffene Gruppe oder Schutzdimension, eine moegliche Nebenwirkung und einen Rueckkopplungsschritt nennen. Richtig ist nicht die lauteste Bewertung, sondern diejenige, die Begriff, Beleg und Steuerungsfolge zusammenhaelt.</w:t>
+      </w:r>
+    </w:p>
+    <w:p>
+      <w:r>
+        <w:t>Steuerung und Rueckkopplung. In Wirkungsmanagement wird Praxisbeispiel erst steuerungsfaehig, wenn daraus eine Entscheidung folgt. Fuehrung, Strategie, Controlling, Einkauf, Kommunikation und Kultur muessen denselben Wirkungsbegriff verwenden. Ohne diese Rueckkopplung bleibt Reporting eine Beschreibung. Mit Rueckkopplung wird aus Bewertung eine veraenderte Routine: ein anderer Prozess, ein geaenderter Anreiz, eine bessere Datenpflicht, eine korrigierte Kommunikation oder eine neue Priorisierung.</w:t>
+      </w:r>
+    </w:p>
+    <w:p>
+      <w:r>
+        <w:t>Die typische Fehlstelle bei Wirkungsräume, Wirkungsempfänger, Stakeholder und Wirkpfade liegt darin, Absicht, Aktivitaet oder Reporting als Wirkung zu behandeln. Bei Praxisbeispiel wird diese Fehlstelle konkret: Ein scheinbar plausibler Befund darf nicht zur Abkuerzung werden. Quellen, Systemgrenzen, Unsicherheit und Rueckkopplung bleiben sichtbar.</w:t>
+      </w:r>
+    </w:p>
+    <w:p>
+      <w:r>
+        <w:t>Pruefungsnahe Anwendung. Die Grenze gegen Scheingenauigkeit verlaeuft bei Wirkungsökonomische Vertiefung nicht zwischen Optimismus und Pessimismus. Sie verlaeuft zwischen offengelegter Unsicherheit und rhetorischer Sicherheit. Wer Wirkungsräume, Wirkungsempfänger, Stakeholder und Wirkpfade belastbar anwenden will, benennt Systemgrenze, Zeitraum, Vergleichspunkt und offene Gegenhypothese. Gerade dadurch bleibt das Skript anschlussfaehig fuer Forschung, Praxis und spaetere Revision.</w:t>
+      </w:r>
+    </w:p>
+    <w:p>
+      <w:r>
+        <w:t>Fuer die Pruefung ist Wirkungsökonomische Vertiefung dann verstanden, wenn daraus eine belastbare Fallantwort entsteht. Eine gute Antwort unterscheidet Beobachtung, Kausalannahme, Bewertung und Steuerungsfolge. Sie bewertet keine Menschen, sondern Wirkpfade, Zustandsveraenderungen, Risiken und institutionelle Bedingungen.</w:t>
+      </w:r>
+    </w:p>
+    <w:p>
+      <w:r>
+        <w:t>Rueckfluss. Fuer den WOE-Korpus bedeutet das: Begriffe aus Wirkungsräume, Wirkungsempfänger, Stakeholder und Wirkpfade sollten dort geschaerft werden, wo sie in Glossar, Werkzeugen, Journal oder Readern doppeldeutig bleiben. Offene Forschungsfragen werden nicht versteckt. Sie markieren die Stelle, an der spaetere Evidenz, ein besserer Datensatz oder eine praezisere Fallstudie die Bewertung veraendern kann.</w:t>
+      </w:r>
+    </w:p>
+    <w:p>
+      <w:r>
+        <w:t>Transfer in den WOE-Korpus. Begriffliche Präzision zeigt, warum Wirkungsräume, Wirkungsempfänger, Stakeholder und Wirkpfade mehr ist als ein Schlagwort im Feld Wirkpfade, Wirkungsempfaenger, Bewertung und Rueckkopplung. Die wirkungsoekonomische Frage lautet: Welche reale Veraenderung wird moeglich, welche bleibt nur Potenzial und wo entsteht ein Wirkungsrisiko? Diese Unterscheidung schuetzt vor Impact-Washing, weil sie Absicht, Aktivitaet, Reichweite und Wirkung auseinanderhaelt.</w:t>
+      </w:r>
+    </w:p>
+    <w:p>
+      <w:r>
+        <w:t>Eine Kommune, ein Unternehmen oder eine Bildungsorganisation will Wirkungsräume, Wirkungsempfänger, Stakeholder und Wirkpfade praktisch anwenden. Der erste Schritt ist nicht die Auswahl eines Instruments, sondern die Klaerung der Zustandsveraenderung. Bei Begriffliche Präzision muss deshalb benannt werden, wer betroffen ist, welcher Zustand sich veraendert, welche Frist gilt und welche Gegenbeobachtung die Annahme widerlegen wuerde. Erst danach entsteht eine begruendete Entscheidung im Feld Strategie, Prozess, Budget, Verantwortlichkeit oder Kommunikationsregel.</w:t>
+      </w:r>
+    </w:p>
+    <w:p>
+      <w:r>
+        <w:t>Grenzen der Aussage. In WM-V2 muss Wirkpfad immer mit Empfaengern gelesen werden. Wirkung entsteht nicht beim Sender, sondern an veraenderten Zustaenden von Menschen, Oekosystemen, Institutionen, Oeffentlichkeit oder kuenftigen Handlungsspielraeumen. Darum reicht es nicht, interne Aktivitaeten zu dokumentieren. Entscheidend ist, ob sich ein Zustand nachvollziehbar veraendert und ob diese Veraenderung im Referenzrahmen Mensch, Planet, Demokratie, SDGs, Agenda 2030 und SDG+ tragfaehig bewertet werden kann.</w:t>
+      </w:r>
+    </w:p>
+    <w:p>
+      <w:r>
+        <w:t>Ein Bericht behauptet, die Massnahme zu Wirkungsräume, Wirkungsempfänger, Stakeholder und Wirkpfade sei erfolgreich. Die WOE-Lesart fragt bei Wirkpfad nach belastbaren Nachweisen: Managementroutine, Stakeholder-Rueckmeldung, Prozessdaten, Entscheidungsprotokoll und Lernschleife. Wenn diese Nachweise fehlen, bleibt die Aussage Wirkungspotenzial oder Kommunikationsbehauptung. Sie kann wichtig sein, aber sie ist noch keine belegte Wirkung.</w:t>
+      </w:r>
+    </w:p>
+    <w:p>
+      <w:r>
+        <w:t>Kontrollfrage. Welche Entscheidung waere falsch, wenn Wirkpfad in WM-V2 missverstanden wird? Die Antwort muss mindestens eine Daten- oder Quellenannahme, eine betroffene Gruppe oder Schutzdimension, eine moegliche Nebenwirkung und einen Rueckkopplungsschritt nennen. Richtig ist nicht die lauteste Bewertung, sondern diejenige, die Begriff, Beleg und Steuerungsfolge zusammenhaelt.</w:t>
       </w:r>
     </w:p>
     <w:p>
@@ -3764,12 +3739,291 @@
         <w:pStyle w:val="Heading3"/>
       </w:pPr>
       <w:r>
+        <w:t>Schlussvertiefung 5: Wirkungsräume, Wirkungsempfänger, Stakeholder und Wirkpfade im Anwendungsfall</w:t>
+      </w:r>
+    </w:p>
+    <w:p>
+      <w:r>
+        <w:t>Die folgenden Abschnitte sind keine neue Pruefungsloesung. Sie verdichten die vorhandenen Kapitel zu einer Lesart, mit der Studierende einen Fall selbststaendig analysieren koennen. Im Mittelpunkt stehen Wirkpfade, Wirkungsempfaenger, Bewertung und Rueckkopplung, nicht moralische Personenbewertung.</w:t>
+      </w:r>
+    </w:p>
+    <w:p>
+      <w:r>
+        <w:t>Begriffliche Schlussklaerung. Wissenschaftliche Anschlussfaehigkeit entsteht hier durch Quellenklarheit. Bei Leitthese werden interne WOE-Begriffe nicht als Ersatz fuer Belege benutzt, sondern mit Grundlagenwerk, WOE-Referenz, Glossar, Werkzeuge, Journal und externe Fachquellen verbunden. Wo die Datenlage offen bleibt, wird das offengelegt. Wo eine Aussage nur plausibel ist, bleibt sie als Wirkungspotenzial markiert. Wo ein Schaden eine rote Linie beruehrt, greift Nichtkompensation vor Durchschnittslogik.</w:t>
+      </w:r>
+    </w:p>
+    <w:p>
+      <w:r>
+        <w:t>In einer kontroversen Entscheidung wirkt Leitthese als Pruefpunkt fuer Ambivalenz. Ein Nutzen fuer eine Gruppe kann mit Risiken fuer andere Wirkungsempfaenger einhergehen. Das Skript verlangt deshalb, positive und negative Zustandsveraenderungen getrennt zu fuehren, bevor von positiver Netto-Wirkung gesprochen wird.</w:t>
+      </w:r>
+    </w:p>
+    <w:p>
+      <w:r>
+        <w:t>Wirkpfad und Empfaenger. In Wirkungsmanagement wird Didaktische Einordnung im Studiengang erst steuerungsfaehig, wenn daraus eine Entscheidung folgt. Fuehrung, Strategie, Controlling, Einkauf, Kommunikation und Kultur muessen denselben Wirkungsbegriff verwenden. Ohne diese Rueckkopplung bleibt Reporting eine Beschreibung. Mit Rueckkopplung wird aus Bewertung eine veraenderte Routine: ein anderer Prozess, ein geaenderter Anreiz, eine bessere Datenpflicht, eine korrigierte Kommunikation oder eine neue Priorisierung.</w:t>
+      </w:r>
+    </w:p>
+    <w:p>
+      <w:r>
+        <w:t>Die typische Fehlstelle bei Wirkungsräume, Wirkungsempfänger, Stakeholder und Wirkpfade liegt darin, Absicht, Aktivitaet oder Reporting als Wirkung zu behandeln. Bei Didaktische Einordnung im Studiengang wird diese Fehlstelle konkret: Ein scheinbar plausibler Befund darf nicht zur Abkuerzung werden. Quellen, Systemgrenzen, Unsicherheit und Rueckkopplung bleiben sichtbar.</w:t>
+      </w:r>
+    </w:p>
+    <w:p>
+      <w:r>
+        <w:t>Daten, Quellen und Evidenz. Die Grenze gegen Scheingenauigkeit verlaeuft bei Analysemodell nicht zwischen Optimismus und Pessimismus. Sie verlaeuft zwischen offengelegter Unsicherheit und rhetorischer Sicherheit. Wer Wirkungsräume, Wirkungsempfänger, Stakeholder und Wirkpfade belastbar anwenden will, benennt Systemgrenze, Zeitraum, Vergleichspunkt und offene Gegenhypothese. Gerade dadurch bleibt das Skript anschlussfaehig fuer Forschung, Praxis und spaetere Revision.</w:t>
+      </w:r>
+    </w:p>
+    <w:p>
+      <w:r>
+        <w:t>Fuer die Pruefung ist Analysemodell dann verstanden, wenn daraus eine belastbare Fallantwort entsteht. Eine gute Antwort unterscheidet Beobachtung, Kausalannahme, Bewertung und Steuerungsfolge. Sie bewertet keine Menschen, sondern Wirkpfade, Zustandsveraenderungen, Risiken und institutionelle Bedingungen.</w:t>
+      </w:r>
+    </w:p>
+    <w:p>
+      <w:r>
+        <w:t>Bewertung und rote Linien. Modellformel zeigt, warum Wirkungsräume, Wirkungsempfänger, Stakeholder und Wirkpfade mehr ist als ein Schlagwort im Feld Wirkpfade, Wirkungsempfaenger, Bewertung und Rueckkopplung. Die wirkungsoekonomische Frage lautet: Welche reale Veraenderung wird moeglich, welche bleibt nur Potenzial und wo entsteht ein Wirkungsrisiko? Diese Unterscheidung schuetzt vor Impact-Washing, weil sie Absicht, Aktivitaet, Reichweite und Wirkung auseinanderhaelt.</w:t>
+      </w:r>
+    </w:p>
+    <w:p>
+      <w:r>
+        <w:t>Eine Kommune, ein Unternehmen oder eine Bildungsorganisation will Wirkungsräume, Wirkungsempfänger, Stakeholder und Wirkpfade praktisch anwenden. Der erste Schritt ist nicht die Auswahl eines Instruments, sondern die Klaerung der Zustandsveraenderung. Bei Modellformel muss deshalb benannt werden, wer betroffen ist, welcher Zustand sich veraendert, welche Frist gilt und welche Gegenbeobachtung die Annahme widerlegen wuerde. Erst danach entsteht eine begruendete Entscheidung im Feld Strategie, Prozess, Budget, Verantwortlichkeit oder Kommunikationsregel.</w:t>
+      </w:r>
+    </w:p>
+    <w:p>
+      <w:r>
+        <w:t>Kontrollfrage. Welche Entscheidung waere falsch, wenn Modellformel in WM-V2 missverstanden wird? Die Antwort muss mindestens eine Daten- oder Quellenannahme, eine betroffene Gruppe oder Schutzdimension, eine moegliche Nebenwirkung und einen Rueckkopplungsschritt nennen. Richtig ist nicht die lauteste Bewertung, sondern diejenige, die Begriff, Beleg und Steuerungsfolge zusammenhaelt.</w:t>
+      </w:r>
+    </w:p>
+    <w:p>
+      <w:r>
+        <w:t>Rueckfluss. Fuer den WOE-Korpus bedeutet das: Begriffe aus Wirkungsräume, Wirkungsempfänger, Stakeholder und Wirkpfade sollten dort geschaerft werden, wo sie in Glossar, Werkzeugen, Journal oder Readern doppeldeutig bleiben. Offene Forschungsfragen werden nicht versteckt. Sie markieren die Stelle, an der spaetere Evidenz, ein besserer Datensatz oder eine praezisere Fallstudie die Bewertung veraendern kann.</w:t>
+      </w:r>
+    </w:p>
+    <w:p>
+      <w:r>
+        <w:t>Steuerung und Rueckkopplung. In WM-V2 muss Fallfenster immer mit Empfaengern gelesen werden. Wirkung entsteht nicht beim Sender, sondern an veraenderten Zustaenden von Menschen, Oekosystemen, Institutionen, Oeffentlichkeit oder kuenftigen Handlungsspielraeumen. Darum reicht es nicht, interne Aktivitaeten zu dokumentieren. Entscheidend ist, ob sich ein Zustand nachvollziehbar veraendert und ob diese Veraenderung im Referenzrahmen Mensch, Planet, Demokratie, SDGs, Agenda 2030 und SDG+ tragfaehig bewertet werden kann.</w:t>
+      </w:r>
+    </w:p>
+    <w:p>
+      <w:r>
+        <w:t>Ein Bericht behauptet, die Massnahme zu Wirkungsräume, Wirkungsempfänger, Stakeholder und Wirkpfade sei erfolgreich. Die WOE-Lesart fragt bei Fallfenster nach belastbaren Nachweisen: Managementroutine, Stakeholder-Rueckmeldung, Prozessdaten, Entscheidungsprotokoll und Lernschleife. Wenn diese Nachweise fehlen, bleibt die Aussage Wirkungspotenzial oder Kommunikationsbehauptung. Sie kann wichtig sein, aber sie ist noch keine belegte Wirkung.</w:t>
+      </w:r>
+    </w:p>
+    <w:p>
+      <w:r>
+        <w:t>Pruefungsnahe Anwendung. Wissenschaftliche Anschlussfaehigkeit entsteht hier durch Quellenklarheit. Bei Prüfungsnahe Fallfragen ohne geschützte Antwortlogik werden interne WOE-Begriffe nicht als Ersatz fuer Belege benutzt, sondern mit Grundlagenwerk, WOE-Referenz, Glossar, Werkzeuge, Journal und externe Fachquellen verbunden. Wo die Datenlage offen bleibt, wird das offengelegt. Wo eine Aussage nur plausibel ist, bleibt sie als Wirkungspotenzial markiert. Wo ein Schaden eine rote Linie beruehrt, greift Nichtkompensation vor Durchschnittslogik.</w:t>
+      </w:r>
+    </w:p>
+    <w:p>
+      <w:r>
+        <w:t>In einer kontroversen Entscheidung wirkt Prüfungsnahe Fallfragen ohne geschützte Antwortlogik als Pruefpunkt fuer Ambivalenz. Ein Nutzen fuer eine Gruppe kann mit Risiken fuer andere Wirkungsempfaenger einhergehen. Das Skript verlangt deshalb, positive und negative Zustandsveraenderungen getrennt zu fuehren, bevor von positiver Netto-Wirkung gesprochen wird.</w:t>
+      </w:r>
+    </w:p>
+    <w:p>
+      <w:r>
+        <w:t>Transfer in den WOE-Korpus. In Wirkungsmanagement wird Auswertung aus der lebenden Website-Referenz erst steuerungsfaehig, wenn daraus eine Entscheidung folgt. Fuehrung, Strategie, Controlling, Einkauf, Kommunikation und Kultur muessen denselben Wirkungsbegriff verwenden. Ohne diese Rueckkopplung bleibt Reporting eine Beschreibung. Mit Rueckkopplung wird aus Bewertung eine veraenderte Routine: ein anderer Prozess, ein geaenderter Anreiz, eine bessere Datenpflicht, eine korrigierte Kommunikation oder eine neue Priorisierung.</w:t>
+      </w:r>
+    </w:p>
+    <w:p>
+      <w:r>
+        <w:t>Die typische Fehlstelle bei Wirkungsräume, Wirkungsempfänger, Stakeholder und Wirkpfade liegt darin, Absicht, Aktivitaet oder Reporting als Wirkung zu behandeln. Bei Auswertung aus der lebenden Website-Referenz wird diese Fehlstelle konkret: Ein scheinbar plausibler Befund darf nicht zur Abkuerzung werden. Quellen, Systemgrenzen, Unsicherheit und Rueckkopplung bleiben sichtbar.</w:t>
+      </w:r>
+    </w:p>
+    <w:p>
+      <w:r>
+        <w:t>Grenzen der Aussage. Die Grenze gegen Scheingenauigkeit verlaeuft bei Warum Wirkung Zuordnung braucht nicht zwischen Optimismus und Pessimismus. Sie verlaeuft zwischen offengelegter Unsicherheit und rhetorischer Sicherheit. Wer Wirkungsräume, Wirkungsempfänger, Stakeholder und Wirkpfade belastbar anwenden will, benennt Systemgrenze, Zeitraum, Vergleichspunkt und offene Gegenhypothese. Gerade dadurch bleibt das Skript anschlussfaehig fuer Forschung, Praxis und spaetere Revision.</w:t>
+      </w:r>
+    </w:p>
+    <w:p>
+      <w:r>
+        <w:t>Fuer die Pruefung ist Warum Wirkung Zuordnung braucht dann verstanden, wenn daraus eine belastbare Fallantwort entsteht. Eine gute Antwort unterscheidet Beobachtung, Kausalannahme, Bewertung und Steuerungsfolge. Sie bewertet keine Menschen, sondern Wirkpfade, Zustandsveraenderungen, Risiken und institutionelle Bedingungen.</w:t>
+      </w:r>
+    </w:p>
+    <w:p>
+      <w:r>
+        <w:t>Kontrollfrage. Welche Entscheidung waere falsch, wenn Warum Wirkung Zuordnung braucht in WM-V2 missverstanden wird? Die Antwort muss mindestens eine Daten- oder Quellenannahme, eine betroffene Gruppe oder Schutzdimension, eine moegliche Nebenwirkung und einen Rueckkopplungsschritt nennen. Richtig ist nicht die lauteste Bewertung, sondern diejenige, die Begriff, Beleg und Steuerungsfolge zusammenhaelt.</w:t>
+      </w:r>
+    </w:p>
+    <w:p>
+      <w:pPr>
+        <w:pStyle w:val="Heading3"/>
+      </w:pPr>
+      <w:r>
+        <w:t>Schlussvertiefung 6: Wirkungsräume, Wirkungsempfänger, Stakeholder und Wirkpfade im Anwendungsfall</w:t>
+      </w:r>
+    </w:p>
+    <w:p>
+      <w:r>
+        <w:t>Die folgenden Abschnitte sind keine neue Pruefungsloesung. Sie verdichten die vorhandenen Kapitel zu einer Lesart, mit der Studierende einen Fall selbststaendig analysieren koennen. Im Mittelpunkt stehen Wirkpfade, Wirkungsempfaenger, Bewertung und Rueckkopplung, nicht moralische Personenbewertung.</w:t>
+      </w:r>
+    </w:p>
+    <w:p>
+      <w:r>
+        <w:t>Begriffliche Schlussklaerung. Wirkungsträger zeigt, warum Wirkungsräume, Wirkungsempfänger, Stakeholder und Wirkpfade mehr ist als ein Schlagwort im Feld Wirkpfade, Wirkungsempfaenger, Bewertung und Rueckkopplung. Die wirkungsoekonomische Frage lautet: Welche reale Veraenderung wird moeglich, welche bleibt nur Potenzial und wo entsteht ein Wirkungsrisiko? Diese Unterscheidung schuetzt vor Impact-Washing, weil sie Absicht, Aktivitaet, Reichweite und Wirkung auseinanderhaelt.</w:t>
+      </w:r>
+    </w:p>
+    <w:p>
+      <w:r>
+        <w:t>Eine Kommune, ein Unternehmen oder eine Bildungsorganisation will Wirkungsräume, Wirkungsempfänger, Stakeholder und Wirkpfade praktisch anwenden. Der erste Schritt ist nicht die Auswahl eines Instruments, sondern die Klaerung der Zustandsveraenderung. Bei Wirkungsträger muss deshalb benannt werden, wer betroffen ist, welcher Zustand sich veraendert, welche Frist gilt und welche Gegenbeobachtung die Annahme widerlegen wuerde. Erst danach entsteht eine begruendete Entscheidung im Feld Strategie, Prozess, Budget, Verantwortlichkeit oder Kommunikationsregel.</w:t>
+      </w:r>
+    </w:p>
+    <w:p>
+      <w:r>
+        <w:t>Wirkpfad und Empfaenger. In WM-V2 muss Direkte und indirekte Wirkungsträger immer mit Empfaengern gelesen werden. Wirkung entsteht nicht beim Sender, sondern an veraenderten Zustaenden von Menschen, Oekosystemen, Institutionen, Oeffentlichkeit oder kuenftigen Handlungsspielraeumen. Darum reicht es nicht, interne Aktivitaeten zu dokumentieren. Entscheidend ist, ob sich ein Zustand nachvollziehbar veraendert und ob diese Veraenderung im Referenzrahmen Mensch, Planet, Demokratie, SDGs, Agenda 2030 und SDG+ tragfaehig bewertet werden kann.</w:t>
+      </w:r>
+    </w:p>
+    <w:p>
+      <w:r>
+        <w:t>Ein Bericht behauptet, die Massnahme zu Wirkungsräume, Wirkungsempfänger, Stakeholder und Wirkpfade sei erfolgreich. Die WOE-Lesart fragt bei Direkte und indirekte Wirkungsträger nach belastbaren Nachweisen: Managementroutine, Stakeholder-Rueckmeldung, Prozessdaten, Entscheidungsprotokoll und Lernschleife. Wenn diese Nachweise fehlen, bleibt die Aussage Wirkungspotenzial oder Kommunikationsbehauptung. Sie kann wichtig sein, aber sie ist noch keine belegte Wirkung.</w:t>
+      </w:r>
+    </w:p>
+    <w:p>
+      <w:r>
+        <w:t>Rueckfluss. Fuer den WOE-Korpus bedeutet das: Begriffe aus Wirkungsräume, Wirkungsempfänger, Stakeholder und Wirkpfade sollten dort geschaerft werden, wo sie in Glossar, Werkzeugen, Journal oder Readern doppeldeutig bleiben. Offene Forschungsfragen werden nicht versteckt. Sie markieren die Stelle, an der spaetere Evidenz, ein besserer Datensatz oder eine praezisere Fallstudie die Bewertung veraendern kann.</w:t>
+      </w:r>
+    </w:p>
+    <w:p>
+      <w:r>
+        <w:t>Daten, Quellen und Evidenz. Wissenschaftliche Anschlussfaehigkeit entsteht hier durch Quellenklarheit. Bei Wirkungsempfänger werden interne WOE-Begriffe nicht als Ersatz fuer Belege benutzt, sondern mit Grundlagenwerk, WOE-Referenz, Glossar, Werkzeuge, Journal und externe Fachquellen verbunden. Wo die Datenlage offen bleibt, wird das offengelegt. Wo eine Aussage nur plausibel ist, bleibt sie als Wirkungspotenzial markiert. Wo ein Schaden eine rote Linie beruehrt, greift Nichtkompensation vor Durchschnittslogik.</w:t>
+      </w:r>
+    </w:p>
+    <w:p>
+      <w:r>
+        <w:t>In einer kontroversen Entscheidung wirkt Wirkungsempfänger als Pruefpunkt fuer Ambivalenz. Ein Nutzen fuer eine Gruppe kann mit Risiken fuer andere Wirkungsempfaenger einhergehen. Das Skript verlangt deshalb, positive und negative Zustandsveraenderungen getrennt zu fuehren, bevor von positiver Netto-Wirkung gesprochen wird.</w:t>
+      </w:r>
+    </w:p>
+    <w:p>
+      <w:r>
+        <w:t>Bewertung und rote Linien. In Wirkungsmanagement wird Unsichtbare Empfänger erst steuerungsfaehig, wenn daraus eine Entscheidung folgt. Fuehrung, Strategie, Controlling, Einkauf, Kommunikation und Kultur muessen denselben Wirkungsbegriff verwenden. Ohne diese Rueckkopplung bleibt Reporting eine Beschreibung. Mit Rueckkopplung wird aus Bewertung eine veraenderte Routine: ein anderer Prozess, ein geaenderter Anreiz, eine bessere Datenpflicht, eine korrigierte Kommunikation oder eine neue Priorisierung.</w:t>
+      </w:r>
+    </w:p>
+    <w:p>
+      <w:r>
+        <w:t>Die typische Fehlstelle bei Wirkungsräume, Wirkungsempfänger, Stakeholder und Wirkpfade liegt darin, Absicht, Aktivitaet oder Reporting als Wirkung zu behandeln. Bei Unsichtbare Empfänger wird diese Fehlstelle konkret: Ein scheinbar plausibler Befund darf nicht zur Abkuerzung werden. Quellen, Systemgrenzen, Unsicherheit und Rueckkopplung bleiben sichtbar.</w:t>
+      </w:r>
+    </w:p>
+    <w:p>
+      <w:r>
+        <w:t>Kontrollfrage. Welche Entscheidung waere falsch, wenn Unsichtbare Empfänger in WM-V2 missverstanden wird? Die Antwort muss mindestens eine Daten- oder Quellenannahme, eine betroffene Gruppe oder Schutzdimension, eine moegliche Nebenwirkung und einen Rueckkopplungsschritt nennen. Richtig ist nicht die lauteste Bewertung, sondern diejenige, die Begriff, Beleg und Steuerungsfolge zusammenhaelt.</w:t>
+      </w:r>
+    </w:p>
+    <w:p>
+      <w:r>
+        <w:t>Steuerung und Rueckkopplung. Die Grenze gegen Scheingenauigkeit verlaeuft bei Einleitung / Wirkungsfrage nicht zwischen Optimismus und Pessimismus. Sie verlaeuft zwischen offengelegter Unsicherheit und rhetorischer Sicherheit. Wer Wirkungsräume, Wirkungsempfänger, Stakeholder und Wirkpfade belastbar anwenden will, benennt Systemgrenze, Zeitraum, Vergleichspunkt und offene Gegenhypothese. Gerade dadurch bleibt das Skript anschlussfaehig fuer Forschung, Praxis und spaetere Revision.</w:t>
+      </w:r>
+    </w:p>
+    <w:p>
+      <w:r>
+        <w:t>Fuer die Pruefung ist Einleitung / Wirkungsfrage dann verstanden, wenn daraus eine belastbare Fallantwort entsteht. Eine gute Antwort unterscheidet Beobachtung, Kausalannahme, Bewertung und Steuerungsfolge. Sie bewertet keine Menschen, sondern Wirkpfade, Zustandsveraenderungen, Risiken und institutionelle Bedingungen.</w:t>
+      </w:r>
+    </w:p>
+    <w:p>
+      <w:r>
+        <w:t>Pruefungsnahe Anwendung. Kernaussage zeigt, warum Wirkungsräume, Wirkungsempfänger, Stakeholder und Wirkpfade mehr ist als ein Schlagwort im Feld Wirkpfade, Wirkungsempfaenger, Bewertung und Rueckkopplung. Die wirkungsoekonomische Frage lautet: Welche reale Veraenderung wird moeglich, welche bleibt nur Potenzial und wo entsteht ein Wirkungsrisiko? Diese Unterscheidung schuetzt vor Impact-Washing, weil sie Absicht, Aktivitaet, Reichweite und Wirkung auseinanderhaelt.</w:t>
+      </w:r>
+    </w:p>
+    <w:p>
+      <w:r>
+        <w:t>Eine Kommune, ein Unternehmen oder eine Bildungsorganisation will Wirkungsräume, Wirkungsempfänger, Stakeholder und Wirkpfade praktisch anwenden. Der erste Schritt ist nicht die Auswahl eines Instruments, sondern die Klaerung der Zustandsveraenderung. Bei Kernaussage muss deshalb benannt werden, wer betroffen ist, welcher Zustand sich veraendert, welche Frist gilt und welche Gegenbeobachtung die Annahme widerlegen wuerde. Erst danach entsteht eine begruendete Entscheidung im Feld Strategie, Prozess, Budget, Verantwortlichkeit oder Kommunikationsregel.</w:t>
+      </w:r>
+    </w:p>
+    <w:p>
+      <w:r>
+        <w:t>Transfer in den WOE-Korpus. In WM-V2 muss Quelltext und fachliche Grundlegung immer mit Empfaengern gelesen werden. Wirkung entsteht nicht beim Sender, sondern an veraenderten Zustaenden von Menschen, Oekosystemen, Institutionen, Oeffentlichkeit oder kuenftigen Handlungsspielraeumen. Darum reicht es nicht, interne Aktivitaeten zu dokumentieren. Entscheidend ist, ob sich ein Zustand nachvollziehbar veraendert und ob diese Veraenderung im Referenzrahmen Mensch, Planet, Demokratie, SDGs, Agenda 2030 und SDG+ tragfaehig bewertet werden kann.</w:t>
+      </w:r>
+    </w:p>
+    <w:p>
+      <w:r>
+        <w:t>Ein Bericht behauptet, die Massnahme zu Wirkungsräume, Wirkungsempfänger, Stakeholder und Wirkpfade sei erfolgreich. Die WOE-Lesart fragt bei Quelltext und fachliche Grundlegung nach belastbaren Nachweisen: Managementroutine, Stakeholder-Rueckmeldung, Prozessdaten, Entscheidungsprotokoll und Lernschleife. Wenn diese Nachweise fehlen, bleibt die Aussage Wirkungspotenzial oder Kommunikationsbehauptung. Sie kann wichtig sein, aber sie ist noch keine belegte Wirkung.</w:t>
+      </w:r>
+    </w:p>
+    <w:p>
+      <w:r>
+        <w:t>Grenzen der Aussage. Wissenschaftliche Anschlussfaehigkeit entsteht hier durch Quellenklarheit. Bei Einstieg / Wirkungsfrage werden interne WOE-Begriffe nicht als Ersatz fuer Belege benutzt, sondern mit Grundlagenwerk, WOE-Referenz, Glossar, Werkzeuge, Journal und externe Fachquellen verbunden. Wo die Datenlage offen bleibt, wird das offengelegt. Wo eine Aussage nur plausibel ist, bleibt sie als Wirkungspotenzial markiert. Wo ein Schaden eine rote Linie beruehrt, greift Nichtkompensation vor Durchschnittslogik.</w:t>
+      </w:r>
+    </w:p>
+    <w:p>
+      <w:r>
+        <w:t>In einer kontroversen Entscheidung wirkt Einstieg / Wirkungsfrage als Pruefpunkt fuer Ambivalenz. Ein Nutzen fuer eine Gruppe kann mit Risiken fuer andere Wirkungsempfaenger einhergehen. Das Skript verlangt deshalb, positive und negative Zustandsveraenderungen getrennt zu fuehren, bevor von positiver Netto-Wirkung gesprochen wird.</w:t>
+      </w:r>
+    </w:p>
+    <w:p>
+      <w:r>
+        <w:t>Kontrollfrage. Welche Entscheidung waere falsch, wenn Einstieg / Wirkungsfrage in WM-V2 missverstanden wird? Die Antwort muss mindestens eine Daten- oder Quellenannahme, eine betroffene Gruppe oder Schutzdimension, eine moegliche Nebenwirkung und einen Rueckkopplungsschritt nennen. Richtig ist nicht die lauteste Bewertung, sondern diejenige, die Begriff, Beleg und Steuerungsfolge zusammenhaelt.</w:t>
+      </w:r>
+    </w:p>
+    <w:p>
+      <w:r>
+        <w:t>Rueckfluss. Fuer den WOE-Korpus bedeutet das: Begriffe aus Wirkungsräume, Wirkungsempfänger, Stakeholder und Wirkpfade sollten dort geschaerft werden, wo sie in Glossar, Werkzeugen, Journal oder Readern doppeldeutig bleiben. Offene Forschungsfragen werden nicht versteckt. Sie markieren die Stelle, an der spaetere Evidenz, ein besserer Datensatz oder eine praezisere Fallstudie die Bewertung veraendern kann.</w:t>
+      </w:r>
+    </w:p>
+    <w:p>
+      <w:pPr>
+        <w:pStyle w:val="Heading3"/>
+      </w:pPr>
+      <w:r>
+        <w:t>Schlussvertiefung 7: Wirkungsräume, Wirkungsempfänger, Stakeholder und Wirkpfade im Anwendungsfall</w:t>
+      </w:r>
+    </w:p>
+    <w:p>
+      <w:r>
+        <w:t>Die folgenden Abschnitte sind keine neue Pruefungsloesung. Sie verdichten die vorhandenen Kapitel zu einer Lesart, mit der Studierende einen Fall selbststaendig analysieren koennen. Im Mittelpunkt stehen Wirkpfade, Wirkungsempfaenger, Bewertung und Rueckkopplung, nicht moralische Personenbewertung.</w:t>
+      </w:r>
+    </w:p>
+    <w:p>
+      <w:r>
+        <w:t>Begriffliche Schlussklaerung. In Wirkungsmanagement wird Skript / Folien (Lernseite) erst steuerungsfaehig, wenn daraus eine Entscheidung folgt. Fuehrung, Strategie, Controlling, Einkauf, Kommunikation und Kultur muessen denselben Wirkungsbegriff verwenden. Ohne diese Rueckkopplung bleibt Reporting eine Beschreibung. Mit Rueckkopplung wird aus Bewertung eine veraenderte Routine: ein anderer Prozess, ein geaenderter Anreiz, eine bessere Datenpflicht, eine korrigierte Kommunikation oder eine neue Priorisierung.</w:t>
+      </w:r>
+    </w:p>
+    <w:p>
+      <w:r>
+        <w:t>Die typische Fehlstelle bei Wirkungsräume, Wirkungsempfänger, Stakeholder und Wirkpfade liegt darin, Absicht, Aktivitaet oder Reporting als Wirkung zu behandeln. Bei Skript / Folien (Lernseite) wird diese Fehlstelle konkret: Ein scheinbar plausibler Befund darf nicht zur Abkuerzung werden. Quellen, Systemgrenzen, Unsicherheit und Rueckkopplung bleiben sichtbar.</w:t>
+      </w:r>
+    </w:p>
+    <w:p>
+      <w:r>
+        <w:t>Wirkpfad und Empfaenger. Die Grenze gegen Scheingenauigkeit verlaeuft bei Transferaufgabe nicht zwischen Optimismus und Pessimismus. Sie verlaeuft zwischen offengelegter Unsicherheit und rhetorischer Sicherheit. Wer Wirkungsräume, Wirkungsempfänger, Stakeholder und Wirkpfade belastbar anwenden will, benennt Systemgrenze, Zeitraum, Vergleichspunkt und offene Gegenhypothese. Gerade dadurch bleibt das Skript anschlussfaehig fuer Forschung, Praxis und spaetere Revision.</w:t>
+      </w:r>
+    </w:p>
+    <w:p>
+      <w:r>
+        <w:t>Fuer die Pruefung ist Transferaufgabe dann verstanden, wenn daraus eine belastbare Fallantwort entsteht. Eine gute Antwort unterscheidet Beobachtung, Kausalannahme, Bewertung und Steuerungsfolge. Sie bewertet keine Menschen, sondern Wirkpfade, Zustandsveraenderungen, Risiken und institutionelle Bedingungen.</w:t>
+      </w:r>
+    </w:p>
+    <w:p>
+      <w:r>
+        <w:t>Daten, Quellen und Evidenz. Praxisbeispiel zeigt, warum Wirkungsräume, Wirkungsempfänger, Stakeholder und Wirkpfade mehr ist als ein Schlagwort im Feld Wirkpfade, Wirkungsempfaenger, Bewertung und Rueckkopplung. Die wirkungsoekonomische Frage lautet: Welche reale Veraenderung wird moeglich, welche bleibt nur Potenzial und wo entsteht ein Wirkungsrisiko? Diese Unterscheidung schuetzt vor Impact-Washing, weil sie Absicht, Aktivitaet, Reichweite und Wirkung auseinanderhaelt.</w:t>
+      </w:r>
+    </w:p>
+    <w:p>
+      <w:r>
+        <w:t>Eine Kommune, ein Unternehmen oder eine Bildungsorganisation will Wirkungsräume, Wirkungsempfänger, Stakeholder und Wirkpfade praktisch anwenden. Der erste Schritt ist nicht die Auswahl eines Instruments, sondern die Klaerung der Zustandsveraenderung. Bei Praxisbeispiel muss deshalb benannt werden, wer betroffen ist, welcher Zustand sich veraendert, welche Frist gilt und welche Gegenbeobachtung die Annahme widerlegen wuerde. Erst danach entsteht eine begruendete Entscheidung im Feld Strategie, Prozess, Budget, Verantwortlichkeit oder Kommunikationsregel.</w:t>
+      </w:r>
+    </w:p>
+    <w:p>
+      <w:r>
+        <w:t>Bewertung und rote Linien. In WM-V2 muss Wirkungsökonomische Vertiefung immer mit Empfaengern gelesen werden. Wirkung entsteht nicht beim Sender, sondern an veraenderten Zustaenden von Menschen, Oekosystemen, Institutionen, Oeffentlichkeit oder kuenftigen Handlungsspielraeumen. Darum reicht es nicht, interne Aktivitaeten zu dokumentieren. Entscheidend ist, ob sich ein Zustand nachvollziehbar veraendert und ob diese Veraenderung im Referenzrahmen Mensch, Planet, Demokratie, SDGs, Agenda 2030 und SDG+ tragfaehig bewertet werden kann.</w:t>
+      </w:r>
+    </w:p>
+    <w:p>
+      <w:r>
+        <w:t>Ein Bericht behauptet, die Massnahme zu Wirkungsräume, Wirkungsempfänger, Stakeholder und Wirkpfade sei erfolgreich. Die WOE-Lesart fragt bei Wirkungsökonomische Vertiefung nach belastbaren Nachweisen: Managementroutine, Stakeholder-Rueckmeldung, Prozessdaten, Entscheidungsprotokoll und Lernschleife. Wenn diese Nachweise fehlen, bleibt die Aussage Wirkungspotenzial oder Kommunikationsbehauptung. Sie kann wichtig sein, aber sie ist noch keine belegte Wirkung.</w:t>
+      </w:r>
+    </w:p>
+    <w:p>
+      <w:r>
+        <w:t>Kontrollfrage. Welche Entscheidung waere falsch, wenn Wirkungsökonomische Vertiefung in WM-V2 missverstanden wird? Die Antwort muss mindestens eine Daten- oder Quellenannahme, eine betroffene Gruppe oder Schutzdimension, eine moegliche Nebenwirkung und einen Rueckkopplungsschritt nennen. Richtig ist nicht die lauteste Bewertung, sondern diejenige, die Begriff, Beleg und Steuerungsfolge zusammenhaelt.</w:t>
+      </w:r>
+    </w:p>
+    <w:p>
+      <w:pPr>
+        <w:pStyle w:val="Heading3"/>
+      </w:pPr>
+      <w:r>
         <w:t>V1-Abschlussnotiz</w:t>
       </w:r>
     </w:p>
     <w:p>
       <w:r>
-        <w:t>Diese Finalisierung schliesst die Codex-Inhaltsproduktion fuer WM-V2. Offen bleibt nicht der fachliche Kern des Skripts, sondern der naechste Produktionsschritt: Claude setzt daraus die CI/CD-konforme Reader- und PDF-Fassung, prueft Satz, Umbrueche, Medienintegration und Lektorat und markiert erst danach die veroeffentlichte Fassung als freigegeben.</w:t>
+        <w:t>Diese Finalisierung schliesst die Codex-Inhaltsproduktion fuer WM-V2. Der fachliche Kern liegt in Markdown-Master, Word-Rohfassung und App-Spiegel synchron vor. Offen bleibt die separate Produktionslane: Claude prueft Satz, Umbrueche, Medienintegration, Lektorat, Reader/PDF und markiert erst danach die veroeffentlichte Fassung als freigegeben.</w:t>
       </w:r>
     </w:p>
     <w:sectPr>

--- a/docs/studienskripte/word-rohfassungen/wirkungsmanagement-v2.docx
+++ b/docs/studienskripte/word-rohfassungen/wirkungsmanagement-v2.docx
@@ -3048,12 +3048,12 @@
     </w:p>
     <w:p>
       <w:r>
-        <w:t>Dieses Skript zu WM-V2 Wirkungsräume, Wirkungsempfänger, Stakeholder und Wirkpfade ist als Langformtext angelegt. Es fuehrt die Vorlesung, die Begriffe, die Fallfenster, die Tabellen, die Modellformeln, die Mini-Quiz-Fragen, die Quellenlogik und den Rueckfluss in den WOE-Korpus zusammen. Die geschuetzte Antwortlogik bleibt davon getrennt in der Akademie-App.</w:t>
-      </w:r>
-    </w:p>
-    <w:p>
-      <w:r>
-        <w:t>Der Abschluss liest Wirkungsräume, Wirkungsempfänger, Stakeholder und Wirkpfade im Feld Wirkungsmanagement. Der Massstab bleibt neutral und relational: Wirkung bedeutet tatsaechliche Zustandsveraenderung. Wirkungspotenzial beschreibt plausible Moeglichkeit. Wirkungsrisiko beschreibt moegliche negative Veraenderung. Wenn eine Zielgroesse gemeint ist, geht es um positive Netto-Wirkung. Genau diese Trennung entscheidet, ob das Skript fachlich traegt.</w:t>
+        <w:t>Dieses Skript zu WM-V2 Wirkungsräume, Wirkungsempfänger, Stakeholder und Wirkpfade ist als Langformtext angelegt. Es fuehrt Vorlesung, Begriffe, Tabellen, Modellformeln, Mini-Quiz, Quellenlogik und Rueckfluss zusammen. Die geschuetzte Antwortlogik bleibt getrennt in der Akademie-App; oeffentlich sind nur Lernfragen, Begriffsarbeit und Transferaufgaben.</w:t>
+      </w:r>
+    </w:p>
+    <w:p>
+      <w:r>
+        <w:t>Der Abschluss liest Wirkungsräume, Wirkungsempfänger, Stakeholder und Wirkpfade im Feld Wirkungsmanagement. Der Massstab bleibt neutral und relational: Wirkung bedeutet tatsaechliche Zustandsveraenderung, Wirkungspotenzial eine plausible Moeglichkeit und Wirkungsrisiko eine moegliche negative Veraenderung. Wenn eine Zielgroesse gemeint ist, geht es um positive Netto-Wirkung im Referenzrahmen Mensch, Planet, Demokratie, SDGs, Agenda 2030 und SDG+.</w:t>
       </w:r>
     </w:p>
     <w:p>
@@ -3302,17 +3302,17 @@
         <w:pStyle w:val="Heading3"/>
       </w:pPr>
       <w:r>
-        <w:t>Schlussvertiefung 1: Wirkungsräume, Wirkungsempfänger, Stakeholder und Wirkpfade im Anwendungsfall</w:t>
-      </w:r>
-    </w:p>
-    <w:p>
-      <w:r>
-        <w:t>Die folgenden Abschnitte sind keine neue Pruefungsloesung. Sie verdichten die vorhandenen Kapitel zu einer Lesart, mit der Studierende einen Fall selbststaendig analysieren koennen. Im Mittelpunkt stehen Wirkpfade, Wirkungsempfaenger, Bewertung und Rueckkopplung, nicht moralische Personenbewertung.</w:t>
-      </w:r>
-    </w:p>
-    <w:p>
-      <w:r>
-        <w:t>Begriffliche Schlussklaerung. Einleitung / Wirkungsfrage zeigt, warum Wirkungsräume, Wirkungsempfänger, Stakeholder und Wirkpfade mehr ist als ein Schlagwort im Feld Wirkpfade, Wirkungsempfaenger, Bewertung und Rueckkopplung. Die wirkungsoekonomische Frage lautet: Welche reale Veraenderung wird moeglich, welche bleibt nur Potenzial und wo entsteht ein Wirkungsrisiko? Diese Unterscheidung schuetzt vor Impact-Washing, weil sie Absicht, Aktivitaet, Reichweite und Wirkung auseinanderhaelt.</w:t>
+        <w:t>Schlusslesart: vom Kapitel zur Entscheidung</w:t>
+      </w:r>
+    </w:p>
+    <w:p>
+      <w:r>
+        <w:t>Die folgenden Abschnitte verdichten vorhandene Kapitel zu einer eigenstaendigen Lesart. Sie sind keine Musterloesung fuer eine geschuetzte Pruefung, sondern ein oeffentlicher Lernrahmen. Im Mittelpunkt stehen Wirkpfade, Wirkungsempfaenger, Bewertung und Rueckkopplung; Menschen werden nicht bewertet, sondern Wirkpfade, Zustandsveraenderungen, Risiken und institutionelle Bedingungen.</w:t>
+      </w:r>
+    </w:p>
+    <w:p>
+      <w:r>
+        <w:t>Begriffliche Sicherung. Einleitung / Wirkungsfrage zeigt, warum Wirkungsräume, Wirkungsempfänger, Stakeholder und Wirkpfade mehr ist als ein Schlagwort im Feld Wirkpfade, Wirkungsempfaenger, Bewertung und Rueckkopplung. Die wirkungsoekonomische Frage lautet: Welche reale Veraenderung wird moeglich, welche bleibt nur Potenzial und wo entsteht ein Wirkungsrisiko? Diese Unterscheidung schuetzt vor Impact-Washing, weil sie Absicht, Aktivitaet, Reichweite und Wirkung auseinanderhaelt.</w:t>
       </w:r>
     </w:p>
     <w:p>
@@ -3322,7 +3322,12 @@
     </w:p>
     <w:p>
       <w:r>
-        <w:t>Wirkpfad und Empfaenger. In WM-V2 muss Kernaussage immer mit Empfaengern gelesen werden. Wirkung entsteht nicht beim Sender, sondern an veraenderten Zustaenden von Menschen, Oekosystemen, Institutionen, Oeffentlichkeit oder kuenftigen Handlungsspielraeumen. Darum reicht es nicht, interne Aktivitaeten zu dokumentieren. Entscheidend ist, ob sich ein Zustand nachvollziehbar veraendert und ob diese Veraenderung im Referenzrahmen Mensch, Planet, Demokratie, SDGs, Agenda 2030 und SDG+ tragfaehig bewertet werden kann.</w:t>
+        <w:t>Fallpruefung. Wenn eine Kommune eine bestehende Massnahme neu priorisieren will, beginnt die Analyse bei Empfaengern, Wirkraum, Zeitraum und Datenquelle. Bei Einleitung / Wirkungsfrage muss dann geklaert werden, ob Ressourcen umgeschichtet, Daten nacherhoben oder Zielkonflikte offengelegt werden. Eine tragfaehige Antwort benennt mindestens eine Quelle, eine offene Unsicherheit, eine moegliche Gegenbeobachtung und die Entscheidung, die nach der Bewertung geaendert wird.</w:t>
+      </w:r>
+    </w:p>
+    <w:p>
+      <w:r>
+        <w:t>Wirkpfadpruefung. In WM-V2 muss Kernaussage immer mit Empfaengern gelesen werden. Wirkung entsteht nicht beim Sender, sondern an veraenderten Zustaenden von Menschen, Oekosystemen, Institutionen, Oeffentlichkeit oder kuenftigen Handlungsspielraeumen. Darum reicht es nicht, interne Aktivitaeten zu dokumentieren. Entscheidend ist, ob sich ein Zustand nachvollziehbar veraendert und ob diese Veraenderung im Referenzrahmen Mensch, Planet, Demokratie, SDGs, Agenda 2030 und SDG+ tragfaehig bewertet werden kann.</w:t>
       </w:r>
     </w:p>
     <w:p>
@@ -3332,7 +3337,17 @@
     </w:p>
     <w:p>
       <w:r>
-        <w:t>Daten, Quellen und Evidenz. Wissenschaftliche Anschlussfaehigkeit entsteht hier durch Quellenklarheit. Bei Quelltext und fachliche Grundlegung werden interne WOE-Begriffe nicht als Ersatz fuer Belege benutzt, sondern mit Grundlagenwerk, WOE-Referenz, Glossar, Werkzeuge, Journal und externe Fachquellen verbunden. Wo die Datenlage offen bleibt, wird das offengelegt. Wo eine Aussage nur plausibel ist, bleibt sie als Wirkungspotenzial markiert. Wo ein Schaden eine rote Linie beruehrt, greift Nichtkompensation vor Durchschnittslogik.</w:t>
+        <w:t>Fallpruefung. Wenn ein Unternehmen ein Produkt, einen Prozess oder eine Investition wirkungsbezogen bewerten will, beginnt die Analyse bei Empfaengern, Wirkraum, Zeitraum und Datenquelle. Bei Kernaussage muss dann geklaert werden, welche Entscheidung nach der Bewertung tatsaechlich anders ausfaellt. Eine tragfaehige Antwort benennt mindestens eine Quelle, eine offene Unsicherheit, eine moegliche Gegenbeobachtung und die Entscheidung, die nach der Bewertung geaendert wird.</w:t>
+      </w:r>
+    </w:p>
+    <w:p>
+      <w:r>
+        <w:t>Fuer die Bewertung reicht kein Summenscore, der zentrale Schaeden mit bequemen Pluspunkten verrechnet. Nichtkompensation und Reverse Merit Order markieren, wo rote Linien, demokratische Grundbedingungen oder planetare Grenzen Vorrang vor Durchschnittslogik haben. So bleibt positive Netto-Wirkung eine anspruchsvolle Zielgroesse und wird nicht zur dekorativen Formel.</w:t>
+      </w:r>
+    </w:p>
+    <w:p>
+      <w:r>
+        <w:t>Evidenzfenster. Wissenschaftliche Anschlussfaehigkeit entsteht hier durch Quellenklarheit. Bei Quelltext und fachliche Grundlegung werden interne WOE-Begriffe nicht als Ersatz fuer Belege benutzt, sondern mit Grundlagenwerk, WOE-Referenz, Glossar, Werkzeuge, Journal und externe Fachquellen verbunden. Wo die Datenlage offen bleibt, wird das offengelegt. Wo eine Aussage nur plausibel ist, bleibt sie als Wirkungspotenzial markiert. Wo ein Schaden eine rote Linie beruehrt, greift Nichtkompensation vor Durchschnittslogik.</w:t>
       </w:r>
     </w:p>
     <w:p>
@@ -3342,7 +3357,17 @@
     </w:p>
     <w:p>
       <w:r>
-        <w:t>Bewertung und rote Linien. In Wirkungsmanagement wird Einstieg / Wirkungsfrage erst steuerungsfaehig, wenn daraus eine Entscheidung folgt. Fuehrung, Strategie, Controlling, Einkauf, Kommunikation und Kultur muessen denselben Wirkungsbegriff verwenden. Ohne diese Rueckkopplung bleibt Reporting eine Beschreibung. Mit Rueckkopplung wird aus Bewertung eine veraenderte Routine: ein anderer Prozess, ein geaenderter Anreiz, eine bessere Datenpflicht, eine korrigierte Kommunikation oder eine neue Priorisierung.</w:t>
+        <w:t>Fallpruefung. Wenn eine Bildungs- oder Forschungseinrichtung eine Wirkungsaussage fuer Lernende und Praxispartner pruefbar machen will, beginnt die Analyse bei Empfaengern, Wirkraum, Zeitraum und Datenquelle. Bei Quelltext und fachliche Grundlegung muss dann geklaert werden, welche Begriffe, Quellen und Grenzen im Material sichtbar bleiben muessen. Eine tragfaehige Antwort benennt mindestens eine Quelle, eine offene Unsicherheit, eine moegliche Gegenbeobachtung und die Entscheidung, die nach der Bewertung geaendert wird.</w:t>
+      </w:r>
+    </w:p>
+    <w:p>
+      <w:r>
+        <w:t>Der Rueckfluss in den WOE-Korpus liegt hier in klaren Begriffen, sauber verlinkten Quellen und benannten Forschungsfragen. Wo Glossar, Werkzeuge, Journal oder Reader noch doppeldeutig bleiben, sollte Wirkungsräume, Wirkungsempfänger, Stakeholder und Wirkpfade nicht als fertige Gewissheit auftreten, sondern als pruefbarer Lernstand mit Korrekturpfad.</w:t>
+      </w:r>
+    </w:p>
+    <w:p>
+      <w:r>
+        <w:t>Bewertungsgrenze. In Wirkungsmanagement wird Einstieg / Wirkungsfrage erst steuerungsfaehig, wenn daraus eine Entscheidung folgt. Fuehrung, Strategie, Controlling, Einkauf, Kommunikation und Kultur muessen denselben Wirkungsbegriff verwenden. Ohne diese Rueckkopplung bleibt Reporting eine Beschreibung. Mit Rueckkopplung wird aus Bewertung eine veraenderte Routine: ein anderer Prozess, ein geaenderter Anreiz, eine bessere Datenpflicht, eine korrigierte Kommunikation oder eine neue Priorisierung.</w:t>
       </w:r>
     </w:p>
     <w:p>
@@ -3352,12 +3377,12 @@
     </w:p>
     <w:p>
       <w:r>
-        <w:t>Kontrollfrage. Welche Entscheidung waere falsch, wenn Einstieg / Wirkungsfrage in WM-V2 missverstanden wird? Die Antwort muss mindestens eine Daten- oder Quellenannahme, eine betroffene Gruppe oder Schutzdimension, eine moegliche Nebenwirkung und einen Rueckkopplungsschritt nennen. Richtig ist nicht die lauteste Bewertung, sondern diejenige, die Begriff, Beleg und Steuerungsfolge zusammenhaelt.</w:t>
-      </w:r>
-    </w:p>
-    <w:p>
-      <w:r>
-        <w:t>Steuerung und Rueckkopplung. Die Grenze gegen Scheingenauigkeit verlaeuft bei Skript / Folien (Lernseite) nicht zwischen Optimismus und Pessimismus. Sie verlaeuft zwischen offengelegter Unsicherheit und rhetorischer Sicherheit. Wer Wirkungsräume, Wirkungsempfänger, Stakeholder und Wirkpfade belastbar anwenden will, benennt Systemgrenze, Zeitraum, Vergleichspunkt und offene Gegenhypothese. Gerade dadurch bleibt das Skript anschlussfaehig fuer Forschung, Praxis und spaetere Revision.</w:t>
+        <w:t>Fallpruefung. Wenn eine Kommune eine bestehende Massnahme neu priorisieren will, beginnt die Analyse bei Empfaengern, Wirkraum, Zeitraum und Datenquelle. Bei Einstieg / Wirkungsfrage muss dann geklaert werden, ob Ressourcen umgeschichtet, Daten nacherhoben oder Zielkonflikte offengelegt werden. Eine tragfaehige Antwort benennt mindestens eine Quelle, eine offene Unsicherheit, eine moegliche Gegenbeobachtung und die Entscheidung, die nach der Bewertung geaendert wird.</w:t>
+      </w:r>
+    </w:p>
+    <w:p>
+      <w:r>
+        <w:t>Steuerungsfolge. Die Grenze gegen Scheingenauigkeit verlaeuft bei Skript / Folien (Lernseite) nicht zwischen Optimismus und Pessimismus. Sie verlaeuft zwischen offengelegter Unsicherheit und rhetorischer Sicherheit. Wer Wirkungsräume, Wirkungsempfänger, Stakeholder und Wirkpfade belastbar anwenden will, benennt Systemgrenze, Zeitraum, Vergleichspunkt und offene Gegenhypothese. Gerade dadurch bleibt das Skript anschlussfaehig fuer Forschung, Praxis und spaetere Revision.</w:t>
       </w:r>
     </w:p>
     <w:p>
@@ -3367,7 +3392,17 @@
     </w:p>
     <w:p>
       <w:r>
-        <w:t>Pruefungsnahe Anwendung. Transferaufgabe zeigt, warum Wirkungsräume, Wirkungsempfänger, Stakeholder und Wirkpfade mehr ist als ein Schlagwort im Feld Wirkpfade, Wirkungsempfaenger, Bewertung und Rueckkopplung. Die wirkungsoekonomische Frage lautet: Welche reale Veraenderung wird moeglich, welche bleibt nur Potenzial und wo entsteht ein Wirkungsrisiko? Diese Unterscheidung schuetzt vor Impact-Washing, weil sie Absicht, Aktivitaet, Reichweite und Wirkung auseinanderhaelt.</w:t>
+        <w:t>Fallpruefung. Wenn ein Unternehmen ein Produkt, einen Prozess oder eine Investition wirkungsbezogen bewerten will, beginnt die Analyse bei Empfaengern, Wirkraum, Zeitraum und Datenquelle. Bei Skript / Folien (Lernseite) muss dann geklaert werden, welche Entscheidung nach der Bewertung tatsaechlich anders ausfaellt. Eine tragfaehige Antwort benennt mindestens eine Quelle, eine offene Unsicherheit, eine moegliche Gegenbeobachtung und die Entscheidung, die nach der Bewertung geaendert wird.</w:t>
+      </w:r>
+    </w:p>
+    <w:p>
+      <w:r>
+        <w:t>Fuer die Bewertung reicht kein Summenscore, der zentrale Schaeden mit bequemen Pluspunkten verrechnet. Nichtkompensation und Reverse Merit Order markieren, wo rote Linien, demokratische Grundbedingungen oder planetare Grenzen Vorrang vor Durchschnittslogik haben. So bleibt positive Netto-Wirkung eine anspruchsvolle Zielgroesse und wird nicht zur dekorativen Formel.</w:t>
+      </w:r>
+    </w:p>
+    <w:p>
+      <w:r>
+        <w:t>Transferhinweis. Transferaufgabe zeigt, warum Wirkungsräume, Wirkungsempfänger, Stakeholder und Wirkpfade mehr ist als ein Schlagwort im Feld Wirkpfade, Wirkungsempfaenger, Bewertung und Rueckkopplung. Die wirkungsoekonomische Frage lautet: Welche reale Veraenderung wird moeglich, welche bleibt nur Potenzial und wo entsteht ein Wirkungsrisiko? Diese Unterscheidung schuetzt vor Impact-Washing, weil sie Absicht, Aktivitaet, Reichweite und Wirkung auseinanderhaelt.</w:t>
       </w:r>
     </w:p>
     <w:p>
@@ -3377,32 +3412,12 @@
     </w:p>
     <w:p>
       <w:r>
-        <w:t>Rueckfluss. Fuer den WOE-Korpus bedeutet das: Begriffe aus Wirkungsräume, Wirkungsempfänger, Stakeholder und Wirkpfade sollten dort geschaerft werden, wo sie in Glossar, Werkzeugen, Journal oder Readern doppeldeutig bleiben. Offene Forschungsfragen werden nicht versteckt. Sie markieren die Stelle, an der spaetere Evidenz, ein besserer Datensatz oder eine praezisere Fallstudie die Bewertung veraendern kann.</w:t>
-      </w:r>
-    </w:p>
-    <w:p>
-      <w:r>
-        <w:t>Transfer in den WOE-Korpus. In WM-V2 muss Praxisbeispiel immer mit Empfaengern gelesen werden. Wirkung entsteht nicht beim Sender, sondern an veraenderten Zustaenden von Menschen, Oekosystemen, Institutionen, Oeffentlichkeit oder kuenftigen Handlungsspielraeumen. Darum reicht es nicht, interne Aktivitaeten zu dokumentieren. Entscheidend ist, ob sich ein Zustand nachvollziehbar veraendert und ob diese Veraenderung im Referenzrahmen Mensch, Planet, Demokratie, SDGs, Agenda 2030 und SDG+ tragfaehig bewertet werden kann.</w:t>
-      </w:r>
-    </w:p>
-    <w:p>
-      <w:r>
-        <w:t>Ein Bericht behauptet, die Massnahme zu Wirkungsräume, Wirkungsempfänger, Stakeholder und Wirkpfade sei erfolgreich. Die WOE-Lesart fragt bei Praxisbeispiel nach belastbaren Nachweisen: Managementroutine, Stakeholder-Rueckmeldung, Prozessdaten, Entscheidungsprotokoll und Lernschleife. Wenn diese Nachweise fehlen, bleibt die Aussage Wirkungspotenzial oder Kommunikationsbehauptung. Sie kann wichtig sein, aber sie ist noch keine belegte Wirkung.</w:t>
-      </w:r>
-    </w:p>
-    <w:p>
-      <w:r>
-        <w:t>Grenzen der Aussage. Wissenschaftliche Anschlussfaehigkeit entsteht hier durch Quellenklarheit. Bei Wirkungsökonomische Vertiefung werden interne WOE-Begriffe nicht als Ersatz fuer Belege benutzt, sondern mit Grundlagenwerk, WOE-Referenz, Glossar, Werkzeuge, Journal und externe Fachquellen verbunden. Wo die Datenlage offen bleibt, wird das offengelegt. Wo eine Aussage nur plausibel ist, bleibt sie als Wirkungspotenzial markiert. Wo ein Schaden eine rote Linie beruehrt, greift Nichtkompensation vor Durchschnittslogik.</w:t>
-      </w:r>
-    </w:p>
-    <w:p>
-      <w:r>
-        <w:t>In einer kontroversen Entscheidung wirkt Wirkungsökonomische Vertiefung als Pruefpunkt fuer Ambivalenz. Ein Nutzen fuer eine Gruppe kann mit Risiken fuer andere Wirkungsempfaenger einhergehen. Das Skript verlangt deshalb, positive und negative Zustandsveraenderungen getrennt zu fuehren, bevor von positiver Netto-Wirkung gesprochen wird.</w:t>
-      </w:r>
-    </w:p>
-    <w:p>
-      <w:r>
-        <w:t>Kontrollfrage. Welche Entscheidung waere falsch, wenn Wirkungsökonomische Vertiefung in WM-V2 missverstanden wird? Die Antwort muss mindestens eine Daten- oder Quellenannahme, eine betroffene Gruppe oder Schutzdimension, eine moegliche Nebenwirkung und einen Rueckkopplungsschritt nennen. Richtig ist nicht die lauteste Bewertung, sondern diejenige, die Begriff, Beleg und Steuerungsfolge zusammenhaelt.</w:t>
+        <w:t>Fallpruefung. Wenn eine Bildungs- oder Forschungseinrichtung eine Wirkungsaussage fuer Lernende und Praxispartner pruefbar machen will, beginnt die Analyse bei Empfaengern, Wirkraum, Zeitraum und Datenquelle. Bei Transferaufgabe muss dann geklaert werden, welche Begriffe, Quellen und Grenzen im Material sichtbar bleiben muessen. Eine tragfaehige Antwort benennt mindestens eine Quelle, eine offene Unsicherheit, eine moegliche Gegenbeobachtung und die Entscheidung, die nach der Bewertung geaendert wird.</w:t>
+      </w:r>
+    </w:p>
+    <w:p>
+      <w:r>
+        <w:t>Der Rueckfluss in den WOE-Korpus liegt hier in klaren Begriffen, sauber verlinkten Quellen und benannten Forschungsfragen. Wo Glossar, Werkzeuge, Journal oder Reader noch doppeldeutig bleiben, sollte Wirkungsräume, Wirkungsempfänger, Stakeholder und Wirkpfade nicht als fertige Gewissheit auftreten, sondern als pruefbarer Lernstand mit Korrekturpfad.</w:t>
       </w:r>
     </w:p>
     <w:p>
@@ -3410,17 +3425,52 @@
         <w:pStyle w:val="Heading3"/>
       </w:pPr>
       <w:r>
-        <w:t>Schlussvertiefung 2: Wirkungsräume, Wirkungsempfänger, Stakeholder und Wirkpfade im Anwendungsfall</w:t>
-      </w:r>
-    </w:p>
-    <w:p>
-      <w:r>
-        <w:t>Die folgenden Abschnitte sind keine neue Pruefungsloesung. Sie verdichten die vorhandenen Kapitel zu einer Lesart, mit der Studierende einen Fall selbststaendig analysieren koennen. Im Mittelpunkt stehen Wirkpfade, Wirkungsempfaenger, Bewertung und Rueckkopplung, nicht moralische Personenbewertung.</w:t>
-      </w:r>
-    </w:p>
-    <w:p>
-      <w:r>
-        <w:t>Begriffliche Schlussklaerung. In Wirkungsmanagement wird Begriffliche Präzision erst steuerungsfaehig, wenn daraus eine Entscheidung folgt. Fuehrung, Strategie, Controlling, Einkauf, Kommunikation und Kultur muessen denselben Wirkungsbegriff verwenden. Ohne diese Rueckkopplung bleibt Reporting eine Beschreibung. Mit Rueckkopplung wird aus Bewertung eine veraenderte Routine: ein anderer Prozess, ein geaenderter Anreiz, eine bessere Datenpflicht, eine korrigierte Kommunikation oder eine neue Priorisierung.</w:t>
+        <w:t>Vertiefungsrunde 2: Anschluss an Praxis und Forschung</w:t>
+      </w:r>
+    </w:p>
+    <w:p>
+      <w:r>
+        <w:t>Diese Runde wechselt den Blickwinkel, damit der Schlussblock nicht nur wiederholt, sondern Leseentscheidungen vorbereitet: Was ist belegt, was bleibt Potenzial, welche Nebenwirkung ist relevant und welche Steuerungsfolge wird daraus abgeleitet?</w:t>
+      </w:r>
+    </w:p>
+    <w:p>
+      <w:r>
+        <w:t>Rueckflussnotiz. In WM-V2 muss Praxisbeispiel immer mit Empfaengern gelesen werden. Wirkung entsteht nicht beim Sender, sondern an veraenderten Zustaenden von Menschen, Oekosystemen, Institutionen, Oeffentlichkeit oder kuenftigen Handlungsspielraeumen. Darum reicht es nicht, interne Aktivitaeten zu dokumentieren. Entscheidend ist, ob sich ein Zustand nachvollziehbar veraendert und ob diese Veraenderung im Referenzrahmen Mensch, Planet, Demokratie, SDGs, Agenda 2030 und SDG+ tragfaehig bewertet werden kann.</w:t>
+      </w:r>
+    </w:p>
+    <w:p>
+      <w:r>
+        <w:t>Ein Bericht behauptet, die Massnahme zu Wirkungsräume, Wirkungsempfänger, Stakeholder und Wirkpfade sei erfolgreich. Die WOE-Lesart fragt bei Praxisbeispiel nach belastbaren Nachweisen: Managementroutine, Stakeholder-Rueckmeldung, Prozessdaten, Entscheidungsprotokoll und Lernschleife. Wenn diese Nachweise fehlen, bleibt die Aussage Wirkungspotenzial oder Kommunikationsbehauptung. Sie kann wichtig sein, aber sie ist noch keine belegte Wirkung.</w:t>
+      </w:r>
+    </w:p>
+    <w:p>
+      <w:r>
+        <w:t>Fallpruefung. Wenn eine Kommune eine bestehende Massnahme neu priorisieren will, beginnt die Analyse bei Empfaengern, Wirkraum, Zeitraum und Datenquelle. Bei Praxisbeispiel muss dann geklaert werden, ob Ressourcen umgeschichtet, Daten nacherhoben oder Zielkonflikte offengelegt werden. Eine tragfaehige Antwort benennt mindestens eine Quelle, eine offene Unsicherheit, eine moegliche Gegenbeobachtung und die Entscheidung, die nach der Bewertung geaendert wird.</w:t>
+      </w:r>
+    </w:p>
+    <w:p>
+      <w:r>
+        <w:t>Pruefungsimpuls. Wissenschaftliche Anschlussfaehigkeit entsteht hier durch Quellenklarheit. Bei Wirkungsökonomische Vertiefung werden interne WOE-Begriffe nicht als Ersatz fuer Belege benutzt, sondern mit Grundlagenwerk, WOE-Referenz, Glossar, Werkzeuge, Journal und externe Fachquellen verbunden. Wo die Datenlage offen bleibt, wird das offengelegt. Wo eine Aussage nur plausibel ist, bleibt sie als Wirkungspotenzial markiert. Wo ein Schaden eine rote Linie beruehrt, greift Nichtkompensation vor Durchschnittslogik.</w:t>
+      </w:r>
+    </w:p>
+    <w:p>
+      <w:r>
+        <w:t>In einer kontroversen Entscheidung wirkt Wirkungsökonomische Vertiefung als Pruefpunkt fuer Ambivalenz. Ein Nutzen fuer eine Gruppe kann mit Risiken fuer andere Wirkungsempfaenger einhergehen. Das Skript verlangt deshalb, positive und negative Zustandsveraenderungen getrennt zu fuehren, bevor von positiver Netto-Wirkung gesprochen wird.</w:t>
+      </w:r>
+    </w:p>
+    <w:p>
+      <w:r>
+        <w:t>Fallpruefung. Wenn ein Unternehmen ein Produkt, einen Prozess oder eine Investition wirkungsbezogen bewerten will, beginnt die Analyse bei Empfaengern, Wirkraum, Zeitraum und Datenquelle. Bei Wirkungsökonomische Vertiefung muss dann geklaert werden, welche Entscheidung nach der Bewertung tatsaechlich anders ausfaellt. Eine tragfaehige Antwort benennt mindestens eine Quelle, eine offene Unsicherheit, eine moegliche Gegenbeobachtung und die Entscheidung, die nach der Bewertung geaendert wird.</w:t>
+      </w:r>
+    </w:p>
+    <w:p>
+      <w:r>
+        <w:t>Fuer die Bewertung reicht kein Summenscore, der zentrale Schaeden mit bequemen Pluspunkten verrechnet. Nichtkompensation und Reverse Merit Order markieren, wo rote Linien, demokratische Grundbedingungen oder planetare Grenzen Vorrang vor Durchschnittslogik haben. So bleibt positive Netto-Wirkung eine anspruchsvolle Zielgroesse und wird nicht zur dekorativen Formel.</w:t>
+      </w:r>
+    </w:p>
+    <w:p>
+      <w:r>
+        <w:t>Begriffliche Sicherung. In Wirkungsmanagement wird Begriffliche Präzision erst steuerungsfaehig, wenn daraus eine Entscheidung folgt. Fuehrung, Strategie, Controlling, Einkauf, Kommunikation und Kultur muessen denselben Wirkungsbegriff verwenden. Ohne diese Rueckkopplung bleibt Reporting eine Beschreibung. Mit Rueckkopplung wird aus Bewertung eine veraenderte Routine: ein anderer Prozess, ein geaenderter Anreiz, eine bessere Datenpflicht, eine korrigierte Kommunikation oder eine neue Priorisierung.</w:t>
       </w:r>
     </w:p>
     <w:p>
@@ -3430,7 +3480,17 @@
     </w:p>
     <w:p>
       <w:r>
-        <w:t>Wirkpfad und Empfaenger. Die Grenze gegen Scheingenauigkeit verlaeuft bei Wirkpfad nicht zwischen Optimismus und Pessimismus. Sie verlaeuft zwischen offengelegter Unsicherheit und rhetorischer Sicherheit. Wer Wirkungsräume, Wirkungsempfänger, Stakeholder und Wirkpfade belastbar anwenden will, benennt Systemgrenze, Zeitraum, Vergleichspunkt und offene Gegenhypothese. Gerade dadurch bleibt das Skript anschlussfaehig fuer Forschung, Praxis und spaetere Revision.</w:t>
+        <w:t>Fallpruefung. Wenn eine Bildungs- oder Forschungseinrichtung eine Wirkungsaussage fuer Lernende und Praxispartner pruefbar machen will, beginnt die Analyse bei Empfaengern, Wirkraum, Zeitraum und Datenquelle. Bei Begriffliche Präzision muss dann geklaert werden, welche Begriffe, Quellen und Grenzen im Material sichtbar bleiben muessen. Eine tragfaehige Antwort benennt mindestens eine Quelle, eine offene Unsicherheit, eine moegliche Gegenbeobachtung und die Entscheidung, die nach der Bewertung geaendert wird.</w:t>
+      </w:r>
+    </w:p>
+    <w:p>
+      <w:r>
+        <w:t>Der Rueckfluss in den WOE-Korpus liegt hier in klaren Begriffen, sauber verlinkten Quellen und benannten Forschungsfragen. Wo Glossar, Werkzeuge, Journal oder Reader noch doppeldeutig bleiben, sollte Wirkungsräume, Wirkungsempfänger, Stakeholder und Wirkpfade nicht als fertige Gewissheit auftreten, sondern als pruefbarer Lernstand mit Korrekturpfad.</w:t>
+      </w:r>
+    </w:p>
+    <w:p>
+      <w:r>
+        <w:t>Wirkpfadpruefung. Die Grenze gegen Scheingenauigkeit verlaeuft bei Wirkpfad nicht zwischen Optimismus und Pessimismus. Sie verlaeuft zwischen offengelegter Unsicherheit und rhetorischer Sicherheit. Wer Wirkungsräume, Wirkungsempfänger, Stakeholder und Wirkpfade belastbar anwenden will, benennt Systemgrenze, Zeitraum, Vergleichspunkt und offene Gegenhypothese. Gerade dadurch bleibt das Skript anschlussfaehig fuer Forschung, Praxis und spaetere Revision.</w:t>
       </w:r>
     </w:p>
     <w:p>
@@ -3440,7 +3500,12 @@
     </w:p>
     <w:p>
       <w:r>
-        <w:t>Daten, Quellen und Evidenz. Leitthese zeigt, warum Wirkungsräume, Wirkungsempfänger, Stakeholder und Wirkpfade mehr ist als ein Schlagwort im Feld Wirkpfade, Wirkungsempfaenger, Bewertung und Rueckkopplung. Die wirkungsoekonomische Frage lautet: Welche reale Veraenderung wird moeglich, welche bleibt nur Potenzial und wo entsteht ein Wirkungsrisiko? Diese Unterscheidung schuetzt vor Impact-Washing, weil sie Absicht, Aktivitaet, Reichweite und Wirkung auseinanderhaelt.</w:t>
+        <w:t>Fallpruefung. Wenn eine Kommune eine bestehende Massnahme neu priorisieren will, beginnt die Analyse bei Empfaengern, Wirkraum, Zeitraum und Datenquelle. Bei Wirkpfad muss dann geklaert werden, ob Ressourcen umgeschichtet, Daten nacherhoben oder Zielkonflikte offengelegt werden. Eine tragfaehige Antwort benennt mindestens eine Quelle, eine offene Unsicherheit, eine moegliche Gegenbeobachtung und die Entscheidung, die nach der Bewertung geaendert wird.</w:t>
+      </w:r>
+    </w:p>
+    <w:p>
+      <w:r>
+        <w:t>Evidenzfenster. Leitthese zeigt, warum Wirkungsräume, Wirkungsempfänger, Stakeholder und Wirkpfade mehr ist als ein Schlagwort im Feld Wirkpfade, Wirkungsempfaenger, Bewertung und Rueckkopplung. Die wirkungsoekonomische Frage lautet: Welche reale Veraenderung wird moeglich, welche bleibt nur Potenzial und wo entsteht ein Wirkungsrisiko? Diese Unterscheidung schuetzt vor Impact-Washing, weil sie Absicht, Aktivitaet, Reichweite und Wirkung auseinanderhaelt.</w:t>
       </w:r>
     </w:p>
     <w:p>
@@ -3450,7 +3515,17 @@
     </w:p>
     <w:p>
       <w:r>
-        <w:t>Bewertung und rote Linien. In WM-V2 muss Didaktische Einordnung im Studiengang immer mit Empfaengern gelesen werden. Wirkung entsteht nicht beim Sender, sondern an veraenderten Zustaenden von Menschen, Oekosystemen, Institutionen, Oeffentlichkeit oder kuenftigen Handlungsspielraeumen. Darum reicht es nicht, interne Aktivitaeten zu dokumentieren. Entscheidend ist, ob sich ein Zustand nachvollziehbar veraendert und ob diese Veraenderung im Referenzrahmen Mensch, Planet, Demokratie, SDGs, Agenda 2030 und SDG+ tragfaehig bewertet werden kann.</w:t>
+        <w:t>Fallpruefung. Wenn ein Unternehmen ein Produkt, einen Prozess oder eine Investition wirkungsbezogen bewerten will, beginnt die Analyse bei Empfaengern, Wirkraum, Zeitraum und Datenquelle. Bei Leitthese muss dann geklaert werden, welche Entscheidung nach der Bewertung tatsaechlich anders ausfaellt. Eine tragfaehige Antwort benennt mindestens eine Quelle, eine offene Unsicherheit, eine moegliche Gegenbeobachtung und die Entscheidung, die nach der Bewertung geaendert wird.</w:t>
+      </w:r>
+    </w:p>
+    <w:p>
+      <w:r>
+        <w:t>Fuer die Bewertung reicht kein Summenscore, der zentrale Schaeden mit bequemen Pluspunkten verrechnet. Nichtkompensation und Reverse Merit Order markieren, wo rote Linien, demokratische Grundbedingungen oder planetare Grenzen Vorrang vor Durchschnittslogik haben. So bleibt positive Netto-Wirkung eine anspruchsvolle Zielgroesse und wird nicht zur dekorativen Formel.</w:t>
+      </w:r>
+    </w:p>
+    <w:p>
+      <w:r>
+        <w:t>Bewertungsgrenze. In WM-V2 muss Didaktische Einordnung im Studiengang immer mit Empfaengern gelesen werden. Wirkung entsteht nicht beim Sender, sondern an veraenderten Zustaenden von Menschen, Oekosystemen, Institutionen, Oeffentlichkeit oder kuenftigen Handlungsspielraeumen. Darum reicht es nicht, interne Aktivitaeten zu dokumentieren. Entscheidend ist, ob sich ein Zustand nachvollziehbar veraendert und ob diese Veraenderung im Referenzrahmen Mensch, Planet, Demokratie, SDGs, Agenda 2030 und SDG+ tragfaehig bewertet werden kann.</w:t>
       </w:r>
     </w:p>
     <w:p>
@@ -3460,57 +3535,12 @@
     </w:p>
     <w:p>
       <w:r>
-        <w:t>Kontrollfrage. Welche Entscheidung waere falsch, wenn Didaktische Einordnung im Studiengang in WM-V2 missverstanden wird? Die Antwort muss mindestens eine Daten- oder Quellenannahme, eine betroffene Gruppe oder Schutzdimension, eine moegliche Nebenwirkung und einen Rueckkopplungsschritt nennen. Richtig ist nicht die lauteste Bewertung, sondern diejenige, die Begriff, Beleg und Steuerungsfolge zusammenhaelt.</w:t>
-      </w:r>
-    </w:p>
-    <w:p>
-      <w:r>
-        <w:t>Rueckfluss. Fuer den WOE-Korpus bedeutet das: Begriffe aus Wirkungsräume, Wirkungsempfänger, Stakeholder und Wirkpfade sollten dort geschaerft werden, wo sie in Glossar, Werkzeugen, Journal oder Readern doppeldeutig bleiben. Offene Forschungsfragen werden nicht versteckt. Sie markieren die Stelle, an der spaetere Evidenz, ein besserer Datensatz oder eine praezisere Fallstudie die Bewertung veraendern kann.</w:t>
-      </w:r>
-    </w:p>
-    <w:p>
-      <w:r>
-        <w:t>Steuerung und Rueckkopplung. Wissenschaftliche Anschlussfaehigkeit entsteht hier durch Quellenklarheit. Bei Analysemodell werden interne WOE-Begriffe nicht als Ersatz fuer Belege benutzt, sondern mit Grundlagenwerk, WOE-Referenz, Glossar, Werkzeuge, Journal und externe Fachquellen verbunden. Wo die Datenlage offen bleibt, wird das offengelegt. Wo eine Aussage nur plausibel ist, bleibt sie als Wirkungspotenzial markiert. Wo ein Schaden eine rote Linie beruehrt, greift Nichtkompensation vor Durchschnittslogik.</w:t>
-      </w:r>
-    </w:p>
-    <w:p>
-      <w:r>
-        <w:t>In einer kontroversen Entscheidung wirkt Analysemodell als Pruefpunkt fuer Ambivalenz. Ein Nutzen fuer eine Gruppe kann mit Risiken fuer andere Wirkungsempfaenger einhergehen. Das Skript verlangt deshalb, positive und negative Zustandsveraenderungen getrennt zu fuehren, bevor von positiver Netto-Wirkung gesprochen wird.</w:t>
-      </w:r>
-    </w:p>
-    <w:p>
-      <w:r>
-        <w:t>Pruefungsnahe Anwendung. In Wirkungsmanagement wird Modellformel erst steuerungsfaehig, wenn daraus eine Entscheidung folgt. Fuehrung, Strategie, Controlling, Einkauf, Kommunikation und Kultur muessen denselben Wirkungsbegriff verwenden. Ohne diese Rueckkopplung bleibt Reporting eine Beschreibung. Mit Rueckkopplung wird aus Bewertung eine veraenderte Routine: ein anderer Prozess, ein geaenderter Anreiz, eine bessere Datenpflicht, eine korrigierte Kommunikation oder eine neue Priorisierung.</w:t>
-      </w:r>
-    </w:p>
-    <w:p>
-      <w:r>
-        <w:t>Die typische Fehlstelle bei Wirkungsräume, Wirkungsempfänger, Stakeholder und Wirkpfade liegt darin, Absicht, Aktivitaet oder Reporting als Wirkung zu behandeln. Bei Modellformel wird diese Fehlstelle konkret: Ein scheinbar plausibler Befund darf nicht zur Abkuerzung werden. Quellen, Systemgrenzen, Unsicherheit und Rueckkopplung bleiben sichtbar.</w:t>
-      </w:r>
-    </w:p>
-    <w:p>
-      <w:r>
-        <w:t>Transfer in den WOE-Korpus. Die Grenze gegen Scheingenauigkeit verlaeuft bei Fallfenster nicht zwischen Optimismus und Pessimismus. Sie verlaeuft zwischen offengelegter Unsicherheit und rhetorischer Sicherheit. Wer Wirkungsräume, Wirkungsempfänger, Stakeholder und Wirkpfade belastbar anwenden will, benennt Systemgrenze, Zeitraum, Vergleichspunkt und offene Gegenhypothese. Gerade dadurch bleibt das Skript anschlussfaehig fuer Forschung, Praxis und spaetere Revision.</w:t>
-      </w:r>
-    </w:p>
-    <w:p>
-      <w:r>
-        <w:t>Fuer die Pruefung ist Fallfenster dann verstanden, wenn daraus eine belastbare Fallantwort entsteht. Eine gute Antwort unterscheidet Beobachtung, Kausalannahme, Bewertung und Steuerungsfolge. Sie bewertet keine Menschen, sondern Wirkpfade, Zustandsveraenderungen, Risiken und institutionelle Bedingungen.</w:t>
-      </w:r>
-    </w:p>
-    <w:p>
-      <w:r>
-        <w:t>Grenzen der Aussage. Prüfungsnahe Fallfragen ohne geschützte Antwortlogik zeigt, warum Wirkungsräume, Wirkungsempfänger, Stakeholder und Wirkpfade mehr ist als ein Schlagwort im Feld Wirkpfade, Wirkungsempfaenger, Bewertung und Rueckkopplung. Die wirkungsoekonomische Frage lautet: Welche reale Veraenderung wird moeglich, welche bleibt nur Potenzial und wo entsteht ein Wirkungsrisiko? Diese Unterscheidung schuetzt vor Impact-Washing, weil sie Absicht, Aktivitaet, Reichweite und Wirkung auseinanderhaelt.</w:t>
-      </w:r>
-    </w:p>
-    <w:p>
-      <w:r>
-        <w:t>Eine Kommune, ein Unternehmen oder eine Bildungsorganisation will Wirkungsräume, Wirkungsempfänger, Stakeholder und Wirkpfade praktisch anwenden. Der erste Schritt ist nicht die Auswahl eines Instruments, sondern die Klaerung der Zustandsveraenderung. Bei Prüfungsnahe Fallfragen ohne geschützte Antwortlogik muss deshalb benannt werden, wer betroffen ist, welcher Zustand sich veraendert, welche Frist gilt und welche Gegenbeobachtung die Annahme widerlegen wuerde. Erst danach entsteht eine begruendete Entscheidung im Feld Strategie, Prozess, Budget, Verantwortlichkeit oder Kommunikationsregel.</w:t>
-      </w:r>
-    </w:p>
-    <w:p>
-      <w:r>
-        <w:t>Kontrollfrage. Welche Entscheidung waere falsch, wenn Prüfungsnahe Fallfragen ohne geschützte Antwortlogik in WM-V2 missverstanden wird? Die Antwort muss mindestens eine Daten- oder Quellenannahme, eine betroffene Gruppe oder Schutzdimension, eine moegliche Nebenwirkung und einen Rueckkopplungsschritt nennen. Richtig ist nicht die lauteste Bewertung, sondern diejenige, die Begriff, Beleg und Steuerungsfolge zusammenhaelt.</w:t>
+        <w:t>Fallpruefung. Wenn eine Bildungs- oder Forschungseinrichtung eine Wirkungsaussage fuer Lernende und Praxispartner pruefbar machen will, beginnt die Analyse bei Empfaengern, Wirkraum, Zeitraum und Datenquelle. Bei Didaktische Einordnung im Studiengang muss dann geklaert werden, welche Begriffe, Quellen und Grenzen im Material sichtbar bleiben muessen. Eine tragfaehige Antwort benennt mindestens eine Quelle, eine offene Unsicherheit, eine moegliche Gegenbeobachtung und die Entscheidung, die nach der Bewertung geaendert wird.</w:t>
+      </w:r>
+    </w:p>
+    <w:p>
+      <w:r>
+        <w:t>Der Rueckfluss in den WOE-Korpus liegt hier in klaren Begriffen, sauber verlinkten Quellen und benannten Forschungsfragen. Wo Glossar, Werkzeuge, Journal oder Reader noch doppeldeutig bleiben, sollte Wirkungsräume, Wirkungsempfänger, Stakeholder und Wirkpfade nicht als fertige Gewissheit auftreten, sondern als pruefbarer Lernstand mit Korrekturpfad.</w:t>
       </w:r>
     </w:p>
     <w:p>
@@ -3518,17 +3548,87 @@
         <w:pStyle w:val="Heading3"/>
       </w:pPr>
       <w:r>
-        <w:t>Schlussvertiefung 3: Wirkungsräume, Wirkungsempfänger, Stakeholder und Wirkpfade im Anwendungsfall</w:t>
-      </w:r>
-    </w:p>
-    <w:p>
-      <w:r>
-        <w:t>Die folgenden Abschnitte sind keine neue Pruefungsloesung. Sie verdichten die vorhandenen Kapitel zu einer Lesart, mit der Studierende einen Fall selbststaendig analysieren koennen. Im Mittelpunkt stehen Wirkpfade, Wirkungsempfaenger, Bewertung und Rueckkopplung, nicht moralische Personenbewertung.</w:t>
-      </w:r>
-    </w:p>
-    <w:p>
-      <w:r>
-        <w:t>Begriffliche Schlussklaerung. In WM-V2 muss Auswertung aus der lebenden Website-Referenz immer mit Empfaengern gelesen werden. Wirkung entsteht nicht beim Sender, sondern an veraenderten Zustaenden von Menschen, Oekosystemen, Institutionen, Oeffentlichkeit oder kuenftigen Handlungsspielraeumen. Darum reicht es nicht, interne Aktivitaeten zu dokumentieren. Entscheidend ist, ob sich ein Zustand nachvollziehbar veraendert und ob diese Veraenderung im Referenzrahmen Mensch, Planet, Demokratie, SDGs, Agenda 2030 und SDG+ tragfaehig bewertet werden kann.</w:t>
+        <w:t>Vertiefungsrunde 3: Anschluss an Praxis und Forschung</w:t>
+      </w:r>
+    </w:p>
+    <w:p>
+      <w:r>
+        <w:t>Diese Runde wechselt den Blickwinkel, damit der Schlussblock nicht nur wiederholt, sondern Leseentscheidungen vorbereitet: Was ist belegt, was bleibt Potenzial, welche Nebenwirkung ist relevant und welche Steuerungsfolge wird daraus abgeleitet?</w:t>
+      </w:r>
+    </w:p>
+    <w:p>
+      <w:r>
+        <w:t>Steuerungsfolge. Wissenschaftliche Anschlussfaehigkeit entsteht hier durch Quellenklarheit. Bei Analysemodell werden interne WOE-Begriffe nicht als Ersatz fuer Belege benutzt, sondern mit Grundlagenwerk, WOE-Referenz, Glossar, Werkzeuge, Journal und externe Fachquellen verbunden. Wo die Datenlage offen bleibt, wird das offengelegt. Wo eine Aussage nur plausibel ist, bleibt sie als Wirkungspotenzial markiert. Wo ein Schaden eine rote Linie beruehrt, greift Nichtkompensation vor Durchschnittslogik.</w:t>
+      </w:r>
+    </w:p>
+    <w:p>
+      <w:r>
+        <w:t>In einer kontroversen Entscheidung wirkt Analysemodell als Pruefpunkt fuer Ambivalenz. Ein Nutzen fuer eine Gruppe kann mit Risiken fuer andere Wirkungsempfaenger einhergehen. Das Skript verlangt deshalb, positive und negative Zustandsveraenderungen getrennt zu fuehren, bevor von positiver Netto-Wirkung gesprochen wird.</w:t>
+      </w:r>
+    </w:p>
+    <w:p>
+      <w:r>
+        <w:t>Fallpruefung. Wenn eine Kommune eine bestehende Massnahme neu priorisieren will, beginnt die Analyse bei Empfaengern, Wirkraum, Zeitraum und Datenquelle. Bei Analysemodell muss dann geklaert werden, ob Ressourcen umgeschichtet, Daten nacherhoben oder Zielkonflikte offengelegt werden. Eine tragfaehige Antwort benennt mindestens eine Quelle, eine offene Unsicherheit, eine moegliche Gegenbeobachtung und die Entscheidung, die nach der Bewertung geaendert wird.</w:t>
+      </w:r>
+    </w:p>
+    <w:p>
+      <w:r>
+        <w:t>Transferhinweis. In Wirkungsmanagement wird Modellformel erst steuerungsfaehig, wenn daraus eine Entscheidung folgt. Fuehrung, Strategie, Controlling, Einkauf, Kommunikation und Kultur muessen denselben Wirkungsbegriff verwenden. Ohne diese Rueckkopplung bleibt Reporting eine Beschreibung. Mit Rueckkopplung wird aus Bewertung eine veraenderte Routine: ein anderer Prozess, ein geaenderter Anreiz, eine bessere Datenpflicht, eine korrigierte Kommunikation oder eine neue Priorisierung.</w:t>
+      </w:r>
+    </w:p>
+    <w:p>
+      <w:r>
+        <w:t>Die typische Fehlstelle bei Wirkungsräume, Wirkungsempfänger, Stakeholder und Wirkpfade liegt darin, Absicht, Aktivitaet oder Reporting als Wirkung zu behandeln. Bei Modellformel wird diese Fehlstelle konkret: Ein scheinbar plausibler Befund darf nicht zur Abkuerzung werden. Quellen, Systemgrenzen, Unsicherheit und Rueckkopplung bleiben sichtbar.</w:t>
+      </w:r>
+    </w:p>
+    <w:p>
+      <w:r>
+        <w:t>Fallpruefung. Wenn ein Unternehmen ein Produkt, einen Prozess oder eine Investition wirkungsbezogen bewerten will, beginnt die Analyse bei Empfaengern, Wirkraum, Zeitraum und Datenquelle. Bei Modellformel muss dann geklaert werden, welche Entscheidung nach der Bewertung tatsaechlich anders ausfaellt. Eine tragfaehige Antwort benennt mindestens eine Quelle, eine offene Unsicherheit, eine moegliche Gegenbeobachtung und die Entscheidung, die nach der Bewertung geaendert wird.</w:t>
+      </w:r>
+    </w:p>
+    <w:p>
+      <w:r>
+        <w:t>Fuer die Bewertung reicht kein Summenscore, der zentrale Schaeden mit bequemen Pluspunkten verrechnet. Nichtkompensation und Reverse Merit Order markieren, wo rote Linien, demokratische Grundbedingungen oder planetare Grenzen Vorrang vor Durchschnittslogik haben. So bleibt positive Netto-Wirkung eine anspruchsvolle Zielgroesse und wird nicht zur dekorativen Formel.</w:t>
+      </w:r>
+    </w:p>
+    <w:p>
+      <w:r>
+        <w:t>Rueckflussnotiz. Die Grenze gegen Scheingenauigkeit verlaeuft bei Fallfenster nicht zwischen Optimismus und Pessimismus. Sie verlaeuft zwischen offengelegter Unsicherheit und rhetorischer Sicherheit. Wer Wirkungsräume, Wirkungsempfänger, Stakeholder und Wirkpfade belastbar anwenden will, benennt Systemgrenze, Zeitraum, Vergleichspunkt und offene Gegenhypothese. Gerade dadurch bleibt das Skript anschlussfaehig fuer Forschung, Praxis und spaetere Revision.</w:t>
+      </w:r>
+    </w:p>
+    <w:p>
+      <w:r>
+        <w:t>Fuer die Pruefung ist Fallfenster dann verstanden, wenn daraus eine belastbare Fallantwort entsteht. Eine gute Antwort unterscheidet Beobachtung, Kausalannahme, Bewertung und Steuerungsfolge. Sie bewertet keine Menschen, sondern Wirkpfade, Zustandsveraenderungen, Risiken und institutionelle Bedingungen.</w:t>
+      </w:r>
+    </w:p>
+    <w:p>
+      <w:r>
+        <w:t>Fallpruefung. Wenn eine Bildungs- oder Forschungseinrichtung eine Wirkungsaussage fuer Lernende und Praxispartner pruefbar machen will, beginnt die Analyse bei Empfaengern, Wirkraum, Zeitraum und Datenquelle. Bei Fallfenster muss dann geklaert werden, welche Begriffe, Quellen und Grenzen im Material sichtbar bleiben muessen. Eine tragfaehige Antwort benennt mindestens eine Quelle, eine offene Unsicherheit, eine moegliche Gegenbeobachtung und die Entscheidung, die nach der Bewertung geaendert wird.</w:t>
+      </w:r>
+    </w:p>
+    <w:p>
+      <w:r>
+        <w:t>Der Rueckfluss in den WOE-Korpus liegt hier in klaren Begriffen, sauber verlinkten Quellen und benannten Forschungsfragen. Wo Glossar, Werkzeuge, Journal oder Reader noch doppeldeutig bleiben, sollte Wirkungsräume, Wirkungsempfänger, Stakeholder und Wirkpfade nicht als fertige Gewissheit auftreten, sondern als pruefbarer Lernstand mit Korrekturpfad.</w:t>
+      </w:r>
+    </w:p>
+    <w:p>
+      <w:r>
+        <w:t>Pruefungsimpuls. Prüfungsnahe Fallfragen ohne geschützte Antwortlogik zeigt, warum Wirkungsräume, Wirkungsempfänger, Stakeholder und Wirkpfade mehr ist als ein Schlagwort im Feld Wirkpfade, Wirkungsempfaenger, Bewertung und Rueckkopplung. Die wirkungsoekonomische Frage lautet: Welche reale Veraenderung wird moeglich, welche bleibt nur Potenzial und wo entsteht ein Wirkungsrisiko? Diese Unterscheidung schuetzt vor Impact-Washing, weil sie Absicht, Aktivitaet, Reichweite und Wirkung auseinanderhaelt.</w:t>
+      </w:r>
+    </w:p>
+    <w:p>
+      <w:r>
+        <w:t>Eine Kommune, ein Unternehmen oder eine Bildungsorganisation will Wirkungsräume, Wirkungsempfänger, Stakeholder und Wirkpfade praktisch anwenden. Der erste Schritt ist nicht die Auswahl eines Instruments, sondern die Klaerung der Zustandsveraenderung. Bei Prüfungsnahe Fallfragen ohne geschützte Antwortlogik muss deshalb benannt werden, wer betroffen ist, welcher Zustand sich veraendert, welche Frist gilt und welche Gegenbeobachtung die Annahme widerlegen wuerde. Erst danach entsteht eine begruendete Entscheidung im Feld Strategie, Prozess, Budget, Verantwortlichkeit oder Kommunikationsregel.</w:t>
+      </w:r>
+    </w:p>
+    <w:p>
+      <w:r>
+        <w:t>Fallpruefung. Wenn eine Kommune eine bestehende Massnahme neu priorisieren will, beginnt die Analyse bei Empfaengern, Wirkraum, Zeitraum und Datenquelle. Bei Prüfungsnahe Fallfragen ohne geschützte Antwortlogik muss dann geklaert werden, ob Ressourcen umgeschichtet, Daten nacherhoben oder Zielkonflikte offengelegt werden. Eine tragfaehige Antwort benennt mindestens eine Quelle, eine offene Unsicherheit, eine moegliche Gegenbeobachtung und die Entscheidung, die nach der Bewertung geaendert wird.</w:t>
+      </w:r>
+    </w:p>
+    <w:p>
+      <w:r>
+        <w:t>Begriffliche Sicherung. In WM-V2 muss Auswertung aus der lebenden Website-Referenz immer mit Empfaengern gelesen werden. Wirkung entsteht nicht beim Sender, sondern an veraenderten Zustaenden von Menschen, Oekosystemen, Institutionen, Oeffentlichkeit oder kuenftigen Handlungsspielraeumen. Darum reicht es nicht, interne Aktivitaeten zu dokumentieren. Entscheidend ist, ob sich ein Zustand nachvollziehbar veraendert und ob diese Veraenderung im Referenzrahmen Mensch, Planet, Demokratie, SDGs, Agenda 2030 und SDG+ tragfaehig bewertet werden kann.</w:t>
       </w:r>
     </w:p>
     <w:p>
@@ -3538,7 +3638,17 @@
     </w:p>
     <w:p>
       <w:r>
-        <w:t>Wirkpfad und Empfaenger. Wissenschaftliche Anschlussfaehigkeit entsteht hier durch Quellenklarheit. Bei Warum Wirkung Zuordnung braucht werden interne WOE-Begriffe nicht als Ersatz fuer Belege benutzt, sondern mit Grundlagenwerk, WOE-Referenz, Glossar, Werkzeuge, Journal und externe Fachquellen verbunden. Wo die Datenlage offen bleibt, wird das offengelegt. Wo eine Aussage nur plausibel ist, bleibt sie als Wirkungspotenzial markiert. Wo ein Schaden eine rote Linie beruehrt, greift Nichtkompensation vor Durchschnittslogik.</w:t>
+        <w:t>Fallpruefung. Wenn ein Unternehmen ein Produkt, einen Prozess oder eine Investition wirkungsbezogen bewerten will, beginnt die Analyse bei Empfaengern, Wirkraum, Zeitraum und Datenquelle. Bei Auswertung aus der lebenden Website-Referenz muss dann geklaert werden, welche Entscheidung nach der Bewertung tatsaechlich anders ausfaellt. Eine tragfaehige Antwort benennt mindestens eine Quelle, eine offene Unsicherheit, eine moegliche Gegenbeobachtung und die Entscheidung, die nach der Bewertung geaendert wird.</w:t>
+      </w:r>
+    </w:p>
+    <w:p>
+      <w:r>
+        <w:t>Fuer die Bewertung reicht kein Summenscore, der zentrale Schaeden mit bequemen Pluspunkten verrechnet. Nichtkompensation und Reverse Merit Order markieren, wo rote Linien, demokratische Grundbedingungen oder planetare Grenzen Vorrang vor Durchschnittslogik haben. So bleibt positive Netto-Wirkung eine anspruchsvolle Zielgroesse und wird nicht zur dekorativen Formel.</w:t>
+      </w:r>
+    </w:p>
+    <w:p>
+      <w:r>
+        <w:t>Wirkpfadpruefung. Wissenschaftliche Anschlussfaehigkeit entsteht hier durch Quellenklarheit. Bei Warum Wirkung Zuordnung braucht werden interne WOE-Begriffe nicht als Ersatz fuer Belege benutzt, sondern mit Grundlagenwerk, WOE-Referenz, Glossar, Werkzeuge, Journal und externe Fachquellen verbunden. Wo die Datenlage offen bleibt, wird das offengelegt. Wo eine Aussage nur plausibel ist, bleibt sie als Wirkungspotenzial markiert. Wo ein Schaden eine rote Linie beruehrt, greift Nichtkompensation vor Durchschnittslogik.</w:t>
       </w:r>
     </w:p>
     <w:p>
@@ -3548,82 +3658,12 @@
     </w:p>
     <w:p>
       <w:r>
-        <w:t>Rueckfluss. Fuer den WOE-Korpus bedeutet das: Begriffe aus Wirkungsräume, Wirkungsempfänger, Stakeholder und Wirkpfade sollten dort geschaerft werden, wo sie in Glossar, Werkzeugen, Journal oder Readern doppeldeutig bleiben. Offene Forschungsfragen werden nicht versteckt. Sie markieren die Stelle, an der spaetere Evidenz, ein besserer Datensatz oder eine praezisere Fallstudie die Bewertung veraendern kann.</w:t>
-      </w:r>
-    </w:p>
-    <w:p>
-      <w:r>
-        <w:t>Daten, Quellen und Evidenz. In Wirkungsmanagement wird Wirkungsträger erst steuerungsfaehig, wenn daraus eine Entscheidung folgt. Fuehrung, Strategie, Controlling, Einkauf, Kommunikation und Kultur muessen denselben Wirkungsbegriff verwenden. Ohne diese Rueckkopplung bleibt Reporting eine Beschreibung. Mit Rueckkopplung wird aus Bewertung eine veraenderte Routine: ein anderer Prozess, ein geaenderter Anreiz, eine bessere Datenpflicht, eine korrigierte Kommunikation oder eine neue Priorisierung.</w:t>
-      </w:r>
-    </w:p>
-    <w:p>
-      <w:r>
-        <w:t>Die typische Fehlstelle bei Wirkungsräume, Wirkungsempfänger, Stakeholder und Wirkpfade liegt darin, Absicht, Aktivitaet oder Reporting als Wirkung zu behandeln. Bei Wirkungsträger wird diese Fehlstelle konkret: Ein scheinbar plausibler Befund darf nicht zur Abkuerzung werden. Quellen, Systemgrenzen, Unsicherheit und Rueckkopplung bleiben sichtbar.</w:t>
-      </w:r>
-    </w:p>
-    <w:p>
-      <w:r>
-        <w:t>Bewertung und rote Linien. Die Grenze gegen Scheingenauigkeit verlaeuft bei Direkte und indirekte Wirkungsträger nicht zwischen Optimismus und Pessimismus. Sie verlaeuft zwischen offengelegter Unsicherheit und rhetorischer Sicherheit. Wer Wirkungsräume, Wirkungsempfänger, Stakeholder und Wirkpfade belastbar anwenden will, benennt Systemgrenze, Zeitraum, Vergleichspunkt und offene Gegenhypothese. Gerade dadurch bleibt das Skript anschlussfaehig fuer Forschung, Praxis und spaetere Revision.</w:t>
-      </w:r>
-    </w:p>
-    <w:p>
-      <w:r>
-        <w:t>Fuer die Pruefung ist Direkte und indirekte Wirkungsträger dann verstanden, wenn daraus eine belastbare Fallantwort entsteht. Eine gute Antwort unterscheidet Beobachtung, Kausalannahme, Bewertung und Steuerungsfolge. Sie bewertet keine Menschen, sondern Wirkpfade, Zustandsveraenderungen, Risiken und institutionelle Bedingungen.</w:t>
-      </w:r>
-    </w:p>
-    <w:p>
-      <w:r>
-        <w:t>Kontrollfrage. Welche Entscheidung waere falsch, wenn Direkte und indirekte Wirkungsträger in WM-V2 missverstanden wird? Die Antwort muss mindestens eine Daten- oder Quellenannahme, eine betroffene Gruppe oder Schutzdimension, eine moegliche Nebenwirkung und einen Rueckkopplungsschritt nennen. Richtig ist nicht die lauteste Bewertung, sondern diejenige, die Begriff, Beleg und Steuerungsfolge zusammenhaelt.</w:t>
-      </w:r>
-    </w:p>
-    <w:p>
-      <w:r>
-        <w:t>Steuerung und Rueckkopplung. Wirkungsempfänger zeigt, warum Wirkungsräume, Wirkungsempfänger, Stakeholder und Wirkpfade mehr ist als ein Schlagwort im Feld Wirkpfade, Wirkungsempfaenger, Bewertung und Rueckkopplung. Die wirkungsoekonomische Frage lautet: Welche reale Veraenderung wird moeglich, welche bleibt nur Potenzial und wo entsteht ein Wirkungsrisiko? Diese Unterscheidung schuetzt vor Impact-Washing, weil sie Absicht, Aktivitaet, Reichweite und Wirkung auseinanderhaelt.</w:t>
-      </w:r>
-    </w:p>
-    <w:p>
-      <w:r>
-        <w:t>Eine Kommune, ein Unternehmen oder eine Bildungsorganisation will Wirkungsräume, Wirkungsempfänger, Stakeholder und Wirkpfade praktisch anwenden. Der erste Schritt ist nicht die Auswahl eines Instruments, sondern die Klaerung der Zustandsveraenderung. Bei Wirkungsempfänger muss deshalb benannt werden, wer betroffen ist, welcher Zustand sich veraendert, welche Frist gilt und welche Gegenbeobachtung die Annahme widerlegen wuerde. Erst danach entsteht eine begruendete Entscheidung im Feld Strategie, Prozess, Budget, Verantwortlichkeit oder Kommunikationsregel.</w:t>
-      </w:r>
-    </w:p>
-    <w:p>
-      <w:r>
-        <w:t>Pruefungsnahe Anwendung. In WM-V2 muss Unsichtbare Empfänger immer mit Empfaengern gelesen werden. Wirkung entsteht nicht beim Sender, sondern an veraenderten Zustaenden von Menschen, Oekosystemen, Institutionen, Oeffentlichkeit oder kuenftigen Handlungsspielraeumen. Darum reicht es nicht, interne Aktivitaeten zu dokumentieren. Entscheidend ist, ob sich ein Zustand nachvollziehbar veraendert und ob diese Veraenderung im Referenzrahmen Mensch, Planet, Demokratie, SDGs, Agenda 2030 und SDG+ tragfaehig bewertet werden kann.</w:t>
-      </w:r>
-    </w:p>
-    <w:p>
-      <w:r>
-        <w:t>Ein Bericht behauptet, die Massnahme zu Wirkungsräume, Wirkungsempfänger, Stakeholder und Wirkpfade sei erfolgreich. Die WOE-Lesart fragt bei Unsichtbare Empfänger nach belastbaren Nachweisen: Managementroutine, Stakeholder-Rueckmeldung, Prozessdaten, Entscheidungsprotokoll und Lernschleife. Wenn diese Nachweise fehlen, bleibt die Aussage Wirkungspotenzial oder Kommunikationsbehauptung. Sie kann wichtig sein, aber sie ist noch keine belegte Wirkung.</w:t>
-      </w:r>
-    </w:p>
-    <w:p>
-      <w:r>
-        <w:t>Transfer in den WOE-Korpus. Wissenschaftliche Anschlussfaehigkeit entsteht hier durch Quellenklarheit. Bei Einleitung / Wirkungsfrage werden interne WOE-Begriffe nicht als Ersatz fuer Belege benutzt, sondern mit Grundlagenwerk, WOE-Referenz, Glossar, Werkzeuge, Journal und externe Fachquellen verbunden. Wo die Datenlage offen bleibt, wird das offengelegt. Wo eine Aussage nur plausibel ist, bleibt sie als Wirkungspotenzial markiert. Wo ein Schaden eine rote Linie beruehrt, greift Nichtkompensation vor Durchschnittslogik.</w:t>
-      </w:r>
-    </w:p>
-    <w:p>
-      <w:r>
-        <w:t>In einer kontroversen Entscheidung wirkt Einleitung / Wirkungsfrage als Pruefpunkt fuer Ambivalenz. Ein Nutzen fuer eine Gruppe kann mit Risiken fuer andere Wirkungsempfaenger einhergehen. Das Skript verlangt deshalb, positive und negative Zustandsveraenderungen getrennt zu fuehren, bevor von positiver Netto-Wirkung gesprochen wird.</w:t>
-      </w:r>
-    </w:p>
-    <w:p>
-      <w:r>
-        <w:t>Grenzen der Aussage. In Wirkungsmanagement wird Kernaussage erst steuerungsfaehig, wenn daraus eine Entscheidung folgt. Fuehrung, Strategie, Controlling, Einkauf, Kommunikation und Kultur muessen denselben Wirkungsbegriff verwenden. Ohne diese Rueckkopplung bleibt Reporting eine Beschreibung. Mit Rueckkopplung wird aus Bewertung eine veraenderte Routine: ein anderer Prozess, ein geaenderter Anreiz, eine bessere Datenpflicht, eine korrigierte Kommunikation oder eine neue Priorisierung.</w:t>
-      </w:r>
-    </w:p>
-    <w:p>
-      <w:r>
-        <w:t>Die typische Fehlstelle bei Wirkungsräume, Wirkungsempfänger, Stakeholder und Wirkpfade liegt darin, Absicht, Aktivitaet oder Reporting als Wirkung zu behandeln. Bei Kernaussage wird diese Fehlstelle konkret: Ein scheinbar plausibler Befund darf nicht zur Abkuerzung werden. Quellen, Systemgrenzen, Unsicherheit und Rueckkopplung bleiben sichtbar.</w:t>
-      </w:r>
-    </w:p>
-    <w:p>
-      <w:r>
-        <w:t>Kontrollfrage. Welche Entscheidung waere falsch, wenn Kernaussage in WM-V2 missverstanden wird? Die Antwort muss mindestens eine Daten- oder Quellenannahme, eine betroffene Gruppe oder Schutzdimension, eine moegliche Nebenwirkung und einen Rueckkopplungsschritt nennen. Richtig ist nicht die lauteste Bewertung, sondern diejenige, die Begriff, Beleg und Steuerungsfolge zusammenhaelt.</w:t>
-      </w:r>
-    </w:p>
-    <w:p>
-      <w:r>
-        <w:t>Rueckfluss. Fuer den WOE-Korpus bedeutet das: Begriffe aus Wirkungsräume, Wirkungsempfänger, Stakeholder und Wirkpfade sollten dort geschaerft werden, wo sie in Glossar, Werkzeugen, Journal oder Readern doppeldeutig bleiben. Offene Forschungsfragen werden nicht versteckt. Sie markieren die Stelle, an der spaetere Evidenz, ein besserer Datensatz oder eine praezisere Fallstudie die Bewertung veraendern kann.</w:t>
+        <w:t>Fallpruefung. Wenn eine Bildungs- oder Forschungseinrichtung eine Wirkungsaussage fuer Lernende und Praxispartner pruefbar machen will, beginnt die Analyse bei Empfaengern, Wirkraum, Zeitraum und Datenquelle. Bei Warum Wirkung Zuordnung braucht muss dann geklaert werden, welche Begriffe, Quellen und Grenzen im Material sichtbar bleiben muessen. Eine tragfaehige Antwort benennt mindestens eine Quelle, eine offene Unsicherheit, eine moegliche Gegenbeobachtung und die Entscheidung, die nach der Bewertung geaendert wird.</w:t>
+      </w:r>
+    </w:p>
+    <w:p>
+      <w:r>
+        <w:t>Der Rueckfluss in den WOE-Korpus liegt hier in klaren Begriffen, sauber verlinkten Quellen und benannten Forschungsfragen. Wo Glossar, Werkzeuge, Journal oder Reader noch doppeldeutig bleiben, sollte Wirkungsräume, Wirkungsempfänger, Stakeholder und Wirkpfade nicht als fertige Gewissheit auftreten, sondern als pruefbarer Lernstand mit Korrekturpfad.</w:t>
       </w:r>
     </w:p>
     <w:p>
@@ -3631,107 +3671,122 @@
         <w:pStyle w:val="Heading3"/>
       </w:pPr>
       <w:r>
-        <w:t>Schlussvertiefung 4: Wirkungsräume, Wirkungsempfänger, Stakeholder und Wirkpfade im Anwendungsfall</w:t>
-      </w:r>
-    </w:p>
-    <w:p>
-      <w:r>
-        <w:t>Die folgenden Abschnitte sind keine neue Pruefungsloesung. Sie verdichten die vorhandenen Kapitel zu einer Lesart, mit der Studierende einen Fall selbststaendig analysieren koennen. Im Mittelpunkt stehen Wirkpfade, Wirkungsempfaenger, Bewertung und Rueckkopplung, nicht moralische Personenbewertung.</w:t>
-      </w:r>
-    </w:p>
-    <w:p>
-      <w:r>
-        <w:t>Begriffliche Schlussklaerung. Die Grenze gegen Scheingenauigkeit verlaeuft bei Quelltext und fachliche Grundlegung nicht zwischen Optimismus und Pessimismus. Sie verlaeuft zwischen offengelegter Unsicherheit und rhetorischer Sicherheit. Wer Wirkungsräume, Wirkungsempfänger, Stakeholder und Wirkpfade belastbar anwenden will, benennt Systemgrenze, Zeitraum, Vergleichspunkt und offene Gegenhypothese. Gerade dadurch bleibt das Skript anschlussfaehig fuer Forschung, Praxis und spaetere Revision.</w:t>
-      </w:r>
-    </w:p>
-    <w:p>
-      <w:r>
-        <w:t>Fuer die Pruefung ist Quelltext und fachliche Grundlegung dann verstanden, wenn daraus eine belastbare Fallantwort entsteht. Eine gute Antwort unterscheidet Beobachtung, Kausalannahme, Bewertung und Steuerungsfolge. Sie bewertet keine Menschen, sondern Wirkpfade, Zustandsveraenderungen, Risiken und institutionelle Bedingungen.</w:t>
-      </w:r>
-    </w:p>
-    <w:p>
-      <w:r>
-        <w:t>Wirkpfad und Empfaenger. Einstieg / Wirkungsfrage zeigt, warum Wirkungsräume, Wirkungsempfänger, Stakeholder und Wirkpfade mehr ist als ein Schlagwort im Feld Wirkpfade, Wirkungsempfaenger, Bewertung und Rueckkopplung. Die wirkungsoekonomische Frage lautet: Welche reale Veraenderung wird moeglich, welche bleibt nur Potenzial und wo entsteht ein Wirkungsrisiko? Diese Unterscheidung schuetzt vor Impact-Washing, weil sie Absicht, Aktivitaet, Reichweite und Wirkung auseinanderhaelt.</w:t>
-      </w:r>
-    </w:p>
-    <w:p>
-      <w:r>
-        <w:t>Eine Kommune, ein Unternehmen oder eine Bildungsorganisation will Wirkungsräume, Wirkungsempfänger, Stakeholder und Wirkpfade praktisch anwenden. Der erste Schritt ist nicht die Auswahl eines Instruments, sondern die Klaerung der Zustandsveraenderung. Bei Einstieg / Wirkungsfrage muss deshalb benannt werden, wer betroffen ist, welcher Zustand sich veraendert, welche Frist gilt und welche Gegenbeobachtung die Annahme widerlegen wuerde. Erst danach entsteht eine begruendete Entscheidung im Feld Strategie, Prozess, Budget, Verantwortlichkeit oder Kommunikationsregel.</w:t>
-      </w:r>
-    </w:p>
-    <w:p>
-      <w:r>
-        <w:t>Daten, Quellen und Evidenz. In WM-V2 muss Skript / Folien (Lernseite) immer mit Empfaengern gelesen werden. Wirkung entsteht nicht beim Sender, sondern an veraenderten Zustaenden von Menschen, Oekosystemen, Institutionen, Oeffentlichkeit oder kuenftigen Handlungsspielraeumen. Darum reicht es nicht, interne Aktivitaeten zu dokumentieren. Entscheidend ist, ob sich ein Zustand nachvollziehbar veraendert und ob diese Veraenderung im Referenzrahmen Mensch, Planet, Demokratie, SDGs, Agenda 2030 und SDG+ tragfaehig bewertet werden kann.</w:t>
-      </w:r>
-    </w:p>
-    <w:p>
-      <w:r>
-        <w:t>Ein Bericht behauptet, die Massnahme zu Wirkungsräume, Wirkungsempfänger, Stakeholder und Wirkpfade sei erfolgreich. Die WOE-Lesart fragt bei Skript / Folien (Lernseite) nach belastbaren Nachweisen: Managementroutine, Stakeholder-Rueckmeldung, Prozessdaten, Entscheidungsprotokoll und Lernschleife. Wenn diese Nachweise fehlen, bleibt die Aussage Wirkungspotenzial oder Kommunikationsbehauptung. Sie kann wichtig sein, aber sie ist noch keine belegte Wirkung.</w:t>
-      </w:r>
-    </w:p>
-    <w:p>
-      <w:r>
-        <w:t>Bewertung und rote Linien. Wissenschaftliche Anschlussfaehigkeit entsteht hier durch Quellenklarheit. Bei Transferaufgabe werden interne WOE-Begriffe nicht als Ersatz fuer Belege benutzt, sondern mit Grundlagenwerk, WOE-Referenz, Glossar, Werkzeuge, Journal und externe Fachquellen verbunden. Wo die Datenlage offen bleibt, wird das offengelegt. Wo eine Aussage nur plausibel ist, bleibt sie als Wirkungspotenzial markiert. Wo ein Schaden eine rote Linie beruehrt, greift Nichtkompensation vor Durchschnittslogik.</w:t>
-      </w:r>
-    </w:p>
-    <w:p>
-      <w:r>
-        <w:t>In einer kontroversen Entscheidung wirkt Transferaufgabe als Pruefpunkt fuer Ambivalenz. Ein Nutzen fuer eine Gruppe kann mit Risiken fuer andere Wirkungsempfaenger einhergehen. Das Skript verlangt deshalb, positive und negative Zustandsveraenderungen getrennt zu fuehren, bevor von positiver Netto-Wirkung gesprochen wird.</w:t>
-      </w:r>
-    </w:p>
-    <w:p>
-      <w:r>
-        <w:t>Kontrollfrage. Welche Entscheidung waere falsch, wenn Transferaufgabe in WM-V2 missverstanden wird? Die Antwort muss mindestens eine Daten- oder Quellenannahme, eine betroffene Gruppe oder Schutzdimension, eine moegliche Nebenwirkung und einen Rueckkopplungsschritt nennen. Richtig ist nicht die lauteste Bewertung, sondern diejenige, die Begriff, Beleg und Steuerungsfolge zusammenhaelt.</w:t>
-      </w:r>
-    </w:p>
-    <w:p>
-      <w:r>
-        <w:t>Steuerung und Rueckkopplung. In Wirkungsmanagement wird Praxisbeispiel erst steuerungsfaehig, wenn daraus eine Entscheidung folgt. Fuehrung, Strategie, Controlling, Einkauf, Kommunikation und Kultur muessen denselben Wirkungsbegriff verwenden. Ohne diese Rueckkopplung bleibt Reporting eine Beschreibung. Mit Rueckkopplung wird aus Bewertung eine veraenderte Routine: ein anderer Prozess, ein geaenderter Anreiz, eine bessere Datenpflicht, eine korrigierte Kommunikation oder eine neue Priorisierung.</w:t>
-      </w:r>
-    </w:p>
-    <w:p>
-      <w:r>
-        <w:t>Die typische Fehlstelle bei Wirkungsräume, Wirkungsempfänger, Stakeholder und Wirkpfade liegt darin, Absicht, Aktivitaet oder Reporting als Wirkung zu behandeln. Bei Praxisbeispiel wird diese Fehlstelle konkret: Ein scheinbar plausibler Befund darf nicht zur Abkuerzung werden. Quellen, Systemgrenzen, Unsicherheit und Rueckkopplung bleiben sichtbar.</w:t>
-      </w:r>
-    </w:p>
-    <w:p>
-      <w:r>
-        <w:t>Pruefungsnahe Anwendung. Die Grenze gegen Scheingenauigkeit verlaeuft bei Wirkungsökonomische Vertiefung nicht zwischen Optimismus und Pessimismus. Sie verlaeuft zwischen offengelegter Unsicherheit und rhetorischer Sicherheit. Wer Wirkungsräume, Wirkungsempfänger, Stakeholder und Wirkpfade belastbar anwenden will, benennt Systemgrenze, Zeitraum, Vergleichspunkt und offene Gegenhypothese. Gerade dadurch bleibt das Skript anschlussfaehig fuer Forschung, Praxis und spaetere Revision.</w:t>
-      </w:r>
-    </w:p>
-    <w:p>
-      <w:r>
-        <w:t>Fuer die Pruefung ist Wirkungsökonomische Vertiefung dann verstanden, wenn daraus eine belastbare Fallantwort entsteht. Eine gute Antwort unterscheidet Beobachtung, Kausalannahme, Bewertung und Steuerungsfolge. Sie bewertet keine Menschen, sondern Wirkpfade, Zustandsveraenderungen, Risiken und institutionelle Bedingungen.</w:t>
-      </w:r>
-    </w:p>
-    <w:p>
-      <w:r>
-        <w:t>Rueckfluss. Fuer den WOE-Korpus bedeutet das: Begriffe aus Wirkungsräume, Wirkungsempfänger, Stakeholder und Wirkpfade sollten dort geschaerft werden, wo sie in Glossar, Werkzeugen, Journal oder Readern doppeldeutig bleiben. Offene Forschungsfragen werden nicht versteckt. Sie markieren die Stelle, an der spaetere Evidenz, ein besserer Datensatz oder eine praezisere Fallstudie die Bewertung veraendern kann.</w:t>
-      </w:r>
-    </w:p>
-    <w:p>
-      <w:r>
-        <w:t>Transfer in den WOE-Korpus. Begriffliche Präzision zeigt, warum Wirkungsräume, Wirkungsempfänger, Stakeholder und Wirkpfade mehr ist als ein Schlagwort im Feld Wirkpfade, Wirkungsempfaenger, Bewertung und Rueckkopplung. Die wirkungsoekonomische Frage lautet: Welche reale Veraenderung wird moeglich, welche bleibt nur Potenzial und wo entsteht ein Wirkungsrisiko? Diese Unterscheidung schuetzt vor Impact-Washing, weil sie Absicht, Aktivitaet, Reichweite und Wirkung auseinanderhaelt.</w:t>
-      </w:r>
-    </w:p>
-    <w:p>
-      <w:r>
-        <w:t>Eine Kommune, ein Unternehmen oder eine Bildungsorganisation will Wirkungsräume, Wirkungsempfänger, Stakeholder und Wirkpfade praktisch anwenden. Der erste Schritt ist nicht die Auswahl eines Instruments, sondern die Klaerung der Zustandsveraenderung. Bei Begriffliche Präzision muss deshalb benannt werden, wer betroffen ist, welcher Zustand sich veraendert, welche Frist gilt und welche Gegenbeobachtung die Annahme widerlegen wuerde. Erst danach entsteht eine begruendete Entscheidung im Feld Strategie, Prozess, Budget, Verantwortlichkeit oder Kommunikationsregel.</w:t>
-      </w:r>
-    </w:p>
-    <w:p>
-      <w:r>
-        <w:t>Grenzen der Aussage. In WM-V2 muss Wirkpfad immer mit Empfaengern gelesen werden. Wirkung entsteht nicht beim Sender, sondern an veraenderten Zustaenden von Menschen, Oekosystemen, Institutionen, Oeffentlichkeit oder kuenftigen Handlungsspielraeumen. Darum reicht es nicht, interne Aktivitaeten zu dokumentieren. Entscheidend ist, ob sich ein Zustand nachvollziehbar veraendert und ob diese Veraenderung im Referenzrahmen Mensch, Planet, Demokratie, SDGs, Agenda 2030 und SDG+ tragfaehig bewertet werden kann.</w:t>
-      </w:r>
-    </w:p>
-    <w:p>
-      <w:r>
-        <w:t>Ein Bericht behauptet, die Massnahme zu Wirkungsräume, Wirkungsempfänger, Stakeholder und Wirkpfade sei erfolgreich. Die WOE-Lesart fragt bei Wirkpfad nach belastbaren Nachweisen: Managementroutine, Stakeholder-Rueckmeldung, Prozessdaten, Entscheidungsprotokoll und Lernschleife. Wenn diese Nachweise fehlen, bleibt die Aussage Wirkungspotenzial oder Kommunikationsbehauptung. Sie kann wichtig sein, aber sie ist noch keine belegte Wirkung.</w:t>
-      </w:r>
-    </w:p>
-    <w:p>
-      <w:r>
-        <w:t>Kontrollfrage. Welche Entscheidung waere falsch, wenn Wirkpfad in WM-V2 missverstanden wird? Die Antwort muss mindestens eine Daten- oder Quellenannahme, eine betroffene Gruppe oder Schutzdimension, eine moegliche Nebenwirkung und einen Rueckkopplungsschritt nennen. Richtig ist nicht die lauteste Bewertung, sondern diejenige, die Begriff, Beleg und Steuerungsfolge zusammenhaelt.</w:t>
+        <w:t>Vertiefungsrunde 4: Anschluss an Praxis und Forschung</w:t>
+      </w:r>
+    </w:p>
+    <w:p>
+      <w:r>
+        <w:t>Diese Runde wechselt den Blickwinkel, damit der Schlussblock nicht nur wiederholt, sondern Leseentscheidungen vorbereitet: Was ist belegt, was bleibt Potenzial, welche Nebenwirkung ist relevant und welche Steuerungsfolge wird daraus abgeleitet?</w:t>
+      </w:r>
+    </w:p>
+    <w:p>
+      <w:r>
+        <w:t>Evidenzfenster. In Wirkungsmanagement wird Wirkungsträger erst steuerungsfaehig, wenn daraus eine Entscheidung folgt. Fuehrung, Strategie, Controlling, Einkauf, Kommunikation und Kultur muessen denselben Wirkungsbegriff verwenden. Ohne diese Rueckkopplung bleibt Reporting eine Beschreibung. Mit Rueckkopplung wird aus Bewertung eine veraenderte Routine: ein anderer Prozess, ein geaenderter Anreiz, eine bessere Datenpflicht, eine korrigierte Kommunikation oder eine neue Priorisierung.</w:t>
+      </w:r>
+    </w:p>
+    <w:p>
+      <w:r>
+        <w:t>Die typische Fehlstelle bei Wirkungsräume, Wirkungsempfänger, Stakeholder und Wirkpfade liegt darin, Absicht, Aktivitaet oder Reporting als Wirkung zu behandeln. Bei Wirkungsträger wird diese Fehlstelle konkret: Ein scheinbar plausibler Befund darf nicht zur Abkuerzung werden. Quellen, Systemgrenzen, Unsicherheit und Rueckkopplung bleiben sichtbar.</w:t>
+      </w:r>
+    </w:p>
+    <w:p>
+      <w:r>
+        <w:t>Fallpruefung. Wenn eine Kommune eine bestehende Massnahme neu priorisieren will, beginnt die Analyse bei Empfaengern, Wirkraum, Zeitraum und Datenquelle. Bei Wirkungsträger muss dann geklaert werden, ob Ressourcen umgeschichtet, Daten nacherhoben oder Zielkonflikte offengelegt werden. Eine tragfaehige Antwort benennt mindestens eine Quelle, eine offene Unsicherheit, eine moegliche Gegenbeobachtung und die Entscheidung, die nach der Bewertung geaendert wird.</w:t>
+      </w:r>
+    </w:p>
+    <w:p>
+      <w:r>
+        <w:t>Bewertungsgrenze. Die Grenze gegen Scheingenauigkeit verlaeuft bei Direkte und indirekte Wirkungsträger nicht zwischen Optimismus und Pessimismus. Sie verlaeuft zwischen offengelegter Unsicherheit und rhetorischer Sicherheit. Wer Wirkungsräume, Wirkungsempfänger, Stakeholder und Wirkpfade belastbar anwenden will, benennt Systemgrenze, Zeitraum, Vergleichspunkt und offene Gegenhypothese. Gerade dadurch bleibt das Skript anschlussfaehig fuer Forschung, Praxis und spaetere Revision.</w:t>
+      </w:r>
+    </w:p>
+    <w:p>
+      <w:r>
+        <w:t>Fuer die Pruefung ist Direkte und indirekte Wirkungsträger dann verstanden, wenn daraus eine belastbare Fallantwort entsteht. Eine gute Antwort unterscheidet Beobachtung, Kausalannahme, Bewertung und Steuerungsfolge. Sie bewertet keine Menschen, sondern Wirkpfade, Zustandsveraenderungen, Risiken und institutionelle Bedingungen.</w:t>
+      </w:r>
+    </w:p>
+    <w:p>
+      <w:r>
+        <w:t>Fallpruefung. Wenn ein Unternehmen ein Produkt, einen Prozess oder eine Investition wirkungsbezogen bewerten will, beginnt die Analyse bei Empfaengern, Wirkraum, Zeitraum und Datenquelle. Bei Direkte und indirekte Wirkungsträger muss dann geklaert werden, welche Entscheidung nach der Bewertung tatsaechlich anders ausfaellt. Eine tragfaehige Antwort benennt mindestens eine Quelle, eine offene Unsicherheit, eine moegliche Gegenbeobachtung und die Entscheidung, die nach der Bewertung geaendert wird.</w:t>
+      </w:r>
+    </w:p>
+    <w:p>
+      <w:r>
+        <w:t>Fuer die Bewertung reicht kein Summenscore, der zentrale Schaeden mit bequemen Pluspunkten verrechnet. Nichtkompensation und Reverse Merit Order markieren, wo rote Linien, demokratische Grundbedingungen oder planetare Grenzen Vorrang vor Durchschnittslogik haben. So bleibt positive Netto-Wirkung eine anspruchsvolle Zielgroesse und wird nicht zur dekorativen Formel.</w:t>
+      </w:r>
+    </w:p>
+    <w:p>
+      <w:r>
+        <w:t>Steuerungsfolge. Wirkungsempfänger zeigt, warum Wirkungsräume, Wirkungsempfänger, Stakeholder und Wirkpfade mehr ist als ein Schlagwort im Feld Wirkpfade, Wirkungsempfaenger, Bewertung und Rueckkopplung. Die wirkungsoekonomische Frage lautet: Welche reale Veraenderung wird moeglich, welche bleibt nur Potenzial und wo entsteht ein Wirkungsrisiko? Diese Unterscheidung schuetzt vor Impact-Washing, weil sie Absicht, Aktivitaet, Reichweite und Wirkung auseinanderhaelt.</w:t>
+      </w:r>
+    </w:p>
+    <w:p>
+      <w:r>
+        <w:t>Eine Kommune, ein Unternehmen oder eine Bildungsorganisation will Wirkungsräume, Wirkungsempfänger, Stakeholder und Wirkpfade praktisch anwenden. Der erste Schritt ist nicht die Auswahl eines Instruments, sondern die Klaerung der Zustandsveraenderung. Bei Wirkungsempfänger muss deshalb benannt werden, wer betroffen ist, welcher Zustand sich veraendert, welche Frist gilt und welche Gegenbeobachtung die Annahme widerlegen wuerde. Erst danach entsteht eine begruendete Entscheidung im Feld Strategie, Prozess, Budget, Verantwortlichkeit oder Kommunikationsregel.</w:t>
+      </w:r>
+    </w:p>
+    <w:p>
+      <w:r>
+        <w:t>Fallpruefung. Wenn eine Bildungs- oder Forschungseinrichtung eine Wirkungsaussage fuer Lernende und Praxispartner pruefbar machen will, beginnt die Analyse bei Empfaengern, Wirkraum, Zeitraum und Datenquelle. Bei Wirkungsempfänger muss dann geklaert werden, welche Begriffe, Quellen und Grenzen im Material sichtbar bleiben muessen. Eine tragfaehige Antwort benennt mindestens eine Quelle, eine offene Unsicherheit, eine moegliche Gegenbeobachtung und die Entscheidung, die nach der Bewertung geaendert wird.</w:t>
+      </w:r>
+    </w:p>
+    <w:p>
+      <w:r>
+        <w:t>Der Rueckfluss in den WOE-Korpus liegt hier in klaren Begriffen, sauber verlinkten Quellen und benannten Forschungsfragen. Wo Glossar, Werkzeuge, Journal oder Reader noch doppeldeutig bleiben, sollte Wirkungsräume, Wirkungsempfänger, Stakeholder und Wirkpfade nicht als fertige Gewissheit auftreten, sondern als pruefbarer Lernstand mit Korrekturpfad.</w:t>
+      </w:r>
+    </w:p>
+    <w:p>
+      <w:r>
+        <w:t>Transferhinweis. In WM-V2 muss Unsichtbare Empfänger immer mit Empfaengern gelesen werden. Wirkung entsteht nicht beim Sender, sondern an veraenderten Zustaenden von Menschen, Oekosystemen, Institutionen, Oeffentlichkeit oder kuenftigen Handlungsspielraeumen. Darum reicht es nicht, interne Aktivitaeten zu dokumentieren. Entscheidend ist, ob sich ein Zustand nachvollziehbar veraendert und ob diese Veraenderung im Referenzrahmen Mensch, Planet, Demokratie, SDGs, Agenda 2030 und SDG+ tragfaehig bewertet werden kann.</w:t>
+      </w:r>
+    </w:p>
+    <w:p>
+      <w:r>
+        <w:t>Ein Bericht behauptet, die Massnahme zu Wirkungsräume, Wirkungsempfänger, Stakeholder und Wirkpfade sei erfolgreich. Die WOE-Lesart fragt bei Unsichtbare Empfänger nach belastbaren Nachweisen: Managementroutine, Stakeholder-Rueckmeldung, Prozessdaten, Entscheidungsprotokoll und Lernschleife. Wenn diese Nachweise fehlen, bleibt die Aussage Wirkungspotenzial oder Kommunikationsbehauptung. Sie kann wichtig sein, aber sie ist noch keine belegte Wirkung.</w:t>
+      </w:r>
+    </w:p>
+    <w:p>
+      <w:r>
+        <w:t>Fallpruefung. Wenn eine Kommune eine bestehende Massnahme neu priorisieren will, beginnt die Analyse bei Empfaengern, Wirkraum, Zeitraum und Datenquelle. Bei Unsichtbare Empfänger muss dann geklaert werden, ob Ressourcen umgeschichtet, Daten nacherhoben oder Zielkonflikte offengelegt werden. Eine tragfaehige Antwort benennt mindestens eine Quelle, eine offene Unsicherheit, eine moegliche Gegenbeobachtung und die Entscheidung, die nach der Bewertung geaendert wird.</w:t>
+      </w:r>
+    </w:p>
+    <w:p>
+      <w:r>
+        <w:t>Rueckflussnotiz. Wissenschaftliche Anschlussfaehigkeit entsteht hier durch Quellenklarheit. Bei Einleitung / Wirkungsfrage werden interne WOE-Begriffe nicht als Ersatz fuer Belege benutzt, sondern mit Grundlagenwerk, WOE-Referenz, Glossar, Werkzeuge, Journal und externe Fachquellen verbunden. Wo die Datenlage offen bleibt, wird das offengelegt. Wo eine Aussage nur plausibel ist, bleibt sie als Wirkungspotenzial markiert. Wo ein Schaden eine rote Linie beruehrt, greift Nichtkompensation vor Durchschnittslogik.</w:t>
+      </w:r>
+    </w:p>
+    <w:p>
+      <w:r>
+        <w:t>In einer kontroversen Entscheidung wirkt Einleitung / Wirkungsfrage als Pruefpunkt fuer Ambivalenz. Ein Nutzen fuer eine Gruppe kann mit Risiken fuer andere Wirkungsempfaenger einhergehen. Das Skript verlangt deshalb, positive und negative Zustandsveraenderungen getrennt zu fuehren, bevor von positiver Netto-Wirkung gesprochen wird.</w:t>
+      </w:r>
+    </w:p>
+    <w:p>
+      <w:r>
+        <w:t>Fallpruefung. Wenn ein Unternehmen ein Produkt, einen Prozess oder eine Investition wirkungsbezogen bewerten will, beginnt die Analyse bei Empfaengern, Wirkraum, Zeitraum und Datenquelle. Bei Einleitung / Wirkungsfrage muss dann geklaert werden, welche Entscheidung nach der Bewertung tatsaechlich anders ausfaellt. Eine tragfaehige Antwort benennt mindestens eine Quelle, eine offene Unsicherheit, eine moegliche Gegenbeobachtung und die Entscheidung, die nach der Bewertung geaendert wird.</w:t>
+      </w:r>
+    </w:p>
+    <w:p>
+      <w:r>
+        <w:t>Fuer die Bewertung reicht kein Summenscore, der zentrale Schaeden mit bequemen Pluspunkten verrechnet. Nichtkompensation und Reverse Merit Order markieren, wo rote Linien, demokratische Grundbedingungen oder planetare Grenzen Vorrang vor Durchschnittslogik haben. So bleibt positive Netto-Wirkung eine anspruchsvolle Zielgroesse und wird nicht zur dekorativen Formel.</w:t>
+      </w:r>
+    </w:p>
+    <w:p>
+      <w:r>
+        <w:t>Pruefungsimpuls. In Wirkungsmanagement wird Kernaussage erst steuerungsfaehig, wenn daraus eine Entscheidung folgt. Fuehrung, Strategie, Controlling, Einkauf, Kommunikation und Kultur muessen denselben Wirkungsbegriff verwenden. Ohne diese Rueckkopplung bleibt Reporting eine Beschreibung. Mit Rueckkopplung wird aus Bewertung eine veraenderte Routine: ein anderer Prozess, ein geaenderter Anreiz, eine bessere Datenpflicht, eine korrigierte Kommunikation oder eine neue Priorisierung.</w:t>
+      </w:r>
+    </w:p>
+    <w:p>
+      <w:r>
+        <w:t>Die typische Fehlstelle bei Wirkungsräume, Wirkungsempfänger, Stakeholder und Wirkpfade liegt darin, Absicht, Aktivitaet oder Reporting als Wirkung zu behandeln. Bei Kernaussage wird diese Fehlstelle konkret: Ein scheinbar plausibler Befund darf nicht zur Abkuerzung werden. Quellen, Systemgrenzen, Unsicherheit und Rueckkopplung bleiben sichtbar.</w:t>
+      </w:r>
+    </w:p>
+    <w:p>
+      <w:r>
+        <w:t>Fallpruefung. Wenn eine Bildungs- oder Forschungseinrichtung eine Wirkungsaussage fuer Lernende und Praxispartner pruefbar machen will, beginnt die Analyse bei Empfaengern, Wirkraum, Zeitraum und Datenquelle. Bei Kernaussage muss dann geklaert werden, welche Begriffe, Quellen und Grenzen im Material sichtbar bleiben muessen. Eine tragfaehige Antwort benennt mindestens eine Quelle, eine offene Unsicherheit, eine moegliche Gegenbeobachtung und die Entscheidung, die nach der Bewertung geaendert wird.</w:t>
+      </w:r>
+    </w:p>
+    <w:p>
+      <w:r>
+        <w:t>Der Rueckfluss in den WOE-Korpus liegt hier in klaren Begriffen, sauber verlinkten Quellen und benannten Forschungsfragen. Wo Glossar, Werkzeuge, Journal oder Reader noch doppeldeutig bleiben, sollte Wirkungsräume, Wirkungsempfänger, Stakeholder und Wirkpfade nicht als fertige Gewissheit auftreten, sondern als pruefbarer Lernstand mit Korrekturpfad.</w:t>
       </w:r>
     </w:p>
     <w:p>
@@ -3739,107 +3794,122 @@
         <w:pStyle w:val="Heading3"/>
       </w:pPr>
       <w:r>
-        <w:t>Schlussvertiefung 5: Wirkungsräume, Wirkungsempfänger, Stakeholder und Wirkpfade im Anwendungsfall</w:t>
-      </w:r>
-    </w:p>
-    <w:p>
-      <w:r>
-        <w:t>Die folgenden Abschnitte sind keine neue Pruefungsloesung. Sie verdichten die vorhandenen Kapitel zu einer Lesart, mit der Studierende einen Fall selbststaendig analysieren koennen. Im Mittelpunkt stehen Wirkpfade, Wirkungsempfaenger, Bewertung und Rueckkopplung, nicht moralische Personenbewertung.</w:t>
-      </w:r>
-    </w:p>
-    <w:p>
-      <w:r>
-        <w:t>Begriffliche Schlussklaerung. Wissenschaftliche Anschlussfaehigkeit entsteht hier durch Quellenklarheit. Bei Leitthese werden interne WOE-Begriffe nicht als Ersatz fuer Belege benutzt, sondern mit Grundlagenwerk, WOE-Referenz, Glossar, Werkzeuge, Journal und externe Fachquellen verbunden. Wo die Datenlage offen bleibt, wird das offengelegt. Wo eine Aussage nur plausibel ist, bleibt sie als Wirkungspotenzial markiert. Wo ein Schaden eine rote Linie beruehrt, greift Nichtkompensation vor Durchschnittslogik.</w:t>
-      </w:r>
-    </w:p>
-    <w:p>
-      <w:r>
-        <w:t>In einer kontroversen Entscheidung wirkt Leitthese als Pruefpunkt fuer Ambivalenz. Ein Nutzen fuer eine Gruppe kann mit Risiken fuer andere Wirkungsempfaenger einhergehen. Das Skript verlangt deshalb, positive und negative Zustandsveraenderungen getrennt zu fuehren, bevor von positiver Netto-Wirkung gesprochen wird.</w:t>
-      </w:r>
-    </w:p>
-    <w:p>
-      <w:r>
-        <w:t>Wirkpfad und Empfaenger. In Wirkungsmanagement wird Didaktische Einordnung im Studiengang erst steuerungsfaehig, wenn daraus eine Entscheidung folgt. Fuehrung, Strategie, Controlling, Einkauf, Kommunikation und Kultur muessen denselben Wirkungsbegriff verwenden. Ohne diese Rueckkopplung bleibt Reporting eine Beschreibung. Mit Rueckkopplung wird aus Bewertung eine veraenderte Routine: ein anderer Prozess, ein geaenderter Anreiz, eine bessere Datenpflicht, eine korrigierte Kommunikation oder eine neue Priorisierung.</w:t>
-      </w:r>
-    </w:p>
-    <w:p>
-      <w:r>
-        <w:t>Die typische Fehlstelle bei Wirkungsräume, Wirkungsempfänger, Stakeholder und Wirkpfade liegt darin, Absicht, Aktivitaet oder Reporting als Wirkung zu behandeln. Bei Didaktische Einordnung im Studiengang wird diese Fehlstelle konkret: Ein scheinbar plausibler Befund darf nicht zur Abkuerzung werden. Quellen, Systemgrenzen, Unsicherheit und Rueckkopplung bleiben sichtbar.</w:t>
-      </w:r>
-    </w:p>
-    <w:p>
-      <w:r>
-        <w:t>Daten, Quellen und Evidenz. Die Grenze gegen Scheingenauigkeit verlaeuft bei Analysemodell nicht zwischen Optimismus und Pessimismus. Sie verlaeuft zwischen offengelegter Unsicherheit und rhetorischer Sicherheit. Wer Wirkungsräume, Wirkungsempfänger, Stakeholder und Wirkpfade belastbar anwenden will, benennt Systemgrenze, Zeitraum, Vergleichspunkt und offene Gegenhypothese. Gerade dadurch bleibt das Skript anschlussfaehig fuer Forschung, Praxis und spaetere Revision.</w:t>
-      </w:r>
-    </w:p>
-    <w:p>
-      <w:r>
-        <w:t>Fuer die Pruefung ist Analysemodell dann verstanden, wenn daraus eine belastbare Fallantwort entsteht. Eine gute Antwort unterscheidet Beobachtung, Kausalannahme, Bewertung und Steuerungsfolge. Sie bewertet keine Menschen, sondern Wirkpfade, Zustandsveraenderungen, Risiken und institutionelle Bedingungen.</w:t>
-      </w:r>
-    </w:p>
-    <w:p>
-      <w:r>
-        <w:t>Bewertung und rote Linien. Modellformel zeigt, warum Wirkungsräume, Wirkungsempfänger, Stakeholder und Wirkpfade mehr ist als ein Schlagwort im Feld Wirkpfade, Wirkungsempfaenger, Bewertung und Rueckkopplung. Die wirkungsoekonomische Frage lautet: Welche reale Veraenderung wird moeglich, welche bleibt nur Potenzial und wo entsteht ein Wirkungsrisiko? Diese Unterscheidung schuetzt vor Impact-Washing, weil sie Absicht, Aktivitaet, Reichweite und Wirkung auseinanderhaelt.</w:t>
-      </w:r>
-    </w:p>
-    <w:p>
-      <w:r>
-        <w:t>Eine Kommune, ein Unternehmen oder eine Bildungsorganisation will Wirkungsräume, Wirkungsempfänger, Stakeholder und Wirkpfade praktisch anwenden. Der erste Schritt ist nicht die Auswahl eines Instruments, sondern die Klaerung der Zustandsveraenderung. Bei Modellformel muss deshalb benannt werden, wer betroffen ist, welcher Zustand sich veraendert, welche Frist gilt und welche Gegenbeobachtung die Annahme widerlegen wuerde. Erst danach entsteht eine begruendete Entscheidung im Feld Strategie, Prozess, Budget, Verantwortlichkeit oder Kommunikationsregel.</w:t>
-      </w:r>
-    </w:p>
-    <w:p>
-      <w:r>
-        <w:t>Kontrollfrage. Welche Entscheidung waere falsch, wenn Modellformel in WM-V2 missverstanden wird? Die Antwort muss mindestens eine Daten- oder Quellenannahme, eine betroffene Gruppe oder Schutzdimension, eine moegliche Nebenwirkung und einen Rueckkopplungsschritt nennen. Richtig ist nicht die lauteste Bewertung, sondern diejenige, die Begriff, Beleg und Steuerungsfolge zusammenhaelt.</w:t>
-      </w:r>
-    </w:p>
-    <w:p>
-      <w:r>
-        <w:t>Rueckfluss. Fuer den WOE-Korpus bedeutet das: Begriffe aus Wirkungsräume, Wirkungsempfänger, Stakeholder und Wirkpfade sollten dort geschaerft werden, wo sie in Glossar, Werkzeugen, Journal oder Readern doppeldeutig bleiben. Offene Forschungsfragen werden nicht versteckt. Sie markieren die Stelle, an der spaetere Evidenz, ein besserer Datensatz oder eine praezisere Fallstudie die Bewertung veraendern kann.</w:t>
-      </w:r>
-    </w:p>
-    <w:p>
-      <w:r>
-        <w:t>Steuerung und Rueckkopplung. In WM-V2 muss Fallfenster immer mit Empfaengern gelesen werden. Wirkung entsteht nicht beim Sender, sondern an veraenderten Zustaenden von Menschen, Oekosystemen, Institutionen, Oeffentlichkeit oder kuenftigen Handlungsspielraeumen. Darum reicht es nicht, interne Aktivitaeten zu dokumentieren. Entscheidend ist, ob sich ein Zustand nachvollziehbar veraendert und ob diese Veraenderung im Referenzrahmen Mensch, Planet, Demokratie, SDGs, Agenda 2030 und SDG+ tragfaehig bewertet werden kann.</w:t>
-      </w:r>
-    </w:p>
-    <w:p>
-      <w:r>
-        <w:t>Ein Bericht behauptet, die Massnahme zu Wirkungsräume, Wirkungsempfänger, Stakeholder und Wirkpfade sei erfolgreich. Die WOE-Lesart fragt bei Fallfenster nach belastbaren Nachweisen: Managementroutine, Stakeholder-Rueckmeldung, Prozessdaten, Entscheidungsprotokoll und Lernschleife. Wenn diese Nachweise fehlen, bleibt die Aussage Wirkungspotenzial oder Kommunikationsbehauptung. Sie kann wichtig sein, aber sie ist noch keine belegte Wirkung.</w:t>
-      </w:r>
-    </w:p>
-    <w:p>
-      <w:r>
-        <w:t>Pruefungsnahe Anwendung. Wissenschaftliche Anschlussfaehigkeit entsteht hier durch Quellenklarheit. Bei Prüfungsnahe Fallfragen ohne geschützte Antwortlogik werden interne WOE-Begriffe nicht als Ersatz fuer Belege benutzt, sondern mit Grundlagenwerk, WOE-Referenz, Glossar, Werkzeuge, Journal und externe Fachquellen verbunden. Wo die Datenlage offen bleibt, wird das offengelegt. Wo eine Aussage nur plausibel ist, bleibt sie als Wirkungspotenzial markiert. Wo ein Schaden eine rote Linie beruehrt, greift Nichtkompensation vor Durchschnittslogik.</w:t>
-      </w:r>
-    </w:p>
-    <w:p>
-      <w:r>
-        <w:t>In einer kontroversen Entscheidung wirkt Prüfungsnahe Fallfragen ohne geschützte Antwortlogik als Pruefpunkt fuer Ambivalenz. Ein Nutzen fuer eine Gruppe kann mit Risiken fuer andere Wirkungsempfaenger einhergehen. Das Skript verlangt deshalb, positive und negative Zustandsveraenderungen getrennt zu fuehren, bevor von positiver Netto-Wirkung gesprochen wird.</w:t>
-      </w:r>
-    </w:p>
-    <w:p>
-      <w:r>
-        <w:t>Transfer in den WOE-Korpus. In Wirkungsmanagement wird Auswertung aus der lebenden Website-Referenz erst steuerungsfaehig, wenn daraus eine Entscheidung folgt. Fuehrung, Strategie, Controlling, Einkauf, Kommunikation und Kultur muessen denselben Wirkungsbegriff verwenden. Ohne diese Rueckkopplung bleibt Reporting eine Beschreibung. Mit Rueckkopplung wird aus Bewertung eine veraenderte Routine: ein anderer Prozess, ein geaenderter Anreiz, eine bessere Datenpflicht, eine korrigierte Kommunikation oder eine neue Priorisierung.</w:t>
-      </w:r>
-    </w:p>
-    <w:p>
-      <w:r>
-        <w:t>Die typische Fehlstelle bei Wirkungsräume, Wirkungsempfänger, Stakeholder und Wirkpfade liegt darin, Absicht, Aktivitaet oder Reporting als Wirkung zu behandeln. Bei Auswertung aus der lebenden Website-Referenz wird diese Fehlstelle konkret: Ein scheinbar plausibler Befund darf nicht zur Abkuerzung werden. Quellen, Systemgrenzen, Unsicherheit und Rueckkopplung bleiben sichtbar.</w:t>
-      </w:r>
-    </w:p>
-    <w:p>
-      <w:r>
-        <w:t>Grenzen der Aussage. Die Grenze gegen Scheingenauigkeit verlaeuft bei Warum Wirkung Zuordnung braucht nicht zwischen Optimismus und Pessimismus. Sie verlaeuft zwischen offengelegter Unsicherheit und rhetorischer Sicherheit. Wer Wirkungsräume, Wirkungsempfänger, Stakeholder und Wirkpfade belastbar anwenden will, benennt Systemgrenze, Zeitraum, Vergleichspunkt und offene Gegenhypothese. Gerade dadurch bleibt das Skript anschlussfaehig fuer Forschung, Praxis und spaetere Revision.</w:t>
-      </w:r>
-    </w:p>
-    <w:p>
-      <w:r>
-        <w:t>Fuer die Pruefung ist Warum Wirkung Zuordnung braucht dann verstanden, wenn daraus eine belastbare Fallantwort entsteht. Eine gute Antwort unterscheidet Beobachtung, Kausalannahme, Bewertung und Steuerungsfolge. Sie bewertet keine Menschen, sondern Wirkpfade, Zustandsveraenderungen, Risiken und institutionelle Bedingungen.</w:t>
-      </w:r>
-    </w:p>
-    <w:p>
-      <w:r>
-        <w:t>Kontrollfrage. Welche Entscheidung waere falsch, wenn Warum Wirkung Zuordnung braucht in WM-V2 missverstanden wird? Die Antwort muss mindestens eine Daten- oder Quellenannahme, eine betroffene Gruppe oder Schutzdimension, eine moegliche Nebenwirkung und einen Rueckkopplungsschritt nennen. Richtig ist nicht die lauteste Bewertung, sondern diejenige, die Begriff, Beleg und Steuerungsfolge zusammenhaelt.</w:t>
+        <w:t>Vertiefungsrunde 5: Anschluss an Praxis und Forschung</w:t>
+      </w:r>
+    </w:p>
+    <w:p>
+      <w:r>
+        <w:t>Diese Runde wechselt den Blickwinkel, damit der Schlussblock nicht nur wiederholt, sondern Leseentscheidungen vorbereitet: Was ist belegt, was bleibt Potenzial, welche Nebenwirkung ist relevant und welche Steuerungsfolge wird daraus abgeleitet?</w:t>
+      </w:r>
+    </w:p>
+    <w:p>
+      <w:r>
+        <w:t>Begriffliche Sicherung. Die Grenze gegen Scheingenauigkeit verlaeuft bei Quelltext und fachliche Grundlegung nicht zwischen Optimismus und Pessimismus. Sie verlaeuft zwischen offengelegter Unsicherheit und rhetorischer Sicherheit. Wer Wirkungsräume, Wirkungsempfänger, Stakeholder und Wirkpfade belastbar anwenden will, benennt Systemgrenze, Zeitraum, Vergleichspunkt und offene Gegenhypothese. Gerade dadurch bleibt das Skript anschlussfaehig fuer Forschung, Praxis und spaetere Revision.</w:t>
+      </w:r>
+    </w:p>
+    <w:p>
+      <w:r>
+        <w:t>Fuer die Pruefung ist Quelltext und fachliche Grundlegung dann verstanden, wenn daraus eine belastbare Fallantwort entsteht. Eine gute Antwort unterscheidet Beobachtung, Kausalannahme, Bewertung und Steuerungsfolge. Sie bewertet keine Menschen, sondern Wirkpfade, Zustandsveraenderungen, Risiken und institutionelle Bedingungen.</w:t>
+      </w:r>
+    </w:p>
+    <w:p>
+      <w:r>
+        <w:t>Fallpruefung. Wenn eine Kommune eine bestehende Massnahme neu priorisieren will, beginnt die Analyse bei Empfaengern, Wirkraum, Zeitraum und Datenquelle. Bei Quelltext und fachliche Grundlegung muss dann geklaert werden, ob Ressourcen umgeschichtet, Daten nacherhoben oder Zielkonflikte offengelegt werden. Eine tragfaehige Antwort benennt mindestens eine Quelle, eine offene Unsicherheit, eine moegliche Gegenbeobachtung und die Entscheidung, die nach der Bewertung geaendert wird.</w:t>
+      </w:r>
+    </w:p>
+    <w:p>
+      <w:r>
+        <w:t>Wirkpfadpruefung. Einstieg / Wirkungsfrage zeigt, warum Wirkungsräume, Wirkungsempfänger, Stakeholder und Wirkpfade mehr ist als ein Schlagwort im Feld Wirkpfade, Wirkungsempfaenger, Bewertung und Rueckkopplung. Die wirkungsoekonomische Frage lautet: Welche reale Veraenderung wird moeglich, welche bleibt nur Potenzial und wo entsteht ein Wirkungsrisiko? Diese Unterscheidung schuetzt vor Impact-Washing, weil sie Absicht, Aktivitaet, Reichweite und Wirkung auseinanderhaelt.</w:t>
+      </w:r>
+    </w:p>
+    <w:p>
+      <w:r>
+        <w:t>Eine Kommune, ein Unternehmen oder eine Bildungsorganisation will Wirkungsräume, Wirkungsempfänger, Stakeholder und Wirkpfade praktisch anwenden. Der erste Schritt ist nicht die Auswahl eines Instruments, sondern die Klaerung der Zustandsveraenderung. Bei Einstieg / Wirkungsfrage muss deshalb benannt werden, wer betroffen ist, welcher Zustand sich veraendert, welche Frist gilt und welche Gegenbeobachtung die Annahme widerlegen wuerde. Erst danach entsteht eine begruendete Entscheidung im Feld Strategie, Prozess, Budget, Verantwortlichkeit oder Kommunikationsregel.</w:t>
+      </w:r>
+    </w:p>
+    <w:p>
+      <w:r>
+        <w:t>Fallpruefung. Wenn ein Unternehmen ein Produkt, einen Prozess oder eine Investition wirkungsbezogen bewerten will, beginnt die Analyse bei Empfaengern, Wirkraum, Zeitraum und Datenquelle. Bei Einstieg / Wirkungsfrage muss dann geklaert werden, welche Entscheidung nach der Bewertung tatsaechlich anders ausfaellt. Eine tragfaehige Antwort benennt mindestens eine Quelle, eine offene Unsicherheit, eine moegliche Gegenbeobachtung und die Entscheidung, die nach der Bewertung geaendert wird.</w:t>
+      </w:r>
+    </w:p>
+    <w:p>
+      <w:r>
+        <w:t>Fuer die Bewertung reicht kein Summenscore, der zentrale Schaeden mit bequemen Pluspunkten verrechnet. Nichtkompensation und Reverse Merit Order markieren, wo rote Linien, demokratische Grundbedingungen oder planetare Grenzen Vorrang vor Durchschnittslogik haben. So bleibt positive Netto-Wirkung eine anspruchsvolle Zielgroesse und wird nicht zur dekorativen Formel.</w:t>
+      </w:r>
+    </w:p>
+    <w:p>
+      <w:r>
+        <w:t>Evidenzfenster. In WM-V2 muss Skript / Folien (Lernseite) immer mit Empfaengern gelesen werden. Wirkung entsteht nicht beim Sender, sondern an veraenderten Zustaenden von Menschen, Oekosystemen, Institutionen, Oeffentlichkeit oder kuenftigen Handlungsspielraeumen. Darum reicht es nicht, interne Aktivitaeten zu dokumentieren. Entscheidend ist, ob sich ein Zustand nachvollziehbar veraendert und ob diese Veraenderung im Referenzrahmen Mensch, Planet, Demokratie, SDGs, Agenda 2030 und SDG+ tragfaehig bewertet werden kann.</w:t>
+      </w:r>
+    </w:p>
+    <w:p>
+      <w:r>
+        <w:t>Ein Bericht behauptet, die Massnahme zu Wirkungsräume, Wirkungsempfänger, Stakeholder und Wirkpfade sei erfolgreich. Die WOE-Lesart fragt bei Skript / Folien (Lernseite) nach belastbaren Nachweisen: Managementroutine, Stakeholder-Rueckmeldung, Prozessdaten, Entscheidungsprotokoll und Lernschleife. Wenn diese Nachweise fehlen, bleibt die Aussage Wirkungspotenzial oder Kommunikationsbehauptung. Sie kann wichtig sein, aber sie ist noch keine belegte Wirkung.</w:t>
+      </w:r>
+    </w:p>
+    <w:p>
+      <w:r>
+        <w:t>Fallpruefung. Wenn eine Bildungs- oder Forschungseinrichtung eine Wirkungsaussage fuer Lernende und Praxispartner pruefbar machen will, beginnt die Analyse bei Empfaengern, Wirkraum, Zeitraum und Datenquelle. Bei Skript / Folien (Lernseite) muss dann geklaert werden, welche Begriffe, Quellen und Grenzen im Material sichtbar bleiben muessen. Eine tragfaehige Antwort benennt mindestens eine Quelle, eine offene Unsicherheit, eine moegliche Gegenbeobachtung und die Entscheidung, die nach der Bewertung geaendert wird.</w:t>
+      </w:r>
+    </w:p>
+    <w:p>
+      <w:r>
+        <w:t>Der Rueckfluss in den WOE-Korpus liegt hier in klaren Begriffen, sauber verlinkten Quellen und benannten Forschungsfragen. Wo Glossar, Werkzeuge, Journal oder Reader noch doppeldeutig bleiben, sollte Wirkungsräume, Wirkungsempfänger, Stakeholder und Wirkpfade nicht als fertige Gewissheit auftreten, sondern als pruefbarer Lernstand mit Korrekturpfad.</w:t>
+      </w:r>
+    </w:p>
+    <w:p>
+      <w:r>
+        <w:t>Bewertungsgrenze. Wissenschaftliche Anschlussfaehigkeit entsteht hier durch Quellenklarheit. Bei Transferaufgabe werden interne WOE-Begriffe nicht als Ersatz fuer Belege benutzt, sondern mit Grundlagenwerk, WOE-Referenz, Glossar, Werkzeuge, Journal und externe Fachquellen verbunden. Wo die Datenlage offen bleibt, wird das offengelegt. Wo eine Aussage nur plausibel ist, bleibt sie als Wirkungspotenzial markiert. Wo ein Schaden eine rote Linie beruehrt, greift Nichtkompensation vor Durchschnittslogik.</w:t>
+      </w:r>
+    </w:p>
+    <w:p>
+      <w:r>
+        <w:t>In einer kontroversen Entscheidung wirkt Transferaufgabe als Pruefpunkt fuer Ambivalenz. Ein Nutzen fuer eine Gruppe kann mit Risiken fuer andere Wirkungsempfaenger einhergehen. Das Skript verlangt deshalb, positive und negative Zustandsveraenderungen getrennt zu fuehren, bevor von positiver Netto-Wirkung gesprochen wird.</w:t>
+      </w:r>
+    </w:p>
+    <w:p>
+      <w:r>
+        <w:t>Fallpruefung. Wenn eine Kommune eine bestehende Massnahme neu priorisieren will, beginnt die Analyse bei Empfaengern, Wirkraum, Zeitraum und Datenquelle. Bei Transferaufgabe muss dann geklaert werden, ob Ressourcen umgeschichtet, Daten nacherhoben oder Zielkonflikte offengelegt werden. Eine tragfaehige Antwort benennt mindestens eine Quelle, eine offene Unsicherheit, eine moegliche Gegenbeobachtung und die Entscheidung, die nach der Bewertung geaendert wird.</w:t>
+      </w:r>
+    </w:p>
+    <w:p>
+      <w:r>
+        <w:t>Steuerungsfolge. In Wirkungsmanagement wird Praxisbeispiel erst steuerungsfaehig, wenn daraus eine Entscheidung folgt. Fuehrung, Strategie, Controlling, Einkauf, Kommunikation und Kultur muessen denselben Wirkungsbegriff verwenden. Ohne diese Rueckkopplung bleibt Reporting eine Beschreibung. Mit Rueckkopplung wird aus Bewertung eine veraenderte Routine: ein anderer Prozess, ein geaenderter Anreiz, eine bessere Datenpflicht, eine korrigierte Kommunikation oder eine neue Priorisierung.</w:t>
+      </w:r>
+    </w:p>
+    <w:p>
+      <w:r>
+        <w:t>Die typische Fehlstelle bei Wirkungsräume, Wirkungsempfänger, Stakeholder und Wirkpfade liegt darin, Absicht, Aktivitaet oder Reporting als Wirkung zu behandeln. Bei Praxisbeispiel wird diese Fehlstelle konkret: Ein scheinbar plausibler Befund darf nicht zur Abkuerzung werden. Quellen, Systemgrenzen, Unsicherheit und Rueckkopplung bleiben sichtbar.</w:t>
+      </w:r>
+    </w:p>
+    <w:p>
+      <w:r>
+        <w:t>Fallpruefung. Wenn ein Unternehmen ein Produkt, einen Prozess oder eine Investition wirkungsbezogen bewerten will, beginnt die Analyse bei Empfaengern, Wirkraum, Zeitraum und Datenquelle. Bei Praxisbeispiel muss dann geklaert werden, welche Entscheidung nach der Bewertung tatsaechlich anders ausfaellt. Eine tragfaehige Antwort benennt mindestens eine Quelle, eine offene Unsicherheit, eine moegliche Gegenbeobachtung und die Entscheidung, die nach der Bewertung geaendert wird.</w:t>
+      </w:r>
+    </w:p>
+    <w:p>
+      <w:r>
+        <w:t>Fuer die Bewertung reicht kein Summenscore, der zentrale Schaeden mit bequemen Pluspunkten verrechnet. Nichtkompensation und Reverse Merit Order markieren, wo rote Linien, demokratische Grundbedingungen oder planetare Grenzen Vorrang vor Durchschnittslogik haben. So bleibt positive Netto-Wirkung eine anspruchsvolle Zielgroesse und wird nicht zur dekorativen Formel.</w:t>
+      </w:r>
+    </w:p>
+    <w:p>
+      <w:r>
+        <w:t>Transferhinweis. Die Grenze gegen Scheingenauigkeit verlaeuft bei Wirkungsökonomische Vertiefung nicht zwischen Optimismus und Pessimismus. Sie verlaeuft zwischen offengelegter Unsicherheit und rhetorischer Sicherheit. Wer Wirkungsräume, Wirkungsempfänger, Stakeholder und Wirkpfade belastbar anwenden will, benennt Systemgrenze, Zeitraum, Vergleichspunkt und offene Gegenhypothese. Gerade dadurch bleibt das Skript anschlussfaehig fuer Forschung, Praxis und spaetere Revision.</w:t>
+      </w:r>
+    </w:p>
+    <w:p>
+      <w:r>
+        <w:t>Fuer die Pruefung ist Wirkungsökonomische Vertiefung dann verstanden, wenn daraus eine belastbare Fallantwort entsteht. Eine gute Antwort unterscheidet Beobachtung, Kausalannahme, Bewertung und Steuerungsfolge. Sie bewertet keine Menschen, sondern Wirkpfade, Zustandsveraenderungen, Risiken und institutionelle Bedingungen.</w:t>
+      </w:r>
+    </w:p>
+    <w:p>
+      <w:r>
+        <w:t>Fallpruefung. Wenn eine Bildungs- oder Forschungseinrichtung eine Wirkungsaussage fuer Lernende und Praxispartner pruefbar machen will, beginnt die Analyse bei Empfaengern, Wirkraum, Zeitraum und Datenquelle. Bei Wirkungsökonomische Vertiefung muss dann geklaert werden, welche Begriffe, Quellen und Grenzen im Material sichtbar bleiben muessen. Eine tragfaehige Antwort benennt mindestens eine Quelle, eine offene Unsicherheit, eine moegliche Gegenbeobachtung und die Entscheidung, die nach der Bewertung geaendert wird.</w:t>
+      </w:r>
+    </w:p>
+    <w:p>
+      <w:r>
+        <w:t>Der Rueckfluss in den WOE-Korpus liegt hier in klaren Begriffen, sauber verlinkten Quellen und benannten Forschungsfragen. Wo Glossar, Werkzeuge, Journal oder Reader noch doppeldeutig bleiben, sollte Wirkungsräume, Wirkungsempfänger, Stakeholder und Wirkpfade nicht als fertige Gewissheit auftreten, sondern als pruefbarer Lernstand mit Korrekturpfad.</w:t>
       </w:r>
     </w:p>
     <w:p>
@@ -3847,170 +3917,102 @@
         <w:pStyle w:val="Heading3"/>
       </w:pPr>
       <w:r>
-        <w:t>Schlussvertiefung 6: Wirkungsräume, Wirkungsempfänger, Stakeholder und Wirkpfade im Anwendungsfall</w:t>
-      </w:r>
-    </w:p>
-    <w:p>
-      <w:r>
-        <w:t>Die folgenden Abschnitte sind keine neue Pruefungsloesung. Sie verdichten die vorhandenen Kapitel zu einer Lesart, mit der Studierende einen Fall selbststaendig analysieren koennen. Im Mittelpunkt stehen Wirkpfade, Wirkungsempfaenger, Bewertung und Rueckkopplung, nicht moralische Personenbewertung.</w:t>
-      </w:r>
-    </w:p>
-    <w:p>
-      <w:r>
-        <w:t>Begriffliche Schlussklaerung. Wirkungsträger zeigt, warum Wirkungsräume, Wirkungsempfänger, Stakeholder und Wirkpfade mehr ist als ein Schlagwort im Feld Wirkpfade, Wirkungsempfaenger, Bewertung und Rueckkopplung. Die wirkungsoekonomische Frage lautet: Welche reale Veraenderung wird moeglich, welche bleibt nur Potenzial und wo entsteht ein Wirkungsrisiko? Diese Unterscheidung schuetzt vor Impact-Washing, weil sie Absicht, Aktivitaet, Reichweite und Wirkung auseinanderhaelt.</w:t>
-      </w:r>
-    </w:p>
-    <w:p>
-      <w:r>
-        <w:t>Eine Kommune, ein Unternehmen oder eine Bildungsorganisation will Wirkungsräume, Wirkungsempfänger, Stakeholder und Wirkpfade praktisch anwenden. Der erste Schritt ist nicht die Auswahl eines Instruments, sondern die Klaerung der Zustandsveraenderung. Bei Wirkungsträger muss deshalb benannt werden, wer betroffen ist, welcher Zustand sich veraendert, welche Frist gilt und welche Gegenbeobachtung die Annahme widerlegen wuerde. Erst danach entsteht eine begruendete Entscheidung im Feld Strategie, Prozess, Budget, Verantwortlichkeit oder Kommunikationsregel.</w:t>
-      </w:r>
-    </w:p>
-    <w:p>
-      <w:r>
-        <w:t>Wirkpfad und Empfaenger. In WM-V2 muss Direkte und indirekte Wirkungsträger immer mit Empfaengern gelesen werden. Wirkung entsteht nicht beim Sender, sondern an veraenderten Zustaenden von Menschen, Oekosystemen, Institutionen, Oeffentlichkeit oder kuenftigen Handlungsspielraeumen. Darum reicht es nicht, interne Aktivitaeten zu dokumentieren. Entscheidend ist, ob sich ein Zustand nachvollziehbar veraendert und ob diese Veraenderung im Referenzrahmen Mensch, Planet, Demokratie, SDGs, Agenda 2030 und SDG+ tragfaehig bewertet werden kann.</w:t>
-      </w:r>
-    </w:p>
-    <w:p>
-      <w:r>
-        <w:t>Ein Bericht behauptet, die Massnahme zu Wirkungsräume, Wirkungsempfänger, Stakeholder und Wirkpfade sei erfolgreich. Die WOE-Lesart fragt bei Direkte und indirekte Wirkungsträger nach belastbaren Nachweisen: Managementroutine, Stakeholder-Rueckmeldung, Prozessdaten, Entscheidungsprotokoll und Lernschleife. Wenn diese Nachweise fehlen, bleibt die Aussage Wirkungspotenzial oder Kommunikationsbehauptung. Sie kann wichtig sein, aber sie ist noch keine belegte Wirkung.</w:t>
-      </w:r>
-    </w:p>
-    <w:p>
-      <w:r>
-        <w:t>Rueckfluss. Fuer den WOE-Korpus bedeutet das: Begriffe aus Wirkungsräume, Wirkungsempfänger, Stakeholder und Wirkpfade sollten dort geschaerft werden, wo sie in Glossar, Werkzeugen, Journal oder Readern doppeldeutig bleiben. Offene Forschungsfragen werden nicht versteckt. Sie markieren die Stelle, an der spaetere Evidenz, ein besserer Datensatz oder eine praezisere Fallstudie die Bewertung veraendern kann.</w:t>
-      </w:r>
-    </w:p>
-    <w:p>
-      <w:r>
-        <w:t>Daten, Quellen und Evidenz. Wissenschaftliche Anschlussfaehigkeit entsteht hier durch Quellenklarheit. Bei Wirkungsempfänger werden interne WOE-Begriffe nicht als Ersatz fuer Belege benutzt, sondern mit Grundlagenwerk, WOE-Referenz, Glossar, Werkzeuge, Journal und externe Fachquellen verbunden. Wo die Datenlage offen bleibt, wird das offengelegt. Wo eine Aussage nur plausibel ist, bleibt sie als Wirkungspotenzial markiert. Wo ein Schaden eine rote Linie beruehrt, greift Nichtkompensation vor Durchschnittslogik.</w:t>
-      </w:r>
-    </w:p>
-    <w:p>
-      <w:r>
-        <w:t>In einer kontroversen Entscheidung wirkt Wirkungsempfänger als Pruefpunkt fuer Ambivalenz. Ein Nutzen fuer eine Gruppe kann mit Risiken fuer andere Wirkungsempfaenger einhergehen. Das Skript verlangt deshalb, positive und negative Zustandsveraenderungen getrennt zu fuehren, bevor von positiver Netto-Wirkung gesprochen wird.</w:t>
-      </w:r>
-    </w:p>
-    <w:p>
-      <w:r>
-        <w:t>Bewertung und rote Linien. In Wirkungsmanagement wird Unsichtbare Empfänger erst steuerungsfaehig, wenn daraus eine Entscheidung folgt. Fuehrung, Strategie, Controlling, Einkauf, Kommunikation und Kultur muessen denselben Wirkungsbegriff verwenden. Ohne diese Rueckkopplung bleibt Reporting eine Beschreibung. Mit Rueckkopplung wird aus Bewertung eine veraenderte Routine: ein anderer Prozess, ein geaenderter Anreiz, eine bessere Datenpflicht, eine korrigierte Kommunikation oder eine neue Priorisierung.</w:t>
-      </w:r>
-    </w:p>
-    <w:p>
-      <w:r>
-        <w:t>Die typische Fehlstelle bei Wirkungsräume, Wirkungsempfänger, Stakeholder und Wirkpfade liegt darin, Absicht, Aktivitaet oder Reporting als Wirkung zu behandeln. Bei Unsichtbare Empfänger wird diese Fehlstelle konkret: Ein scheinbar plausibler Befund darf nicht zur Abkuerzung werden. Quellen, Systemgrenzen, Unsicherheit und Rueckkopplung bleiben sichtbar.</w:t>
-      </w:r>
-    </w:p>
-    <w:p>
-      <w:r>
-        <w:t>Kontrollfrage. Welche Entscheidung waere falsch, wenn Unsichtbare Empfänger in WM-V2 missverstanden wird? Die Antwort muss mindestens eine Daten- oder Quellenannahme, eine betroffene Gruppe oder Schutzdimension, eine moegliche Nebenwirkung und einen Rueckkopplungsschritt nennen. Richtig ist nicht die lauteste Bewertung, sondern diejenige, die Begriff, Beleg und Steuerungsfolge zusammenhaelt.</w:t>
-      </w:r>
-    </w:p>
-    <w:p>
-      <w:r>
-        <w:t>Steuerung und Rueckkopplung. Die Grenze gegen Scheingenauigkeit verlaeuft bei Einleitung / Wirkungsfrage nicht zwischen Optimismus und Pessimismus. Sie verlaeuft zwischen offengelegter Unsicherheit und rhetorischer Sicherheit. Wer Wirkungsräume, Wirkungsempfänger, Stakeholder und Wirkpfade belastbar anwenden will, benennt Systemgrenze, Zeitraum, Vergleichspunkt und offene Gegenhypothese. Gerade dadurch bleibt das Skript anschlussfaehig fuer Forschung, Praxis und spaetere Revision.</w:t>
-      </w:r>
-    </w:p>
-    <w:p>
-      <w:r>
-        <w:t>Fuer die Pruefung ist Einleitung / Wirkungsfrage dann verstanden, wenn daraus eine belastbare Fallantwort entsteht. Eine gute Antwort unterscheidet Beobachtung, Kausalannahme, Bewertung und Steuerungsfolge. Sie bewertet keine Menschen, sondern Wirkpfade, Zustandsveraenderungen, Risiken und institutionelle Bedingungen.</w:t>
-      </w:r>
-    </w:p>
-    <w:p>
-      <w:r>
-        <w:t>Pruefungsnahe Anwendung. Kernaussage zeigt, warum Wirkungsräume, Wirkungsempfänger, Stakeholder und Wirkpfade mehr ist als ein Schlagwort im Feld Wirkpfade, Wirkungsempfaenger, Bewertung und Rueckkopplung. Die wirkungsoekonomische Frage lautet: Welche reale Veraenderung wird moeglich, welche bleibt nur Potenzial und wo entsteht ein Wirkungsrisiko? Diese Unterscheidung schuetzt vor Impact-Washing, weil sie Absicht, Aktivitaet, Reichweite und Wirkung auseinanderhaelt.</w:t>
-      </w:r>
-    </w:p>
-    <w:p>
-      <w:r>
-        <w:t>Eine Kommune, ein Unternehmen oder eine Bildungsorganisation will Wirkungsräume, Wirkungsempfänger, Stakeholder und Wirkpfade praktisch anwenden. Der erste Schritt ist nicht die Auswahl eines Instruments, sondern die Klaerung der Zustandsveraenderung. Bei Kernaussage muss deshalb benannt werden, wer betroffen ist, welcher Zustand sich veraendert, welche Frist gilt und welche Gegenbeobachtung die Annahme widerlegen wuerde. Erst danach entsteht eine begruendete Entscheidung im Feld Strategie, Prozess, Budget, Verantwortlichkeit oder Kommunikationsregel.</w:t>
-      </w:r>
-    </w:p>
-    <w:p>
-      <w:r>
-        <w:t>Transfer in den WOE-Korpus. In WM-V2 muss Quelltext und fachliche Grundlegung immer mit Empfaengern gelesen werden. Wirkung entsteht nicht beim Sender, sondern an veraenderten Zustaenden von Menschen, Oekosystemen, Institutionen, Oeffentlichkeit oder kuenftigen Handlungsspielraeumen. Darum reicht es nicht, interne Aktivitaeten zu dokumentieren. Entscheidend ist, ob sich ein Zustand nachvollziehbar veraendert und ob diese Veraenderung im Referenzrahmen Mensch, Planet, Demokratie, SDGs, Agenda 2030 und SDG+ tragfaehig bewertet werden kann.</w:t>
-      </w:r>
-    </w:p>
-    <w:p>
-      <w:r>
-        <w:t>Ein Bericht behauptet, die Massnahme zu Wirkungsräume, Wirkungsempfänger, Stakeholder und Wirkpfade sei erfolgreich. Die WOE-Lesart fragt bei Quelltext und fachliche Grundlegung nach belastbaren Nachweisen: Managementroutine, Stakeholder-Rueckmeldung, Prozessdaten, Entscheidungsprotokoll und Lernschleife. Wenn diese Nachweise fehlen, bleibt die Aussage Wirkungspotenzial oder Kommunikationsbehauptung. Sie kann wichtig sein, aber sie ist noch keine belegte Wirkung.</w:t>
-      </w:r>
-    </w:p>
-    <w:p>
-      <w:r>
-        <w:t>Grenzen der Aussage. Wissenschaftliche Anschlussfaehigkeit entsteht hier durch Quellenklarheit. Bei Einstieg / Wirkungsfrage werden interne WOE-Begriffe nicht als Ersatz fuer Belege benutzt, sondern mit Grundlagenwerk, WOE-Referenz, Glossar, Werkzeuge, Journal und externe Fachquellen verbunden. Wo die Datenlage offen bleibt, wird das offengelegt. Wo eine Aussage nur plausibel ist, bleibt sie als Wirkungspotenzial markiert. Wo ein Schaden eine rote Linie beruehrt, greift Nichtkompensation vor Durchschnittslogik.</w:t>
-      </w:r>
-    </w:p>
-    <w:p>
-      <w:r>
-        <w:t>In einer kontroversen Entscheidung wirkt Einstieg / Wirkungsfrage als Pruefpunkt fuer Ambivalenz. Ein Nutzen fuer eine Gruppe kann mit Risiken fuer andere Wirkungsempfaenger einhergehen. Das Skript verlangt deshalb, positive und negative Zustandsveraenderungen getrennt zu fuehren, bevor von positiver Netto-Wirkung gesprochen wird.</w:t>
-      </w:r>
-    </w:p>
-    <w:p>
-      <w:r>
-        <w:t>Kontrollfrage. Welche Entscheidung waere falsch, wenn Einstieg / Wirkungsfrage in WM-V2 missverstanden wird? Die Antwort muss mindestens eine Daten- oder Quellenannahme, eine betroffene Gruppe oder Schutzdimension, eine moegliche Nebenwirkung und einen Rueckkopplungsschritt nennen. Richtig ist nicht die lauteste Bewertung, sondern diejenige, die Begriff, Beleg und Steuerungsfolge zusammenhaelt.</w:t>
-      </w:r>
-    </w:p>
-    <w:p>
-      <w:r>
-        <w:t>Rueckfluss. Fuer den WOE-Korpus bedeutet das: Begriffe aus Wirkungsräume, Wirkungsempfänger, Stakeholder und Wirkpfade sollten dort geschaerft werden, wo sie in Glossar, Werkzeugen, Journal oder Readern doppeldeutig bleiben. Offene Forschungsfragen werden nicht versteckt. Sie markieren die Stelle, an der spaetere Evidenz, ein besserer Datensatz oder eine praezisere Fallstudie die Bewertung veraendern kann.</w:t>
-      </w:r>
-    </w:p>
-    <w:p>
-      <w:pPr>
-        <w:pStyle w:val="Heading3"/>
-      </w:pPr>
-      <w:r>
-        <w:t>Schlussvertiefung 7: Wirkungsräume, Wirkungsempfänger, Stakeholder und Wirkpfade im Anwendungsfall</w:t>
-      </w:r>
-    </w:p>
-    <w:p>
-      <w:r>
-        <w:t>Die folgenden Abschnitte sind keine neue Pruefungsloesung. Sie verdichten die vorhandenen Kapitel zu einer Lesart, mit der Studierende einen Fall selbststaendig analysieren koennen. Im Mittelpunkt stehen Wirkpfade, Wirkungsempfaenger, Bewertung und Rueckkopplung, nicht moralische Personenbewertung.</w:t>
-      </w:r>
-    </w:p>
-    <w:p>
-      <w:r>
-        <w:t>Begriffliche Schlussklaerung. In Wirkungsmanagement wird Skript / Folien (Lernseite) erst steuerungsfaehig, wenn daraus eine Entscheidung folgt. Fuehrung, Strategie, Controlling, Einkauf, Kommunikation und Kultur muessen denselben Wirkungsbegriff verwenden. Ohne diese Rueckkopplung bleibt Reporting eine Beschreibung. Mit Rueckkopplung wird aus Bewertung eine veraenderte Routine: ein anderer Prozess, ein geaenderter Anreiz, eine bessere Datenpflicht, eine korrigierte Kommunikation oder eine neue Priorisierung.</w:t>
-      </w:r>
-    </w:p>
-    <w:p>
-      <w:r>
-        <w:t>Die typische Fehlstelle bei Wirkungsräume, Wirkungsempfänger, Stakeholder und Wirkpfade liegt darin, Absicht, Aktivitaet oder Reporting als Wirkung zu behandeln. Bei Skript / Folien (Lernseite) wird diese Fehlstelle konkret: Ein scheinbar plausibler Befund darf nicht zur Abkuerzung werden. Quellen, Systemgrenzen, Unsicherheit und Rueckkopplung bleiben sichtbar.</w:t>
-      </w:r>
-    </w:p>
-    <w:p>
-      <w:r>
-        <w:t>Wirkpfad und Empfaenger. Die Grenze gegen Scheingenauigkeit verlaeuft bei Transferaufgabe nicht zwischen Optimismus und Pessimismus. Sie verlaeuft zwischen offengelegter Unsicherheit und rhetorischer Sicherheit. Wer Wirkungsräume, Wirkungsempfänger, Stakeholder und Wirkpfade belastbar anwenden will, benennt Systemgrenze, Zeitraum, Vergleichspunkt und offene Gegenhypothese. Gerade dadurch bleibt das Skript anschlussfaehig fuer Forschung, Praxis und spaetere Revision.</w:t>
-      </w:r>
-    </w:p>
-    <w:p>
-      <w:r>
-        <w:t>Fuer die Pruefung ist Transferaufgabe dann verstanden, wenn daraus eine belastbare Fallantwort entsteht. Eine gute Antwort unterscheidet Beobachtung, Kausalannahme, Bewertung und Steuerungsfolge. Sie bewertet keine Menschen, sondern Wirkpfade, Zustandsveraenderungen, Risiken und institutionelle Bedingungen.</w:t>
-      </w:r>
-    </w:p>
-    <w:p>
-      <w:r>
-        <w:t>Daten, Quellen und Evidenz. Praxisbeispiel zeigt, warum Wirkungsräume, Wirkungsempfänger, Stakeholder und Wirkpfade mehr ist als ein Schlagwort im Feld Wirkpfade, Wirkungsempfaenger, Bewertung und Rueckkopplung. Die wirkungsoekonomische Frage lautet: Welche reale Veraenderung wird moeglich, welche bleibt nur Potenzial und wo entsteht ein Wirkungsrisiko? Diese Unterscheidung schuetzt vor Impact-Washing, weil sie Absicht, Aktivitaet, Reichweite und Wirkung auseinanderhaelt.</w:t>
-      </w:r>
-    </w:p>
-    <w:p>
-      <w:r>
-        <w:t>Eine Kommune, ein Unternehmen oder eine Bildungsorganisation will Wirkungsräume, Wirkungsempfänger, Stakeholder und Wirkpfade praktisch anwenden. Der erste Schritt ist nicht die Auswahl eines Instruments, sondern die Klaerung der Zustandsveraenderung. Bei Praxisbeispiel muss deshalb benannt werden, wer betroffen ist, welcher Zustand sich veraendert, welche Frist gilt und welche Gegenbeobachtung die Annahme widerlegen wuerde. Erst danach entsteht eine begruendete Entscheidung im Feld Strategie, Prozess, Budget, Verantwortlichkeit oder Kommunikationsregel.</w:t>
-      </w:r>
-    </w:p>
-    <w:p>
-      <w:r>
-        <w:t>Bewertung und rote Linien. In WM-V2 muss Wirkungsökonomische Vertiefung immer mit Empfaengern gelesen werden. Wirkung entsteht nicht beim Sender, sondern an veraenderten Zustaenden von Menschen, Oekosystemen, Institutionen, Oeffentlichkeit oder kuenftigen Handlungsspielraeumen. Darum reicht es nicht, interne Aktivitaeten zu dokumentieren. Entscheidend ist, ob sich ein Zustand nachvollziehbar veraendert und ob diese Veraenderung im Referenzrahmen Mensch, Planet, Demokratie, SDGs, Agenda 2030 und SDG+ tragfaehig bewertet werden kann.</w:t>
-      </w:r>
-    </w:p>
-    <w:p>
-      <w:r>
-        <w:t>Ein Bericht behauptet, die Massnahme zu Wirkungsräume, Wirkungsempfänger, Stakeholder und Wirkpfade sei erfolgreich. Die WOE-Lesart fragt bei Wirkungsökonomische Vertiefung nach belastbaren Nachweisen: Managementroutine, Stakeholder-Rueckmeldung, Prozessdaten, Entscheidungsprotokoll und Lernschleife. Wenn diese Nachweise fehlen, bleibt die Aussage Wirkungspotenzial oder Kommunikationsbehauptung. Sie kann wichtig sein, aber sie ist noch keine belegte Wirkung.</w:t>
-      </w:r>
-    </w:p>
-    <w:p>
-      <w:r>
-        <w:t>Kontrollfrage. Welche Entscheidung waere falsch, wenn Wirkungsökonomische Vertiefung in WM-V2 missverstanden wird? Die Antwort muss mindestens eine Daten- oder Quellenannahme, eine betroffene Gruppe oder Schutzdimension, eine moegliche Nebenwirkung und einen Rueckkopplungsschritt nennen. Richtig ist nicht die lauteste Bewertung, sondern diejenige, die Begriff, Beleg und Steuerungsfolge zusammenhaelt.</w:t>
+        <w:t>Vertiefungsrunde 6: Anschluss an Praxis und Forschung</w:t>
+      </w:r>
+    </w:p>
+    <w:p>
+      <w:r>
+        <w:t>Diese Runde wechselt den Blickwinkel, damit der Schlussblock nicht nur wiederholt, sondern Leseentscheidungen vorbereitet: Was ist belegt, was bleibt Potenzial, welche Nebenwirkung ist relevant und welche Steuerungsfolge wird daraus abgeleitet?</w:t>
+      </w:r>
+    </w:p>
+    <w:p>
+      <w:r>
+        <w:t>Rueckflussnotiz. Begriffliche Präzision zeigt, warum Wirkungsräume, Wirkungsempfänger, Stakeholder und Wirkpfade mehr ist als ein Schlagwort im Feld Wirkpfade, Wirkungsempfaenger, Bewertung und Rueckkopplung. Die wirkungsoekonomische Frage lautet: Welche reale Veraenderung wird moeglich, welche bleibt nur Potenzial und wo entsteht ein Wirkungsrisiko? Diese Unterscheidung schuetzt vor Impact-Washing, weil sie Absicht, Aktivitaet, Reichweite und Wirkung auseinanderhaelt.</w:t>
+      </w:r>
+    </w:p>
+    <w:p>
+      <w:r>
+        <w:t>Eine Kommune, ein Unternehmen oder eine Bildungsorganisation will Wirkungsräume, Wirkungsempfänger, Stakeholder und Wirkpfade praktisch anwenden. Der erste Schritt ist nicht die Auswahl eines Instruments, sondern die Klaerung der Zustandsveraenderung. Bei Begriffliche Präzision muss deshalb benannt werden, wer betroffen ist, welcher Zustand sich veraendert, welche Frist gilt und welche Gegenbeobachtung die Annahme widerlegen wuerde. Erst danach entsteht eine begruendete Entscheidung im Feld Strategie, Prozess, Budget, Verantwortlichkeit oder Kommunikationsregel.</w:t>
+      </w:r>
+    </w:p>
+    <w:p>
+      <w:r>
+        <w:t>Fallpruefung. Wenn eine Kommune eine bestehende Massnahme neu priorisieren will, beginnt die Analyse bei Empfaengern, Wirkraum, Zeitraum und Datenquelle. Bei Begriffliche Präzision muss dann geklaert werden, ob Ressourcen umgeschichtet, Daten nacherhoben oder Zielkonflikte offengelegt werden. Eine tragfaehige Antwort benennt mindestens eine Quelle, eine offene Unsicherheit, eine moegliche Gegenbeobachtung und die Entscheidung, die nach der Bewertung geaendert wird.</w:t>
+      </w:r>
+    </w:p>
+    <w:p>
+      <w:r>
+        <w:t>Pruefungsimpuls. In WM-V2 muss Wirkpfad immer mit Empfaengern gelesen werden. Wirkung entsteht nicht beim Sender, sondern an veraenderten Zustaenden von Menschen, Oekosystemen, Institutionen, Oeffentlichkeit oder kuenftigen Handlungsspielraeumen. Darum reicht es nicht, interne Aktivitaeten zu dokumentieren. Entscheidend ist, ob sich ein Zustand nachvollziehbar veraendert und ob diese Veraenderung im Referenzrahmen Mensch, Planet, Demokratie, SDGs, Agenda 2030 und SDG+ tragfaehig bewertet werden kann.</w:t>
+      </w:r>
+    </w:p>
+    <w:p>
+      <w:r>
+        <w:t>Ein Bericht behauptet, die Massnahme zu Wirkungsräume, Wirkungsempfänger, Stakeholder und Wirkpfade sei erfolgreich. Die WOE-Lesart fragt bei Wirkpfad nach belastbaren Nachweisen: Managementroutine, Stakeholder-Rueckmeldung, Prozessdaten, Entscheidungsprotokoll und Lernschleife. Wenn diese Nachweise fehlen, bleibt die Aussage Wirkungspotenzial oder Kommunikationsbehauptung. Sie kann wichtig sein, aber sie ist noch keine belegte Wirkung.</w:t>
+      </w:r>
+    </w:p>
+    <w:p>
+      <w:r>
+        <w:t>Fallpruefung. Wenn ein Unternehmen ein Produkt, einen Prozess oder eine Investition wirkungsbezogen bewerten will, beginnt die Analyse bei Empfaengern, Wirkraum, Zeitraum und Datenquelle. Bei Wirkpfad muss dann geklaert werden, welche Entscheidung nach der Bewertung tatsaechlich anders ausfaellt. Eine tragfaehige Antwort benennt mindestens eine Quelle, eine offene Unsicherheit, eine moegliche Gegenbeobachtung und die Entscheidung, die nach der Bewertung geaendert wird.</w:t>
+      </w:r>
+    </w:p>
+    <w:p>
+      <w:r>
+        <w:t>Fuer die Bewertung reicht kein Summenscore, der zentrale Schaeden mit bequemen Pluspunkten verrechnet. Nichtkompensation und Reverse Merit Order markieren, wo rote Linien, demokratische Grundbedingungen oder planetare Grenzen Vorrang vor Durchschnittslogik haben. So bleibt positive Netto-Wirkung eine anspruchsvolle Zielgroesse und wird nicht zur dekorativen Formel.</w:t>
+      </w:r>
+    </w:p>
+    <w:p>
+      <w:r>
+        <w:t>Begriffliche Sicherung. Wissenschaftliche Anschlussfaehigkeit entsteht hier durch Quellenklarheit. Bei Leitthese werden interne WOE-Begriffe nicht als Ersatz fuer Belege benutzt, sondern mit Grundlagenwerk, WOE-Referenz, Glossar, Werkzeuge, Journal und externe Fachquellen verbunden. Wo die Datenlage offen bleibt, wird das offengelegt. Wo eine Aussage nur plausibel ist, bleibt sie als Wirkungspotenzial markiert. Wo ein Schaden eine rote Linie beruehrt, greift Nichtkompensation vor Durchschnittslogik.</w:t>
+      </w:r>
+    </w:p>
+    <w:p>
+      <w:r>
+        <w:t>In einer kontroversen Entscheidung wirkt Leitthese als Pruefpunkt fuer Ambivalenz. Ein Nutzen fuer eine Gruppe kann mit Risiken fuer andere Wirkungsempfaenger einhergehen. Das Skript verlangt deshalb, positive und negative Zustandsveraenderungen getrennt zu fuehren, bevor von positiver Netto-Wirkung gesprochen wird.</w:t>
+      </w:r>
+    </w:p>
+    <w:p>
+      <w:r>
+        <w:t>Fallpruefung. Wenn eine Bildungs- oder Forschungseinrichtung eine Wirkungsaussage fuer Lernende und Praxispartner pruefbar machen will, beginnt die Analyse bei Empfaengern, Wirkraum, Zeitraum und Datenquelle. Bei Leitthese muss dann geklaert werden, welche Begriffe, Quellen und Grenzen im Material sichtbar bleiben muessen. Eine tragfaehige Antwort benennt mindestens eine Quelle, eine offene Unsicherheit, eine moegliche Gegenbeobachtung und die Entscheidung, die nach der Bewertung geaendert wird.</w:t>
+      </w:r>
+    </w:p>
+    <w:p>
+      <w:r>
+        <w:t>Der Rueckfluss in den WOE-Korpus liegt hier in klaren Begriffen, sauber verlinkten Quellen und benannten Forschungsfragen. Wo Glossar, Werkzeuge, Journal oder Reader noch doppeldeutig bleiben, sollte Wirkungsräume, Wirkungsempfänger, Stakeholder und Wirkpfade nicht als fertige Gewissheit auftreten, sondern als pruefbarer Lernstand mit Korrekturpfad.</w:t>
+      </w:r>
+    </w:p>
+    <w:p>
+      <w:r>
+        <w:t>Wirkpfadpruefung. In Wirkungsmanagement wird Didaktische Einordnung im Studiengang erst steuerungsfaehig, wenn daraus eine Entscheidung folgt. Fuehrung, Strategie, Controlling, Einkauf, Kommunikation und Kultur muessen denselben Wirkungsbegriff verwenden. Ohne diese Rueckkopplung bleibt Reporting eine Beschreibung. Mit Rueckkopplung wird aus Bewertung eine veraenderte Routine: ein anderer Prozess, ein geaenderter Anreiz, eine bessere Datenpflicht, eine korrigierte Kommunikation oder eine neue Priorisierung.</w:t>
+      </w:r>
+    </w:p>
+    <w:p>
+      <w:r>
+        <w:t>Die typische Fehlstelle bei Wirkungsräume, Wirkungsempfänger, Stakeholder und Wirkpfade liegt darin, Absicht, Aktivitaet oder Reporting als Wirkung zu behandeln. Bei Didaktische Einordnung im Studiengang wird diese Fehlstelle konkret: Ein scheinbar plausibler Befund darf nicht zur Abkuerzung werden. Quellen, Systemgrenzen, Unsicherheit und Rueckkopplung bleiben sichtbar.</w:t>
+      </w:r>
+    </w:p>
+    <w:p>
+      <w:r>
+        <w:t>Fallpruefung. Wenn eine Kommune eine bestehende Massnahme neu priorisieren will, beginnt die Analyse bei Empfaengern, Wirkraum, Zeitraum und Datenquelle. Bei Didaktische Einordnung im Studiengang muss dann geklaert werden, ob Ressourcen umgeschichtet, Daten nacherhoben oder Zielkonflikte offengelegt werden. Eine tragfaehige Antwort benennt mindestens eine Quelle, eine offene Unsicherheit, eine moegliche Gegenbeobachtung und die Entscheidung, die nach der Bewertung geaendert wird.</w:t>
+      </w:r>
+    </w:p>
+    <w:p>
+      <w:r>
+        <w:t>Evidenzfenster. Die Grenze gegen Scheingenauigkeit verlaeuft bei Analysemodell nicht zwischen Optimismus und Pessimismus. Sie verlaeuft zwischen offengelegter Unsicherheit und rhetorischer Sicherheit. Wer Wirkungsräume, Wirkungsempfänger, Stakeholder und Wirkpfade belastbar anwenden will, benennt Systemgrenze, Zeitraum, Vergleichspunkt und offene Gegenhypothese. Gerade dadurch bleibt das Skript anschlussfaehig fuer Forschung, Praxis und spaetere Revision.</w:t>
+      </w:r>
+    </w:p>
+    <w:p>
+      <w:r>
+        <w:t>Fuer die Pruefung ist Analysemodell dann verstanden, wenn daraus eine belastbare Fallantwort entsteht. Eine gute Antwort unterscheidet Beobachtung, Kausalannahme, Bewertung und Steuerungsfolge. Sie bewertet keine Menschen, sondern Wirkpfade, Zustandsveraenderungen, Risiken und institutionelle Bedingungen.</w:t>
+      </w:r>
+    </w:p>
+    <w:p>
+      <w:r>
+        <w:t>Fallpruefung. Wenn ein Unternehmen ein Produkt, einen Prozess oder eine Investition wirkungsbezogen bewerten will, beginnt die Analyse bei Empfaengern, Wirkraum, Zeitraum und Datenquelle. Bei Analysemodell muss dann geklaert werden, welche Entscheidung nach der Bewertung tatsaechlich anders ausfaellt. Eine tragfaehige Antwort benennt mindestens eine Quelle, eine offene Unsicherheit, eine moegliche Gegenbeobachtung und die Entscheidung, die nach der Bewertung geaendert wird.</w:t>
+      </w:r>
+    </w:p>
+    <w:p>
+      <w:r>
+        <w:t>Fuer die Bewertung reicht kein Summenscore, der zentrale Schaeden mit bequemen Pluspunkten verrechnet. Nichtkompensation und Reverse Merit Order markieren, wo rote Linien, demokratische Grundbedingungen oder planetare Grenzen Vorrang vor Durchschnittslogik haben. So bleibt positive Netto-Wirkung eine anspruchsvolle Zielgroesse und wird nicht zur dekorativen Formel.</w:t>
       </w:r>
     </w:p>
     <w:p>

--- a/docs/studienskripte/word-rohfassungen/wirkungsmanagement-v2.docx
+++ b/docs/studienskripte/word-rohfassungen/wirkungsmanagement-v2.docx
@@ -3312,7 +3312,7 @@
     </w:p>
     <w:p>
       <w:r>
-        <w:t>Begriffliche Sicherung. Einleitung / Wirkungsfrage zeigt, warum Wirkungsräume, Wirkungsempfänger, Stakeholder und Wirkpfade mehr ist als ein Schlagwort im Feld Wirkpfade, Wirkungsempfaenger, Bewertung und Rueckkopplung. Die wirkungsoekonomische Frage lautet: Welche reale Veraenderung wird moeglich, welche bleibt nur Potenzial und wo entsteht ein Wirkungsrisiko? Diese Unterscheidung schuetzt vor Impact-Washing, weil sie Absicht, Aktivitaet, Reichweite und Wirkung auseinanderhaelt.</w:t>
+        <w:t>Begriffliche Sicherung. Bei Einleitung / Wirkungsfrage wird Wirkungsräume, Wirkungsempfänger, Stakeholder und Wirkpfade als Arbeitsfrage im Feld Wirkpfade, Wirkungsempfaenger, Bewertung und Rueckkopplung lesbar. Die wirkungsoekonomische Frage lautet: Welche reale Veraenderung wird moeglich, welche bleibt nur Potenzial und wo entsteht ein Wirkungsrisiko? Diese Unterscheidung schuetzt vor Impact-Washing, weil sie Absicht, Aktivitaet, Reichweite und Wirkung auseinanderhaelt.</w:t>
       </w:r>
     </w:p>
     <w:p>
@@ -3402,7 +3402,7 @@
     </w:p>
     <w:p>
       <w:r>
-        <w:t>Transferhinweis. Transferaufgabe zeigt, warum Wirkungsräume, Wirkungsempfänger, Stakeholder und Wirkpfade mehr ist als ein Schlagwort im Feld Wirkpfade, Wirkungsempfaenger, Bewertung und Rueckkopplung. Die wirkungsoekonomische Frage lautet: Welche reale Veraenderung wird moeglich, welche bleibt nur Potenzial und wo entsteht ein Wirkungsrisiko? Diese Unterscheidung schuetzt vor Impact-Washing, weil sie Absicht, Aktivitaet, Reichweite und Wirkung auseinanderhaelt.</w:t>
+        <w:t>Transferhinweis. Bei Transferaufgabe wird Wirkungsräume, Wirkungsempfänger, Stakeholder und Wirkpfade als Arbeitsfrage im Feld Wirkpfade, Wirkungsempfaenger, Bewertung und Rueckkopplung lesbar. Die wirkungsoekonomische Frage lautet: Welche reale Veraenderung wird moeglich, welche bleibt nur Potenzial und wo entsteht ein Wirkungsrisiko? Diese Unterscheidung schuetzt vor Impact-Washing, weil sie Absicht, Aktivitaet, Reichweite und Wirkung auseinanderhaelt.</w:t>
       </w:r>
     </w:p>
     <w:p>
@@ -3505,7 +3505,7 @@
     </w:p>
     <w:p>
       <w:r>
-        <w:t>Evidenzfenster. Leitthese zeigt, warum Wirkungsräume, Wirkungsempfänger, Stakeholder und Wirkpfade mehr ist als ein Schlagwort im Feld Wirkpfade, Wirkungsempfaenger, Bewertung und Rueckkopplung. Die wirkungsoekonomische Frage lautet: Welche reale Veraenderung wird moeglich, welche bleibt nur Potenzial und wo entsteht ein Wirkungsrisiko? Diese Unterscheidung schuetzt vor Impact-Washing, weil sie Absicht, Aktivitaet, Reichweite und Wirkung auseinanderhaelt.</w:t>
+        <w:t>Evidenzfenster. Bei Leitthese wird Wirkungsräume, Wirkungsempfänger, Stakeholder und Wirkpfade als Arbeitsfrage im Feld Wirkpfade, Wirkungsempfaenger, Bewertung und Rueckkopplung lesbar. Die wirkungsoekonomische Frage lautet: Welche reale Veraenderung wird moeglich, welche bleibt nur Potenzial und wo entsteht ein Wirkungsrisiko? Diese Unterscheidung schuetzt vor Impact-Washing, weil sie Absicht, Aktivitaet, Reichweite und Wirkung auseinanderhaelt.</w:t>
       </w:r>
     </w:p>
     <w:p>
@@ -3613,7 +3613,7 @@
     </w:p>
     <w:p>
       <w:r>
-        <w:t>Pruefungsimpuls. Prüfungsnahe Fallfragen ohne geschützte Antwortlogik zeigt, warum Wirkungsräume, Wirkungsempfänger, Stakeholder und Wirkpfade mehr ist als ein Schlagwort im Feld Wirkpfade, Wirkungsempfaenger, Bewertung und Rueckkopplung. Die wirkungsoekonomische Frage lautet: Welche reale Veraenderung wird moeglich, welche bleibt nur Potenzial und wo entsteht ein Wirkungsrisiko? Diese Unterscheidung schuetzt vor Impact-Washing, weil sie Absicht, Aktivitaet, Reichweite und Wirkung auseinanderhaelt.</w:t>
+        <w:t>Pruefungsimpuls. Bei Prüfungsnahe Fallfragen ohne geschützte Antwortlogik wird Wirkungsräume, Wirkungsempfänger, Stakeholder und Wirkpfade als Arbeitsfrage im Feld Wirkpfade, Wirkungsempfaenger, Bewertung und Rueckkopplung lesbar. Die wirkungsoekonomische Frage lautet: Welche reale Veraenderung wird moeglich, welche bleibt nur Potenzial und wo entsteht ein Wirkungsrisiko? Diese Unterscheidung schuetzt vor Impact-Washing, weil sie Absicht, Aktivitaet, Reichweite und Wirkung auseinanderhaelt.</w:t>
       </w:r>
     </w:p>
     <w:p>
@@ -3716,7 +3716,7 @@
     </w:p>
     <w:p>
       <w:r>
-        <w:t>Steuerungsfolge. Wirkungsempfänger zeigt, warum Wirkungsräume, Wirkungsempfänger, Stakeholder und Wirkpfade mehr ist als ein Schlagwort im Feld Wirkpfade, Wirkungsempfaenger, Bewertung und Rueckkopplung. Die wirkungsoekonomische Frage lautet: Welche reale Veraenderung wird moeglich, welche bleibt nur Potenzial und wo entsteht ein Wirkungsrisiko? Diese Unterscheidung schuetzt vor Impact-Washing, weil sie Absicht, Aktivitaet, Reichweite und Wirkung auseinanderhaelt.</w:t>
+        <w:t>Steuerungsfolge. Bei Wirkungsempfänger wird Wirkungsräume, Wirkungsempfänger, Stakeholder und Wirkpfade als Arbeitsfrage im Feld Wirkpfade, Wirkungsempfaenger, Bewertung und Rueckkopplung lesbar. Die wirkungsoekonomische Frage lautet: Welche reale Veraenderung wird moeglich, welche bleibt nur Potenzial und wo entsteht ein Wirkungsrisiko? Diese Unterscheidung schuetzt vor Impact-Washing, weil sie Absicht, Aktivitaet, Reichweite und Wirkung auseinanderhaelt.</w:t>
       </w:r>
     </w:p>
     <w:p>
@@ -3819,7 +3819,7 @@
     </w:p>
     <w:p>
       <w:r>
-        <w:t>Wirkpfadpruefung. Einstieg / Wirkungsfrage zeigt, warum Wirkungsräume, Wirkungsempfänger, Stakeholder und Wirkpfade mehr ist als ein Schlagwort im Feld Wirkpfade, Wirkungsempfaenger, Bewertung und Rueckkopplung. Die wirkungsoekonomische Frage lautet: Welche reale Veraenderung wird moeglich, welche bleibt nur Potenzial und wo entsteht ein Wirkungsrisiko? Diese Unterscheidung schuetzt vor Impact-Washing, weil sie Absicht, Aktivitaet, Reichweite und Wirkung auseinanderhaelt.</w:t>
+        <w:t>Wirkpfadpruefung. Bei Einstieg / Wirkungsfrage wird Wirkungsräume, Wirkungsempfänger, Stakeholder und Wirkpfade als Arbeitsfrage im Feld Wirkpfade, Wirkungsempfaenger, Bewertung und Rueckkopplung lesbar. Die wirkungsoekonomische Frage lautet: Welche reale Veraenderung wird moeglich, welche bleibt nur Potenzial und wo entsteht ein Wirkungsrisiko? Diese Unterscheidung schuetzt vor Impact-Washing, weil sie Absicht, Aktivitaet, Reichweite und Wirkung auseinanderhaelt.</w:t>
       </w:r>
     </w:p>
     <w:p>
@@ -3927,7 +3927,7 @@
     </w:p>
     <w:p>
       <w:r>
-        <w:t>Rueckflussnotiz. Begriffliche Präzision zeigt, warum Wirkungsräume, Wirkungsempfänger, Stakeholder und Wirkpfade mehr ist als ein Schlagwort im Feld Wirkpfade, Wirkungsempfaenger, Bewertung und Rueckkopplung. Die wirkungsoekonomische Frage lautet: Welche reale Veraenderung wird moeglich, welche bleibt nur Potenzial und wo entsteht ein Wirkungsrisiko? Diese Unterscheidung schuetzt vor Impact-Washing, weil sie Absicht, Aktivitaet, Reichweite und Wirkung auseinanderhaelt.</w:t>
+        <w:t>Rueckflussnotiz. Bei Begriffliche Präzision wird Wirkungsräume, Wirkungsempfänger, Stakeholder und Wirkpfade als Arbeitsfrage im Feld Wirkpfade, Wirkungsempfaenger, Bewertung und Rueckkopplung lesbar. Die wirkungsoekonomische Frage lautet: Welche reale Veraenderung wird moeglich, welche bleibt nur Potenzial und wo entsteht ein Wirkungsrisiko? Diese Unterscheidung schuetzt vor Impact-Washing, weil sie Absicht, Aktivitaet, Reichweite und Wirkung auseinanderhaelt.</w:t>
       </w:r>
     </w:p>
     <w:p>

--- a/docs/studienskripte/word-rohfassungen/wirkungsmanagement-v2.docx
+++ b/docs/studienskripte/word-rohfassungen/wirkungsmanagement-v2.docx
@@ -16,20 +16,7 @@
     </w:p>
     <w:p>
       <w:r>
-        <w:rPr>
-          <w:i/>
-        </w:rPr>
-        <w:t>Rohfassung fuer Claude / CI-CD-Finalisierung</w:t>
-      </w:r>
-    </w:p>
-    <w:p>
-      <w:r>
-        <w:t>Quelle: /Users/hagen/Documents/New project/content/studienskripte/wirkungsmanagement-v2.md</w:t>
-      </w:r>
-    </w:p>
-    <w:p>
-      <w:r>
-        <w:t>Track: Wirkungsmanagement Kurscode: wirkungsmanagement Vorlesungscode: WM-V2 Modul/Abschnitt: WM Titel: Wirkungsräume, Wirkungsempfänger, Stakeholder und Wirkpfade Status: Studienskript V1 · fachlich finale Codex-Fassung, Claude-CI/CD-Satzfreigabe offen Quelle: woek-akademie-app/docs/lehrgaenge/wirkungsmanagement-v2-wirkungsempfaenger-wirkpfade.md Ablage: Markdown-Master in content/studienskripte/wirkungsmanagement-v2.md, Word-Rohfassung in docs/studienskripte/word-rohfassungen/wirkungsmanagement-v2.docx Wissensbasis: aktuelles Grundlagenwerk, Website-Korpus inklusive Journal, Akademie-Quelltexte, Glossar, interne Dossiers und externe Fachquellen</w:t>
+        <w:t>Track: Wirkungsmanagement Kurscode: wirkungsmanagement Vorlesungscode: WM-V2 Modul/Abschnitt: WM Titel: Wirkungsräume, Wirkungsempfänger, Stakeholder und Wirkpfade Status: Studienskript V1. Wissensbasis: aktuelles Grundlagenwerk, Website-Korpus inklusive Journal, Akademie-Quelltexte, Glossar, interne Dossiers und externe Fachquellen</w:t>
       </w:r>
     </w:p>
     <w:p>
@@ -99,11 +86,6 @@
       </w:r>
     </w:p>
     <w:p>
-      <w:r>
-        <w:t>Dieses Studienskript ist die fachlich finale Codex-V1-Fassung fuer den Akademie-Reader und die oeffentliche Bibliothek. Claude uebernimmt danach Satz, CI/CD, PDF/Reader-Freigabe und die abschliessende Lektoratsabnahme.</w:t>
-      </w:r>
-    </w:p>
-    <w:p>
       <w:pPr>
         <w:pStyle w:val="Heading2"/>
       </w:pPr>
@@ -144,7 +126,7 @@
     </w:p>
     <w:p>
       <w:r>
-        <w:t>Bevor man Wirkung steuern kann, muss man wissen: Auf wen oder was wirkt die Organisation überhaupt – und über welche Wege? Wer die Wirkungsempfänger nicht kennt, steuert blind.</w:t>
+        <w:t>Bevor man Wirkung steuern kann, muss man wissen: Auf wen oder was wirkt die Organisation überhaupt - und über welche Wege? Wer die Wirkungsempfänger nicht kennt, steuert blind.</w:t>
       </w:r>
     </w:p>
     <w:p>
@@ -197,27 +179,27 @@
     </w:p>
     <w:p>
       <w:r>
-        <w:t>Abschnitt A – Wirkungsräume. Jede Organisation wirkt in mehreren Räumen: Produkt, Lieferkette, Belegschaft, Umfeld, öffentlicher/gesellschaftlicher Raum. Wirkungsräume helfen zu ordnen, wo überall Wirkung entsteht.</w:t>
-      </w:r>
-    </w:p>
-    <w:p>
-      <w:r>
-        <w:t>Abschnitt B – Wirkungsempfänger vs. Stakeholder. Stakeholder sind Anspruchsgruppen (haben Interessen). Wirkungsempfänger sind diejenigen, bei denen tatsächlich Zustandsveränderung eintritt – auch wenn sie keine Stimme haben (z. B. künftige Generationen, Ökosysteme). Beide Perspektiven sind nötig; die WÖk betont die Wirkungsempfänger.</w:t>
-      </w:r>
-    </w:p>
-    <w:p>
-      <w:r>
-        <w:t>Abschnitt C – Wirkpfade. Ein Wirkpfad macht die Kette sichtbar: Aktivität → Mechanismus → Veränderung beim Empfänger. Er trennt sauber Wirkungspotenzial (Möglichkeit) von tatsächlicher Wirkung.</w:t>
-      </w:r>
-    </w:p>
-    <w:p>
-      <w:r>
-        <w:t>Abschnitt D – Vorsicht bei Sprache/Medien. Wo Wirkung schwer nachweisbar ist (Kommunikation, Kultur), spricht man vorsichtiger von Wirkungspotenzialen und Resonanzräumen.</w:t>
-      </w:r>
-    </w:p>
-    <w:p>
-      <w:r>
-        <w:t>Abschnitt E – Nutzen fürs Management. Wirkungsempfänger + Wirkpfade sind die Landkarte für alle folgenden Schritte: Ziele, Priorisierung, Risiken, Strategie.</w:t>
+        <w:t>Abschnitt A - Wirkungsräume. Jede Organisation wirkt in mehreren Räumen: Produkt, Lieferkette, Belegschaft, Umfeld, öffentlicher/gesellschaftlicher Raum. Wirkungsräume helfen zu ordnen, wo überall Wirkung entsteht.</w:t>
+      </w:r>
+    </w:p>
+    <w:p>
+      <w:r>
+        <w:t>Abschnitt B - Wirkungsempfänger vs. Stakeholder. Stakeholder sind Anspruchsgruppen (haben Interessen). Wirkungsempfänger sind diejenigen, bei denen tatsächlich Zustandsveränderung eintritt - auch wenn sie keine Stimme haben (z. B. künftige Generationen, Ökosysteme). Beide Perspektiven sind nötig; die WÖk betont die Wirkungsempfänger.</w:t>
+      </w:r>
+    </w:p>
+    <w:p>
+      <w:r>
+        <w:t>Abschnitt C - Wirkpfade. Ein Wirkpfad macht die Kette sichtbar: Aktivität → Mechanismus → Veränderung beim Empfänger. Er trennt sauber Wirkungspotenzial (Möglichkeit) von tatsächlicher Wirkung.</w:t>
+      </w:r>
+    </w:p>
+    <w:p>
+      <w:r>
+        <w:t>Abschnitt D - Vorsicht bei Sprache/Medien. Wo Wirkung schwer nachweisbar ist (Kommunikation, Kultur), spricht man vorsichtiger von Wirkungspotenzialen und Resonanzräumen.</w:t>
+      </w:r>
+    </w:p>
+    <w:p>
+      <w:r>
+        <w:t>Abschnitt E - Nutzen fürs Management. Wirkungsempfänger + Wirkpfade sind die Landkarte für alle folgenden Schritte: Ziele, Priorisierung, Risiken, Strategie.</w:t>
       </w:r>
     </w:p>
     <w:p>
@@ -235,7 +217,7 @@
     </w:p>
     <w:p>
       <w:r>
-        <w:t>Wirkungsempfänger sind das Zentrum. Stakeholder-Analysen fragen: „Wer hat Interesse/Einfluss?" Die Wirkungsökonomie fragt zusätzlich und vorrangig: „Bei wem tritt tatsächlich eine Veränderung ein?" – auch bei stimmlosen Empfängern wie Ökosystemen, Biodiversität oder künftigen Generationen. Wirkungsempfänger und Stakeholder überschneiden sich, sind aber nicht identisch. Für positive Netto-Wirkung zählt die Veränderung beim Empfänger.</w:t>
+        <w:t>Wirkungsempfänger sind das Zentrum. Stakeholder-Analysen fragen: „Wer hat Interesse/Einfluss?" Die Wirkungsökonomie fragt zusätzlich und vorrangig: „Bei wem tritt tatsächlich eine Veränderung ein?" - auch bei stimmlosen Empfängern wie Ökosystemen, Biodiversität oder künftigen Generationen. Wirkungsempfänger und Stakeholder überschneiden sich, sind aber nicht identisch. Für positive Netto-Wirkung zählt die Veränderung beim Empfänger.</w:t>
       </w:r>
     </w:p>
     <w:p>
@@ -377,7 +359,7 @@
           </w:tcPr>
           <w:p>
             <w:r>
-              <w:t>_(noch keine Seite – ggf. anlegen)_</w:t>
+              <w:t>_(noch keine Seite - ggf. anlegen)_</w:t>
             </w:r>
           </w:p>
         </w:tc>
@@ -507,7 +489,7 @@
         <w:pStyle w:val="ListBullet"/>
       </w:pPr>
       <w:r>
-        <w:t>A) Nichts B) Wirkungsempfänger sind, bei denen tatsächlich Veränderung eintritt – auch ohne Stimme C) Stakeholder haben nie Interesse D) Wirkungsempfänger sind immer Kunden</w:t>
+        <w:t>A) Nichts B) Wirkungsempfänger sind, bei denen tatsächlich Veränderung eintritt - auch ohne Stimme C) Stakeholder haben nie Interesse D) Wirkungsempfänger sind immer Kunden</w:t>
       </w:r>
     </w:p>
     <w:p>
@@ -643,7 +625,7 @@
     </w:p>
     <w:p>
       <w:r>
-        <w:t>2. Benenne je Raum 1–2 Wirkungsempfänger (auch stimmlose).</w:t>
+        <w:t>2. Benenne je Raum 1-2 Wirkungsempfänger (auch stimmlose).</w:t>
       </w:r>
     </w:p>
     <w:p>
@@ -670,11 +652,6 @@
       </w:pPr>
       <w:r>
         <w:t>V1-Finalisierung: Vertiefung, Anwendung und Evidenz</w:t>
-      </w:r>
-    </w:p>
-    <w:p>
-      <w:r>
-        <w:t>Dieses Studienskript ist die fachlich finale Codex-V1-Fassung fuer den Akademie-Reader und die oeffentliche Bibliothek. Claude uebernimmt danach Satz, CI/CD, PDF/Reader-Freigabe und die abschliessende Lektoratsabnahme.</w:t>
       </w:r>
     </w:p>
     <w:p>
@@ -1315,11 +1292,6 @@
       </w:r>
     </w:p>
     <w:p>
-      <w:r>
-        <w:t>Diese Finalisierung schliesst die Codex-Inhaltsproduktion fuer WM-V2. Offen bleibt nicht der fachliche Kern des Skripts, sondern der naechste Produktionsschritt: Claude setzt daraus die CI/CD-konforme Reader- und PDF-Fassung, prueft Satz, Umbrueche, Medienintegration und Lektorat und markiert erst danach die veroeffentlichte Fassung als freigegeben.</w:t>
-      </w:r>
-    </w:p>
-    <w:p>
       <w:pPr>
         <w:pStyle w:val="Heading2"/>
       </w:pPr>
@@ -1332,7 +1304,7 @@
         <w:pStyle w:val="ListBullet"/>
       </w:pPr>
       <w:r>
-        <w:t>source-assets/originals/WOeK_Begriffsleitfaden_fuehrend_v1.0.md – §5</w:t>
+        <w:t>source-assets/originals/WOeK_Begriffsleitfaden_fuehrend_v1.0.md - §5</w:t>
       </w:r>
     </w:p>
     <w:p>
@@ -1793,7 +1765,7 @@
         <w:pStyle w:val="ListBullet"/>
       </w:pPr>
       <w:r>
-        <w:t>A) Nichts B) Wirkungsempfänger sind, bei denen tatsächlich Veränderung eintritt – auch ohne Stimme C) Stakeholder haben nie Interesse D) Wirkungsempfänger sind immer Kunden</w:t>
+        <w:t>A) Nichts B) Wirkungsempfänger sind, bei denen tatsächlich Veränderung eintritt - auch ohne Stimme C) Stakeholder haben nie Interesse D) Wirkungsempfänger sind immer Kunden</w:t>
       </w:r>
     </w:p>
     <w:p>
@@ -2038,7 +2010,7 @@
           </w:tcPr>
           <w:p>
             <w:r>
-              <w:t>_(noch keine Seite – ggf. anlegen)_</w:t>
+              <w:t>_(noch keine Seite - ggf. anlegen)_</w:t>
             </w:r>
           </w:p>
         </w:tc>
@@ -2156,11 +2128,6 @@
       </w:pPr>
       <w:r>
         <w:t>7. Tiefenskript-Erweiterung Sprint 8</w:t>
-      </w:r>
-    </w:p>
-    <w:p>
-      <w:r>
-        <w:t>Status dieser Erweiterung: V1-finalisierte Codex-Erweiterung fuer Markdown-Master, Word-Rohfassung und Reader-Spiegel. Satz, Medienintegration, Lektorat und PDF-Freigabe bleiben der Claude-CI/CD-Lane vorbehalten.</w:t>
       </w:r>
     </w:p>
     <w:p>
@@ -3602,7 +3569,7 @@
         <w:pStyle w:val="ListBullet"/>
       </w:pPr>
       <w:r>
-        <w:t>woek-akademie-app/docs/lehrgaenge/wirkungsmanagement-v2-wirkungsempfaenger-wirkpfade.md — unmittelbarer Akademie-Quelltext dieser V1-Fassung.</w:t>
+        <w:t>woek-akademie-app/docs/lehrgaenge/wirkungsmanagement-v2-wirkungsempfaenger-wirkpfade.md - unmittelbarer Akademie-Quelltext dieser V1-Fassung.</w:t>
       </w:r>
     </w:p>
     <w:p>
@@ -3610,7 +3577,7 @@
         <w:pStyle w:val="ListBullet"/>
       </w:pPr>
       <w:r>
-        <w:t>assets/pdf/die-neue-ordnung-des-wohlstands.pdf und buch.html — aktuelles Grundlagenwerk.</w:t>
+        <w:t>assets/pdf/die-neue-ordnung-des-wohlstands.pdf und buch.html - aktuelles Grundlagenwerk.</w:t>
       </w:r>
     </w:p>
     <w:p>
@@ -3619,22 +3586,6 @@
       </w:pPr>
       <w:r>
         <w:t>Website-Korpus: Referenz, Wirkungsfelder, Werkzeuge, Glossar, Bibliothek und Journal.</w:t>
-      </w:r>
-    </w:p>
-    <w:p>
-      <w:pPr>
-        <w:pStyle w:val="ListBullet"/>
-      </w:pPr>
-      <w:r>
-        <w:t>docs/CODEX-HANDOFF-studienskripte.md — Produktionsstandard.</w:t>
-      </w:r>
-    </w:p>
-    <w:p>
-      <w:pPr>
-        <w:pStyle w:val="ListBullet"/>
-      </w:pPr>
-      <w:r>
-        <w:t>docs/CODEX-HANDOFF-pruefungen.md — geschützte Prüfungs- und Antwortlogik.</w:t>
       </w:r>
     </w:p>
     <w:p>
